--- a/engineering/downloads/svc.docx
+++ b/engineering/downloads/svc.docx
@@ -23966,7 +23966,7 @@
         <w:keepNext/>
         <w:outlineLvl w:val="0"/>
       </w:pPr>
-      <w:bookmarkStart w:id="71154" w:name="VC-001"/>
+      <w:bookmarkStart w:name="VC-001" w:id="71154"/>
       <w:r>
         <w:t xml:space="preserve">VC-001: Five-Phase Lifecycle</w:t>
       </w:r>
@@ -24408,7 +24408,7 @@
         <w:keepNext/>
         <w:outlineLvl w:val="0"/>
       </w:pPr>
-      <w:bookmarkStart w:id="71155" w:name="VC-002"/>
+      <w:bookmarkStart w:name="VC-002" w:id="71155"/>
       <w:r>
         <w:t xml:space="preserve">VC-002: Handler Registration</w:t>
       </w:r>
@@ -24878,7 +24878,7 @@
         <w:keepNext/>
         <w:outlineLvl w:val="0"/>
       </w:pPr>
-      <w:bookmarkStart w:id="71156" w:name="VC-003"/>
+      <w:bookmarkStart w:name="VC-003" w:id="71156"/>
       <w:r>
         <w:t xml:space="preserve">VC-003: Topological Ordering</w:t>
       </w:r>
@@ -25248,7 +25248,7 @@
         <w:keepNext/>
         <w:outlineLvl w:val="0"/>
       </w:pPr>
-      <w:bookmarkStart w:id="71157" w:name="VC-004"/>
+      <w:bookmarkStart w:name="VC-004" w:id="71157"/>
       <w:r>
         <w:t xml:space="preserve">VC-004: Phase Abort on Errors</w:t>
       </w:r>
@@ -25487,7 +25487,7 @@
         <w:keepNext/>
         <w:outlineLvl w:val="0"/>
       </w:pPr>
-      <w:bookmarkStart w:id="71158" w:name="VC-005"/>
+      <w:bookmarkStart w:name="VC-005" w:id="71158"/>
       <w:r>
         <w:t xml:space="preserve">VC-005: Batch Dispatch Across All Phases</w:t>
       </w:r>
@@ -25846,7 +25846,7 @@
         <w:keepNext/>
         <w:outlineLvl w:val="0"/>
       </w:pPr>
-      <w:bookmarkStart w:id="71159" w:name="VC-006"/>
+      <w:bookmarkStart w:name="VC-006" w:id="71159"/>
       <w:r>
         <w:t xml:space="preserve">VC-006: Context Propagation</w:t>
       </w:r>
@@ -26138,7 +26138,7 @@
         <w:keepNext/>
         <w:outlineLvl w:val="0"/>
       </w:pPr>
-      <w:bookmarkStart w:id="39577" w:name="VC-PIPE-007"/>
+      <w:bookmarkStart w:name="VC-PIPE-007" w:id="39577"/>
       <w:r>
         <w:t xml:space="preserve">VC-PIPE-007: Sourcepos Normalization</w:t>
       </w:r>
@@ -26505,7 +26505,7 @@
         <w:keepNext/>
         <w:outlineLvl w:val="0"/>
       </w:pPr>
-      <w:bookmarkStart w:id="39578" w:name="VC-PIPE-008"/>
+      <w:bookmarkStart w:name="VC-PIPE-008" w:id="39578"/>
       <w:r>
         <w:t xml:space="preserve">VC-PIPE-008: CommonSpec Input Parsing</w:t>
       </w:r>
@@ -27050,7 +27050,7 @@
         <w:keepNext/>
         <w:outlineLvl w:val="0"/>
       </w:pPr>
-      <w:bookmarkStart w:id="39579" w:name="VC-PIPE-009"/>
+      <w:bookmarkStart w:name="VC-PIPE-009" w:id="39579"/>
       <w:r>
         <w:t xml:space="preserve">VC-PIPE-009: Include File Expansion</w:t>
       </w:r>
@@ -27357,7 +27357,7 @@
         <w:keepNext/>
         <w:outlineLvl w:val="0"/>
       </w:pPr>
-      <w:bookmarkStart w:id="39601" w:name="VC-PIPE-010"/>
+      <w:bookmarkStart w:name="VC-PIPE-010" w:id="39601"/>
       <w:r>
         <w:t xml:space="preserve">VC-PIPE-010: PID Auto-Generation</w:t>
       </w:r>
@@ -27809,7 +27809,7 @@
         <w:keepNext/>
         <w:outlineLvl w:val="0"/>
       </w:pPr>
-      <w:bookmarkStart w:id="39602" w:name="VC-PIPE-011"/>
+      <w:bookmarkStart w:name="VC-PIPE-011" w:id="39602"/>
       <w:r>
         <w:t xml:space="preserve">VC-PIPE-011: Relation Type Inference</w:t>
       </w:r>
@@ -28216,7 +28216,7 @@
         <w:keepNext/>
         <w:outlineLvl w:val="0"/>
       </w:pPr>
-      <w:bookmarkStart w:id="39603" w:name="VC-PIPE-012"/>
+      <w:bookmarkStart w:name="VC-PIPE-012" w:id="39603"/>
       <w:r>
         <w:t xml:space="preserve">VC-PIPE-012: Prerequisite-Not-Found Diagnostic</w:t>
       </w:r>
@@ -28502,7 +28502,7 @@
         <w:keepNext/>
         <w:outlineLvl w:val="0"/>
       </w:pPr>
-      <w:bookmarkStart w:id="39604" w:name="VC-PIPE-013"/>
+      <w:bookmarkStart w:name="VC-PIPE-013" w:id="39604"/>
       <w:r>
         <w:t xml:space="preserve">VC-PIPE-013: Incremental Stale Relation Rebind</w:t>
       </w:r>
@@ -28823,7 +28823,7 @@
         <w:keepNext/>
         <w:outlineLvl w:val="0"/>
       </w:pPr>
-      <w:bookmarkStart w:id="39605" w:name="VC-PIPE-014"/>
+      <w:bookmarkStart w:name="VC-PIPE-014" w:id="39605"/>
       <w:r>
         <w:t xml:space="preserve">VC-PIPE-014: Incremental Cross-Document View Freshness</w:t>
       </w:r>
@@ -29113,7 +29113,7 @@
         <w:keepNext/>
         <w:outlineLvl w:val="0"/>
       </w:pPr>
-      <w:bookmarkStart w:id="71160" w:name="VC-007"/>
+      <w:bookmarkStart w:name="VC-007" w:id="71160"/>
       <w:r>
         <w:t xml:space="preserve">VC-007: SQLite Persistence</w:t>
       </w:r>
@@ -29369,7 +29369,7 @@
         <w:keepNext/>
         <w:outlineLvl w:val="0"/>
       </w:pPr>
-      <w:bookmarkStart w:id="71161" w:name="VC-008"/>
+      <w:bookmarkStart w:name="VC-008" w:id="71161"/>
       <w:r>
         <w:t xml:space="preserve">VC-008: EAV Attribute Model</w:t>
       </w:r>
@@ -29778,7 +29778,7 @@
         <w:keepNext/>
         <w:outlineLvl w:val="0"/>
       </w:pPr>
-      <w:bookmarkStart w:id="71162" w:name="VC-009"/>
+      <w:bookmarkStart w:name="VC-009" w:id="71162"/>
       <w:r>
         <w:t xml:space="preserve">VC-009: Build Cache</w:t>
       </w:r>
@@ -30034,7 +30034,7 @@
         <w:keepNext/>
         <w:outlineLvl w:val="0"/>
       </w:pPr>
-      <w:bookmarkStart w:id="71184" w:name="VC-010"/>
+      <w:bookmarkStart w:name="VC-010" w:id="71184"/>
       <w:r>
         <w:t xml:space="preserve">VC-010: Output Cache</w:t>
       </w:r>
@@ -30290,7 +30290,7 @@
         <w:keepNext/>
         <w:outlineLvl w:val="0"/>
       </w:pPr>
-      <w:bookmarkStart w:id="71185" w:name="VC-011"/>
+      <w:bookmarkStart w:name="VC-011" w:id="71185"/>
       <w:r>
         <w:t xml:space="preserve">VC-011: Incremental Rebuild</w:t>
       </w:r>
@@ -30541,7 +30541,7 @@
         <w:keepNext/>
         <w:outlineLvl w:val="0"/>
       </w:pPr>
-      <w:bookmarkStart w:id="71249" w:name="VC-033"/>
+      <w:bookmarkStart w:name="VC-033" w:id="71249"/>
       <w:r>
         <w:t xml:space="preserve">VC-033: EAV Pivot Views</w:t>
       </w:r>
@@ -30891,7 +30891,7 @@
         <w:keepNext/>
         <w:outlineLvl w:val="0"/>
       </w:pPr>
-      <w:bookmarkStart w:id="71186" w:name="VC-012"/>
+      <w:bookmarkStart w:name="VC-012" w:id="71186"/>
       <w:r>
         <w:t xml:space="preserve">VC-012: Specifications Container</w:t>
       </w:r>
@@ -31142,7 +31142,7 @@
         <w:keepNext/>
         <w:outlineLvl w:val="0"/>
       </w:pPr>
-      <w:bookmarkStart w:id="71187" w:name="VC-013"/>
+      <w:bookmarkStart w:name="VC-013" w:id="71187"/>
       <w:r>
         <w:t xml:space="preserve">VC-013: Spec Objects Container</w:t>
       </w:r>
@@ -31422,7 +31422,7 @@
         <w:keepNext/>
         <w:outlineLvl w:val="0"/>
       </w:pPr>
-      <w:bookmarkStart w:id="71188" w:name="VC-014"/>
+      <w:bookmarkStart w:name="VC-014" w:id="71188"/>
       <w:r>
         <w:t xml:space="preserve">VC-014: Spec Floats Container</w:t>
       </w:r>
@@ -31705,7 +31705,7 @@
         <w:keepNext/>
         <w:outlineLvl w:val="0"/>
       </w:pPr>
-      <w:bookmarkStart w:id="71189" w:name="VC-015"/>
+      <w:bookmarkStart w:name="VC-015" w:id="71189"/>
       <w:r>
         <w:t xml:space="preserve">VC-015: Spec Relations Container</w:t>
       </w:r>
@@ -32040,7 +32040,7 @@
         <w:keepNext/>
         <w:outlineLvl w:val="0"/>
       </w:pPr>
-      <w:bookmarkStart w:id="71190" w:name="VC-016"/>
+      <w:bookmarkStart w:name="VC-016" w:id="71190"/>
       <w:r>
         <w:t xml:space="preserve">VC-016: Spec Views Container</w:t>
       </w:r>
@@ -32381,7 +32381,7 @@
         <w:keepNext/>
         <w:outlineLvl w:val="0"/>
       </w:pPr>
-      <w:bookmarkStart w:id="71191" w:name="VC-017"/>
+      <w:bookmarkStart w:name="VC-017" w:id="71191"/>
       <w:r>
         <w:t xml:space="preserve">VC-017: Spec Attributes Container</w:t>
       </w:r>
@@ -32632,7 +32632,7 @@
         <w:keepNext/>
         <w:outlineLvl w:val="0"/>
       </w:pPr>
-      <w:bookmarkStart w:id="71192" w:name="VC-018"/>
+      <w:bookmarkStart w:name="VC-018" w:id="71192"/>
       <w:r>
         <w:t xml:space="preserve">VC-018: Type Validation</w:t>
       </w:r>
@@ -33066,7 +33066,7 @@
         <w:keepNext/>
         <w:outlineLvl w:val="0"/>
       </w:pPr>
-      <w:bookmarkStart w:id="67800" w:name="VC-INT-016"/>
+      <w:bookmarkStart w:name="VC-INT-016" w:id="67800"/>
       <w:r>
         <w:t xml:space="preserve">VC-INT-016: UTF-8 Label Slugification</w:t>
       </w:r>
@@ -33374,7 +33374,7 @@
         <w:keepNext/>
         <w:outlineLvl w:val="0"/>
       </w:pPr>
-      <w:bookmarkStart w:id="71193" w:name="VC-019"/>
+      <w:bookmarkStart w:name="VC-019" w:id="71193"/>
       <w:r>
         <w:t xml:space="preserve">VC-019: Model Type Loading</w:t>
       </w:r>
@@ -33601,7 +33601,7 @@
         <w:keepNext/>
         <w:outlineLvl w:val="0"/>
       </w:pPr>
-      <w:bookmarkStart w:id="71215" w:name="VC-020"/>
+      <w:bookmarkStart w:name="VC-020" w:id="71215"/>
       <w:r>
         <w:t xml:space="preserve">VC-020: Model Directory Structure</w:t>
       </w:r>
@@ -33852,7 +33852,7 @@
         <w:keepNext/>
         <w:outlineLvl w:val="0"/>
       </w:pPr>
-      <w:bookmarkStart w:id="71216" w:name="VC-021"/>
+      <w:bookmarkStart w:name="VC-021" w:id="71216"/>
       <w:r>
         <w:t xml:space="preserve">VC-021: Descriptor Registration</w:t>
       </w:r>
@@ -34115,7 +34115,7 @@
         <w:keepNext/>
         <w:outlineLvl w:val="0"/>
       </w:pPr>
-      <w:bookmarkStart w:id="71217" w:name="VC-022"/>
+      <w:bookmarkStart w:name="VC-022" w:id="71217"/>
       <w:r>
         <w:t xml:space="preserve">VC-022: Type Definition Schema</w:t>
       </w:r>
@@ -34352,7 +34352,7 @@
         <w:keepNext/>
         <w:outlineLvl w:val="0"/>
       </w:pPr>
-      <w:bookmarkStart w:id="71218" w:name="VC-023"/>
+      <w:bookmarkStart w:name="VC-023" w:id="71218"/>
       <w:r>
         <w:t xml:space="preserve">VC-023: Model Path Resolution</w:t>
       </w:r>
@@ -34591,7 +34591,7 @@
         <w:keepNext/>
         <w:outlineLvl w:val="0"/>
       </w:pPr>
-      <w:bookmarkStart w:id="71219" w:name="VC-024"/>
+      <w:bookmarkStart w:name="VC-024" w:id="71219"/>
       <w:r>
         <w:t xml:space="preserve">VC-024: External Renderer Registration</w:t>
       </w:r>
@@ -34985,7 +34985,7 @@
         <w:keepNext/>
         <w:outlineLvl w:val="0"/>
       </w:pPr>
-      <w:bookmarkStart w:id="71220" w:name="VC-025"/>
+      <w:bookmarkStart w:name="VC-025" w:id="71220"/>
       <w:r>
         <w:t xml:space="preserve">VC-025: Data View Generator Loading</w:t>
       </w:r>
@@ -35320,7 +35320,7 @@
         <w:keepNext/>
         <w:outlineLvl w:val="0"/>
       </w:pPr>
-      <w:bookmarkStart w:id="71221" w:name="VC-026"/>
+      <w:bookmarkStart w:name="VC-026" w:id="71221"/>
       <w:r>
         <w:t xml:space="preserve">VC-026: Hook Index</w:t>
       </w:r>
@@ -35587,7 +35587,7 @@
         <w:keepNext/>
         <w:outlineLvl w:val="0"/>
       </w:pPr>
-      <w:bookmarkStart w:id="44558" w:name="VC-EXT-009"/>
+      <w:bookmarkStart w:name="VC-EXT-009" w:id="44558"/>
       <w:r>
         <w:t xml:space="preserve">VC-EXT-009: Canonical Hook Context</w:t>
       </w:r>
@@ -35804,7 +35804,7 @@
         <w:keepNext/>
         <w:outlineLvl w:val="0"/>
       </w:pPr>
-      <w:bookmarkStart w:id="44580" w:name="VC-EXT-010"/>
+      <w:bookmarkStart w:name="VC-EXT-010" w:id="44580"/>
       <w:r>
         <w:t xml:space="preserve">VC-EXT-010: Model Manifest</w:t>
       </w:r>
@@ -36039,7 +36039,7 @@
         <w:keepNext/>
         <w:outlineLvl w:val="0"/>
       </w:pPr>
-      <w:bookmarkStart w:id="44581" w:name="VC-EXT-011"/>
+      <w:bookmarkStart w:name="VC-EXT-011" w:id="44581"/>
       <w:r>
         <w:t xml:space="preserve">VC-EXT-011: Descriptor and Hook Validation</w:t>
       </w:r>
@@ -36313,7 +36313,7 @@
         <w:keepNext/>
         <w:outlineLvl w:val="0"/>
       </w:pPr>
-      <w:bookmarkStart w:id="44582" w:name="VC-EXT-012"/>
+      <w:bookmarkStart w:name="VC-EXT-012" w:id="44582"/>
       <w:r>
         <w:t xml:space="preserve">VC-EXT-012: Analyze Query Descriptor</w:t>
       </w:r>
@@ -36584,7 +36584,7 @@
         <w:keepNext/>
         <w:outlineLvl w:val="0"/>
       </w:pPr>
-      <w:bookmarkStart w:id="44583" w:name="VC-EXT-013"/>
+      <w:bookmarkStart w:name="VC-EXT-013" w:id="44583"/>
       <w:r>
         <w:t xml:space="preserve">VC-EXT-013: PID Scheme Declaration</w:t>
       </w:r>
@@ -37039,7 +37039,7 @@
         <w:keepNext/>
         <w:outlineLvl w:val="0"/>
       </w:pPr>
-      <w:bookmarkStart w:id="44584" w:name="VC-EXT-014"/>
+      <w:bookmarkStart w:name="VC-EXT-014" w:id="44584"/>
       <w:r>
         <w:t xml:space="preserve">VC-EXT-014: Dangling Extends Target</w:t>
       </w:r>
@@ -37413,7 +37413,7 @@
         <w:keepNext/>
         <w:outlineLvl w:val="0"/>
       </w:pPr>
-      <w:bookmarkStart w:id="6697" w:name="VC-CFG-001"/>
+      <w:bookmarkStart w:name="VC-CFG-001" w:id="6697"/>
       <w:r>
         <w:t xml:space="preserve">VC-CFG-001: Manifest-Only Configuration</w:t>
       </w:r>
@@ -37655,7 +37655,7 @@
         <w:keepNext/>
         <w:outlineLvl w:val="0"/>
       </w:pPr>
-      <w:bookmarkStart w:id="71247" w:name="VC-031"/>
+      <w:bookmarkStart w:name="VC-031" w:id="71247"/>
       <w:r>
         <w:t xml:space="preserve">VC-031: Document Assembly</w:t>
       </w:r>
@@ -37935,7 +37935,7 @@
         <w:keepNext/>
         <w:outlineLvl w:val="0"/>
       </w:pPr>
-      <w:bookmarkStart w:id="71248" w:name="VC-032"/>
+      <w:bookmarkStart w:name="VC-032" w:id="71248"/>
       <w:r>
         <w:t xml:space="preserve">VC-032: Float Resolution</w:t>
       </w:r>
@@ -38260,7 +38260,7 @@
         <w:keepNext/>
         <w:outlineLvl w:val="0"/>
       </w:pPr>
-      <w:bookmarkStart w:id="71222" w:name="VC-027"/>
+      <w:bookmarkStart w:name="VC-027" w:id="71222"/>
       <w:r>
         <w:t xml:space="preserve">VC-027: Float Numbering</w:t>
       </w:r>
@@ -38564,7 +38564,7 @@
         <w:keepNext/>
         <w:outlineLvl w:val="0"/>
       </w:pPr>
-      <w:bookmarkStart w:id="71223" w:name="VC-028"/>
+      <w:bookmarkStart w:name="VC-028" w:id="71223"/>
       <w:r>
         <w:t xml:space="preserve">VC-028: Multi-Format Output</w:t>
       </w:r>
@@ -38815,7 +38815,7 @@
         <w:keepNext/>
         <w:outlineLvl w:val="0"/>
       </w:pPr>
-      <w:bookmarkStart w:id="71224" w:name="VC-029"/>
+      <w:bookmarkStart w:name="VC-029" w:id="71224"/>
       <w:r>
         <w:t xml:space="preserve">VC-029: DOCX Generation</w:t>
       </w:r>
@@ -39157,7 +39157,7 @@
         <w:keepNext/>
         <w:outlineLvl w:val="0"/>
       </w:pPr>
-      <w:bookmarkStart w:id="71246" w:name="VC-030"/>
+      <w:bookmarkStart w:name="VC-030" w:id="71246"/>
       <w:r>
         <w:t xml:space="preserve">VC-030: HTML5 Generation</w:t>
       </w:r>
@@ -39408,7 +39408,7 @@
         <w:keepNext/>
         <w:outlineLvl w:val="0"/>
       </w:pPr>
-      <w:bookmarkStart w:id="93907" w:name="VC-OUT-001"/>
+      <w:bookmarkStart w:name="VC-OUT-001" w:id="93907"/>
       <w:r>
         <w:t xml:space="preserve">VC-OUT-001: Document Assembly</w:t>
       </w:r>
@@ -39706,7 +39706,7 @@
         <w:keepNext/>
         <w:outlineLvl w:val="0"/>
       </w:pPr>
-      <w:bookmarkStart w:id="93910" w:name="VC-OUT-004"/>
+      <w:bookmarkStart w:name="VC-OUT-004" w:id="93910"/>
       <w:r>
         <w:t xml:space="preserve">VC-OUT-004: Render Decoration</w:t>
       </w:r>
@@ -39974,7 +39974,7 @@
         <w:keepNext/>
         <w:outlineLvl w:val="0"/>
       </w:pPr>
-      <w:bookmarkStart w:id="93911" w:name="VC-OUT-005"/>
+      <w:bookmarkStart w:name="VC-OUT-005" w:id="93911"/>
       <w:r>
         <w:t xml:space="preserve">VC-OUT-005: Spec Object Render Handler</w:t>
       </w:r>
@@ -40213,7 +40213,7 @@
         <w:keepNext/>
         <w:outlineLvl w:val="0"/>
       </w:pPr>
-      <w:bookmarkStart w:id="93913" w:name="VC-OUT-007"/>
+      <w:bookmarkStart w:name="VC-OUT-007" w:id="93913"/>
       <w:r>
         <w:t xml:space="preserve">VC-OUT-007: Full-Text Search Indexing</w:t>
       </w:r>
@@ -40588,7 +40588,7 @@
         <w:keepNext/>
         <w:outlineLvl w:val="0"/>
       </w:pPr>
-      <w:bookmarkStart w:id="93914" w:name="VC-OUT-008"/>
+      <w:bookmarkStart w:name="VC-OUT-008" w:id="93914"/>
       <w:r>
         <w:t xml:space="preserve">VC-OUT-008: Heading Hierarchy Well-formedness</w:t>
       </w:r>
@@ -40948,7 +40948,7 @@
         <w:keepNext/>
         <w:outlineLvl w:val="0"/>
       </w:pPr>
-      <w:bookmarkStart w:id="93915" w:name="VC-OUT-009"/>
+      <w:bookmarkStart w:name="VC-OUT-009" w:id="93915"/>
       <w:r>
         <w:t xml:space="preserve">VC-OUT-009: Section Scope Termination</w:t>
       </w:r>
@@ -41350,7 +41350,7 @@
         <w:keepNext/>
         <w:outlineLvl w:val="0"/>
       </w:pPr>
-      <w:bookmarkStart w:id="93937" w:name="VC-OUT-010"/>
+      <w:bookmarkStart w:name="VC-OUT-010" w:id="93937"/>
       <w:r>
         <w:t xml:space="preserve">VC-OUT-010: Cross-Format Heading Consistency</w:t>
       </w:r>
@@ -41596,7 +41596,7 @@
         <w:keepNext/>
         <w:outlineLvl w:val="0"/>
       </w:pPr>
-      <w:bookmarkStart w:id="93938" w:name="VC-OUT-011"/>
+      <w:bookmarkStart w:name="VC-OUT-011" w:id="93938"/>
       <w:r>
         <w:t xml:space="preserve">VC-OUT-011: Include Heading Level Shift</w:t>
       </w:r>
@@ -42282,7 +42282,7 @@
         <w:keepNext/>
         <w:outlineLvl w:val="0"/>
       </w:pPr>
-      <w:bookmarkStart w:id="93939" w:name="VC-OUT-012"/>
+      <w:bookmarkStart w:name="VC-OUT-012" w:id="93939"/>
       <w:r>
         <w:t xml:space="preserve">VC-OUT-012: Structural Level Anchoring</w:t>
       </w:r>
@@ -42789,7 +42789,7 @@
         <w:keepNext/>
         <w:outlineLvl w:val="0"/>
       </w:pPr>
-      <w:bookmarkStart w:id="34784" w:name="VC-AUDIT-001"/>
+      <w:bookmarkStart w:name="VC-AUDIT-001" w:id="34784"/>
       <w:r>
         <w:t xml:space="preserve">VC-AUDIT-001: Content-Addressed Hashing</w:t>
       </w:r>
@@ -43097,7 +43097,7 @@
         <w:keepNext/>
         <w:outlineLvl w:val="0"/>
       </w:pPr>
-      <w:bookmarkStart w:id="34785" w:name="VC-AUDIT-002"/>
+      <w:bookmarkStart w:name="VC-AUDIT-002" w:id="34785"/>
       <w:r>
         <w:t xml:space="preserve">VC-AUDIT-002: Include Dependency Tracking</w:t>
       </w:r>
@@ -43381,7 +43381,7 @@
         <w:keepNext/>
         <w:outlineLvl w:val="0"/>
       </w:pPr>
-      <w:bookmarkStart w:id="34786" w:name="VC-AUDIT-003"/>
+      <w:bookmarkStart w:name="VC-AUDIT-003" w:id="34786"/>
       <w:r>
         <w:t xml:space="preserve">VC-AUDIT-003: Structured Diagnostic Reporting</w:t>
       </w:r>
@@ -43695,7 +43695,7 @@
         <w:keepNext/>
         <w:outlineLvl w:val="0"/>
       </w:pPr>
-      <w:bookmarkStart w:id="34787" w:name="VC-AUDIT-004"/>
+      <w:bookmarkStart w:name="VC-AUDIT-004" w:id="34787"/>
       <w:r>
         <w:t xml:space="preserve">VC-AUDIT-004: Structured Logging</w:t>
       </w:r>
@@ -43982,7 +43982,7 @@
         <w:keepNext/>
         <w:outlineLvl w:val="0"/>
       </w:pPr>
-      <w:bookmarkStart w:id="34788" w:name="VC-AUDIT-005"/>
+      <w:bookmarkStart w:name="VC-AUDIT-005" w:id="34788"/>
       <w:r>
         <w:t xml:space="preserve">VC-AUDIT-005: Build Reproducibility</w:t>
       </w:r>
@@ -44278,7 +44278,7 @@
         <w:keepNext/>
         <w:outlineLvl w:val="0"/>
       </w:pPr>
-      <w:bookmarkStart w:id="30380" w:name="TR-002-01"/>
+      <w:bookmarkStart w:name="TR-002-01" w:id="30380"/>
       <w:r>
         <w:t xml:space="preserve">TR-002-01: 002 01 Handler Registration</w:t>
       </w:r>
@@ -44301,7 +44301,7 @@
         <w:pStyle w:val="Definition"/>
       </w:pPr>
       <w:r>
-        <w:t xml:space="preserve">64</w:t>
+        <w:t xml:space="preserve">58</w:t>
       </w:r>
     </w:p>
     <w:p>
@@ -44341,7 +44341,7 @@
         <w:pStyle w:val="Definition"/>
       </w:pPr>
       <w:r>
-        <w:t xml:space="preserve">2026-10-05</w:t>
+        <w:t xml:space="preserve">2026-10-06</w:t>
       </w:r>
     </w:p>
     <w:p>
@@ -44415,7 +44415,7 @@
         <w:keepNext/>
         <w:outlineLvl w:val="0"/>
       </w:pPr>
-      <w:bookmarkStart w:id="49544" w:name="TR-006-01"/>
+      <w:bookmarkStart w:name="TR-006-01" w:id="49544"/>
       <w:r>
         <w:t xml:space="preserve">TR-006-01: 006 01 Context Propagation</w:t>
       </w:r>
@@ -44438,7 +44438,7 @@
         <w:pStyle w:val="Definition"/>
       </w:pPr>
       <w:r>
-        <w:t xml:space="preserve">27</w:t>
+        <w:t xml:space="preserve">25</w:t>
       </w:r>
     </w:p>
     <w:p>
@@ -44478,7 +44478,7 @@
         <w:pStyle w:val="Definition"/>
       </w:pPr>
       <w:r>
-        <w:t xml:space="preserve">2026-10-05</w:t>
+        <w:t xml:space="preserve">2026-10-06</w:t>
       </w:r>
     </w:p>
     <w:p>
@@ -44552,7 +44552,7 @@
         <w:keepNext/>
         <w:outlineLvl w:val="0"/>
       </w:pPr>
-      <w:bookmarkStart w:id="14632" w:name="TR-PIPE-007-01"/>
+      <w:bookmarkStart w:name="TR-PIPE-007-01" w:id="14632"/>
       <w:r>
         <w:t xml:space="preserve">TR-PIPE-007-01: Pipe 007 01 Sourcepos Compat</w:t>
       </w:r>
@@ -44575,7 +44575,7 @@
         <w:pStyle w:val="Definition"/>
       </w:pPr>
       <w:r>
-        <w:t xml:space="preserve">38</w:t>
+        <w:t xml:space="preserve">34</w:t>
       </w:r>
     </w:p>
     <w:p>
@@ -44615,7 +44615,7 @@
         <w:pStyle w:val="Definition"/>
       </w:pPr>
       <w:r>
-        <w:t xml:space="preserve">2026-10-05</w:t>
+        <w:t xml:space="preserve">2026-10-06</w:t>
       </w:r>
     </w:p>
     <w:p>
@@ -44689,7 +44689,7 @@
         <w:keepNext/>
         <w:outlineLvl w:val="0"/>
       </w:pPr>
-      <w:bookmarkStart w:id="89198" w:name="TR-PIPE-012-01"/>
+      <w:bookmarkStart w:name="TR-PIPE-012-01" w:id="89198"/>
       <w:r>
         <w:t xml:space="preserve">TR-PIPE-012-01: Pipe 012 01 Prereq Not Found</w:t>
       </w:r>
@@ -44712,7 +44712,7 @@
         <w:pStyle w:val="Definition"/>
       </w:pPr>
       <w:r>
-        <w:t xml:space="preserve">30</w:t>
+        <w:t xml:space="preserve">28</w:t>
       </w:r>
     </w:p>
     <w:p>
@@ -44752,7 +44752,7 @@
         <w:pStyle w:val="Definition"/>
       </w:pPr>
       <w:r>
-        <w:t xml:space="preserve">2026-10-05</w:t>
+        <w:t xml:space="preserve">2026-10-06</w:t>
       </w:r>
     </w:p>
     <w:p>
@@ -44826,7 +44826,7 @@
         <w:keepNext/>
         <w:outlineLvl w:val="0"/>
       </w:pPr>
-      <w:bookmarkStart w:id="18989" w:name="TR-PIPE-013-01"/>
+      <w:bookmarkStart w:name="TR-PIPE-013-01" w:id="18989"/>
       <w:r>
         <w:t xml:space="preserve">TR-PIPE-013-01: Pipe 013 01 Stale Relation Rebind</w:t>
       </w:r>
@@ -44849,7 +44849,7 @@
         <w:pStyle w:val="Definition"/>
       </w:pPr>
       <w:r>
-        <w:t xml:space="preserve">155</w:t>
+        <w:t xml:space="preserve">144</w:t>
       </w:r>
     </w:p>
     <w:p>
@@ -44889,7 +44889,7 @@
         <w:pStyle w:val="Definition"/>
       </w:pPr>
       <w:r>
-        <w:t xml:space="preserve">2026-10-05</w:t>
+        <w:t xml:space="preserve">2026-10-06</w:t>
       </w:r>
     </w:p>
     <w:p>
@@ -44963,7 +44963,7 @@
         <w:keepNext/>
         <w:outlineLvl w:val="0"/>
       </w:pPr>
-      <w:bookmarkStart w:id="48780" w:name="TR-PIPE-014-01"/>
+      <w:bookmarkStart w:name="TR-PIPE-014-01" w:id="48780"/>
       <w:r>
         <w:t xml:space="preserve">TR-PIPE-014-01: Pipe 014 01 Stale View Cross Doc</w:t>
       </w:r>
@@ -44986,7 +44986,7 @@
         <w:pStyle w:val="Definition"/>
       </w:pPr>
       <w:r>
-        <w:t xml:space="preserve">195</w:t>
+        <w:t xml:space="preserve">180</w:t>
       </w:r>
     </w:p>
     <w:p>
@@ -45026,7 +45026,7 @@
         <w:pStyle w:val="Definition"/>
       </w:pPr>
       <w:r>
-        <w:t xml:space="preserve">2026-10-05</w:t>
+        <w:t xml:space="preserve">2026-10-06</w:t>
       </w:r>
     </w:p>
     <w:p>
@@ -45100,7 +45100,7 @@
         <w:keepNext/>
         <w:outlineLvl w:val="0"/>
       </w:pPr>
-      <w:bookmarkStart w:id="48781" w:name="TR-PIPE-014-02"/>
+      <w:bookmarkStart w:name="TR-PIPE-014-02" w:id="48781"/>
       <w:r>
         <w:t xml:space="preserve">TR-PIPE-014-02: Pipe 014 02 Stale Allocation View</w:t>
       </w:r>
@@ -45123,7 +45123,7 @@
         <w:pStyle w:val="Definition"/>
       </w:pPr>
       <w:r>
-        <w:t xml:space="preserve">177</w:t>
+        <w:t xml:space="preserve">167</w:t>
       </w:r>
     </w:p>
     <w:p>
@@ -45163,7 +45163,7 @@
         <w:pStyle w:val="Definition"/>
       </w:pPr>
       <w:r>
-        <w:t xml:space="preserve">2026-10-05</w:t>
+        <w:t xml:space="preserve">2026-10-06</w:t>
       </w:r>
     </w:p>
     <w:p>
@@ -45237,7 +45237,7 @@
         <w:keepNext/>
         <w:outlineLvl w:val="0"/>
       </w:pPr>
-      <w:bookmarkStart w:id="79335" w:name="TR-007-01"/>
+      <w:bookmarkStart w:name="TR-007-01" w:id="79335"/>
       <w:r>
         <w:t xml:space="preserve">TR-007-01: 007 01 Db Persistence</w:t>
       </w:r>
@@ -45260,7 +45260,7 @@
         <w:pStyle w:val="Definition"/>
       </w:pPr>
       <w:r>
-        <w:t xml:space="preserve">93</w:t>
+        <w:t xml:space="preserve">84</w:t>
       </w:r>
     </w:p>
     <w:p>
@@ -45300,7 +45300,7 @@
         <w:pStyle w:val="Definition"/>
       </w:pPr>
       <w:r>
-        <w:t xml:space="preserve">2026-10-05</w:t>
+        <w:t xml:space="preserve">2026-10-06</w:t>
       </w:r>
     </w:p>
     <w:p>
@@ -45374,7 +45374,7 @@
         <w:keepNext/>
         <w:outlineLvl w:val="0"/>
       </w:pPr>
-      <w:bookmarkStart w:id="9126" w:name="TR-008-01"/>
+      <w:bookmarkStart w:name="TR-008-01" w:id="9126"/>
       <w:r>
         <w:t xml:space="preserve">TR-008-01: 008 01 Cast Datatype Matrix</w:t>
       </w:r>
@@ -45397,7 +45397,7 @@
         <w:pStyle w:val="Definition"/>
       </w:pPr>
       <w:r>
-        <w:t xml:space="preserve">67</w:t>
+        <w:t xml:space="preserve">61</w:t>
       </w:r>
     </w:p>
     <w:p>
@@ -45437,7 +45437,7 @@
         <w:pStyle w:val="Definition"/>
       </w:pPr>
       <w:r>
-        <w:t xml:space="preserve">2026-10-05</w:t>
+        <w:t xml:space="preserve">2026-10-06</w:t>
       </w:r>
     </w:p>
     <w:p>
@@ -45511,7 +45511,7 @@
         <w:keepNext/>
         <w:outlineLvl w:val="0"/>
       </w:pPr>
-      <w:bookmarkStart w:id="9127" w:name="TR-008-02"/>
+      <w:bookmarkStart w:name="TR-008-02" w:id="9127"/>
       <w:r>
         <w:t xml:space="preserve">TR-008-02: 008 02 Cast Negative</w:t>
       </w:r>
@@ -45534,7 +45534,7 @@
         <w:pStyle w:val="Definition"/>
       </w:pPr>
       <w:r>
-        <w:t xml:space="preserve">62</w:t>
+        <w:t xml:space="preserve">56</w:t>
       </w:r>
     </w:p>
     <w:p>
@@ -45574,7 +45574,7 @@
         <w:pStyle w:val="Definition"/>
       </w:pPr>
       <w:r>
-        <w:t xml:space="preserve">2026-10-05</w:t>
+        <w:t xml:space="preserve">2026-10-06</w:t>
       </w:r>
     </w:p>
     <w:p>
@@ -45648,7 +45648,7 @@
         <w:keepNext/>
         <w:outlineLvl w:val="0"/>
       </w:pPr>
-      <w:bookmarkStart w:id="38917" w:name="TR-009-01"/>
+      <w:bookmarkStart w:name="TR-009-01" w:id="38917"/>
       <w:r>
         <w:t xml:space="preserve">TR-009-01: 009 01 Incremental Cache</w:t>
       </w:r>
@@ -45671,7 +45671,7 @@
         <w:pStyle w:val="Definition"/>
       </w:pPr>
       <w:r>
-        <w:t xml:space="preserve">236</w:t>
+        <w:t xml:space="preserve">228</w:t>
       </w:r>
     </w:p>
     <w:p>
@@ -45711,7 +45711,7 @@
         <w:pStyle w:val="Definition"/>
       </w:pPr>
       <w:r>
-        <w:t xml:space="preserve">2026-10-05</w:t>
+        <w:t xml:space="preserve">2026-10-06</w:t>
       </w:r>
     </w:p>
     <w:p>
@@ -45785,7 +45785,7 @@
         <w:keepNext/>
         <w:outlineLvl w:val="0"/>
       </w:pPr>
-      <w:bookmarkStart w:id="94319" w:name="TR-010-01"/>
+      <w:bookmarkStart w:name="TR-010-01" w:id="94319"/>
       <w:r>
         <w:t xml:space="preserve">TR-010-01: 010 01 Incremental Multi Emit</w:t>
       </w:r>
@@ -45808,7 +45808,7 @@
         <w:pStyle w:val="Definition"/>
       </w:pPr>
       <w:r>
-        <w:t xml:space="preserve">595</w:t>
+        <w:t xml:space="preserve">549</w:t>
       </w:r>
     </w:p>
     <w:p>
@@ -45848,7 +45848,7 @@
         <w:pStyle w:val="Definition"/>
       </w:pPr>
       <w:r>
-        <w:t xml:space="preserve">2026-10-05</w:t>
+        <w:t xml:space="preserve">2026-10-06</w:t>
       </w:r>
     </w:p>
     <w:p>
@@ -45922,7 +45922,7 @@
         <w:keepNext/>
         <w:outlineLvl w:val="0"/>
       </w:pPr>
-      <w:bookmarkStart w:id="30734" w:name="TR-033-01"/>
+      <w:bookmarkStart w:name="TR-033-01" w:id="30734"/>
       <w:r>
         <w:t xml:space="preserve">TR-033-01: 033 01 Eav Views</w:t>
       </w:r>
@@ -45945,7 +45945,7 @@
         <w:pStyle w:val="Definition"/>
       </w:pPr>
       <w:r>
-        <w:t xml:space="preserve">133</w:t>
+        <w:t xml:space="preserve">117</w:t>
       </w:r>
     </w:p>
     <w:p>
@@ -45985,7 +45985,7 @@
         <w:pStyle w:val="Definition"/>
       </w:pPr>
       <w:r>
-        <w:t xml:space="preserve">2026-10-05</w:t>
+        <w:t xml:space="preserve">2026-10-06</w:t>
       </w:r>
     </w:p>
     <w:p>
@@ -46059,7 +46059,7 @@
         <w:keepNext/>
         <w:outlineLvl w:val="0"/>
       </w:pPr>
-      <w:bookmarkStart w:id="83692" w:name="TR-013-01"/>
+      <w:bookmarkStart w:name="TR-013-01" w:id="83692"/>
       <w:r>
         <w:t xml:space="preserve">TR-013-01: 013 01 Document Walker</w:t>
       </w:r>
@@ -46082,7 +46082,7 @@
         <w:pStyle w:val="Definition"/>
       </w:pPr>
       <w:r>
-        <w:t xml:space="preserve">67</w:t>
+        <w:t xml:space="preserve">60</w:t>
       </w:r>
     </w:p>
     <w:p>
@@ -46122,7 +46122,7 @@
         <w:pStyle w:val="Definition"/>
       </w:pPr>
       <w:r>
-        <w:t xml:space="preserve">2026-10-05</w:t>
+        <w:t xml:space="preserve">2026-10-06</w:t>
       </w:r>
     </w:p>
     <w:p>
@@ -46196,7 +46196,7 @@
         <w:keepNext/>
         <w:outlineLvl w:val="0"/>
       </w:pPr>
-      <w:bookmarkStart w:id="83693" w:name="TR-013-02"/>
+      <w:bookmarkStart w:name="TR-013-02" w:id="83693"/>
       <w:r>
         <w:t xml:space="preserve">TR-013-02: 013 02 Syntax Parsing</w:t>
       </w:r>
@@ -46219,7 +46219,7 @@
         <w:pStyle w:val="Definition"/>
       </w:pPr>
       <w:r>
-        <w:t xml:space="preserve">98</w:t>
+        <w:t xml:space="preserve">83</w:t>
       </w:r>
     </w:p>
     <w:p>
@@ -46259,7 +46259,7 @@
         <w:pStyle w:val="Definition"/>
       </w:pPr>
       <w:r>
-        <w:t xml:space="preserve">2026-10-05</w:t>
+        <w:t xml:space="preserve">2026-10-06</w:t>
       </w:r>
     </w:p>
     <w:p>
@@ -46333,7 +46333,7 @@
         <w:keepNext/>
         <w:outlineLvl w:val="0"/>
       </w:pPr>
-      <w:bookmarkStart w:id="83694" w:name="TR-013-03"/>
+      <w:bookmarkStart w:name="TR-013-03" w:id="83694"/>
       <w:r>
         <w:t xml:space="preserve">TR-013-03: 013 03 Blockquote Disambiguation</w:t>
       </w:r>
@@ -46356,7 +46356,7 @@
         <w:pStyle w:val="Definition"/>
       </w:pPr>
       <w:r>
-        <w:t xml:space="preserve">39</w:t>
+        <w:t xml:space="preserve">33</w:t>
       </w:r>
     </w:p>
     <w:p>
@@ -46396,7 +46396,7 @@
         <w:pStyle w:val="Definition"/>
       </w:pPr>
       <w:r>
-        <w:t xml:space="preserve">2026-10-05</w:t>
+        <w:t xml:space="preserve">2026-10-06</w:t>
       </w:r>
     </w:p>
     <w:p>
@@ -46470,7 +46470,7 @@
         <w:keepNext/>
         <w:outlineLvl w:val="0"/>
       </w:pPr>
-      <w:bookmarkStart w:id="13483" w:name="TR-014-01"/>
+      <w:bookmarkStart w:name="TR-014-01" w:id="13483"/>
       <w:r>
         <w:t xml:space="preserve">TR-014-01: 014 01 Float Syntax</w:t>
       </w:r>
@@ -46493,7 +46493,7 @@
         <w:pStyle w:val="Definition"/>
       </w:pPr>
       <w:r>
-        <w:t xml:space="preserve">81</w:t>
+        <w:t xml:space="preserve">73</w:t>
       </w:r>
     </w:p>
     <w:p>
@@ -46533,7 +46533,7 @@
         <w:pStyle w:val="Definition"/>
       </w:pPr>
       <w:r>
-        <w:t xml:space="preserve">2026-10-05</w:t>
+        <w:t xml:space="preserve">2026-10-06</w:t>
       </w:r>
     </w:p>
     <w:p>
@@ -46607,7 +46607,7 @@
         <w:keepNext/>
         <w:outlineLvl w:val="0"/>
       </w:pPr>
-      <w:bookmarkStart w:id="13484" w:name="TR-014-02"/>
+      <w:bookmarkStart w:name="TR-014-02" w:id="13484"/>
       <w:r>
         <w:t xml:space="preserve">TR-014-02: 014 02 Float Tables</w:t>
       </w:r>
@@ -46630,7 +46630,7 @@
         <w:pStyle w:val="Definition"/>
       </w:pPr>
       <w:r>
-        <w:t xml:space="preserve">53</w:t>
+        <w:t xml:space="preserve">46</w:t>
       </w:r>
     </w:p>
     <w:p>
@@ -46670,7 +46670,7 @@
         <w:pStyle w:val="Definition"/>
       </w:pPr>
       <w:r>
-        <w:t xml:space="preserve">2026-10-05</w:t>
+        <w:t xml:space="preserve">2026-10-06</w:t>
       </w:r>
     </w:p>
     <w:p>
@@ -46744,7 +46744,7 @@
         <w:keepNext/>
         <w:outlineLvl w:val="0"/>
       </w:pPr>
-      <w:bookmarkStart w:id="13485" w:name="TR-014-03"/>
+      <w:bookmarkStart w:name="TR-014-03" w:id="13485"/>
       <w:r>
         <w:t xml:space="preserve">TR-014-03: 014 03 Float Figures</w:t>
       </w:r>
@@ -46767,7 +46767,7 @@
         <w:pStyle w:val="Definition"/>
       </w:pPr>
       <w:r>
-        <w:t xml:space="preserve">46</w:t>
+        <w:t xml:space="preserve">30</w:t>
       </w:r>
     </w:p>
     <w:p>
@@ -46807,7 +46807,7 @@
         <w:pStyle w:val="Definition"/>
       </w:pPr>
       <w:r>
-        <w:t xml:space="preserve">2026-10-05</w:t>
+        <w:t xml:space="preserve">2026-10-06</w:t>
       </w:r>
     </w:p>
     <w:p>
@@ -46881,7 +46881,7 @@
         <w:keepNext/>
         <w:outlineLvl w:val="0"/>
       </w:pPr>
-      <w:bookmarkStart w:id="13486" w:name="TR-014-04"/>
+      <w:bookmarkStart w:name="TR-014-04" w:id="13486"/>
       <w:r>
         <w:t xml:space="preserve">TR-014-04: 014 04 Float Base</w:t>
       </w:r>
@@ -46904,7 +46904,7 @@
         <w:pStyle w:val="Definition"/>
       </w:pPr>
       <w:r>
-        <w:t xml:space="preserve">36</w:t>
+        <w:t xml:space="preserve">32</w:t>
       </w:r>
     </w:p>
     <w:p>
@@ -46944,7 +46944,7 @@
         <w:pStyle w:val="Definition"/>
       </w:pPr>
       <w:r>
-        <w:t xml:space="preserve">2026-10-05</w:t>
+        <w:t xml:space="preserve">2026-10-06</w:t>
       </w:r>
     </w:p>
     <w:p>
@@ -47018,7 +47018,7 @@
         <w:keepNext/>
         <w:outlineLvl w:val="0"/>
       </w:pPr>
-      <w:bookmarkStart w:id="13487" w:name="TR-014-05"/>
+      <w:bookmarkStart w:name="TR-014-05" w:id="13487"/>
       <w:r>
         <w:t xml:space="preserve">TR-014-05: 014 05 Spec Floats</w:t>
       </w:r>
@@ -47041,7 +47041,7 @@
         <w:pStyle w:val="Definition"/>
       </w:pPr>
       <w:r>
-        <w:t xml:space="preserve">35</w:t>
+        <w:t xml:space="preserve">30</w:t>
       </w:r>
     </w:p>
     <w:p>
@@ -47081,7 +47081,7 @@
         <w:pStyle w:val="Definition"/>
       </w:pPr>
       <w:r>
-        <w:t xml:space="preserve">2026-10-05</w:t>
+        <w:t xml:space="preserve">2026-10-06</w:t>
       </w:r>
     </w:p>
     <w:p>
@@ -47155,7 +47155,7 @@
         <w:keepNext/>
         <w:outlineLvl w:val="0"/>
       </w:pPr>
-      <w:bookmarkStart w:id="13488" w:name="TR-014-06"/>
+      <w:bookmarkStart w:name="TR-014-06" w:id="13488"/>
       <w:r>
         <w:t xml:space="preserve">TR-014-06: 014 06 Float Utilities</w:t>
       </w:r>
@@ -47178,7 +47178,7 @@
         <w:pStyle w:val="Definition"/>
       </w:pPr>
       <w:r>
-        <w:t xml:space="preserve">50</w:t>
+        <w:t xml:space="preserve">42</w:t>
       </w:r>
     </w:p>
     <w:p>
@@ -47218,7 +47218,7 @@
         <w:pStyle w:val="Definition"/>
       </w:pPr>
       <w:r>
-        <w:t xml:space="preserve">2026-10-05</w:t>
+        <w:t xml:space="preserve">2026-10-06</w:t>
       </w:r>
     </w:p>
     <w:p>
@@ -47292,7 +47292,7 @@
         <w:keepNext/>
         <w:outlineLvl w:val="0"/>
       </w:pPr>
-      <w:bookmarkStart w:id="13489" w:name="TR-014-07"/>
+      <w:bookmarkStart w:name="TR-014-07" w:id="13489"/>
       <w:r>
         <w:t xml:space="preserve">TR-014-07: 014 07 Emit Float</w:t>
       </w:r>
@@ -47315,7 +47315,7 @@
         <w:pStyle w:val="Definition"/>
       </w:pPr>
       <w:r>
-        <w:t xml:space="preserve">38</w:t>
+        <w:t xml:space="preserve">35</w:t>
       </w:r>
     </w:p>
     <w:p>
@@ -47355,7 +47355,7 @@
         <w:pStyle w:val="Definition"/>
       </w:pPr>
       <w:r>
-        <w:t xml:space="preserve">2026-10-05</w:t>
+        <w:t xml:space="preserve">2026-10-06</w:t>
       </w:r>
     </w:p>
     <w:p>
@@ -47429,7 +47429,7 @@
         <w:keepNext/>
         <w:outlineLvl w:val="0"/>
       </w:pPr>
-      <w:bookmarkStart w:id="13490" w:name="TR-014-08"/>
+      <w:bookmarkStart w:name="TR-014-08" w:id="13490"/>
       <w:r>
         <w:t xml:space="preserve">TR-014-08: 014 08 Logger Paths</w:t>
       </w:r>
@@ -47452,7 +47452,7 @@
         <w:pStyle w:val="Definition"/>
       </w:pPr>
       <w:r>
-        <w:t xml:space="preserve">29</w:t>
+        <w:t xml:space="preserve">27</w:t>
       </w:r>
     </w:p>
     <w:p>
@@ -47492,7 +47492,7 @@
         <w:pStyle w:val="Definition"/>
       </w:pPr>
       <w:r>
-        <w:t xml:space="preserve">2026-10-05</w:t>
+        <w:t xml:space="preserve">2026-10-06</w:t>
       </w:r>
     </w:p>
     <w:p>
@@ -47566,7 +47566,7 @@
         <w:keepNext/>
         <w:outlineLvl w:val="0"/>
       </w:pPr>
-      <w:bookmarkStart w:id="13491" w:name="TR-014-09"/>
+      <w:bookmarkStart w:name="TR-014-09" w:id="13491"/>
       <w:r>
         <w:t xml:space="preserve">TR-014-09: 014 09 Figure Copy</w:t>
       </w:r>
@@ -47589,7 +47589,7 @@
         <w:pStyle w:val="Definition"/>
       </w:pPr>
       <w:r>
-        <w:t xml:space="preserve">31</w:t>
+        <w:t xml:space="preserve">38</w:t>
       </w:r>
     </w:p>
     <w:p>
@@ -47629,7 +47629,7 @@
         <w:pStyle w:val="Definition"/>
       </w:pPr>
       <w:r>
-        <w:t xml:space="preserve">2026-10-05</w:t>
+        <w:t xml:space="preserve">2026-10-06</w:t>
       </w:r>
     </w:p>
     <w:p>
@@ -47703,7 +47703,7 @@
         <w:keepNext/>
         <w:outlineLvl w:val="0"/>
       </w:pPr>
-      <w:bookmarkStart w:id="13513" w:name="TR-014-10"/>
+      <w:bookmarkStart w:name="TR-014-10" w:id="13513"/>
       <w:r>
         <w:t xml:space="preserve">TR-014-10: 014 10 Figure Include From File</w:t>
       </w:r>
@@ -47726,7 +47726,7 @@
         <w:pStyle w:val="Definition"/>
       </w:pPr>
       <w:r>
-        <w:t xml:space="preserve">38</w:t>
+        <w:t xml:space="preserve">33</w:t>
       </w:r>
     </w:p>
     <w:p>
@@ -47766,7 +47766,7 @@
         <w:pStyle w:val="Definition"/>
       </w:pPr>
       <w:r>
-        <w:t xml:space="preserve">2026-10-05</w:t>
+        <w:t xml:space="preserve">2026-10-06</w:t>
       </w:r>
     </w:p>
     <w:p>
@@ -47840,7 +47840,7 @@
         <w:keepNext/>
         <w:outlineLvl w:val="0"/>
       </w:pPr>
-      <w:bookmarkStart w:id="43274" w:name="TR-015-01"/>
+      <w:bookmarkStart w:name="TR-015-01" w:id="43274"/>
       <w:r>
         <w:t xml:space="preserve">TR-015-01: 015 01 Relation Resolver</w:t>
       </w:r>
@@ -47863,7 +47863,7 @@
         <w:pStyle w:val="Definition"/>
       </w:pPr>
       <w:r>
-        <w:t xml:space="preserve">53</w:t>
+        <w:t xml:space="preserve">51</w:t>
       </w:r>
     </w:p>
     <w:p>
@@ -47903,7 +47903,7 @@
         <w:pStyle w:val="Definition"/>
       </w:pPr>
       <w:r>
-        <w:t xml:space="preserve">2026-10-05</w:t>
+        <w:t xml:space="preserve">2026-10-06</w:t>
       </w:r>
     </w:p>
     <w:p>
@@ -47977,7 +47977,7 @@
         <w:keepNext/>
         <w:outlineLvl w:val="0"/>
       </w:pPr>
-      <w:bookmarkStart w:id="43275" w:name="TR-015-02"/>
+      <w:bookmarkStart w:name="TR-015-02" w:id="43275"/>
       <w:r>
         <w:t xml:space="preserve">TR-015-02: 015 02 Relation Edges</w:t>
       </w:r>
@@ -48000,7 +48000,7 @@
         <w:pStyle w:val="Definition"/>
       </w:pPr>
       <w:r>
-        <w:t xml:space="preserve">47</w:t>
+        <w:t xml:space="preserve">42</w:t>
       </w:r>
     </w:p>
     <w:p>
@@ -48040,7 +48040,7 @@
         <w:pStyle w:val="Definition"/>
       </w:pPr>
       <w:r>
-        <w:t xml:space="preserve">2026-10-05</w:t>
+        <w:t xml:space="preserve">2026-10-06</w:t>
       </w:r>
     </w:p>
     <w:p>
@@ -48114,7 +48114,7 @@
         <w:keepNext/>
         <w:outlineLvl w:val="0"/>
       </w:pPr>
-      <w:bookmarkStart w:id="43276" w:name="TR-015-03"/>
+      <w:bookmarkStart w:name="TR-015-03" w:id="43276"/>
       <w:r>
         <w:t xml:space="preserve">TR-015-03: 015 03 Links</w:t>
       </w:r>
@@ -48137,7 +48137,7 @@
         <w:pStyle w:val="Definition"/>
       </w:pPr>
       <w:r>
-        <w:t xml:space="preserve">89</w:t>
+        <w:t xml:space="preserve">77</w:t>
       </w:r>
     </w:p>
     <w:p>
@@ -48177,7 +48177,7 @@
         <w:pStyle w:val="Definition"/>
       </w:pPr>
       <w:r>
-        <w:t xml:space="preserve">2026-10-05</w:t>
+        <w:t xml:space="preserve">2026-10-06</w:t>
       </w:r>
     </w:p>
     <w:p>
@@ -48251,7 +48251,7 @@
         <w:keepNext/>
         <w:outlineLvl w:val="0"/>
       </w:pPr>
-      <w:bookmarkStart w:id="43277" w:name="TR-015-04"/>
+      <w:bookmarkStart w:name="TR-015-04" w:id="43277"/>
       <w:r>
         <w:t xml:space="preserve">TR-015-04: 015 04 Xref</w:t>
       </w:r>
@@ -48274,7 +48274,7 @@
         <w:pStyle w:val="Definition"/>
       </w:pPr>
       <w:r>
-        <w:t xml:space="preserve">48</w:t>
+        <w:t xml:space="preserve">40</w:t>
       </w:r>
     </w:p>
     <w:p>
@@ -48314,7 +48314,7 @@
         <w:pStyle w:val="Definition"/>
       </w:pPr>
       <w:r>
-        <w:t xml:space="preserve">2026-10-05</w:t>
+        <w:t xml:space="preserve">2026-10-06</w:t>
       </w:r>
     </w:p>
     <w:p>
@@ -48388,7 +48388,7 @@
         <w:keepNext/>
         <w:outlineLvl w:val="0"/>
       </w:pPr>
-      <w:bookmarkStart w:id="43278" w:name="TR-015-05"/>
+      <w:bookmarkStart w:name="TR-015-05" w:id="43278"/>
       <w:r>
         <w:t xml:space="preserve">TR-015-05: 015 05 Citations</w:t>
       </w:r>
@@ -48411,7 +48411,7 @@
         <w:pStyle w:val="Definition"/>
       </w:pPr>
       <w:r>
-        <w:t xml:space="preserve">41</w:t>
+        <w:t xml:space="preserve">34</w:t>
       </w:r>
     </w:p>
     <w:p>
@@ -48451,7 +48451,7 @@
         <w:pStyle w:val="Definition"/>
       </w:pPr>
       <w:r>
-        <w:t xml:space="preserve">2026-10-05</w:t>
+        <w:t xml:space="preserve">2026-10-06</w:t>
       </w:r>
     </w:p>
     <w:p>
@@ -48525,7 +48525,7 @@
         <w:keepNext/>
         <w:outlineLvl w:val="0"/>
       </w:pPr>
-      <w:bookmarkStart w:id="43279" w:name="TR-015-06"/>
+      <w:bookmarkStart w:name="TR-015-06" w:id="43279"/>
       <w:r>
         <w:t xml:space="preserve">TR-015-06: 015 06 Scoped Resolution</w:t>
       </w:r>
@@ -48548,7 +48548,7 @@
         <w:pStyle w:val="Definition"/>
       </w:pPr>
       <w:r>
-        <w:t xml:space="preserve">42</w:t>
+        <w:t xml:space="preserve">35</w:t>
       </w:r>
     </w:p>
     <w:p>
@@ -48588,7 +48588,7 @@
         <w:pStyle w:val="Definition"/>
       </w:pPr>
       <w:r>
-        <w:t xml:space="preserve">2026-10-05</w:t>
+        <w:t xml:space="preserve">2026-10-06</w:t>
       </w:r>
     </w:p>
     <w:p>
@@ -48662,7 +48662,7 @@
         <w:keepNext/>
         <w:outlineLvl w:val="0"/>
       </w:pPr>
-      <w:bookmarkStart w:id="43280" w:name="TR-015-07"/>
+      <w:bookmarkStart w:name="TR-015-07" w:id="43280"/>
       <w:r>
         <w:t xml:space="preserve">TR-015-07: 015 07 Attribute Scope Prefixes</w:t>
       </w:r>
@@ -48685,7 +48685,7 @@
         <w:pStyle w:val="Definition"/>
       </w:pPr>
       <w:r>
-        <w:t xml:space="preserve">57</w:t>
+        <w:t xml:space="preserve">50</w:t>
       </w:r>
     </w:p>
     <w:p>
@@ -48725,7 +48725,7 @@
         <w:pStyle w:val="Definition"/>
       </w:pPr>
       <w:r>
-        <w:t xml:space="preserve">2026-10-05</w:t>
+        <w:t xml:space="preserve">2026-10-06</w:t>
       </w:r>
     </w:p>
     <w:p>
@@ -48799,7 +48799,7 @@
         <w:keepNext/>
         <w:outlineLvl w:val="0"/>
       </w:pPr>
-      <w:bookmarkStart w:id="43281" w:name="TR-015-08"/>
+      <w:bookmarkStart w:name="TR-015-08" w:id="43281"/>
       <w:r>
         <w:t xml:space="preserve">TR-015-08: 015 08 Scoped Label Resolution</w:t>
       </w:r>
@@ -48822,7 +48822,7 @@
         <w:pStyle w:val="Definition"/>
       </w:pPr>
       <w:r>
-        <w:t xml:space="preserve">53</w:t>
+        <w:t xml:space="preserve">46</w:t>
       </w:r>
     </w:p>
     <w:p>
@@ -48862,7 +48862,7 @@
         <w:pStyle w:val="Definition"/>
       </w:pPr>
       <w:r>
-        <w:t xml:space="preserve">2026-10-05</w:t>
+        <w:t xml:space="preserve">2026-10-06</w:t>
       </w:r>
     </w:p>
     <w:p>
@@ -48936,7 +48936,7 @@
         <w:keepNext/>
         <w:outlineLvl w:val="0"/>
       </w:pPr>
-      <w:bookmarkStart w:id="43282" w:name="TR-015-09"/>
+      <w:bookmarkStart w:name="TR-015-09" w:id="43282"/>
       <w:r>
         <w:t xml:space="preserve">TR-015-09: 015 09 Section Xrefs</w:t>
       </w:r>
@@ -48959,7 +48959,7 @@
         <w:pStyle w:val="Definition"/>
       </w:pPr>
       <w:r>
-        <w:t xml:space="preserve">43</w:t>
+        <w:t xml:space="preserve">35</w:t>
       </w:r>
     </w:p>
     <w:p>
@@ -48999,7 +48999,7 @@
         <w:pStyle w:val="Definition"/>
       </w:pPr>
       <w:r>
-        <w:t xml:space="preserve">2026-10-05</w:t>
+        <w:t xml:space="preserve">2026-10-06</w:t>
       </w:r>
     </w:p>
     <w:p>
@@ -49073,7 +49073,7 @@
         <w:keepNext/>
         <w:outlineLvl w:val="0"/>
       </w:pPr>
-      <w:bookmarkStart w:id="43304" w:name="TR-015-10"/>
+      <w:bookmarkStart w:name="TR-015-10" w:id="43304"/>
       <w:r>
         <w:t xml:space="preserve">TR-015-10: 015 10 Type Inference</w:t>
       </w:r>
@@ -49096,7 +49096,7 @@
         <w:pStyle w:val="Definition"/>
       </w:pPr>
       <w:r>
-        <w:t xml:space="preserve">67</w:t>
+        <w:t xml:space="preserve">58</w:t>
       </w:r>
     </w:p>
     <w:p>
@@ -49136,7 +49136,7 @@
         <w:pStyle w:val="Definition"/>
       </w:pPr>
       <w:r>
-        <w:t xml:space="preserve">2026-10-05</w:t>
+        <w:t xml:space="preserve">2026-10-06</w:t>
       </w:r>
     </w:p>
     <w:p>
@@ -49210,7 +49210,7 @@
         <w:keepNext/>
         <w:outlineLvl w:val="0"/>
       </w:pPr>
-      <w:bookmarkStart w:id="73065" w:name="TR-016-01"/>
+      <w:bookmarkStart w:name="TR-016-01" w:id="73065"/>
       <w:r>
         <w:t xml:space="preserve">TR-016-01: 016 01 View Render</w:t>
       </w:r>
@@ -49233,7 +49233,7 @@
         <w:pStyle w:val="Definition"/>
       </w:pPr>
       <w:r>
-        <w:t xml:space="preserve">36</w:t>
+        <w:t xml:space="preserve">32</w:t>
       </w:r>
     </w:p>
     <w:p>
@@ -49273,7 +49273,7 @@
         <w:pStyle w:val="Definition"/>
       </w:pPr>
       <w:r>
-        <w:t xml:space="preserve">2026-10-05</w:t>
+        <w:t xml:space="preserve">2026-10-06</w:t>
       </w:r>
     </w:p>
     <w:p>
@@ -49347,7 +49347,7 @@
         <w:keepNext/>
         <w:outlineLvl w:val="0"/>
       </w:pPr>
-      <w:bookmarkStart w:id="73066" w:name="TR-016-02"/>
+      <w:bookmarkStart w:name="TR-016-02" w:id="73066"/>
       <w:r>
         <w:t xml:space="preserve">TR-016-02: 016 02 View Utils</w:t>
       </w:r>
@@ -49370,7 +49370,7 @@
         <w:pStyle w:val="Definition"/>
       </w:pPr>
       <w:r>
-        <w:t xml:space="preserve">35</w:t>
+        <w:t xml:space="preserve">30</w:t>
       </w:r>
     </w:p>
     <w:p>
@@ -49410,7 +49410,7 @@
         <w:pStyle w:val="Definition"/>
       </w:pPr>
       <w:r>
-        <w:t xml:space="preserve">2026-10-05</w:t>
+        <w:t xml:space="preserve">2026-10-06</w:t>
       </w:r>
     </w:p>
     <w:p>
@@ -49484,7 +49484,7 @@
         <w:keepNext/>
         <w:outlineLvl w:val="0"/>
       </w:pPr>
-      <w:bookmarkStart w:id="73067" w:name="TR-016-03"/>
+      <w:bookmarkStart w:name="TR-016-03" w:id="73067"/>
       <w:r>
         <w:t xml:space="preserve">TR-016-03: 016 03 Inline Views</w:t>
       </w:r>
@@ -49507,7 +49507,7 @@
         <w:pStyle w:val="Definition"/>
       </w:pPr>
       <w:r>
-        <w:t xml:space="preserve">83</w:t>
+        <w:t xml:space="preserve">74</w:t>
       </w:r>
     </w:p>
     <w:p>
@@ -49547,7 +49547,7 @@
         <w:pStyle w:val="Definition"/>
       </w:pPr>
       <w:r>
-        <w:t xml:space="preserve">2026-10-05</w:t>
+        <w:t xml:space="preserve">2026-10-06</w:t>
       </w:r>
     </w:p>
     <w:p>
@@ -49621,7 +49621,7 @@
         <w:keepNext/>
         <w:outlineLvl w:val="0"/>
       </w:pPr>
-      <w:bookmarkStart w:id="73068" w:name="TR-016-04"/>
+      <w:bookmarkStart w:name="TR-016-04" w:id="73068"/>
       <w:r>
         <w:t xml:space="preserve">TR-016-04: 016 04 View Render Characterization</w:t>
       </w:r>
@@ -49644,7 +49644,7 @@
         <w:pStyle w:val="Definition"/>
       </w:pPr>
       <w:r>
-        <w:t xml:space="preserve">36</w:t>
+        <w:t xml:space="preserve">34</w:t>
       </w:r>
     </w:p>
     <w:p>
@@ -49684,7 +49684,7 @@
         <w:pStyle w:val="Definition"/>
       </w:pPr>
       <w:r>
-        <w:t xml:space="preserve">2026-10-05</w:t>
+        <w:t xml:space="preserve">2026-10-06</w:t>
       </w:r>
     </w:p>
     <w:p>
@@ -49758,7 +49758,7 @@
         <w:keepNext/>
         <w:outlineLvl w:val="0"/>
       </w:pPr>
-      <w:bookmarkStart w:id="73069" w:name="TR-016-05"/>
+      <w:bookmarkStart w:name="TR-016-05" w:id="73069"/>
       <w:r>
         <w:t xml:space="preserve">TR-016-05: 016 05 View Params</w:t>
       </w:r>
@@ -49781,7 +49781,7 @@
         <w:pStyle w:val="Definition"/>
       </w:pPr>
       <w:r>
-        <w:t xml:space="preserve">32</w:t>
+        <w:t xml:space="preserve">28</w:t>
       </w:r>
     </w:p>
     <w:p>
@@ -49821,7 +49821,7 @@
         <w:pStyle w:val="Definition"/>
       </w:pPr>
       <w:r>
-        <w:t xml:space="preserve">2026-10-05</w:t>
+        <w:t xml:space="preserve">2026-10-06</w:t>
       </w:r>
     </w:p>
     <w:p>
@@ -49895,7 +49895,7 @@
         <w:keepNext/>
         <w:outlineLvl w:val="0"/>
       </w:pPr>
-      <w:bookmarkStart w:id="2856" w:name="TR-017-01"/>
+      <w:bookmarkStart w:name="TR-017-01" w:id="2856"/>
       <w:r>
         <w:t xml:space="preserve">TR-017-01: 017 01 Attribute Caster</w:t>
       </w:r>
@@ -49918,7 +49918,7 @@
         <w:pStyle w:val="Definition"/>
       </w:pPr>
       <w:r>
-        <w:t xml:space="preserve">33</w:t>
+        <w:t xml:space="preserve">30</w:t>
       </w:r>
     </w:p>
     <w:p>
@@ -49958,7 +49958,7 @@
         <w:pStyle w:val="Definition"/>
       </w:pPr>
       <w:r>
-        <w:t xml:space="preserve">2026-10-05</w:t>
+        <w:t xml:space="preserve">2026-10-06</w:t>
       </w:r>
     </w:p>
     <w:p>
@@ -50032,7 +50032,7 @@
         <w:keepNext/>
         <w:outlineLvl w:val="0"/>
       </w:pPr>
-      <w:bookmarkStart w:id="2857" w:name="TR-017-02"/>
+      <w:bookmarkStart w:name="TR-017-02" w:id="2857"/>
       <w:r>
         <w:t xml:space="preserve">TR-017-02: 017 02 Attribute Para Utils</w:t>
       </w:r>
@@ -50055,7 +50055,7 @@
         <w:pStyle w:val="Definition"/>
       </w:pPr>
       <w:r>
-        <w:t xml:space="preserve">37</w:t>
+        <w:t xml:space="preserve">32</w:t>
       </w:r>
     </w:p>
     <w:p>
@@ -50095,7 +50095,7 @@
         <w:pStyle w:val="Definition"/>
       </w:pPr>
       <w:r>
-        <w:t xml:space="preserve">2026-10-05</w:t>
+        <w:t xml:space="preserve">2026-10-06</w:t>
       </w:r>
     </w:p>
     <w:p>
@@ -50169,7 +50169,7 @@
         <w:keepNext/>
         <w:outlineLvl w:val="0"/>
       </w:pPr>
-      <w:bookmarkStart w:id="2858" w:name="TR-017-03"/>
+      <w:bookmarkStart w:name="TR-017-03" w:id="2858"/>
       <w:r>
         <w:t xml:space="preserve">TR-017-03: 017 03 Attr Dedup</w:t>
       </w:r>
@@ -50192,7 +50192,7 @@
         <w:pStyle w:val="Definition"/>
       </w:pPr>
       <w:r>
-        <w:t xml:space="preserve">109</w:t>
+        <w:t xml:space="preserve">96</w:t>
       </w:r>
     </w:p>
     <w:p>
@@ -50232,7 +50232,7 @@
         <w:pStyle w:val="Definition"/>
       </w:pPr>
       <w:r>
-        <w:t xml:space="preserve">2026-10-05</w:t>
+        <w:t xml:space="preserve">2026-10-06</w:t>
       </w:r>
     </w:p>
     <w:p>
@@ -50306,7 +50306,7 @@
         <w:keepNext/>
         <w:outlineLvl w:val="0"/>
       </w:pPr>
-      <w:bookmarkStart w:id="2859" w:name="TR-017-04"/>
+      <w:bookmarkStart w:name="TR-017-04" w:id="2859"/>
       <w:r>
         <w:t xml:space="preserve">TR-017-04: 017 04 Syntax Attributes</w:t>
       </w:r>
@@ -50329,7 +50329,7 @@
         <w:pStyle w:val="Definition"/>
       </w:pPr>
       <w:r>
-        <w:t xml:space="preserve">99</w:t>
+        <w:t xml:space="preserve">85</w:t>
       </w:r>
     </w:p>
     <w:p>
@@ -50369,7 +50369,7 @@
         <w:pStyle w:val="Definition"/>
       </w:pPr>
       <w:r>
-        <w:t xml:space="preserve">2026-10-05</w:t>
+        <w:t xml:space="preserve">2026-10-06</w:t>
       </w:r>
     </w:p>
     <w:p>
@@ -50443,7 +50443,7 @@
         <w:keepNext/>
         <w:outlineLvl w:val="0"/>
       </w:pPr>
-      <w:bookmarkStart w:id="2860" w:name="TR-017-05"/>
+      <w:bookmarkStart w:name="TR-017-05" w:id="2860"/>
       <w:r>
         <w:t xml:space="preserve">TR-017-05: 017 05 Adjacent Attribute Lines</w:t>
       </w:r>
@@ -50466,7 +50466,7 @@
         <w:pStyle w:val="Definition"/>
       </w:pPr>
       <w:r>
-        <w:t xml:space="preserve">44</w:t>
+        <w:t xml:space="preserve">36</w:t>
       </w:r>
     </w:p>
     <w:p>
@@ -50506,7 +50506,7 @@
         <w:pStyle w:val="Definition"/>
       </w:pPr>
       <w:r>
-        <w:t xml:space="preserve">2026-10-05</w:t>
+        <w:t xml:space="preserve">2026-10-06</w:t>
       </w:r>
     </w:p>
     <w:p>
@@ -50580,7 +50580,7 @@
         <w:keepNext/>
         <w:outlineLvl w:val="0"/>
       </w:pPr>
-      <w:bookmarkStart w:id="32647" w:name="TR-018-01"/>
+      <w:bookmarkStart w:name="TR-018-01" w:id="32647"/>
       <w:r>
         <w:t xml:space="preserve">TR-018-01: 018 01 Db Validation</w:t>
       </w:r>
@@ -50603,7 +50603,7 @@
         <w:pStyle w:val="Definition"/>
       </w:pPr>
       <w:r>
-        <w:t xml:space="preserve">52</w:t>
+        <w:t xml:space="preserve">42</w:t>
       </w:r>
     </w:p>
     <w:p>
@@ -50643,7 +50643,7 @@
         <w:pStyle w:val="Definition"/>
       </w:pPr>
       <w:r>
-        <w:t xml:space="preserve">2026-10-05</w:t>
+        <w:t xml:space="preserve">2026-10-06</w:t>
       </w:r>
     </w:p>
     <w:p>
@@ -50717,7 +50717,7 @@
         <w:keepNext/>
         <w:outlineLvl w:val="0"/>
       </w:pPr>
-      <w:bookmarkStart w:id="32648" w:name="TR-018-02"/>
+      <w:bookmarkStart w:name="TR-018-02" w:id="32648"/>
       <w:r>
         <w:t xml:space="preserve">TR-018-02: 018 02 Verify Object Attrs</w:t>
       </w:r>
@@ -50740,7 +50740,7 @@
         <w:pStyle w:val="Definition"/>
       </w:pPr>
       <w:r>
-        <w:t xml:space="preserve">125</w:t>
+        <w:t xml:space="preserve">107</w:t>
       </w:r>
     </w:p>
     <w:p>
@@ -50780,7 +50780,7 @@
         <w:pStyle w:val="Definition"/>
       </w:pPr>
       <w:r>
-        <w:t xml:space="preserve">2026-10-05</w:t>
+        <w:t xml:space="preserve">2026-10-06</w:t>
       </w:r>
     </w:p>
     <w:p>
@@ -50854,7 +50854,7 @@
         <w:keepNext/>
         <w:outlineLvl w:val="0"/>
       </w:pPr>
-      <w:bookmarkStart w:id="32649" w:name="TR-018-03"/>
+      <w:bookmarkStart w:name="TR-018-03" w:id="32649"/>
       <w:r>
         <w:t xml:space="preserve">TR-018-03: 018 03 Verify Floats</w:t>
       </w:r>
@@ -50877,7 +50877,7 @@
         <w:pStyle w:val="Definition"/>
       </w:pPr>
       <w:r>
-        <w:t xml:space="preserve">94</w:t>
+        <w:t xml:space="preserve">87</w:t>
       </w:r>
     </w:p>
     <w:p>
@@ -50917,7 +50917,7 @@
         <w:pStyle w:val="Definition"/>
       </w:pPr>
       <w:r>
-        <w:t xml:space="preserve">2026-10-05</w:t>
+        <w:t xml:space="preserve">2026-10-06</w:t>
       </w:r>
     </w:p>
     <w:p>
@@ -50991,7 +50991,7 @@
         <w:keepNext/>
         <w:outlineLvl w:val="0"/>
       </w:pPr>
-      <w:bookmarkStart w:id="32650" w:name="TR-018-04"/>
+      <w:bookmarkStart w:name="TR-018-04" w:id="32650"/>
       <w:r>
         <w:t xml:space="preserve">TR-018-04: 018 04 Verify Relations</w:t>
       </w:r>
@@ -51014,7 +51014,7 @@
         <w:pStyle w:val="Definition"/>
       </w:pPr>
       <w:r>
-        <w:t xml:space="preserve">83</w:t>
+        <w:t xml:space="preserve">72</w:t>
       </w:r>
     </w:p>
     <w:p>
@@ -51054,7 +51054,7 @@
         <w:pStyle w:val="Definition"/>
       </w:pPr>
       <w:r>
-        <w:t xml:space="preserve">2026-10-05</w:t>
+        <w:t xml:space="preserve">2026-10-06</w:t>
       </w:r>
     </w:p>
     <w:p>
@@ -51128,7 +51128,7 @@
         <w:keepNext/>
         <w:outlineLvl w:val="0"/>
       </w:pPr>
-      <w:bookmarkStart w:id="32651" w:name="TR-018-05"/>
+      <w:bookmarkStart w:name="TR-018-05" w:id="32651"/>
       <w:r>
         <w:t xml:space="preserve">TR-018-05: 018 05 Verify Views</w:t>
       </w:r>
@@ -51151,7 +51151,7 @@
         <w:pStyle w:val="Definition"/>
       </w:pPr>
       <w:r>
-        <w:t xml:space="preserve">71</w:t>
+        <w:t xml:space="preserve">62</w:t>
       </w:r>
     </w:p>
     <w:p>
@@ -51191,7 +51191,7 @@
         <w:pStyle w:val="Definition"/>
       </w:pPr>
       <w:r>
-        <w:t xml:space="preserve">2026-10-05</w:t>
+        <w:t xml:space="preserve">2026-10-06</w:t>
       </w:r>
     </w:p>
     <w:p>
@@ -51265,7 +51265,7 @@
         <w:keepNext/>
         <w:outlineLvl w:val="0"/>
       </w:pPr>
-      <w:bookmarkStart w:id="32653" w:name="TR-018-07"/>
+      <w:bookmarkStart w:name="TR-018-07" w:id="32653"/>
       <w:r>
         <w:t xml:space="preserve">TR-018-07: 018 07 Verify Invalid Spec Type</w:t>
       </w:r>
@@ -51288,7 +51288,7 @@
         <w:pStyle w:val="Definition"/>
       </w:pPr>
       <w:r>
-        <w:t xml:space="preserve">33</w:t>
+        <w:t xml:space="preserve">32</w:t>
       </w:r>
     </w:p>
     <w:p>
@@ -51328,7 +51328,7 @@
         <w:pStyle w:val="Definition"/>
       </w:pPr>
       <w:r>
-        <w:t xml:space="preserve">2026-10-05</w:t>
+        <w:t xml:space="preserve">2026-10-06</w:t>
       </w:r>
     </w:p>
     <w:p>
@@ -51402,7 +51402,7 @@
         <w:keepNext/>
         <w:outlineLvl w:val="0"/>
       </w:pPr>
-      <w:bookmarkStart w:id="32655" w:name="TR-018-09"/>
+      <w:bookmarkStart w:name="TR-018-09" w:id="32655"/>
       <w:r>
         <w:t xml:space="preserve">TR-018-09: 018 09 Verify Inherited Enum</w:t>
       </w:r>
@@ -51425,7 +51425,7 @@
         <w:pStyle w:val="Definition"/>
       </w:pPr>
       <w:r>
-        <w:t xml:space="preserve">34</w:t>
+        <w:t xml:space="preserve">33</w:t>
       </w:r>
     </w:p>
     <w:p>
@@ -51465,7 +51465,7 @@
         <w:pStyle w:val="Definition"/>
       </w:pPr>
       <w:r>
-        <w:t xml:space="preserve">2026-10-05</w:t>
+        <w:t xml:space="preserve">2026-10-06</w:t>
       </w:r>
     </w:p>
     <w:p>
@@ -51539,7 +51539,7 @@
         <w:keepNext/>
         <w:outlineLvl w:val="0"/>
       </w:pPr>
-      <w:bookmarkStart w:id="32677" w:name="TR-018-10"/>
+      <w:bookmarkStart w:name="TR-018-10" w:id="32677"/>
       <w:r>
         <w:t xml:space="preserve">TR-018-10: 018 10 Verify Cast Failures</w:t>
       </w:r>
@@ -51562,7 +51562,7 @@
         <w:pStyle w:val="Definition"/>
       </w:pPr>
       <w:r>
-        <w:t xml:space="preserve">36</w:t>
+        <w:t xml:space="preserve">34</w:t>
       </w:r>
     </w:p>
     <w:p>
@@ -51602,7 +51602,7 @@
         <w:pStyle w:val="Definition"/>
       </w:pPr>
       <w:r>
-        <w:t xml:space="preserve">2026-10-05</w:t>
+        <w:t xml:space="preserve">2026-10-06</w:t>
       </w:r>
     </w:p>
     <w:p>
@@ -51676,7 +51676,7 @@
         <w:keepNext/>
         <w:outlineLvl w:val="0"/>
       </w:pPr>
-      <w:bookmarkStart w:id="32678" w:name="TR-018-11"/>
+      <w:bookmarkStart w:name="TR-018-11" w:id="32678"/>
       <w:r>
         <w:t xml:space="preserve">TR-018-11: 018 11 Verify Duplicate Pid</w:t>
       </w:r>
@@ -51699,7 +51699,7 @@
         <w:pStyle w:val="Definition"/>
       </w:pPr>
       <w:r>
-        <w:t xml:space="preserve">43</w:t>
+        <w:t xml:space="preserve">40</w:t>
       </w:r>
     </w:p>
     <w:p>
@@ -51739,7 +51739,7 @@
         <w:pStyle w:val="Definition"/>
       </w:pPr>
       <w:r>
-        <w:t xml:space="preserve">2026-10-05</w:t>
+        <w:t xml:space="preserve">2026-10-06</w:t>
       </w:r>
     </w:p>
     <w:p>
@@ -51813,7 +51813,7 @@
         <w:keepNext/>
         <w:outlineLvl w:val="0"/>
       </w:pPr>
-      <w:bookmarkStart w:id="32679" w:name="TR-018-12"/>
+      <w:bookmarkStart w:name="TR-018-12" w:id="32679"/>
       <w:r>
         <w:t xml:space="preserve">TR-018-12: 018 12 Verify Traceability Csu Fd</w:t>
       </w:r>
@@ -51836,7 +51836,7 @@
         <w:pStyle w:val="Definition"/>
       </w:pPr>
       <w:r>
-        <w:t xml:space="preserve">49</w:t>
+        <w:t xml:space="preserve">43</w:t>
       </w:r>
     </w:p>
     <w:p>
@@ -51876,7 +51876,7 @@
         <w:pStyle w:val="Definition"/>
       </w:pPr>
       <w:r>
-        <w:t xml:space="preserve">2026-10-05</w:t>
+        <w:t xml:space="preserve">2026-10-06</w:t>
       </w:r>
     </w:p>
     <w:p>
@@ -51950,7 +51950,7 @@
         <w:keepNext/>
         <w:outlineLvl w:val="0"/>
       </w:pPr>
-      <w:bookmarkStart w:id="32680" w:name="TR-018-13"/>
+      <w:bookmarkStart w:name="TR-018-13" w:id="32680"/>
       <w:r>
         <w:t xml:space="preserve">TR-018-13: 018 13 Verify Cast Multitype</w:t>
       </w:r>
@@ -51973,7 +51973,7 @@
         <w:pStyle w:val="Definition"/>
       </w:pPr>
       <w:r>
-        <w:t xml:space="preserve">53</w:t>
+        <w:t xml:space="preserve">47</w:t>
       </w:r>
     </w:p>
     <w:p>
@@ -52013,7 +52013,7 @@
         <w:pStyle w:val="Definition"/>
       </w:pPr>
       <w:r>
-        <w:t xml:space="preserve">2026-10-05</w:t>
+        <w:t xml:space="preserve">2026-10-06</w:t>
       </w:r>
     </w:p>
     <w:p>
@@ -52087,7 +52087,7 @@
         <w:keepNext/>
         <w:outlineLvl w:val="0"/>
       </w:pPr>
-      <w:bookmarkStart w:id="32681" w:name="TR-018-14"/>
+      <w:bookmarkStart w:name="TR-018-14" w:id="32681"/>
       <w:r>
         <w:t xml:space="preserve">TR-018-14: 018 14 Verify Float Last Section</w:t>
       </w:r>
@@ -52110,7 +52110,7 @@
         <w:pStyle w:val="Definition"/>
       </w:pPr>
       <w:r>
-        <w:t xml:space="preserve">75</w:t>
+        <w:t xml:space="preserve">55</w:t>
       </w:r>
     </w:p>
     <w:p>
@@ -52150,7 +52150,7 @@
         <w:pStyle w:val="Definition"/>
       </w:pPr>
       <w:r>
-        <w:t xml:space="preserve">2026-10-05</w:t>
+        <w:t xml:space="preserve">2026-10-06</w:t>
       </w:r>
     </w:p>
     <w:p>
@@ -52224,7 +52224,7 @@
         <w:keepNext/>
         <w:outlineLvl w:val="0"/>
       </w:pPr>
-      <w:bookmarkStart w:id="32682" w:name="TR-018-15"/>
+      <w:bookmarkStart w:name="TR-018-15" w:id="32682"/>
       <w:r>
         <w:t xml:space="preserve">TR-018-15: 018 15 Verify Allocation Chain</w:t>
       </w:r>
@@ -52247,7 +52247,7 @@
         <w:pStyle w:val="Definition"/>
       </w:pPr>
       <w:r>
-        <w:t xml:space="preserve">109</w:t>
+        <w:t xml:space="preserve">96</w:t>
       </w:r>
     </w:p>
     <w:p>
@@ -52287,7 +52287,7 @@
         <w:pStyle w:val="Definition"/>
       </w:pPr>
       <w:r>
-        <w:t xml:space="preserve">2026-10-05</w:t>
+        <w:t xml:space="preserve">2026-10-06</w:t>
       </w:r>
     </w:p>
     <w:p>
@@ -52361,7 +52361,7 @@
         <w:keepNext/>
         <w:outlineLvl w:val="0"/>
       </w:pPr>
-      <w:bookmarkStart w:id="32683" w:name="TR-018-16"/>
+      <w:bookmarkStart w:name="TR-018-16" w:id="32683"/>
       <w:r>
         <w:t xml:space="preserve">TR-018-16: 018 16 Verify Coverage Matrix</w:t>
       </w:r>
@@ -52384,7 +52384,7 @@
         <w:pStyle w:val="Definition"/>
       </w:pPr>
       <w:r>
-        <w:t xml:space="preserve">120</w:t>
+        <w:t xml:space="preserve">99</w:t>
       </w:r>
     </w:p>
     <w:p>
@@ -52424,7 +52424,7 @@
         <w:pStyle w:val="Definition"/>
       </w:pPr>
       <w:r>
-        <w:t xml:space="preserve">2026-10-05</w:t>
+        <w:t xml:space="preserve">2026-10-06</w:t>
       </w:r>
     </w:p>
     <w:p>
@@ -52498,7 +52498,7 @@
         <w:keepNext/>
         <w:outlineLvl w:val="0"/>
       </w:pPr>
-      <w:bookmarkStart w:id="32684" w:name="TR-018-17"/>
+      <w:bookmarkStart w:name="TR-018-17" w:id="32684"/>
       <w:r>
         <w:t xml:space="preserve">TR-018-17: 018 17 Verify Hierarchy Cardinality</w:t>
       </w:r>
@@ -52521,7 +52521,7 @@
         <w:pStyle w:val="Definition"/>
       </w:pPr>
       <w:r>
-        <w:t xml:space="preserve">63</w:t>
+        <w:t xml:space="preserve">54</w:t>
       </w:r>
     </w:p>
     <w:p>
@@ -52561,7 +52561,7 @@
         <w:pStyle w:val="Definition"/>
       </w:pPr>
       <w:r>
-        <w:t xml:space="preserve">2026-10-05</w:t>
+        <w:t xml:space="preserve">2026-10-06</w:t>
       </w:r>
     </w:p>
     <w:p>
@@ -52635,7 +52635,7 @@
         <w:keepNext/>
         <w:outlineLvl w:val="0"/>
       </w:pPr>
-      <w:bookmarkStart w:id="32685" w:name="TR-018-18"/>
+      <w:bookmarkStart w:name="TR-018-18" w:id="32685"/>
       <w:r>
         <w:t xml:space="preserve">TR-018-18: 018 18 Verify Unresolved Citation</w:t>
       </w:r>
@@ -52658,7 +52658,7 @@
         <w:pStyle w:val="Definition"/>
       </w:pPr>
       <w:r>
-        <w:t xml:space="preserve">43</w:t>
+        <w:t xml:space="preserve">50</w:t>
       </w:r>
     </w:p>
     <w:p>
@@ -52698,7 +52698,7 @@
         <w:pStyle w:val="Definition"/>
       </w:pPr>
       <w:r>
-        <w:t xml:space="preserve">2026-10-05</w:t>
+        <w:t xml:space="preserve">2026-10-06</w:t>
       </w:r>
     </w:p>
     <w:p>
@@ -52772,7 +52772,7 @@
         <w:keepNext/>
         <w:outlineLvl w:val="0"/>
       </w:pPr>
-      <w:bookmarkStart w:id="32686" w:name="TR-018-19"/>
+      <w:bookmarkStart w:name="TR-018-19" w:id="32686"/>
       <w:r>
         <w:t xml:space="preserve">TR-018-19: 018 19 Verify Float Orphan Multifile</w:t>
       </w:r>
@@ -52795,7 +52795,7 @@
         <w:pStyle w:val="Definition"/>
       </w:pPr>
       <w:r>
-        <w:t xml:space="preserve">50</w:t>
+        <w:t xml:space="preserve">37</w:t>
       </w:r>
     </w:p>
     <w:p>
@@ -52835,7 +52835,7 @@
         <w:pStyle w:val="Definition"/>
       </w:pPr>
       <w:r>
-        <w:t xml:space="preserve">2026-10-05</w:t>
+        <w:t xml:space="preserve">2026-10-06</w:t>
       </w:r>
     </w:p>
     <w:p>
@@ -52909,7 +52909,7 @@
         <w:keepNext/>
         <w:outlineLvl w:val="0"/>
       </w:pPr>
-      <w:bookmarkStart w:id="62438" w:name="TR-019-01"/>
+      <w:bookmarkStart w:name="TR-019-01" w:id="62438"/>
       <w:r>
         <w:t xml:space="preserve">TR-019-01: 019 01 Preset Load Chain</w:t>
       </w:r>
@@ -52932,7 +52932,7 @@
         <w:pStyle w:val="Definition"/>
       </w:pPr>
       <w:r>
-        <w:t xml:space="preserve">62</w:t>
+        <w:t xml:space="preserve">66</w:t>
       </w:r>
     </w:p>
     <w:p>
@@ -52972,7 +52972,7 @@
         <w:pStyle w:val="Definition"/>
       </w:pPr>
       <w:r>
-        <w:t xml:space="preserve">2026-10-05</w:t>
+        <w:t xml:space="preserve">2026-10-06</w:t>
       </w:r>
     </w:p>
     <w:p>
@@ -53046,7 +53046,7 @@
         <w:keepNext/>
         <w:outlineLvl w:val="0"/>
       </w:pPr>
-      <w:bookmarkStart w:id="62439" w:name="TR-019-02"/>
+      <w:bookmarkStart w:name="TR-019-02" w:id="62439"/>
       <w:r>
         <w:t xml:space="preserve">TR-019-02: 019 02 Sf Type</w:t>
       </w:r>
@@ -53069,7 +53069,7 @@
         <w:pStyle w:val="Definition"/>
       </w:pPr>
       <w:r>
-        <w:t xml:space="preserve">86</w:t>
+        <w:t xml:space="preserve">77</w:t>
       </w:r>
     </w:p>
     <w:p>
@@ -53109,7 +53109,7 @@
         <w:pStyle w:val="Definition"/>
       </w:pPr>
       <w:r>
-        <w:t xml:space="preserve">2026-10-05</w:t>
+        <w:t xml:space="preserve">2026-10-06</w:t>
       </w:r>
     </w:p>
     <w:p>
@@ -53183,7 +53183,7 @@
         <w:keepNext/>
         <w:outlineLvl w:val="0"/>
       </w:pPr>
-      <w:bookmarkStart w:id="62440" w:name="TR-019-03"/>
+      <w:bookmarkStart w:name="TR-019-03" w:id="62440"/>
       <w:r>
         <w:t xml:space="preserve">TR-019-03: 019 03 Nfr Type</w:t>
       </w:r>
@@ -53206,7 +53206,7 @@
         <w:pStyle w:val="Definition"/>
       </w:pPr>
       <w:r>
-        <w:t xml:space="preserve">88</w:t>
+        <w:t xml:space="preserve">76</w:t>
       </w:r>
     </w:p>
     <w:p>
@@ -53246,7 +53246,7 @@
         <w:pStyle w:val="Definition"/>
       </w:pPr>
       <w:r>
-        <w:t xml:space="preserve">2026-10-05</w:t>
+        <w:t xml:space="preserve">2026-10-06</w:t>
       </w:r>
     </w:p>
     <w:p>
@@ -53320,7 +53320,7 @@
         <w:keepNext/>
         <w:outlineLvl w:val="0"/>
       </w:pPr>
-      <w:bookmarkStart w:id="62441" w:name="TR-019-04"/>
+      <w:bookmarkStart w:name="TR-019-04" w:id="62441"/>
       <w:r>
         <w:t xml:space="preserve">TR-019-04: 019 04 Realizes Relation</w:t>
       </w:r>
@@ -53343,7 +53343,7 @@
         <w:pStyle w:val="Definition"/>
       </w:pPr>
       <w:r>
-        <w:t xml:space="preserve">88</w:t>
+        <w:t xml:space="preserve">79</w:t>
       </w:r>
     </w:p>
     <w:p>
@@ -53383,7 +53383,7 @@
         <w:pStyle w:val="Definition"/>
       </w:pPr>
       <w:r>
-        <w:t xml:space="preserve">2026-10-05</w:t>
+        <w:t xml:space="preserve">2026-10-06</w:t>
       </w:r>
     </w:p>
     <w:p>
@@ -53457,7 +53457,7 @@
         <w:keepNext/>
         <w:outlineLvl w:val="0"/>
       </w:pPr>
-      <w:bookmarkStart w:id="62442" w:name="TR-019-05"/>
+      <w:bookmarkStart w:name="TR-019-05" w:id="62442"/>
       <w:r>
         <w:t xml:space="preserve">TR-019-05: 019 05 Xref Decomposition</w:t>
       </w:r>
@@ -53480,7 +53480,7 @@
         <w:pStyle w:val="Definition"/>
       </w:pPr>
       <w:r>
-        <w:t xml:space="preserve">58</w:t>
+        <w:t xml:space="preserve">54</w:t>
       </w:r>
     </w:p>
     <w:p>
@@ -53520,7 +53520,7 @@
         <w:pStyle w:val="Definition"/>
       </w:pPr>
       <w:r>
-        <w:t xml:space="preserve">2026-10-05</w:t>
+        <w:t xml:space="preserve">2026-10-06</w:t>
       </w:r>
     </w:p>
     <w:p>
@@ -53594,7 +53594,7 @@
         <w:keepNext/>
         <w:outlineLvl w:val="0"/>
       </w:pPr>
-      <w:bookmarkStart w:id="62443" w:name="TR-019-06"/>
+      <w:bookmarkStart w:name="TR-019-06" w:id="62443"/>
       <w:r>
         <w:t xml:space="preserve">TR-019-06: 019 06 Xref Dic</w:t>
       </w:r>
@@ -53617,7 +53617,7 @@
         <w:pStyle w:val="Definition"/>
       </w:pPr>
       <w:r>
-        <w:t xml:space="preserve">68</w:t>
+        <w:t xml:space="preserve">61</w:t>
       </w:r>
     </w:p>
     <w:p>
@@ -53657,7 +53657,7 @@
         <w:pStyle w:val="Definition"/>
       </w:pPr>
       <w:r>
-        <w:t xml:space="preserve">2026-10-05</w:t>
+        <w:t xml:space="preserve">2026-10-06</w:t>
       </w:r>
     </w:p>
     <w:p>
@@ -53731,7 +53731,7 @@
         <w:keepNext/>
         <w:outlineLvl w:val="0"/>
       </w:pPr>
-      <w:bookmarkStart w:id="17840" w:name="TR-020-01"/>
+      <w:bookmarkStart w:name="TR-020-01" w:id="17840"/>
       <w:r>
         <w:t xml:space="preserve">TR-020-01: 020 01 Model Directory Structure</w:t>
       </w:r>
@@ -53754,7 +53754,7 @@
         <w:pStyle w:val="Definition"/>
       </w:pPr>
       <w:r>
-        <w:t xml:space="preserve">88</w:t>
+        <w:t xml:space="preserve">55</w:t>
       </w:r>
     </w:p>
     <w:p>
@@ -53794,7 +53794,7 @@
         <w:pStyle w:val="Definition"/>
       </w:pPr>
       <w:r>
-        <w:t xml:space="preserve">2026-10-05</w:t>
+        <w:t xml:space="preserve">2026-10-06</w:t>
       </w:r>
     </w:p>
     <w:p>
@@ -53868,7 +53868,7 @@
         <w:keepNext/>
         <w:outlineLvl w:val="0"/>
       </w:pPr>
-      <w:bookmarkStart w:id="47631" w:name="TR-021-01"/>
+      <w:bookmarkStart w:name="TR-021-01" w:id="47631"/>
       <w:r>
         <w:t xml:space="preserve">TR-021-01: 021 01 Handler Registration Interface</w:t>
       </w:r>
@@ -53891,7 +53891,7 @@
         <w:pStyle w:val="Definition"/>
       </w:pPr>
       <w:r>
-        <w:t xml:space="preserve">26</w:t>
+        <w:t xml:space="preserve">25</w:t>
       </w:r>
     </w:p>
     <w:p>
@@ -53931,7 +53931,7 @@
         <w:pStyle w:val="Definition"/>
       </w:pPr>
       <w:r>
-        <w:t xml:space="preserve">2026-10-05</w:t>
+        <w:t xml:space="preserve">2026-10-06</w:t>
       </w:r>
     </w:p>
     <w:p>
@@ -54005,7 +54005,7 @@
         <w:keepNext/>
         <w:outlineLvl w:val="0"/>
       </w:pPr>
-      <w:bookmarkStart w:id="77422" w:name="TR-022-01"/>
+      <w:bookmarkStart w:name="TR-022-01" w:id="77422"/>
       <w:r>
         <w:t xml:space="preserve">TR-022-01: 022 01 Type Definition Schema</w:t>
       </w:r>
@@ -54028,7 +54028,7 @@
         <w:pStyle w:val="Definition"/>
       </w:pPr>
       <w:r>
-        <w:t xml:space="preserve">29</w:t>
+        <w:t xml:space="preserve">28</w:t>
       </w:r>
     </w:p>
     <w:p>
@@ -54068,7 +54068,7 @@
         <w:pStyle w:val="Definition"/>
       </w:pPr>
       <w:r>
-        <w:t xml:space="preserve">2026-10-05</w:t>
+        <w:t xml:space="preserve">2026-10-06</w:t>
       </w:r>
     </w:p>
     <w:p>
@@ -54142,7 +54142,7 @@
         <w:keepNext/>
         <w:outlineLvl w:val="0"/>
       </w:pPr>
-      <w:bookmarkStart w:id="7213" w:name="TR-023-01"/>
+      <w:bookmarkStart w:name="TR-023-01" w:id="7213"/>
       <w:r>
         <w:t xml:space="preserve">TR-023-01: 023 01 Model Path Resolution</w:t>
       </w:r>
@@ -54205,7 +54205,7 @@
         <w:pStyle w:val="Definition"/>
       </w:pPr>
       <w:r>
-        <w:t xml:space="preserve">2026-10-05</w:t>
+        <w:t xml:space="preserve">2026-10-06</w:t>
       </w:r>
     </w:p>
     <w:p>
@@ -54279,7 +54279,7 @@
         <w:keepNext/>
         <w:outlineLvl w:val="0"/>
       </w:pPr>
-      <w:bookmarkStart w:id="37004" w:name="TR-024-01"/>
+      <w:bookmarkStart w:name="TR-024-01" w:id="37004"/>
       <w:r>
         <w:t xml:space="preserve">TR-024-01: 024 01 Plantuml</w:t>
       </w:r>
@@ -54302,7 +54302,7 @@
         <w:pStyle w:val="Definition"/>
       </w:pPr>
       <w:r>
-        <w:t xml:space="preserve">44</w:t>
+        <w:t xml:space="preserve">45</w:t>
       </w:r>
     </w:p>
     <w:p>
@@ -54342,7 +54342,7 @@
         <w:pStyle w:val="Definition"/>
       </w:pPr>
       <w:r>
-        <w:t xml:space="preserve">2026-10-05</w:t>
+        <w:t xml:space="preserve">2026-10-06</w:t>
       </w:r>
     </w:p>
     <w:p>
@@ -54416,7 +54416,7 @@
         <w:keepNext/>
         <w:outlineLvl w:val="0"/>
       </w:pPr>
-      <w:bookmarkStart w:id="66796" w:name="TR-025-02"/>
+      <w:bookmarkStart w:name="TR-025-02" w:id="66796"/>
       <w:r>
         <w:t xml:space="preserve">TR-025-02: 025 02 View Registration</w:t>
       </w:r>
@@ -54439,7 +54439,7 @@
         <w:pStyle w:val="Definition"/>
       </w:pPr>
       <w:r>
-        <w:t xml:space="preserve">66</w:t>
+        <w:t xml:space="preserve">58</w:t>
       </w:r>
     </w:p>
     <w:p>
@@ -54479,7 +54479,7 @@
         <w:pStyle w:val="Definition"/>
       </w:pPr>
       <w:r>
-        <w:t xml:space="preserve">2026-10-05</w:t>
+        <w:t xml:space="preserve">2026-10-06</w:t>
       </w:r>
     </w:p>
     <w:p>
@@ -54553,7 +54553,7 @@
         <w:keepNext/>
         <w:outlineLvl w:val="0"/>
       </w:pPr>
-      <w:bookmarkStart w:id="66797" w:name="TR-025-03"/>
+      <w:bookmarkStart w:name="TR-025-03" w:id="66797"/>
       <w:r>
         <w:t xml:space="preserve">TR-025-03: 025 03 Traceability Matrix</w:t>
       </w:r>
@@ -54576,7 +54576,7 @@
         <w:pStyle w:val="Definition"/>
       </w:pPr>
       <w:r>
-        <w:t xml:space="preserve">114</w:t>
+        <w:t xml:space="preserve">101</w:t>
       </w:r>
     </w:p>
     <w:p>
@@ -54616,7 +54616,7 @@
         <w:pStyle w:val="Definition"/>
       </w:pPr>
       <w:r>
-        <w:t xml:space="preserve">2026-10-05</w:t>
+        <w:t xml:space="preserve">2026-10-06</w:t>
       </w:r>
     </w:p>
     <w:p>
@@ -54690,7 +54690,7 @@
         <w:keepNext/>
         <w:outlineLvl w:val="0"/>
       </w:pPr>
-      <w:bookmarkStart w:id="66798" w:name="TR-025-04"/>
+      <w:bookmarkStart w:name="TR-025-04" w:id="66798"/>
       <w:r>
         <w:t xml:space="preserve">TR-025-04: 025 04 Test Results Matrix</w:t>
       </w:r>
@@ -54713,7 +54713,7 @@
         <w:pStyle w:val="Definition"/>
       </w:pPr>
       <w:r>
-        <w:t xml:space="preserve">66</w:t>
+        <w:t xml:space="preserve">57</w:t>
       </w:r>
     </w:p>
     <w:p>
@@ -54753,7 +54753,7 @@
         <w:pStyle w:val="Definition"/>
       </w:pPr>
       <w:r>
-        <w:t xml:space="preserve">2026-10-05</w:t>
+        <w:t xml:space="preserve">2026-10-06</w:t>
       </w:r>
     </w:p>
     <w:p>
@@ -54827,7 +54827,7 @@
         <w:keepNext/>
         <w:outlineLvl w:val="0"/>
       </w:pPr>
-      <w:bookmarkStart w:id="66799" w:name="TR-025-05"/>
+      <w:bookmarkStart w:name="TR-025-05" w:id="66799"/>
       <w:r>
         <w:t xml:space="preserve">TR-025-05: 025 05 Traceability Matrix Block Empty</w:t>
       </w:r>
@@ -54850,7 +54850,7 @@
         <w:pStyle w:val="Definition"/>
       </w:pPr>
       <w:r>
-        <w:t xml:space="preserve">46</w:t>
+        <w:t xml:space="preserve">48</w:t>
       </w:r>
     </w:p>
     <w:p>
@@ -54890,7 +54890,7 @@
         <w:pStyle w:val="Definition"/>
       </w:pPr>
       <w:r>
-        <w:t xml:space="preserve">2026-10-05</w:t>
+        <w:t xml:space="preserve">2026-10-06</w:t>
       </w:r>
     </w:p>
     <w:p>
@@ -54964,7 +54964,7 @@
         <w:keepNext/>
         <w:outlineLvl w:val="0"/>
       </w:pPr>
-      <w:bookmarkStart w:id="66800" w:name="TR-025-06"/>
+      <w:bookmarkStart w:name="TR-025-06" w:id="66800"/>
       <w:r>
         <w:t xml:space="preserve">TR-025-06: 025 06 Traceability Matrix Textblock Empty</w:t>
       </w:r>
@@ -55027,7 +55027,7 @@
         <w:pStyle w:val="Definition"/>
       </w:pPr>
       <w:r>
-        <w:t xml:space="preserve">2026-10-05</w:t>
+        <w:t xml:space="preserve">2026-10-06</w:t>
       </w:r>
     </w:p>
     <w:p>
@@ -55101,7 +55101,7 @@
         <w:keepNext/>
         <w:outlineLvl w:val="0"/>
       </w:pPr>
-      <w:bookmarkStart w:id="66801" w:name="TR-025-07"/>
+      <w:bookmarkStart w:name="TR-025-07" w:id="66801"/>
       <w:r>
         <w:t xml:space="preserve">TR-025-07: 025 07 Test Results Matrix Block Empty</w:t>
       </w:r>
@@ -55124,7 +55124,7 @@
         <w:pStyle w:val="Definition"/>
       </w:pPr>
       <w:r>
-        <w:t xml:space="preserve">46</w:t>
+        <w:t xml:space="preserve">45</w:t>
       </w:r>
     </w:p>
     <w:p>
@@ -55164,7 +55164,7 @@
         <w:pStyle w:val="Definition"/>
       </w:pPr>
       <w:r>
-        <w:t xml:space="preserve">2026-10-05</w:t>
+        <w:t xml:space="preserve">2026-10-06</w:t>
       </w:r>
     </w:p>
     <w:p>
@@ -55238,7 +55238,7 @@
         <w:keepNext/>
         <w:outlineLvl w:val="0"/>
       </w:pPr>
-      <w:bookmarkStart w:id="66802" w:name="TR-025-08"/>
+      <w:bookmarkStart w:name="TR-025-08" w:id="66802"/>
       <w:r>
         <w:t xml:space="preserve">TR-025-08: 025 08 Test Results Matrix Textblock Empty</w:t>
       </w:r>
@@ -55261,7 +55261,7 @@
         <w:pStyle w:val="Definition"/>
       </w:pPr>
       <w:r>
-        <w:t xml:space="preserve">43</w:t>
+        <w:t xml:space="preserve">42</w:t>
       </w:r>
     </w:p>
     <w:p>
@@ -55301,7 +55301,7 @@
         <w:pStyle w:val="Definition"/>
       </w:pPr>
       <w:r>
-        <w:t xml:space="preserve">2026-10-05</w:t>
+        <w:t xml:space="preserve">2026-10-06</w:t>
       </w:r>
     </w:p>
     <w:p>
@@ -55375,7 +55375,7 @@
         <w:keepNext/>
         <w:outlineLvl w:val="0"/>
       </w:pPr>
-      <w:bookmarkStart w:id="66803" w:name="TR-025-09"/>
+      <w:bookmarkStart w:name="TR-025-09" w:id="66803"/>
       <w:r>
         <w:t xml:space="preserve">TR-025-09: 025 09 Test Execution Matrix</w:t>
       </w:r>
@@ -55398,7 +55398,7 @@
         <w:pStyle w:val="Definition"/>
       </w:pPr>
       <w:r>
-        <w:t xml:space="preserve">49</w:t>
+        <w:t xml:space="preserve">47</w:t>
       </w:r>
     </w:p>
     <w:p>
@@ -55438,7 +55438,7 @@
         <w:pStyle w:val="Definition"/>
       </w:pPr>
       <w:r>
-        <w:t xml:space="preserve">2026-10-05</w:t>
+        <w:t xml:space="preserve">2026-10-06</w:t>
       </w:r>
     </w:p>
     <w:p>
@@ -55512,7 +55512,7 @@
         <w:keepNext/>
         <w:outlineLvl w:val="0"/>
       </w:pPr>
-      <w:bookmarkStart w:id="66825" w:name="TR-025-10"/>
+      <w:bookmarkStart w:name="TR-025-10" w:id="66825"/>
       <w:r>
         <w:t xml:space="preserve">TR-025-10: 025 10 Allocation Matrix Param</w:t>
       </w:r>
@@ -55535,7 +55535,7 @@
         <w:pStyle w:val="Definition"/>
       </w:pPr>
       <w:r>
-        <w:t xml:space="preserve">84</w:t>
+        <w:t xml:space="preserve">74</w:t>
       </w:r>
     </w:p>
     <w:p>
@@ -55575,7 +55575,7 @@
         <w:pStyle w:val="Definition"/>
       </w:pPr>
       <w:r>
-        <w:t xml:space="preserve">2026-10-05</w:t>
+        <w:t xml:space="preserve">2026-10-06</w:t>
       </w:r>
     </w:p>
     <w:p>
@@ -55649,7 +55649,7 @@
         <w:keepNext/>
         <w:outlineLvl w:val="0"/>
       </w:pPr>
-      <w:bookmarkStart w:id="15313" w:name="TR-EXT-009-01"/>
+      <w:bookmarkStart w:name="TR-EXT-009-01" w:id="15313"/>
       <w:r>
         <w:t xml:space="preserve">TR-EXT-009-01: Ext 009 01 Canonical Ctx</w:t>
       </w:r>
@@ -55672,7 +55672,7 @@
         <w:pStyle w:val="Definition"/>
       </w:pPr>
       <w:r>
-        <w:t xml:space="preserve">29</w:t>
+        <w:t xml:space="preserve">26</w:t>
       </w:r>
     </w:p>
     <w:p>
@@ -55712,7 +55712,7 @@
         <w:pStyle w:val="Definition"/>
       </w:pPr>
       <w:r>
-        <w:t xml:space="preserve">2026-10-05</w:t>
+        <w:t xml:space="preserve">2026-10-06</w:t>
       </w:r>
     </w:p>
     <w:p>
@@ -55786,7 +55786,7 @@
         <w:keepNext/>
         <w:outlineLvl w:val="0"/>
       </w:pPr>
-      <w:bookmarkStart w:id="506" w:name="TR-EXT-011-01"/>
+      <w:bookmarkStart w:name="TR-EXT-011-01" w:id="506"/>
       <w:r>
         <w:t xml:space="preserve">TR-EXT-011-01: Ext 011 01 Host Registry</w:t>
       </w:r>
@@ -55809,7 +55809,7 @@
         <w:pStyle w:val="Definition"/>
       </w:pPr>
       <w:r>
-        <w:t xml:space="preserve">29</w:t>
+        <w:t xml:space="preserve">26</w:t>
       </w:r>
     </w:p>
     <w:p>
@@ -55849,7 +55849,7 @@
         <w:pStyle w:val="Definition"/>
       </w:pPr>
       <w:r>
-        <w:t xml:space="preserve">2026-10-05</w:t>
+        <w:t xml:space="preserve">2026-10-06</w:t>
       </w:r>
     </w:p>
     <w:p>
@@ -55923,7 +55923,7 @@
         <w:keepNext/>
         <w:outlineLvl w:val="0"/>
       </w:pPr>
-      <w:bookmarkStart w:id="507" w:name="TR-EXT-011-02"/>
+      <w:bookmarkStart w:name="TR-EXT-011-02" w:id="507"/>
       <w:r>
         <w:t xml:space="preserve">TR-EXT-011-02: Ext 011 02 Inherited Card Render</w:t>
       </w:r>
@@ -55946,7 +55946,7 @@
         <w:pStyle w:val="Definition"/>
       </w:pPr>
       <w:r>
-        <w:t xml:space="preserve">36</w:t>
+        <w:t xml:space="preserve">33</w:t>
       </w:r>
     </w:p>
     <w:p>
@@ -55986,7 +55986,7 @@
         <w:pStyle w:val="Definition"/>
       </w:pPr>
       <w:r>
-        <w:t xml:space="preserve">2026-10-05</w:t>
+        <w:t xml:space="preserve">2026-10-06</w:t>
       </w:r>
     </w:p>
     <w:p>
@@ -56060,7 +56060,7 @@
         <w:keepNext/>
         <w:outlineLvl w:val="0"/>
       </w:pPr>
-      <w:bookmarkStart w:id="508" w:name="TR-EXT-011-03"/>
+      <w:bookmarkStart w:name="TR-EXT-011-03" w:id="508"/>
       <w:r>
         <w:t xml:space="preserve">TR-EXT-011-03: Ext 011 03 Float Render Index</w:t>
       </w:r>
@@ -56083,7 +56083,7 @@
         <w:pStyle w:val="Definition"/>
       </w:pPr>
       <w:r>
-        <w:t xml:space="preserve">39</w:t>
+        <w:t xml:space="preserve">35</w:t>
       </w:r>
     </w:p>
     <w:p>
@@ -56123,7 +56123,7 @@
         <w:pStyle w:val="Definition"/>
       </w:pPr>
       <w:r>
-        <w:t xml:space="preserve">2026-10-05</w:t>
+        <w:t xml:space="preserve">2026-10-06</w:t>
       </w:r>
     </w:p>
     <w:p>
@@ -56197,7 +56197,7 @@
         <w:keepNext/>
         <w:outlineLvl w:val="0"/>
       </w:pPr>
-      <w:bookmarkStart w:id="509" w:name="TR-EXT-011-04"/>
+      <w:bookmarkStart w:name="TR-EXT-011-04" w:id="509"/>
       <w:r>
         <w:t xml:space="preserve">TR-EXT-011-04: Ext 011 04 External Float Hooks</w:t>
       </w:r>
@@ -56220,7 +56220,7 @@
         <w:pStyle w:val="Definition"/>
       </w:pPr>
       <w:r>
-        <w:t xml:space="preserve">39</w:t>
+        <w:t xml:space="preserve">35</w:t>
       </w:r>
     </w:p>
     <w:p>
@@ -56260,7 +56260,7 @@
         <w:pStyle w:val="Definition"/>
       </w:pPr>
       <w:r>
-        <w:t xml:space="preserve">2026-10-05</w:t>
+        <w:t xml:space="preserve">2026-10-06</w:t>
       </w:r>
     </w:p>
     <w:p>
@@ -56334,7 +56334,7 @@
         <w:keepNext/>
         <w:outlineLvl w:val="0"/>
       </w:pPr>
-      <w:bookmarkStart w:id="510" w:name="TR-EXT-011-05"/>
+      <w:bookmarkStart w:name="TR-EXT-011-05" w:id="510"/>
       <w:r>
         <w:t xml:space="preserve">TR-EXT-011-05: Ext 011 05 Hook Return Contracts</w:t>
       </w:r>
@@ -56357,7 +56357,7 @@
         <w:pStyle w:val="Definition"/>
       </w:pPr>
       <w:r>
-        <w:t xml:space="preserve">51</w:t>
+        <w:t xml:space="preserve">47</w:t>
       </w:r>
     </w:p>
     <w:p>
@@ -56397,7 +56397,7 @@
         <w:pStyle w:val="Definition"/>
       </w:pPr>
       <w:r>
-        <w:t xml:space="preserve">2026-10-05</w:t>
+        <w:t xml:space="preserve">2026-10-06</w:t>
       </w:r>
     </w:p>
     <w:p>
@@ -56471,7 +56471,7 @@
         <w:keepNext/>
         <w:outlineLvl w:val="0"/>
       </w:pPr>
-      <w:bookmarkStart w:id="30297" w:name="TR-EXT-012-01"/>
+      <w:bookmarkStart w:name="TR-EXT-012-01" w:id="30297"/>
       <w:r>
         <w:t xml:space="preserve">TR-EXT-012-01: Ext 012 01 Verification Descriptor</w:t>
       </w:r>
@@ -56494,7 +56494,7 @@
         <w:pStyle w:val="Definition"/>
       </w:pPr>
       <w:r>
-        <w:t xml:space="preserve">31</w:t>
+        <w:t xml:space="preserve">28</w:t>
       </w:r>
     </w:p>
     <w:p>
@@ -56534,7 +56534,7 @@
         <w:pStyle w:val="Definition"/>
       </w:pPr>
       <w:r>
-        <w:t xml:space="preserve">2026-10-05</w:t>
+        <w:t xml:space="preserve">2026-10-06</w:t>
       </w:r>
     </w:p>
     <w:p>
@@ -56608,7 +56608,7 @@
         <w:keepNext/>
         <w:outlineLvl w:val="0"/>
       </w:pPr>
-      <w:bookmarkStart w:id="60088" w:name="TR-EXT-013-01"/>
+      <w:bookmarkStart w:name="TR-EXT-013-01" w:id="60088"/>
       <w:r>
         <w:t xml:space="preserve">TR-EXT-013-01: Ext 013 01 Pid Scheme Validation</w:t>
       </w:r>
@@ -56631,7 +56631,7 @@
         <w:pStyle w:val="Definition"/>
       </w:pPr>
       <w:r>
-        <w:t xml:space="preserve">30</w:t>
+        <w:t xml:space="preserve">29</w:t>
       </w:r>
     </w:p>
     <w:p>
@@ -56671,7 +56671,7 @@
         <w:pStyle w:val="Definition"/>
       </w:pPr>
       <w:r>
-        <w:t xml:space="preserve">2026-10-05</w:t>
+        <w:t xml:space="preserve">2026-10-06</w:t>
       </w:r>
     </w:p>
     <w:p>
@@ -56745,7 +56745,7 @@
         <w:keepNext/>
         <w:outlineLvl w:val="0"/>
       </w:pPr>
-      <w:bookmarkStart w:id="89879" w:name="TR-EXT-014-01"/>
+      <w:bookmarkStart w:name="TR-EXT-014-01" w:id="89879"/>
       <w:r>
         <w:t xml:space="preserve">TR-EXT-014-01: Ext 014 01 Dangling Extends</w:t>
       </w:r>
@@ -56768,7 +56768,7 @@
         <w:pStyle w:val="Definition"/>
       </w:pPr>
       <w:r>
-        <w:t xml:space="preserve">37</w:t>
+        <w:t xml:space="preserve">30</w:t>
       </w:r>
     </w:p>
     <w:p>
@@ -56808,7 +56808,7 @@
         <w:pStyle w:val="Definition"/>
       </w:pPr>
       <w:r>
-        <w:t xml:space="preserve">2026-10-05</w:t>
+        <w:t xml:space="preserve">2026-10-06</w:t>
       </w:r>
     </w:p>
     <w:p>
@@ -56882,7 +56882,7 @@
         <w:keepNext/>
         <w:outlineLvl w:val="0"/>
       </w:pPr>
-      <w:bookmarkStart w:id="26377" w:name="TR-027-01"/>
+      <w:bookmarkStart w:name="TR-027-01" w:id="26377"/>
       <w:r>
         <w:t xml:space="preserve">TR-027-01: 027 01 Float Numbering</w:t>
       </w:r>
@@ -56905,7 +56905,7 @@
         <w:pStyle w:val="Definition"/>
       </w:pPr>
       <w:r>
-        <w:t xml:space="preserve">45</w:t>
+        <w:t xml:space="preserve">38</w:t>
       </w:r>
     </w:p>
     <w:p>
@@ -56945,7 +56945,7 @@
         <w:pStyle w:val="Definition"/>
       </w:pPr>
       <w:r>
-        <w:t xml:space="preserve">2026-10-05</w:t>
+        <w:t xml:space="preserve">2026-10-06</w:t>
       </w:r>
     </w:p>
     <w:p>
@@ -57019,7 +57019,7 @@
         <w:keepNext/>
         <w:outlineLvl w:val="0"/>
       </w:pPr>
-      <w:bookmarkStart w:id="56168" w:name="TR-028-01"/>
+      <w:bookmarkStart w:name="TR-028-01" w:id="56168"/>
       <w:r>
         <w:t xml:space="preserve">TR-028-01: 028 01 Output Formats</w:t>
       </w:r>
@@ -57042,7 +57042,7 @@
         <w:pStyle w:val="Definition"/>
       </w:pPr>
       <w:r>
-        <w:t xml:space="preserve">96</w:t>
+        <w:t xml:space="preserve">80</w:t>
       </w:r>
     </w:p>
     <w:p>
@@ -57082,7 +57082,7 @@
         <w:pStyle w:val="Definition"/>
       </w:pPr>
       <w:r>
-        <w:t xml:space="preserve">2026-10-05</w:t>
+        <w:t xml:space="preserve">2026-10-06</w:t>
       </w:r>
     </w:p>
     <w:p>
@@ -57156,7 +57156,7 @@
         <w:keepNext/>
         <w:outlineLvl w:val="0"/>
       </w:pPr>
-      <w:bookmarkStart w:id="56169" w:name="TR-028-02"/>
+      <w:bookmarkStart w:name="TR-028-02" w:id="56169"/>
       <w:r>
         <w:t xml:space="preserve">TR-028-02: 028 02 Bibliography</w:t>
       </w:r>
@@ -57179,7 +57179,7 @@
         <w:pStyle w:val="Definition"/>
       </w:pPr>
       <w:r>
-        <w:t xml:space="preserve">42</w:t>
+        <w:t xml:space="preserve">36</w:t>
       </w:r>
     </w:p>
     <w:p>
@@ -57219,7 +57219,7 @@
         <w:pStyle w:val="Definition"/>
       </w:pPr>
       <w:r>
-        <w:t xml:space="preserve">2026-10-05</w:t>
+        <w:t xml:space="preserve">2026-10-06</w:t>
       </w:r>
     </w:p>
     <w:p>
@@ -57293,7 +57293,7 @@
         <w:keepNext/>
         <w:outlineLvl w:val="0"/>
       </w:pPr>
-      <w:bookmarkStart w:id="85959" w:name="TR-029-01"/>
+      <w:bookmarkStart w:name="TR-029-01" w:id="85959"/>
       <w:r>
         <w:t xml:space="preserve">TR-029-01: 029 01 Ooxml Schema Validation</w:t>
       </w:r>
@@ -57316,7 +57316,7 @@
         <w:pStyle w:val="Definition"/>
       </w:pPr>
       <w:r>
-        <w:t xml:space="preserve">255</w:t>
+        <w:t xml:space="preserve">213</w:t>
       </w:r>
     </w:p>
     <w:p>
@@ -57356,7 +57356,7 @@
         <w:pStyle w:val="Definition"/>
       </w:pPr>
       <w:r>
-        <w:t xml:space="preserve">2026-10-05</w:t>
+        <w:t xml:space="preserve">2026-10-06</w:t>
       </w:r>
     </w:p>
     <w:p>
@@ -57430,7 +57430,7 @@
         <w:keepNext/>
         <w:outlineLvl w:val="0"/>
       </w:pPr>
-      <w:bookmarkStart w:id="85960" w:name="TR-029-02"/>
+      <w:bookmarkStart w:name="TR-029-02" w:id="85960"/>
       <w:r>
         <w:t xml:space="preserve">TR-029-02: 029 02 Ooxml Validator Selftest</w:t>
       </w:r>
@@ -57453,7 +57453,7 @@
         <w:pStyle w:val="Definition"/>
       </w:pPr>
       <w:r>
-        <w:t xml:space="preserve">146</w:t>
+        <w:t xml:space="preserve">120</w:t>
       </w:r>
     </w:p>
     <w:p>
@@ -57493,7 +57493,7 @@
         <w:pStyle w:val="Definition"/>
       </w:pPr>
       <w:r>
-        <w:t xml:space="preserve">2026-10-05</w:t>
+        <w:t xml:space="preserve">2026-10-06</w:t>
       </w:r>
     </w:p>
     <w:p>
@@ -57567,7 +57567,7 @@
         <w:keepNext/>
         <w:outlineLvl w:val="0"/>
       </w:pPr>
-      <w:bookmarkStart w:id="85961" w:name="TR-029-03"/>
+      <w:bookmarkStart w:name="TR-029-03" w:id="85961"/>
       <w:r>
         <w:t xml:space="preserve">TR-029-03: 029 03 Caption Seq Cache</w:t>
       </w:r>
@@ -57590,7 +57590,7 @@
         <w:pStyle w:val="Definition"/>
       </w:pPr>
       <w:r>
-        <w:t xml:space="preserve">151</w:t>
+        <w:t xml:space="preserve">126</w:t>
       </w:r>
     </w:p>
     <w:p>
@@ -57630,7 +57630,7 @@
         <w:pStyle w:val="Definition"/>
       </w:pPr>
       <w:r>
-        <w:t xml:space="preserve">2026-10-05</w:t>
+        <w:t xml:space="preserve">2026-10-06</w:t>
       </w:r>
     </w:p>
     <w:p>
@@ -57704,7 +57704,7 @@
         <w:keepNext/>
         <w:outlineLvl w:val="0"/>
       </w:pPr>
-      <w:bookmarkStart w:id="85962" w:name="TR-029-04"/>
+      <w:bookmarkStart w:name="TR-029-04" w:id="85962"/>
       <w:r>
         <w:t xml:space="preserve">TR-029-04: 029 04 Bookmark Resolution</w:t>
       </w:r>
@@ -57727,7 +57727,7 @@
         <w:pStyle w:val="Definition"/>
       </w:pPr>
       <w:r>
-        <w:t xml:space="preserve">188</w:t>
+        <w:t xml:space="preserve">159</w:t>
       </w:r>
     </w:p>
     <w:p>
@@ -57767,7 +57767,7 @@
         <w:pStyle w:val="Definition"/>
       </w:pPr>
       <w:r>
-        <w:t xml:space="preserve">2026-10-05</w:t>
+        <w:t xml:space="preserve">2026-10-06</w:t>
       </w:r>
     </w:p>
     <w:p>
@@ -57841,7 +57841,7 @@
         <w:keepNext/>
         <w:outlineLvl w:val="0"/>
       </w:pPr>
-      <w:bookmarkStart w:id="85963" w:name="TR-029-05"/>
+      <w:bookmarkStart w:name="TR-029-05" w:id="85963"/>
       <w:r>
         <w:t xml:space="preserve">TR-029-05: 029 05 Libreoffice Roundtrip</w:t>
       </w:r>
@@ -57864,7 +57864,7 @@
         <w:pStyle w:val="Definition"/>
       </w:pPr>
       <w:r>
-        <w:t xml:space="preserve">160</w:t>
+        <w:t xml:space="preserve">154</w:t>
       </w:r>
     </w:p>
     <w:p>
@@ -57904,7 +57904,7 @@
         <w:pStyle w:val="Definition"/>
       </w:pPr>
       <w:r>
-        <w:t xml:space="preserve">2026-10-05</w:t>
+        <w:t xml:space="preserve">2026-10-06</w:t>
       </w:r>
     </w:p>
     <w:p>
@@ -57978,7 +57978,7 @@
         <w:keepNext/>
         <w:outlineLvl w:val="0"/>
       </w:pPr>
-      <w:bookmarkStart w:id="85964" w:name="TR-029-06"/>
+      <w:bookmarkStart w:name="TR-029-06" w:id="85964"/>
       <w:r>
         <w:t xml:space="preserve">TR-029-06: 029 06 Reference Cache Chain</w:t>
       </w:r>
@@ -58001,7 +58001,7 @@
         <w:pStyle w:val="Definition"/>
       </w:pPr>
       <w:r>
-        <w:t xml:space="preserve">27</w:t>
+        <w:t xml:space="preserve">26</w:t>
       </w:r>
     </w:p>
     <w:p>
@@ -58041,7 +58041,7 @@
         <w:pStyle w:val="Definition"/>
       </w:pPr>
       <w:r>
-        <w:t xml:space="preserve">2026-10-05</w:t>
+        <w:t xml:space="preserve">2026-10-06</w:t>
       </w:r>
     </w:p>
     <w:p>
@@ -58115,7 +58115,7 @@
         <w:keepNext/>
         <w:outlineLvl w:val="0"/>
       </w:pPr>
-      <w:bookmarkStart w:id="85965" w:name="TR-029-07"/>
+      <w:bookmarkStart w:name="TR-029-07" w:id="85965"/>
       <w:r>
         <w:t xml:space="preserve">TR-029-07: 029 07 Reference Table Header</w:t>
       </w:r>
@@ -58138,7 +58138,7 @@
         <w:pStyle w:val="Definition"/>
       </w:pPr>
       <w:r>
-        <w:t xml:space="preserve">105</w:t>
+        <w:t xml:space="preserve">89</w:t>
       </w:r>
     </w:p>
     <w:p>
@@ -58178,7 +58178,7 @@
         <w:pStyle w:val="Definition"/>
       </w:pPr>
       <w:r>
-        <w:t xml:space="preserve">2026-10-05</w:t>
+        <w:t xml:space="preserve">2026-10-06</w:t>
       </w:r>
     </w:p>
     <w:p>
@@ -58252,7 +58252,7 @@
         <w:keepNext/>
         <w:outlineLvl w:val="0"/>
       </w:pPr>
-      <w:bookmarkStart w:id="85966" w:name="TR-029-08"/>
+      <w:bookmarkStart w:name="TR-029-08" w:id="85966"/>
       <w:r>
         <w:t xml:space="preserve">TR-029-08: 029 08 Body Sectpr Self Closing</w:t>
       </w:r>
@@ -58275,7 +58275,7 @@
         <w:pStyle w:val="Definition"/>
       </w:pPr>
       <w:r>
-        <w:t xml:space="preserve">46</w:t>
+        <w:t xml:space="preserve">38</w:t>
       </w:r>
     </w:p>
     <w:p>
@@ -58315,7 +58315,7 @@
         <w:pStyle w:val="Definition"/>
       </w:pPr>
       <w:r>
-        <w:t xml:space="preserve">2026-10-05</w:t>
+        <w:t xml:space="preserve">2026-10-06</w:t>
       </w:r>
     </w:p>
     <w:p>
@@ -58389,7 +58389,7 @@
         <w:keepNext/>
         <w:outlineLvl w:val="0"/>
       </w:pPr>
-      <w:bookmarkStart w:id="41361" w:name="TR-030-01"/>
+      <w:bookmarkStart w:name="TR-030-01" w:id="41361"/>
       <w:r>
         <w:t xml:space="preserve">TR-030-01: 030 01 Html Options</w:t>
       </w:r>
@@ -58412,7 +58412,7 @@
         <w:pStyle w:val="Definition"/>
       </w:pPr>
       <w:r>
-        <w:t xml:space="preserve">30</w:t>
+        <w:t xml:space="preserve">28</w:t>
       </w:r>
     </w:p>
     <w:p>
@@ -58452,7 +58452,7 @@
         <w:pStyle w:val="Definition"/>
       </w:pPr>
       <w:r>
-        <w:t xml:space="preserve">2026-10-05</w:t>
+        <w:t xml:space="preserve">2026-10-06</w:t>
       </w:r>
     </w:p>
     <w:p>
@@ -58526,7 +58526,7 @@
         <w:keepNext/>
         <w:outlineLvl w:val="0"/>
       </w:pPr>
-      <w:bookmarkStart w:id="41362" w:name="TR-030-02"/>
+      <w:bookmarkStart w:name="TR-030-02" w:id="41362"/>
       <w:r>
         <w:t xml:space="preserve">TR-030-02: 030 02 Web Generation</w:t>
       </w:r>
@@ -58549,7 +58549,7 @@
         <w:pStyle w:val="Definition"/>
       </w:pPr>
       <w:r>
-        <w:t xml:space="preserve">70</w:t>
+        <w:t xml:space="preserve">64</w:t>
       </w:r>
     </w:p>
     <w:p>
@@ -58589,7 +58589,7 @@
         <w:pStyle w:val="Definition"/>
       </w:pPr>
       <w:r>
-        <w:t xml:space="preserve">2026-10-05</w:t>
+        <w:t xml:space="preserve">2026-10-06</w:t>
       </w:r>
     </w:p>
     <w:p>
@@ -58663,7 +58663,7 @@
         <w:keepNext/>
         <w:outlineLvl w:val="0"/>
       </w:pPr>
-      <w:bookmarkStart w:id="41363" w:name="TR-030-03"/>
+      <w:bookmarkStart w:name="TR-030-03" w:id="41363"/>
       <w:r>
         <w:t xml:space="preserve">TR-030-03: 030 03 Web Search</w:t>
       </w:r>
@@ -58686,7 +58686,7 @@
         <w:pStyle w:val="Definition"/>
       </w:pPr>
       <w:r>
-        <w:t xml:space="preserve">44</w:t>
+        <w:t xml:space="preserve">39</w:t>
       </w:r>
     </w:p>
     <w:p>
@@ -58726,7 +58726,7 @@
         <w:pStyle w:val="Definition"/>
       </w:pPr>
       <w:r>
-        <w:t xml:space="preserve">2026-10-05</w:t>
+        <w:t xml:space="preserve">2026-10-06</w:t>
       </w:r>
     </w:p>
     <w:p>
@@ -58800,7 +58800,7 @@
         <w:keepNext/>
         <w:outlineLvl w:val="0"/>
       </w:pPr>
-      <w:bookmarkStart w:id="71152" w:name="TR-031-01"/>
+      <w:bookmarkStart w:name="TR-031-01" w:id="71152"/>
       <w:r>
         <w:t xml:space="preserve">TR-031-01: 031 01 Assembler</w:t>
       </w:r>
@@ -58823,7 +58823,7 @@
         <w:pStyle w:val="Definition"/>
       </w:pPr>
       <w:r>
-        <w:t xml:space="preserve">36</w:t>
+        <w:t xml:space="preserve">31</w:t>
       </w:r>
     </w:p>
     <w:p>
@@ -58863,7 +58863,7 @@
         <w:pStyle w:val="Definition"/>
       </w:pPr>
       <w:r>
-        <w:t xml:space="preserve">2026-10-05</w:t>
+        <w:t xml:space="preserve">2026-10-06</w:t>
       </w:r>
     </w:p>
     <w:p>
@@ -58937,7 +58937,7 @@
         <w:keepNext/>
         <w:outlineLvl w:val="0"/>
       </w:pPr>
-      <w:bookmarkStart w:id="943" w:name="TR-032-01"/>
+      <w:bookmarkStart w:name="TR-032-01" w:id="943"/>
       <w:r>
         <w:t xml:space="preserve">TR-032-01: 032 01 Caption Structure</w:t>
       </w:r>
@@ -58960,7 +58960,7 @@
         <w:pStyle w:val="Definition"/>
       </w:pPr>
       <w:r>
-        <w:t xml:space="preserve">63</w:t>
+        <w:t xml:space="preserve">61</w:t>
       </w:r>
     </w:p>
     <w:p>
@@ -59000,7 +59000,7 @@
         <w:pStyle w:val="Definition"/>
       </w:pPr>
       <w:r>
-        <w:t xml:space="preserve">2026-10-05</w:t>
+        <w:t xml:space="preserve">2026-10-06</w:t>
       </w:r>
     </w:p>
     <w:p>
@@ -59074,7 +59074,7 @@
         <w:keepNext/>
         <w:outlineLvl w:val="0"/>
       </w:pPr>
-      <w:bookmarkStart w:id="71372" w:name="TR-OUT-001-01"/>
+      <w:bookmarkStart w:name="TR-OUT-001-01" w:id="71372"/>
       <w:r>
         <w:t xml:space="preserve">TR-OUT-001-01: Out 001 01 Assembly Order</w:t>
       </w:r>
@@ -59097,7 +59097,7 @@
         <w:pStyle w:val="Definition"/>
       </w:pPr>
       <w:r>
-        <w:t xml:space="preserve">81</w:t>
+        <w:t xml:space="preserve">66</w:t>
       </w:r>
     </w:p>
     <w:p>
@@ -59137,7 +59137,7 @@
         <w:pStyle w:val="Definition"/>
       </w:pPr>
       <w:r>
-        <w:t xml:space="preserve">2026-10-05</w:t>
+        <w:t xml:space="preserve">2026-10-06</w:t>
       </w:r>
     </w:p>
     <w:p>
@@ -59211,7 +59211,7 @@
         <w:keepNext/>
         <w:outlineLvl w:val="0"/>
       </w:pPr>
-      <w:bookmarkStart w:id="60745" w:name="TR-OUT-004-01"/>
+      <w:bookmarkStart w:name="TR-OUT-004-01" w:id="60745"/>
       <w:r>
         <w:t xml:space="preserve">TR-OUT-004-01: Out 004 01 Render Utils</w:t>
       </w:r>
@@ -59234,7 +59234,7 @@
         <w:pStyle w:val="Definition"/>
       </w:pPr>
       <w:r>
-        <w:t xml:space="preserve">37</w:t>
+        <w:t xml:space="preserve">32</w:t>
       </w:r>
     </w:p>
     <w:p>
@@ -59274,7 +59274,7 @@
         <w:pStyle w:val="Definition"/>
       </w:pPr>
       <w:r>
-        <w:t xml:space="preserve">2026-10-05</w:t>
+        <w:t xml:space="preserve">2026-10-06</w:t>
       </w:r>
     </w:p>
     <w:p>
@@ -59348,7 +59348,7 @@
         <w:keepNext/>
         <w:outlineLvl w:val="0"/>
       </w:pPr>
-      <w:bookmarkStart w:id="90536" w:name="TR-OUT-005-01"/>
+      <w:bookmarkStart w:name="TR-OUT-005-01" w:id="90536"/>
       <w:r>
         <w:t xml:space="preserve">TR-OUT-005-01: Out 005 01 Render Handler</w:t>
       </w:r>
@@ -59371,7 +59371,7 @@
         <w:pStyle w:val="Definition"/>
       </w:pPr>
       <w:r>
-        <w:t xml:space="preserve">45</w:t>
+        <w:t xml:space="preserve">40</w:t>
       </w:r>
     </w:p>
     <w:p>
@@ -59411,7 +59411,7 @@
         <w:pStyle w:val="Definition"/>
       </w:pPr>
       <w:r>
-        <w:t xml:space="preserve">2026-10-05</w:t>
+        <w:t xml:space="preserve">2026-10-06</w:t>
       </w:r>
     </w:p>
     <w:p>
@@ -59485,7 +59485,7 @@
         <w:keepNext/>
         <w:outlineLvl w:val="0"/>
       </w:pPr>
-      <w:bookmarkStart w:id="79909" w:name="TR-OUT-008-01"/>
+      <w:bookmarkStart w:name="TR-OUT-008-01" w:id="79909"/>
       <w:r>
         <w:t xml:space="preserve">TR-OUT-008-01: Out 008 01 Heading Hierarchy</w:t>
       </w:r>
@@ -59508,7 +59508,7 @@
         <w:pStyle w:val="Definition"/>
       </w:pPr>
       <w:r>
-        <w:t xml:space="preserve">137</w:t>
+        <w:t xml:space="preserve">121</w:t>
       </w:r>
     </w:p>
     <w:p>
@@ -59548,7 +59548,7 @@
         <w:pStyle w:val="Definition"/>
       </w:pPr>
       <w:r>
-        <w:t xml:space="preserve">2026-10-05</w:t>
+        <w:t xml:space="preserve">2026-10-06</w:t>
       </w:r>
     </w:p>
     <w:p>
@@ -59622,7 +59622,7 @@
         <w:keepNext/>
         <w:outlineLvl w:val="0"/>
       </w:pPr>
-      <w:bookmarkStart w:id="79910" w:name="TR-OUT-008-02"/>
+      <w:bookmarkStart w:name="TR-OUT-008-02" w:id="79910"/>
       <w:r>
         <w:t xml:space="preserve">TR-OUT-008-02: Out 008 02 Broken Hierarchy</w:t>
       </w:r>
@@ -59645,7 +59645,7 @@
         <w:pStyle w:val="Definition"/>
       </w:pPr>
       <w:r>
-        <w:t xml:space="preserve">180</w:t>
+        <w:t xml:space="preserve">156</w:t>
       </w:r>
     </w:p>
     <w:p>
@@ -59685,7 +59685,7 @@
         <w:pStyle w:val="Definition"/>
       </w:pPr>
       <w:r>
-        <w:t xml:space="preserve">2026-10-05</w:t>
+        <w:t xml:space="preserve">2026-10-06</w:t>
       </w:r>
     </w:p>
     <w:p>
@@ -59759,7 +59759,7 @@
         <w:keepNext/>
         <w:outlineLvl w:val="0"/>
       </w:pPr>
-      <w:bookmarkStart w:id="9700" w:name="TR-OUT-009-01"/>
+      <w:bookmarkStart w:name="TR-OUT-009-01" w:id="9700"/>
       <w:r>
         <w:t xml:space="preserve">TR-OUT-009-01: Out 009 01 Section Close</w:t>
       </w:r>
@@ -59782,7 +59782,7 @@
         <w:pStyle w:val="Definition"/>
       </w:pPr>
       <w:r>
-        <w:t xml:space="preserve">108</w:t>
+        <w:t xml:space="preserve">92</w:t>
       </w:r>
     </w:p>
     <w:p>
@@ -59822,7 +59822,7 @@
         <w:pStyle w:val="Definition"/>
       </w:pPr>
       <w:r>
-        <w:t xml:space="preserve">2026-10-05</w:t>
+        <w:t xml:space="preserve">2026-10-06</w:t>
       </w:r>
     </w:p>
     <w:p>
@@ -59896,7 +59896,7 @@
         <w:keepNext/>
         <w:outlineLvl w:val="0"/>
       </w:pPr>
-      <w:bookmarkStart w:id="65102" w:name="TR-OUT-010-01"/>
+      <w:bookmarkStart w:name="TR-OUT-010-01" w:id="65102"/>
       <w:r>
         <w:t xml:space="preserve">TR-OUT-010-01: Out 010 01 Cross Format Levels</w:t>
       </w:r>
@@ -59919,7 +59919,7 @@
         <w:pStyle w:val="Definition"/>
       </w:pPr>
       <w:r>
-        <w:t xml:space="preserve">159</w:t>
+        <w:t xml:space="preserve">135</w:t>
       </w:r>
     </w:p>
     <w:p>
@@ -59959,7 +59959,7 @@
         <w:pStyle w:val="Definition"/>
       </w:pPr>
       <w:r>
-        <w:t xml:space="preserve">2026-10-05</w:t>
+        <w:t xml:space="preserve">2026-10-06</w:t>
       </w:r>
     </w:p>
     <w:p>
@@ -60033,7 +60033,7 @@
         <w:keepNext/>
         <w:outlineLvl w:val="0"/>
       </w:pPr>
-      <w:bookmarkStart w:id="94893" w:name="TR-OUT-011-01"/>
+      <w:bookmarkStart w:name="TR-OUT-011-01" w:id="94893"/>
       <w:r>
         <w:t xml:space="preserve">TR-OUT-011-01: Out 011 01 Include Level Shift</w:t>
       </w:r>
@@ -60056,7 +60056,7 @@
         <w:pStyle w:val="Definition"/>
       </w:pPr>
       <w:r>
-        <w:t xml:space="preserve">181</w:t>
+        <w:t xml:space="preserve">150</w:t>
       </w:r>
     </w:p>
     <w:p>
@@ -60096,7 +60096,7 @@
         <w:pStyle w:val="Definition"/>
       </w:pPr>
       <w:r>
-        <w:t xml:space="preserve">2026-10-05</w:t>
+        <w:t xml:space="preserve">2026-10-06</w:t>
       </w:r>
     </w:p>
     <w:p>
@@ -60170,7 +60170,7 @@
         <w:keepNext/>
         <w:outlineLvl w:val="0"/>
       </w:pPr>
-      <w:bookmarkStart w:id="94894" w:name="TR-OUT-011-02"/>
+      <w:bookmarkStart w:name="TR-OUT-011-02" w:id="94894"/>
       <w:r>
         <w:t xml:space="preserve">TR-OUT-011-02: Out 011 02 Include Level Combos</w:t>
       </w:r>
@@ -60193,7 +60193,7 @@
         <w:pStyle w:val="Definition"/>
       </w:pPr>
       <w:r>
-        <w:t xml:space="preserve">270</w:t>
+        <w:t xml:space="preserve">215</w:t>
       </w:r>
     </w:p>
     <w:p>
@@ -60233,7 +60233,7 @@
         <w:pStyle w:val="Definition"/>
       </w:pPr>
       <w:r>
-        <w:t xml:space="preserve">2026-10-05</w:t>
+        <w:t xml:space="preserve">2026-10-06</w:t>
       </w:r>
     </w:p>
     <w:p>
@@ -60307,7 +60307,7 @@
         <w:keepNext/>
         <w:outlineLvl w:val="0"/>
       </w:pPr>
-      <w:bookmarkStart w:id="94895" w:name="TR-OUT-011-03"/>
+      <w:bookmarkStart w:name="TR-OUT-011-03" w:id="94895"/>
       <w:r>
         <w:t xml:space="preserve">TR-OUT-011-03: Out 011 03 Include Level Guards</w:t>
       </w:r>
@@ -60330,7 +60330,7 @@
         <w:pStyle w:val="Definition"/>
       </w:pPr>
       <w:r>
-        <w:t xml:space="preserve">334</w:t>
+        <w:t xml:space="preserve">276</w:t>
       </w:r>
     </w:p>
     <w:p>
@@ -60370,7 +60370,7 @@
         <w:pStyle w:val="Definition"/>
       </w:pPr>
       <w:r>
-        <w:t xml:space="preserve">2026-10-05</w:t>
+        <w:t xml:space="preserve">2026-10-06</w:t>
       </w:r>
     </w:p>
     <w:p>
@@ -60444,7 +60444,7 @@
         <w:keepNext/>
         <w:outlineLvl w:val="0"/>
       </w:pPr>
-      <w:bookmarkStart w:id="24684" w:name="TR-OUT-012-01"/>
+      <w:bookmarkStart w:name="TR-OUT-012-01" w:id="24684"/>
       <w:r>
         <w:t xml:space="preserve">TR-OUT-012-01: Out 012 01 Section Attribute Card</w:t>
       </w:r>
@@ -60467,7 +60467,7 @@
         <w:pStyle w:val="Definition"/>
       </w:pPr>
       <w:r>
-        <w:t xml:space="preserve">60</w:t>
+        <w:t xml:space="preserve">55</w:t>
       </w:r>
     </w:p>
     <w:p>
@@ -60507,7 +60507,7 @@
         <w:pStyle w:val="Definition"/>
       </w:pPr>
       <w:r>
-        <w:t xml:space="preserve">2026-10-05</w:t>
+        <w:t xml:space="preserve">2026-10-06</w:t>
       </w:r>
     </w:p>
     <w:p>
@@ -60581,7 +60581,7 @@
         <w:keepNext/>
         <w:outlineLvl w:val="0"/>
       </w:pPr>
-      <w:bookmarkStart w:id="24685" w:name="TR-OUT-012-02"/>
+      <w:bookmarkStart w:name="TR-OUT-012-02" w:id="24685"/>
       <w:r>
         <w:t xml:space="preserve">TR-OUT-012-02: Out 012 02 Include Composite Child</w:t>
       </w:r>
@@ -60604,7 +60604,7 @@
         <w:pStyle w:val="Definition"/>
       </w:pPr>
       <w:r>
-        <w:t xml:space="preserve">90</w:t>
+        <w:t xml:space="preserve">83</w:t>
       </w:r>
     </w:p>
     <w:p>
@@ -60644,7 +60644,7 @@
         <w:pStyle w:val="Definition"/>
       </w:pPr>
       <w:r>
-        <w:t xml:space="preserve">2026-10-05</w:t>
+        <w:t xml:space="preserve">2026-10-06</w:t>
       </w:r>
     </w:p>
     <w:p>
@@ -60718,7 +60718,7 @@
         <w:keepNext/>
         <w:outlineLvl w:val="0"/>
       </w:pPr>
-      <w:bookmarkStart w:id="24686" w:name="TR-OUT-012-03"/>
+      <w:bookmarkStart w:name="TR-OUT-012-03" w:id="24686"/>
       <w:r>
         <w:t xml:space="preserve">TR-OUT-012-03: Out 012 03 Hierarchical Pid Per Type</w:t>
       </w:r>
@@ -60741,7 +60741,7 @@
         <w:pStyle w:val="Definition"/>
       </w:pPr>
       <w:r>
-        <w:t xml:space="preserve">101</w:t>
+        <w:t xml:space="preserve">85</w:t>
       </w:r>
     </w:p>
     <w:p>
@@ -60781,7 +60781,7 @@
         <w:pStyle w:val="Definition"/>
       </w:pPr>
       <w:r>
-        <w:t xml:space="preserve">2026-10-05</w:t>
+        <w:t xml:space="preserve">2026-10-06</w:t>
       </w:r>
     </w:p>
     <w:p>
@@ -60855,7 +60855,7 @@
         <w:keepNext/>
         <w:outlineLvl w:val="0"/>
       </w:pPr>
-      <w:bookmarkStart w:id="17735" w:name="TR-INT-016-01"/>
+      <w:bookmarkStart w:name="TR-INT-016-01" w:id="17735"/>
       <w:r>
         <w:t xml:space="preserve">TR-INT-016-01: Int 016 01 Label Slugify</w:t>
       </w:r>
@@ -60878,7 +60878,7 @@
         <w:pStyle w:val="Definition"/>
       </w:pPr>
       <w:r>
-        <w:t xml:space="preserve">36</w:t>
+        <w:t xml:space="preserve">33</w:t>
       </w:r>
     </w:p>
     <w:p>
@@ -60918,7 +60918,7 @@
         <w:pStyle w:val="Definition"/>
       </w:pPr>
       <w:r>
-        <w:t xml:space="preserve">2026-10-05</w:t>
+        <w:t xml:space="preserve">2026-10-06</w:t>
       </w:r>
     </w:p>
     <w:p>
@@ -60992,7 +60992,7 @@
         <w:keepNext/>
         <w:outlineLvl w:val="0"/>
       </w:pPr>
-      <w:bookmarkStart w:id="98262" w:name="TR-CFG-001-01"/>
+      <w:bookmarkStart w:name="TR-CFG-001-01" w:id="98262"/>
       <w:r>
         <w:t xml:space="preserve">TR-CFG-001-01: Cfg 001 01 Manifest Over Env</w:t>
       </w:r>
@@ -61015,7 +61015,7 @@
         <w:pStyle w:val="Definition"/>
       </w:pPr>
       <w:r>
-        <w:t xml:space="preserve">33</w:t>
+        <w:t xml:space="preserve">30</w:t>
       </w:r>
     </w:p>
     <w:p>
@@ -61055,7 +61055,7 @@
         <w:pStyle w:val="Definition"/>
       </w:pPr>
       <w:r>
-        <w:t xml:space="preserve">2026-10-05</w:t>
+        <w:t xml:space="preserve">2026-10-06</w:t>
       </w:r>
     </w:p>
     <w:p>
@@ -62429,18 +62429,18 @@
     <w:basedOn w:val="VerbatimChar"/>
     <w:rPr/>
   </w:style>
-  <w:style w:type="paragraph" w:styleId="SpecObjectHeader" w:customStyle="1">
+  <w:style w:customStyle="1" w:styleId="SpecObjectHeader" w:type="paragraph">
     <w:name w:val="Spec Object Header"/>
     <w:basedOn w:val="Normal"/>
     <w:next w:val="FirstParagraph"/>
     <w:qFormat/>
     <w:pPr>
       <w:keepNext/>
-      <w:spacing w:before="280" w:line="276" w:lineRule="auto" w:after="120"/>
+      <w:spacing w:after="120" w:before="280" w:line="276" w:lineRule="auto"/>
       <w:outlineLvl w:val="0"/>
     </w:pPr>
     <w:rPr>
-      <w:rFonts w:ascii="Calibri Light" w:hAnsi="Calibri Light" w:cs="Calibri Light"/>
+      <w:rFonts w:cs="Calibri Light" w:ascii="Calibri Light" w:hAnsi="Calibri Light"/>
       <w:b/>
       <w:bCs/>
       <w:color w:val="0F4C64"/>

--- a/engineering/downloads/svc.docx
+++ b/engineering/downloads/svc.docx
@@ -7819,6 +7819,66 @@
                 <w:b/>
               </w:rPr>
               <w:t xml:space="preserve">PASS</w:t>
+            </w:r>
+          </w:p>
+        </w:tc>
+      </w:tr>
+      <w:tr>
+        <w:tc>
+          <w:tcPr/>
+          <w:p>
+            <w:pPr>
+              <w:pStyle w:val="Compact"/>
+              <w:jc w:val="left"/>
+            </w:pPr>
+            <w:hyperlink w:anchor="VC-024">
+              <w:r>
+                <w:rPr>
+                  <w:rStyle w:val="Hyperlink"/>
+                </w:rPr>
+                <w:t xml:space="preserve">VC-024</w:t>
+              </w:r>
+            </w:hyperlink>
+          </w:p>
+        </w:tc>
+        <w:tc>
+          <w:tcPr/>
+          <w:p>
+            <w:pPr>
+              <w:pStyle w:val="Compact"/>
+              <w:jc w:val="left"/>
+            </w:pPr>
+            <w:r>
+              <w:t xml:space="preserve">External Renderer Registration</w:t>
+            </w:r>
+          </w:p>
+        </w:tc>
+        <w:tc>
+          <w:tcPr/>
+          <w:p>
+            <w:pPr>
+              <w:pStyle w:val="Compact"/>
+              <w:jc w:val="left"/>
+            </w:pPr>
+            <w:hyperlink w:anchor="TR-024-03">
+              <w:r>
+                <w:rPr>
+                  <w:rStyle w:val="Hyperlink"/>
+                </w:rPr>
+                <w:t xml:space="preserve">TR-024-03</w:t>
+              </w:r>
+            </w:hyperlink>
+          </w:p>
+        </w:tc>
+        <w:tc>
+          <w:tcPr/>
+          <w:p>
+            <w:pPr>
+              <w:pStyle w:val="Compact"/>
+              <w:jc w:val="center"/>
+            </w:pPr>
+            <w:r>
+              <w:t xml:space="preserve">Blocked</w:t>
             </w:r>
           </w:p>
         </w:tc>
@@ -12961,6 +13021,78 @@
               <w:pStyle w:val="Compact"/>
               <w:jc w:val="left"/>
             </w:pPr>
+            <w:hyperlink r:id="rId45">
+              <w:r>
+                <w:rPr>
+                  <w:rStyle w:val="Hyperlink"/>
+                </w:rPr>
+                <w:t xml:space="preserve">HLR-EXT-006</w:t>
+              </w:r>
+            </w:hyperlink>
+          </w:p>
+        </w:tc>
+        <w:tc>
+          <w:tcPr/>
+          <w:p>
+            <w:pPr>
+              <w:pStyle w:val="Compact"/>
+              <w:jc w:val="left"/>
+            </w:pPr>
+            <w:r>
+              <w:t xml:space="preserve">External Renderer Hooks</w:t>
+            </w:r>
+          </w:p>
+        </w:tc>
+        <w:tc>
+          <w:tcPr/>
+          <w:p>
+            <w:pPr>
+              <w:pStyle w:val="Compact"/>
+              <w:jc w:val="left"/>
+            </w:pPr>
+            <w:hyperlink w:anchor="VC-024">
+              <w:r>
+                <w:rPr>
+                  <w:rStyle w:val="Hyperlink"/>
+                </w:rPr>
+                <w:t xml:space="preserve">VC-024</w:t>
+              </w:r>
+            </w:hyperlink>
+          </w:p>
+        </w:tc>
+        <w:tc>
+          <w:tcPr/>
+          <w:p>
+            <w:pPr>
+              <w:pStyle w:val="Compact"/>
+              <w:jc w:val="left"/>
+            </w:pPr>
+            <w:r>
+              <w:t xml:space="preserve">External Renderer Registration</w:t>
+            </w:r>
+          </w:p>
+        </w:tc>
+        <w:tc>
+          <w:tcPr/>
+          <w:p>
+            <w:pPr>
+              <w:pStyle w:val="Compact"/>
+              <w:jc w:val="center"/>
+            </w:pPr>
+            <w:r>
+              <w:t xml:space="preserve">⊘ Blocked</w:t>
+            </w:r>
+          </w:p>
+        </w:tc>
+      </w:tr>
+      <w:tr>
+        <w:tc>
+          <w:tcPr/>
+          <w:p>
+            <w:pPr>
+              <w:pStyle w:val="Compact"/>
+              <w:jc w:val="left"/>
+            </w:pPr>
             <w:hyperlink r:id="rId46">
               <w:r>
                 <w:rPr>
@@ -44301,7 +44433,7 @@
         <w:pStyle w:val="Definition"/>
       </w:pPr>
       <w:r>
-        <w:t xml:space="preserve">58</w:t>
+        <w:t xml:space="preserve">45</w:t>
       </w:r>
     </w:p>
     <w:p>
@@ -44341,7 +44473,7 @@
         <w:pStyle w:val="Definition"/>
       </w:pPr>
       <w:r>
-        <w:t xml:space="preserve">2026-10-06</w:t>
+        <w:t xml:space="preserve">2026-10-07</w:t>
       </w:r>
     </w:p>
     <w:p>
@@ -44438,7 +44570,7 @@
         <w:pStyle w:val="Definition"/>
       </w:pPr>
       <w:r>
-        <w:t xml:space="preserve">25</w:t>
+        <w:t xml:space="preserve">19</w:t>
       </w:r>
     </w:p>
     <w:p>
@@ -44478,7 +44610,7 @@
         <w:pStyle w:val="Definition"/>
       </w:pPr>
       <w:r>
-        <w:t xml:space="preserve">2026-10-06</w:t>
+        <w:t xml:space="preserve">2026-10-07</w:t>
       </w:r>
     </w:p>
     <w:p>
@@ -44575,7 +44707,7 @@
         <w:pStyle w:val="Definition"/>
       </w:pPr>
       <w:r>
-        <w:t xml:space="preserve">34</w:t>
+        <w:t xml:space="preserve">25</w:t>
       </w:r>
     </w:p>
     <w:p>
@@ -44615,7 +44747,7 @@
         <w:pStyle w:val="Definition"/>
       </w:pPr>
       <w:r>
-        <w:t xml:space="preserve">2026-10-06</w:t>
+        <w:t xml:space="preserve">2026-10-07</w:t>
       </w:r>
     </w:p>
     <w:p>
@@ -44712,7 +44844,7 @@
         <w:pStyle w:val="Definition"/>
       </w:pPr>
       <w:r>
-        <w:t xml:space="preserve">28</w:t>
+        <w:t xml:space="preserve">24</w:t>
       </w:r>
     </w:p>
     <w:p>
@@ -44752,7 +44884,7 @@
         <w:pStyle w:val="Definition"/>
       </w:pPr>
       <w:r>
-        <w:t xml:space="preserve">2026-10-06</w:t>
+        <w:t xml:space="preserve">2026-10-07</w:t>
       </w:r>
     </w:p>
     <w:p>
@@ -44849,7 +44981,7 @@
         <w:pStyle w:val="Definition"/>
       </w:pPr>
       <w:r>
-        <w:t xml:space="preserve">144</w:t>
+        <w:t xml:space="preserve">121</w:t>
       </w:r>
     </w:p>
     <w:p>
@@ -44889,7 +45021,7 @@
         <w:pStyle w:val="Definition"/>
       </w:pPr>
       <w:r>
-        <w:t xml:space="preserve">2026-10-06</w:t>
+        <w:t xml:space="preserve">2026-10-07</w:t>
       </w:r>
     </w:p>
     <w:p>
@@ -44986,7 +45118,7 @@
         <w:pStyle w:val="Definition"/>
       </w:pPr>
       <w:r>
-        <w:t xml:space="preserve">180</w:t>
+        <w:t xml:space="preserve">151</w:t>
       </w:r>
     </w:p>
     <w:p>
@@ -45026,7 +45158,7 @@
         <w:pStyle w:val="Definition"/>
       </w:pPr>
       <w:r>
-        <w:t xml:space="preserve">2026-10-06</w:t>
+        <w:t xml:space="preserve">2026-10-07</w:t>
       </w:r>
     </w:p>
     <w:p>
@@ -45123,7 +45255,7 @@
         <w:pStyle w:val="Definition"/>
       </w:pPr>
       <w:r>
-        <w:t xml:space="preserve">167</w:t>
+        <w:t xml:space="preserve">137</w:t>
       </w:r>
     </w:p>
     <w:p>
@@ -45163,7 +45295,7 @@
         <w:pStyle w:val="Definition"/>
       </w:pPr>
       <w:r>
-        <w:t xml:space="preserve">2026-10-06</w:t>
+        <w:t xml:space="preserve">2026-10-07</w:t>
       </w:r>
     </w:p>
     <w:p>
@@ -45260,7 +45392,7 @@
         <w:pStyle w:val="Definition"/>
       </w:pPr>
       <w:r>
-        <w:t xml:space="preserve">84</w:t>
+        <w:t xml:space="preserve">67</w:t>
       </w:r>
     </w:p>
     <w:p>
@@ -45300,7 +45432,7 @@
         <w:pStyle w:val="Definition"/>
       </w:pPr>
       <w:r>
-        <w:t xml:space="preserve">2026-10-06</w:t>
+        <w:t xml:space="preserve">2026-10-07</w:t>
       </w:r>
     </w:p>
     <w:p>
@@ -45397,7 +45529,7 @@
         <w:pStyle w:val="Definition"/>
       </w:pPr>
       <w:r>
-        <w:t xml:space="preserve">61</w:t>
+        <w:t xml:space="preserve">53</w:t>
       </w:r>
     </w:p>
     <w:p>
@@ -45437,7 +45569,7 @@
         <w:pStyle w:val="Definition"/>
       </w:pPr>
       <w:r>
-        <w:t xml:space="preserve">2026-10-06</w:t>
+        <w:t xml:space="preserve">2026-10-07</w:t>
       </w:r>
     </w:p>
     <w:p>
@@ -45534,7 +45666,7 @@
         <w:pStyle w:val="Definition"/>
       </w:pPr>
       <w:r>
-        <w:t xml:space="preserve">56</w:t>
+        <w:t xml:space="preserve">45</w:t>
       </w:r>
     </w:p>
     <w:p>
@@ -45574,7 +45706,7 @@
         <w:pStyle w:val="Definition"/>
       </w:pPr>
       <w:r>
-        <w:t xml:space="preserve">2026-10-06</w:t>
+        <w:t xml:space="preserve">2026-10-07</w:t>
       </w:r>
     </w:p>
     <w:p>
@@ -45671,7 +45803,7 @@
         <w:pStyle w:val="Definition"/>
       </w:pPr>
       <w:r>
-        <w:t xml:space="preserve">228</w:t>
+        <w:t xml:space="preserve">180</w:t>
       </w:r>
     </w:p>
     <w:p>
@@ -45711,7 +45843,7 @@
         <w:pStyle w:val="Definition"/>
       </w:pPr>
       <w:r>
-        <w:t xml:space="preserve">2026-10-06</w:t>
+        <w:t xml:space="preserve">2026-10-07</w:t>
       </w:r>
     </w:p>
     <w:p>
@@ -45808,7 +45940,7 @@
         <w:pStyle w:val="Definition"/>
       </w:pPr>
       <w:r>
-        <w:t xml:space="preserve">549</w:t>
+        <w:t xml:space="preserve">451</w:t>
       </w:r>
     </w:p>
     <w:p>
@@ -45848,7 +45980,7 @@
         <w:pStyle w:val="Definition"/>
       </w:pPr>
       <w:r>
-        <w:t xml:space="preserve">2026-10-06</w:t>
+        <w:t xml:space="preserve">2026-10-07</w:t>
       </w:r>
     </w:p>
     <w:p>
@@ -45945,7 +46077,7 @@
         <w:pStyle w:val="Definition"/>
       </w:pPr>
       <w:r>
-        <w:t xml:space="preserve">117</w:t>
+        <w:t xml:space="preserve">89</w:t>
       </w:r>
     </w:p>
     <w:p>
@@ -45985,7 +46117,7 @@
         <w:pStyle w:val="Definition"/>
       </w:pPr>
       <w:r>
-        <w:t xml:space="preserve">2026-10-06</w:t>
+        <w:t xml:space="preserve">2026-10-07</w:t>
       </w:r>
     </w:p>
     <w:p>
@@ -46082,7 +46214,7 @@
         <w:pStyle w:val="Definition"/>
       </w:pPr>
       <w:r>
-        <w:t xml:space="preserve">60</w:t>
+        <w:t xml:space="preserve">53</w:t>
       </w:r>
     </w:p>
     <w:p>
@@ -46122,7 +46254,7 @@
         <w:pStyle w:val="Definition"/>
       </w:pPr>
       <w:r>
-        <w:t xml:space="preserve">2026-10-06</w:t>
+        <w:t xml:space="preserve">2026-10-07</w:t>
       </w:r>
     </w:p>
     <w:p>
@@ -46219,7 +46351,7 @@
         <w:pStyle w:val="Definition"/>
       </w:pPr>
       <w:r>
-        <w:t xml:space="preserve">83</w:t>
+        <w:t xml:space="preserve">71</w:t>
       </w:r>
     </w:p>
     <w:p>
@@ -46259,7 +46391,7 @@
         <w:pStyle w:val="Definition"/>
       </w:pPr>
       <w:r>
-        <w:t xml:space="preserve">2026-10-06</w:t>
+        <w:t xml:space="preserve">2026-10-07</w:t>
       </w:r>
     </w:p>
     <w:p>
@@ -46356,7 +46488,7 @@
         <w:pStyle w:val="Definition"/>
       </w:pPr>
       <w:r>
-        <w:t xml:space="preserve">33</w:t>
+        <w:t xml:space="preserve">28</w:t>
       </w:r>
     </w:p>
     <w:p>
@@ -46396,7 +46528,7 @@
         <w:pStyle w:val="Definition"/>
       </w:pPr>
       <w:r>
-        <w:t xml:space="preserve">2026-10-06</w:t>
+        <w:t xml:space="preserve">2026-10-07</w:t>
       </w:r>
     </w:p>
     <w:p>
@@ -46493,7 +46625,7 @@
         <w:pStyle w:val="Definition"/>
       </w:pPr>
       <w:r>
-        <w:t xml:space="preserve">73</w:t>
+        <w:t xml:space="preserve">58</w:t>
       </w:r>
     </w:p>
     <w:p>
@@ -46533,7 +46665,7 @@
         <w:pStyle w:val="Definition"/>
       </w:pPr>
       <w:r>
-        <w:t xml:space="preserve">2026-10-06</w:t>
+        <w:t xml:space="preserve">2026-10-07</w:t>
       </w:r>
     </w:p>
     <w:p>
@@ -46630,7 +46762,7 @@
         <w:pStyle w:val="Definition"/>
       </w:pPr>
       <w:r>
-        <w:t xml:space="preserve">46</w:t>
+        <w:t xml:space="preserve">35</w:t>
       </w:r>
     </w:p>
     <w:p>
@@ -46670,7 +46802,7 @@
         <w:pStyle w:val="Definition"/>
       </w:pPr>
       <w:r>
-        <w:t xml:space="preserve">2026-10-06</w:t>
+        <w:t xml:space="preserve">2026-10-07</w:t>
       </w:r>
     </w:p>
     <w:p>
@@ -46767,7 +46899,7 @@
         <w:pStyle w:val="Definition"/>
       </w:pPr>
       <w:r>
-        <w:t xml:space="preserve">30</w:t>
+        <w:t xml:space="preserve">34</w:t>
       </w:r>
     </w:p>
     <w:p>
@@ -46807,7 +46939,7 @@
         <w:pStyle w:val="Definition"/>
       </w:pPr>
       <w:r>
-        <w:t xml:space="preserve">2026-10-06</w:t>
+        <w:t xml:space="preserve">2026-10-07</w:t>
       </w:r>
     </w:p>
     <w:p>
@@ -46904,7 +47036,7 @@
         <w:pStyle w:val="Definition"/>
       </w:pPr>
       <w:r>
-        <w:t xml:space="preserve">32</w:t>
+        <w:t xml:space="preserve">25</w:t>
       </w:r>
     </w:p>
     <w:p>
@@ -46944,7 +47076,7 @@
         <w:pStyle w:val="Definition"/>
       </w:pPr>
       <w:r>
-        <w:t xml:space="preserve">2026-10-06</w:t>
+        <w:t xml:space="preserve">2026-10-07</w:t>
       </w:r>
     </w:p>
     <w:p>
@@ -47041,7 +47173,7 @@
         <w:pStyle w:val="Definition"/>
       </w:pPr>
       <w:r>
-        <w:t xml:space="preserve">30</w:t>
+        <w:t xml:space="preserve">24</w:t>
       </w:r>
     </w:p>
     <w:p>
@@ -47081,7 +47213,7 @@
         <w:pStyle w:val="Definition"/>
       </w:pPr>
       <w:r>
-        <w:t xml:space="preserve">2026-10-06</w:t>
+        <w:t xml:space="preserve">2026-10-07</w:t>
       </w:r>
     </w:p>
     <w:p>
@@ -47178,7 +47310,7 @@
         <w:pStyle w:val="Definition"/>
       </w:pPr>
       <w:r>
-        <w:t xml:space="preserve">42</w:t>
+        <w:t xml:space="preserve">34</w:t>
       </w:r>
     </w:p>
     <w:p>
@@ -47218,7 +47350,7 @@
         <w:pStyle w:val="Definition"/>
       </w:pPr>
       <w:r>
-        <w:t xml:space="preserve">2026-10-06</w:t>
+        <w:t xml:space="preserve">2026-10-07</w:t>
       </w:r>
     </w:p>
     <w:p>
@@ -47315,7 +47447,7 @@
         <w:pStyle w:val="Definition"/>
       </w:pPr>
       <w:r>
-        <w:t xml:space="preserve">35</w:t>
+        <w:t xml:space="preserve">28</w:t>
       </w:r>
     </w:p>
     <w:p>
@@ -47355,7 +47487,7 @@
         <w:pStyle w:val="Definition"/>
       </w:pPr>
       <w:r>
-        <w:t xml:space="preserve">2026-10-06</w:t>
+        <w:t xml:space="preserve">2026-10-07</w:t>
       </w:r>
     </w:p>
     <w:p>
@@ -47452,7 +47584,7 @@
         <w:pStyle w:val="Definition"/>
       </w:pPr>
       <w:r>
-        <w:t xml:space="preserve">27</w:t>
+        <w:t xml:space="preserve">22</w:t>
       </w:r>
     </w:p>
     <w:p>
@@ -47492,7 +47624,7 @@
         <w:pStyle w:val="Definition"/>
       </w:pPr>
       <w:r>
-        <w:t xml:space="preserve">2026-10-06</w:t>
+        <w:t xml:space="preserve">2026-10-07</w:t>
       </w:r>
     </w:p>
     <w:p>
@@ -47589,7 +47721,7 @@
         <w:pStyle w:val="Definition"/>
       </w:pPr>
       <w:r>
-        <w:t xml:space="preserve">38</w:t>
+        <w:t xml:space="preserve">21</w:t>
       </w:r>
     </w:p>
     <w:p>
@@ -47629,7 +47761,7 @@
         <w:pStyle w:val="Definition"/>
       </w:pPr>
       <w:r>
-        <w:t xml:space="preserve">2026-10-06</w:t>
+        <w:t xml:space="preserve">2026-10-07</w:t>
       </w:r>
     </w:p>
     <w:p>
@@ -47726,7 +47858,7 @@
         <w:pStyle w:val="Definition"/>
       </w:pPr>
       <w:r>
-        <w:t xml:space="preserve">33</w:t>
+        <w:t xml:space="preserve">25</w:t>
       </w:r>
     </w:p>
     <w:p>
@@ -47766,7 +47898,7 @@
         <w:pStyle w:val="Definition"/>
       </w:pPr>
       <w:r>
-        <w:t xml:space="preserve">2026-10-06</w:t>
+        <w:t xml:space="preserve">2026-10-07</w:t>
       </w:r>
     </w:p>
     <w:p>
@@ -47863,7 +47995,7 @@
         <w:pStyle w:val="Definition"/>
       </w:pPr>
       <w:r>
-        <w:t xml:space="preserve">51</w:t>
+        <w:t xml:space="preserve">41</w:t>
       </w:r>
     </w:p>
     <w:p>
@@ -47903,7 +48035,7 @@
         <w:pStyle w:val="Definition"/>
       </w:pPr>
       <w:r>
-        <w:t xml:space="preserve">2026-10-06</w:t>
+        <w:t xml:space="preserve">2026-10-07</w:t>
       </w:r>
     </w:p>
     <w:p>
@@ -48000,7 +48132,7 @@
         <w:pStyle w:val="Definition"/>
       </w:pPr>
       <w:r>
-        <w:t xml:space="preserve">42</w:t>
+        <w:t xml:space="preserve">36</w:t>
       </w:r>
     </w:p>
     <w:p>
@@ -48040,7 +48172,7 @@
         <w:pStyle w:val="Definition"/>
       </w:pPr>
       <w:r>
-        <w:t xml:space="preserve">2026-10-06</w:t>
+        <w:t xml:space="preserve">2026-10-07</w:t>
       </w:r>
     </w:p>
     <w:p>
@@ -48137,7 +48269,7 @@
         <w:pStyle w:val="Definition"/>
       </w:pPr>
       <w:r>
-        <w:t xml:space="preserve">77</w:t>
+        <w:t xml:space="preserve">59</w:t>
       </w:r>
     </w:p>
     <w:p>
@@ -48177,7 +48309,7 @@
         <w:pStyle w:val="Definition"/>
       </w:pPr>
       <w:r>
-        <w:t xml:space="preserve">2026-10-06</w:t>
+        <w:t xml:space="preserve">2026-10-07</w:t>
       </w:r>
     </w:p>
     <w:p>
@@ -48274,7 +48406,7 @@
         <w:pStyle w:val="Definition"/>
       </w:pPr>
       <w:r>
-        <w:t xml:space="preserve">40</w:t>
+        <w:t xml:space="preserve">31</w:t>
       </w:r>
     </w:p>
     <w:p>
@@ -48314,7 +48446,7 @@
         <w:pStyle w:val="Definition"/>
       </w:pPr>
       <w:r>
-        <w:t xml:space="preserve">2026-10-06</w:t>
+        <w:t xml:space="preserve">2026-10-07</w:t>
       </w:r>
     </w:p>
     <w:p>
@@ -48411,7 +48543,7 @@
         <w:pStyle w:val="Definition"/>
       </w:pPr>
       <w:r>
-        <w:t xml:space="preserve">34</w:t>
+        <w:t xml:space="preserve">26</w:t>
       </w:r>
     </w:p>
     <w:p>
@@ -48451,7 +48583,7 @@
         <w:pStyle w:val="Definition"/>
       </w:pPr>
       <w:r>
-        <w:t xml:space="preserve">2026-10-06</w:t>
+        <w:t xml:space="preserve">2026-10-07</w:t>
       </w:r>
     </w:p>
     <w:p>
@@ -48548,7 +48680,7 @@
         <w:pStyle w:val="Definition"/>
       </w:pPr>
       <w:r>
-        <w:t xml:space="preserve">35</w:t>
+        <w:t xml:space="preserve">28</w:t>
       </w:r>
     </w:p>
     <w:p>
@@ -48588,7 +48720,7 @@
         <w:pStyle w:val="Definition"/>
       </w:pPr>
       <w:r>
-        <w:t xml:space="preserve">2026-10-06</w:t>
+        <w:t xml:space="preserve">2026-10-07</w:t>
       </w:r>
     </w:p>
     <w:p>
@@ -48685,7 +48817,7 @@
         <w:pStyle w:val="Definition"/>
       </w:pPr>
       <w:r>
-        <w:t xml:space="preserve">50</w:t>
+        <w:t xml:space="preserve">39</w:t>
       </w:r>
     </w:p>
     <w:p>
@@ -48725,7 +48857,7 @@
         <w:pStyle w:val="Definition"/>
       </w:pPr>
       <w:r>
-        <w:t xml:space="preserve">2026-10-06</w:t>
+        <w:t xml:space="preserve">2026-10-07</w:t>
       </w:r>
     </w:p>
     <w:p>
@@ -48822,7 +48954,7 @@
         <w:pStyle w:val="Definition"/>
       </w:pPr>
       <w:r>
-        <w:t xml:space="preserve">46</w:t>
+        <w:t xml:space="preserve">33</w:t>
       </w:r>
     </w:p>
     <w:p>
@@ -48862,7 +48994,7 @@
         <w:pStyle w:val="Definition"/>
       </w:pPr>
       <w:r>
-        <w:t xml:space="preserve">2026-10-06</w:t>
+        <w:t xml:space="preserve">2026-10-07</w:t>
       </w:r>
     </w:p>
     <w:p>
@@ -48959,7 +49091,7 @@
         <w:pStyle w:val="Definition"/>
       </w:pPr>
       <w:r>
-        <w:t xml:space="preserve">35</w:t>
+        <w:t xml:space="preserve">27</w:t>
       </w:r>
     </w:p>
     <w:p>
@@ -48999,7 +49131,7 @@
         <w:pStyle w:val="Definition"/>
       </w:pPr>
       <w:r>
-        <w:t xml:space="preserve">2026-10-06</w:t>
+        <w:t xml:space="preserve">2026-10-07</w:t>
       </w:r>
     </w:p>
     <w:p>
@@ -49096,7 +49228,7 @@
         <w:pStyle w:val="Definition"/>
       </w:pPr>
       <w:r>
-        <w:t xml:space="preserve">58</w:t>
+        <w:t xml:space="preserve">44</w:t>
       </w:r>
     </w:p>
     <w:p>
@@ -49136,7 +49268,7 @@
         <w:pStyle w:val="Definition"/>
       </w:pPr>
       <w:r>
-        <w:t xml:space="preserve">2026-10-06</w:t>
+        <w:t xml:space="preserve">2026-10-07</w:t>
       </w:r>
     </w:p>
     <w:p>
@@ -49233,7 +49365,7 @@
         <w:pStyle w:val="Definition"/>
       </w:pPr>
       <w:r>
-        <w:t xml:space="preserve">32</w:t>
+        <w:t xml:space="preserve">26</w:t>
       </w:r>
     </w:p>
     <w:p>
@@ -49273,7 +49405,7 @@
         <w:pStyle w:val="Definition"/>
       </w:pPr>
       <w:r>
-        <w:t xml:space="preserve">2026-10-06</w:t>
+        <w:t xml:space="preserve">2026-10-07</w:t>
       </w:r>
     </w:p>
     <w:p>
@@ -49370,7 +49502,7 @@
         <w:pStyle w:val="Definition"/>
       </w:pPr>
       <w:r>
-        <w:t xml:space="preserve">30</w:t>
+        <w:t xml:space="preserve">24</w:t>
       </w:r>
     </w:p>
     <w:p>
@@ -49410,7 +49542,7 @@
         <w:pStyle w:val="Definition"/>
       </w:pPr>
       <w:r>
-        <w:t xml:space="preserve">2026-10-06</w:t>
+        <w:t xml:space="preserve">2026-10-07</w:t>
       </w:r>
     </w:p>
     <w:p>
@@ -49507,7 +49639,7 @@
         <w:pStyle w:val="Definition"/>
       </w:pPr>
       <w:r>
-        <w:t xml:space="preserve">74</w:t>
+        <w:t xml:space="preserve">57</w:t>
       </w:r>
     </w:p>
     <w:p>
@@ -49547,7 +49679,7 @@
         <w:pStyle w:val="Definition"/>
       </w:pPr>
       <w:r>
-        <w:t xml:space="preserve">2026-10-06</w:t>
+        <w:t xml:space="preserve">2026-10-07</w:t>
       </w:r>
     </w:p>
     <w:p>
@@ -49644,7 +49776,7 @@
         <w:pStyle w:val="Definition"/>
       </w:pPr>
       <w:r>
-        <w:t xml:space="preserve">34</w:t>
+        <w:t xml:space="preserve">28</w:t>
       </w:r>
     </w:p>
     <w:p>
@@ -49684,7 +49816,7 @@
         <w:pStyle w:val="Definition"/>
       </w:pPr>
       <w:r>
-        <w:t xml:space="preserve">2026-10-06</w:t>
+        <w:t xml:space="preserve">2026-10-07</w:t>
       </w:r>
     </w:p>
     <w:p>
@@ -49781,7 +49913,7 @@
         <w:pStyle w:val="Definition"/>
       </w:pPr>
       <w:r>
-        <w:t xml:space="preserve">28</w:t>
+        <w:t xml:space="preserve">23</w:t>
       </w:r>
     </w:p>
     <w:p>
@@ -49821,7 +49953,7 @@
         <w:pStyle w:val="Definition"/>
       </w:pPr>
       <w:r>
-        <w:t xml:space="preserve">2026-10-06</w:t>
+        <w:t xml:space="preserve">2026-10-07</w:t>
       </w:r>
     </w:p>
     <w:p>
@@ -49918,7 +50050,7 @@
         <w:pStyle w:val="Definition"/>
       </w:pPr>
       <w:r>
-        <w:t xml:space="preserve">30</w:t>
+        <w:t xml:space="preserve">23</w:t>
       </w:r>
     </w:p>
     <w:p>
@@ -49958,7 +50090,7 @@
         <w:pStyle w:val="Definition"/>
       </w:pPr>
       <w:r>
-        <w:t xml:space="preserve">2026-10-06</w:t>
+        <w:t xml:space="preserve">2026-10-07</w:t>
       </w:r>
     </w:p>
     <w:p>
@@ -50055,7 +50187,7 @@
         <w:pStyle w:val="Definition"/>
       </w:pPr>
       <w:r>
-        <w:t xml:space="preserve">32</w:t>
+        <w:t xml:space="preserve">24</w:t>
       </w:r>
     </w:p>
     <w:p>
@@ -50095,7 +50227,7 @@
         <w:pStyle w:val="Definition"/>
       </w:pPr>
       <w:r>
-        <w:t xml:space="preserve">2026-10-06</w:t>
+        <w:t xml:space="preserve">2026-10-07</w:t>
       </w:r>
     </w:p>
     <w:p>
@@ -50192,7 +50324,7 @@
         <w:pStyle w:val="Definition"/>
       </w:pPr>
       <w:r>
-        <w:t xml:space="preserve">96</w:t>
+        <w:t xml:space="preserve">82</w:t>
       </w:r>
     </w:p>
     <w:p>
@@ -50232,7 +50364,7 @@
         <w:pStyle w:val="Definition"/>
       </w:pPr>
       <w:r>
-        <w:t xml:space="preserve">2026-10-06</w:t>
+        <w:t xml:space="preserve">2026-10-07</w:t>
       </w:r>
     </w:p>
     <w:p>
@@ -50329,7 +50461,7 @@
         <w:pStyle w:val="Definition"/>
       </w:pPr>
       <w:r>
-        <w:t xml:space="preserve">85</w:t>
+        <w:t xml:space="preserve">68</w:t>
       </w:r>
     </w:p>
     <w:p>
@@ -50369,7 +50501,7 @@
         <w:pStyle w:val="Definition"/>
       </w:pPr>
       <w:r>
-        <w:t xml:space="preserve">2026-10-06</w:t>
+        <w:t xml:space="preserve">2026-10-07</w:t>
       </w:r>
     </w:p>
     <w:p>
@@ -50466,7 +50598,7 @@
         <w:pStyle w:val="Definition"/>
       </w:pPr>
       <w:r>
-        <w:t xml:space="preserve">36</w:t>
+        <w:t xml:space="preserve">28</w:t>
       </w:r>
     </w:p>
     <w:p>
@@ -50506,7 +50638,7 @@
         <w:pStyle w:val="Definition"/>
       </w:pPr>
       <w:r>
-        <w:t xml:space="preserve">2026-10-06</w:t>
+        <w:t xml:space="preserve">2026-10-07</w:t>
       </w:r>
     </w:p>
     <w:p>
@@ -50603,7 +50735,7 @@
         <w:pStyle w:val="Definition"/>
       </w:pPr>
       <w:r>
-        <w:t xml:space="preserve">42</w:t>
+        <w:t xml:space="preserve">31</w:t>
       </w:r>
     </w:p>
     <w:p>
@@ -50643,7 +50775,7 @@
         <w:pStyle w:val="Definition"/>
       </w:pPr>
       <w:r>
-        <w:t xml:space="preserve">2026-10-06</w:t>
+        <w:t xml:space="preserve">2026-10-07</w:t>
       </w:r>
     </w:p>
     <w:p>
@@ -50740,7 +50872,7 @@
         <w:pStyle w:val="Definition"/>
       </w:pPr>
       <w:r>
-        <w:t xml:space="preserve">107</w:t>
+        <w:t xml:space="preserve">85</w:t>
       </w:r>
     </w:p>
     <w:p>
@@ -50780,7 +50912,7 @@
         <w:pStyle w:val="Definition"/>
       </w:pPr>
       <w:r>
-        <w:t xml:space="preserve">2026-10-06</w:t>
+        <w:t xml:space="preserve">2026-10-07</w:t>
       </w:r>
     </w:p>
     <w:p>
@@ -50877,7 +51009,7 @@
         <w:pStyle w:val="Definition"/>
       </w:pPr>
       <w:r>
-        <w:t xml:space="preserve">87</w:t>
+        <w:t xml:space="preserve">71</w:t>
       </w:r>
     </w:p>
     <w:p>
@@ -50917,7 +51049,7 @@
         <w:pStyle w:val="Definition"/>
       </w:pPr>
       <w:r>
-        <w:t xml:space="preserve">2026-10-06</w:t>
+        <w:t xml:space="preserve">2026-10-07</w:t>
       </w:r>
     </w:p>
     <w:p>
@@ -51014,7 +51146,7 @@
         <w:pStyle w:val="Definition"/>
       </w:pPr>
       <w:r>
-        <w:t xml:space="preserve">72</w:t>
+        <w:t xml:space="preserve">53</w:t>
       </w:r>
     </w:p>
     <w:p>
@@ -51054,7 +51186,7 @@
         <w:pStyle w:val="Definition"/>
       </w:pPr>
       <w:r>
-        <w:t xml:space="preserve">2026-10-06</w:t>
+        <w:t xml:space="preserve">2026-10-07</w:t>
       </w:r>
     </w:p>
     <w:p>
@@ -51151,7 +51283,7 @@
         <w:pStyle w:val="Definition"/>
       </w:pPr>
       <w:r>
-        <w:t xml:space="preserve">62</w:t>
+        <w:t xml:space="preserve">51</w:t>
       </w:r>
     </w:p>
     <w:p>
@@ -51191,7 +51323,7 @@
         <w:pStyle w:val="Definition"/>
       </w:pPr>
       <w:r>
-        <w:t xml:space="preserve">2026-10-06</w:t>
+        <w:t xml:space="preserve">2026-10-07</w:t>
       </w:r>
     </w:p>
     <w:p>
@@ -51288,7 +51420,7 @@
         <w:pStyle w:val="Definition"/>
       </w:pPr>
       <w:r>
-        <w:t xml:space="preserve">32</w:t>
+        <w:t xml:space="preserve">26</w:t>
       </w:r>
     </w:p>
     <w:p>
@@ -51328,7 +51460,7 @@
         <w:pStyle w:val="Definition"/>
       </w:pPr>
       <w:r>
-        <w:t xml:space="preserve">2026-10-06</w:t>
+        <w:t xml:space="preserve">2026-10-07</w:t>
       </w:r>
     </w:p>
     <w:p>
@@ -51425,7 +51557,7 @@
         <w:pStyle w:val="Definition"/>
       </w:pPr>
       <w:r>
-        <w:t xml:space="preserve">33</w:t>
+        <w:t xml:space="preserve">29</w:t>
       </w:r>
     </w:p>
     <w:p>
@@ -51465,7 +51597,7 @@
         <w:pStyle w:val="Definition"/>
       </w:pPr>
       <w:r>
-        <w:t xml:space="preserve">2026-10-06</w:t>
+        <w:t xml:space="preserve">2026-10-07</w:t>
       </w:r>
     </w:p>
     <w:p>
@@ -51562,7 +51694,7 @@
         <w:pStyle w:val="Definition"/>
       </w:pPr>
       <w:r>
-        <w:t xml:space="preserve">34</w:t>
+        <w:t xml:space="preserve">29</w:t>
       </w:r>
     </w:p>
     <w:p>
@@ -51602,7 +51734,7 @@
         <w:pStyle w:val="Definition"/>
       </w:pPr>
       <w:r>
-        <w:t xml:space="preserve">2026-10-06</w:t>
+        <w:t xml:space="preserve">2026-10-07</w:t>
       </w:r>
     </w:p>
     <w:p>
@@ -51699,7 +51831,7 @@
         <w:pStyle w:val="Definition"/>
       </w:pPr>
       <w:r>
-        <w:t xml:space="preserve">40</w:t>
+        <w:t xml:space="preserve">34</w:t>
       </w:r>
     </w:p>
     <w:p>
@@ -51739,7 +51871,7 @@
         <w:pStyle w:val="Definition"/>
       </w:pPr>
       <w:r>
-        <w:t xml:space="preserve">2026-10-06</w:t>
+        <w:t xml:space="preserve">2026-10-07</w:t>
       </w:r>
     </w:p>
     <w:p>
@@ -51836,7 +51968,7 @@
         <w:pStyle w:val="Definition"/>
       </w:pPr>
       <w:r>
-        <w:t xml:space="preserve">43</w:t>
+        <w:t xml:space="preserve">37</w:t>
       </w:r>
     </w:p>
     <w:p>
@@ -51876,7 +52008,7 @@
         <w:pStyle w:val="Definition"/>
       </w:pPr>
       <w:r>
-        <w:t xml:space="preserve">2026-10-06</w:t>
+        <w:t xml:space="preserve">2026-10-07</w:t>
       </w:r>
     </w:p>
     <w:p>
@@ -51973,7 +52105,7 @@
         <w:pStyle w:val="Definition"/>
       </w:pPr>
       <w:r>
-        <w:t xml:space="preserve">47</w:t>
+        <w:t xml:space="preserve">37</w:t>
       </w:r>
     </w:p>
     <w:p>
@@ -52013,7 +52145,7 @@
         <w:pStyle w:val="Definition"/>
       </w:pPr>
       <w:r>
-        <w:t xml:space="preserve">2026-10-06</w:t>
+        <w:t xml:space="preserve">2026-10-07</w:t>
       </w:r>
     </w:p>
     <w:p>
@@ -52110,7 +52242,7 @@
         <w:pStyle w:val="Definition"/>
       </w:pPr>
       <w:r>
-        <w:t xml:space="preserve">55</w:t>
+        <w:t xml:space="preserve">43</w:t>
       </w:r>
     </w:p>
     <w:p>
@@ -52150,7 +52282,7 @@
         <w:pStyle w:val="Definition"/>
       </w:pPr>
       <w:r>
-        <w:t xml:space="preserve">2026-10-06</w:t>
+        <w:t xml:space="preserve">2026-10-07</w:t>
       </w:r>
     </w:p>
     <w:p>
@@ -52247,7 +52379,7 @@
         <w:pStyle w:val="Definition"/>
       </w:pPr>
       <w:r>
-        <w:t xml:space="preserve">96</w:t>
+        <w:t xml:space="preserve">76</w:t>
       </w:r>
     </w:p>
     <w:p>
@@ -52287,7 +52419,7 @@
         <w:pStyle w:val="Definition"/>
       </w:pPr>
       <w:r>
-        <w:t xml:space="preserve">2026-10-06</w:t>
+        <w:t xml:space="preserve">2026-10-07</w:t>
       </w:r>
     </w:p>
     <w:p>
@@ -52384,7 +52516,7 @@
         <w:pStyle w:val="Definition"/>
       </w:pPr>
       <w:r>
-        <w:t xml:space="preserve">99</w:t>
+        <w:t xml:space="preserve">74</w:t>
       </w:r>
     </w:p>
     <w:p>
@@ -52424,7 +52556,7 @@
         <w:pStyle w:val="Definition"/>
       </w:pPr>
       <w:r>
-        <w:t xml:space="preserve">2026-10-06</w:t>
+        <w:t xml:space="preserve">2026-10-07</w:t>
       </w:r>
     </w:p>
     <w:p>
@@ -52521,7 +52653,7 @@
         <w:pStyle w:val="Definition"/>
       </w:pPr>
       <w:r>
-        <w:t xml:space="preserve">54</w:t>
+        <w:t xml:space="preserve">42</w:t>
       </w:r>
     </w:p>
     <w:p>
@@ -52561,7 +52693,7 @@
         <w:pStyle w:val="Definition"/>
       </w:pPr>
       <w:r>
-        <w:t xml:space="preserve">2026-10-06</w:t>
+        <w:t xml:space="preserve">2026-10-07</w:t>
       </w:r>
     </w:p>
     <w:p>
@@ -52658,7 +52790,7 @@
         <w:pStyle w:val="Definition"/>
       </w:pPr>
       <w:r>
-        <w:t xml:space="preserve">50</w:t>
+        <w:t xml:space="preserve">43</w:t>
       </w:r>
     </w:p>
     <w:p>
@@ -52698,7 +52830,7 @@
         <w:pStyle w:val="Definition"/>
       </w:pPr>
       <w:r>
-        <w:t xml:space="preserve">2026-10-06</w:t>
+        <w:t xml:space="preserve">2026-10-07</w:t>
       </w:r>
     </w:p>
     <w:p>
@@ -52795,7 +52927,7 @@
         <w:pStyle w:val="Definition"/>
       </w:pPr>
       <w:r>
-        <w:t xml:space="preserve">37</w:t>
+        <w:t xml:space="preserve">32</w:t>
       </w:r>
     </w:p>
     <w:p>
@@ -52835,7 +52967,7 @@
         <w:pStyle w:val="Definition"/>
       </w:pPr>
       <w:r>
-        <w:t xml:space="preserve">2026-10-06</w:t>
+        <w:t xml:space="preserve">2026-10-07</w:t>
       </w:r>
     </w:p>
     <w:p>
@@ -52932,7 +53064,7 @@
         <w:pStyle w:val="Definition"/>
       </w:pPr>
       <w:r>
-        <w:t xml:space="preserve">66</w:t>
+        <w:t xml:space="preserve">48</w:t>
       </w:r>
     </w:p>
     <w:p>
@@ -52972,7 +53104,7 @@
         <w:pStyle w:val="Definition"/>
       </w:pPr>
       <w:r>
-        <w:t xml:space="preserve">2026-10-06</w:t>
+        <w:t xml:space="preserve">2026-10-07</w:t>
       </w:r>
     </w:p>
     <w:p>
@@ -53069,7 +53201,7 @@
         <w:pStyle w:val="Definition"/>
       </w:pPr>
       <w:r>
-        <w:t xml:space="preserve">77</w:t>
+        <w:t xml:space="preserve">65</w:t>
       </w:r>
     </w:p>
     <w:p>
@@ -53109,7 +53241,7 @@
         <w:pStyle w:val="Definition"/>
       </w:pPr>
       <w:r>
-        <w:t xml:space="preserve">2026-10-06</w:t>
+        <w:t xml:space="preserve">2026-10-07</w:t>
       </w:r>
     </w:p>
     <w:p>
@@ -53206,7 +53338,7 @@
         <w:pStyle w:val="Definition"/>
       </w:pPr>
       <w:r>
-        <w:t xml:space="preserve">76</w:t>
+        <w:t xml:space="preserve">59</w:t>
       </w:r>
     </w:p>
     <w:p>
@@ -53246,7 +53378,7 @@
         <w:pStyle w:val="Definition"/>
       </w:pPr>
       <w:r>
-        <w:t xml:space="preserve">2026-10-06</w:t>
+        <w:t xml:space="preserve">2026-10-07</w:t>
       </w:r>
     </w:p>
     <w:p>
@@ -53343,7 +53475,7 @@
         <w:pStyle w:val="Definition"/>
       </w:pPr>
       <w:r>
-        <w:t xml:space="preserve">79</w:t>
+        <w:t xml:space="preserve">62</w:t>
       </w:r>
     </w:p>
     <w:p>
@@ -53383,7 +53515,7 @@
         <w:pStyle w:val="Definition"/>
       </w:pPr>
       <w:r>
-        <w:t xml:space="preserve">2026-10-06</w:t>
+        <w:t xml:space="preserve">2026-10-07</w:t>
       </w:r>
     </w:p>
     <w:p>
@@ -53480,7 +53612,7 @@
         <w:pStyle w:val="Definition"/>
       </w:pPr>
       <w:r>
-        <w:t xml:space="preserve">54</w:t>
+        <w:t xml:space="preserve">44</w:t>
       </w:r>
     </w:p>
     <w:p>
@@ -53520,7 +53652,7 @@
         <w:pStyle w:val="Definition"/>
       </w:pPr>
       <w:r>
-        <w:t xml:space="preserve">2026-10-06</w:t>
+        <w:t xml:space="preserve">2026-10-07</w:t>
       </w:r>
     </w:p>
     <w:p>
@@ -53617,7 +53749,7 @@
         <w:pStyle w:val="Definition"/>
       </w:pPr>
       <w:r>
-        <w:t xml:space="preserve">61</w:t>
+        <w:t xml:space="preserve">48</w:t>
       </w:r>
     </w:p>
     <w:p>
@@ -53657,7 +53789,7 @@
         <w:pStyle w:val="Definition"/>
       </w:pPr>
       <w:r>
-        <w:t xml:space="preserve">2026-10-06</w:t>
+        <w:t xml:space="preserve">2026-10-07</w:t>
       </w:r>
     </w:p>
     <w:p>
@@ -53754,7 +53886,7 @@
         <w:pStyle w:val="Definition"/>
       </w:pPr>
       <w:r>
-        <w:t xml:space="preserve">55</w:t>
+        <w:t xml:space="preserve">46</w:t>
       </w:r>
     </w:p>
     <w:p>
@@ -53794,7 +53926,7 @@
         <w:pStyle w:val="Definition"/>
       </w:pPr>
       <w:r>
-        <w:t xml:space="preserve">2026-10-06</w:t>
+        <w:t xml:space="preserve">2026-10-07</w:t>
       </w:r>
     </w:p>
     <w:p>
@@ -53891,7 +54023,7 @@
         <w:pStyle w:val="Definition"/>
       </w:pPr>
       <w:r>
-        <w:t xml:space="preserve">25</w:t>
+        <w:t xml:space="preserve">21</w:t>
       </w:r>
     </w:p>
     <w:p>
@@ -53931,7 +54063,7 @@
         <w:pStyle w:val="Definition"/>
       </w:pPr>
       <w:r>
-        <w:t xml:space="preserve">2026-10-06</w:t>
+        <w:t xml:space="preserve">2026-10-07</w:t>
       </w:r>
     </w:p>
     <w:p>
@@ -54028,7 +54160,7 @@
         <w:pStyle w:val="Definition"/>
       </w:pPr>
       <w:r>
-        <w:t xml:space="preserve">28</w:t>
+        <w:t xml:space="preserve">21</w:t>
       </w:r>
     </w:p>
     <w:p>
@@ -54068,7 +54200,7 @@
         <w:pStyle w:val="Definition"/>
       </w:pPr>
       <w:r>
-        <w:t xml:space="preserve">2026-10-06</w:t>
+        <w:t xml:space="preserve">2026-10-07</w:t>
       </w:r>
     </w:p>
     <w:p>
@@ -54165,7 +54297,7 @@
         <w:pStyle w:val="Definition"/>
       </w:pPr>
       <w:r>
-        <w:t xml:space="preserve">28</w:t>
+        <w:t xml:space="preserve">21</w:t>
       </w:r>
     </w:p>
     <w:p>
@@ -54205,7 +54337,7 @@
         <w:pStyle w:val="Definition"/>
       </w:pPr>
       <w:r>
-        <w:t xml:space="preserve">2026-10-06</w:t>
+        <w:t xml:space="preserve">2026-10-07</w:t>
       </w:r>
     </w:p>
     <w:p>
@@ -54302,7 +54434,7 @@
         <w:pStyle w:val="Definition"/>
       </w:pPr>
       <w:r>
-        <w:t xml:space="preserve">45</w:t>
+        <w:t xml:space="preserve">39</w:t>
       </w:r>
     </w:p>
     <w:p>
@@ -54342,7 +54474,7 @@
         <w:pStyle w:val="Definition"/>
       </w:pPr>
       <w:r>
-        <w:t xml:space="preserve">2026-10-06</w:t>
+        <w:t xml:space="preserve">2026-10-07</w:t>
       </w:r>
     </w:p>
     <w:p>
@@ -54416,6 +54548,143 @@
         <w:keepNext/>
         <w:outlineLvl w:val="0"/>
       </w:pPr>
+      <w:bookmarkStart w:name="TR-024-03" w:id="37006"/>
+      <w:r>
+        <w:t xml:space="preserve">TR-024-03: 024 03 Mermaid</w:t>
+      </w:r>
+      <w:bookmarkEnd w:id="37006"/>
+    </w:p>
+    <w:p>
+      <w:pPr>
+        <w:pStyle w:val="DefinitionTerm"/>
+      </w:pPr>
+      <w:r>
+        <w:rPr>
+          <w:bCs/>
+          <w:b/>
+        </w:rPr>
+        <w:t xml:space="preserve">DURATION MS:</w:t>
+      </w:r>
+    </w:p>
+    <w:p>
+      <w:pPr>
+        <w:pStyle w:val="Definition"/>
+      </w:pPr>
+      <w:r>
+        <w:t xml:space="preserve">1</w:t>
+      </w:r>
+    </w:p>
+    <w:p>
+      <w:pPr>
+        <w:pStyle w:val="DefinitionTerm"/>
+      </w:pPr>
+      <w:r>
+        <w:rPr>
+          <w:bCs/>
+          <w:b/>
+        </w:rPr>
+        <w:t xml:space="preserve">EXECUTED BY:</w:t>
+      </w:r>
+    </w:p>
+    <w:p>
+      <w:pPr>
+        <w:pStyle w:val="Definition"/>
+      </w:pPr>
+      <w:r>
+        <w:t xml:space="preserve">E2E Test Runner</w:t>
+      </w:r>
+    </w:p>
+    <w:p>
+      <w:pPr>
+        <w:pStyle w:val="DefinitionTerm"/>
+      </w:pPr>
+      <w:r>
+        <w:rPr>
+          <w:bCs/>
+          <w:b/>
+        </w:rPr>
+        <w:t xml:space="preserve">EXECUTION DATE:</w:t>
+      </w:r>
+    </w:p>
+    <w:p>
+      <w:pPr>
+        <w:pStyle w:val="Definition"/>
+      </w:pPr>
+      <w:r>
+        <w:t xml:space="preserve">2026-10-07</w:t>
+      </w:r>
+    </w:p>
+    <w:p>
+      <w:pPr>
+        <w:pStyle w:val="DefinitionTerm"/>
+      </w:pPr>
+      <w:r>
+        <w:rPr>
+          <w:bCs/>
+          <w:b/>
+        </w:rPr>
+        <w:t xml:space="preserve">RESULT:</w:t>
+      </w:r>
+    </w:p>
+    <w:p>
+      <w:pPr>
+        <w:pStyle w:val="Definition"/>
+      </w:pPr>
+      <w:r>
+        <w:t xml:space="preserve">Blocked</w:t>
+      </w:r>
+    </w:p>
+    <w:p>
+      <w:pPr>
+        <w:pStyle w:val="DefinitionTerm"/>
+      </w:pPr>
+      <w:r>
+        <w:rPr>
+          <w:bCs/>
+          <w:b/>
+        </w:rPr>
+        <w:t xml:space="preserve">TEST FILE:</w:t>
+      </w:r>
+    </w:p>
+    <w:p>
+      <w:pPr>
+        <w:pStyle w:val="Definition"/>
+      </w:pPr>
+      <w:r>
+        <w:t xml:space="preserve">tests/e2e/floats/vc_024_03_mermaid.md</w:t>
+      </w:r>
+    </w:p>
+    <w:p>
+      <w:pPr>
+        <w:pStyle w:val="DefinitionTerm"/>
+      </w:pPr>
+      <w:r>
+        <w:rPr>
+          <w:bCs/>
+          <w:b/>
+        </w:rPr>
+        <w:t xml:space="preserve">TRACEABILITY:</w:t>
+      </w:r>
+    </w:p>
+    <w:p>
+      <w:pPr>
+        <w:pStyle w:val="Definition"/>
+      </w:pPr>
+      <w:hyperlink w:anchor="VC-024">
+        <w:r>
+          <w:rPr>
+            <w:rStyle w:val="Hyperlink"/>
+          </w:rPr>
+          <w:t xml:space="preserve">VC-024</w:t>
+        </w:r>
+      </w:hyperlink>
+    </w:p>
+    <w:p>
+      <w:pPr>
+        <w:pStyle w:val="SpecObjectHeader"/>
+        <w:keepNext/>
+        <w:outlineLvl w:val="0"/>
+      </w:pPr>
       <w:bookmarkStart w:name="TR-025-02" w:id="66796"/>
       <w:r>
         <w:t xml:space="preserve">TR-025-02: 025 02 View Registration</w:t>
@@ -54439,7 +54708,7 @@
         <w:pStyle w:val="Definition"/>
       </w:pPr>
       <w:r>
-        <w:t xml:space="preserve">58</w:t>
+        <w:t xml:space="preserve">50</w:t>
       </w:r>
     </w:p>
     <w:p>
@@ -54479,7 +54748,7 @@
         <w:pStyle w:val="Definition"/>
       </w:pPr>
       <w:r>
-        <w:t xml:space="preserve">2026-10-06</w:t>
+        <w:t xml:space="preserve">2026-10-07</w:t>
       </w:r>
     </w:p>
     <w:p>
@@ -54576,7 +54845,7 @@
         <w:pStyle w:val="Definition"/>
       </w:pPr>
       <w:r>
-        <w:t xml:space="preserve">101</w:t>
+        <w:t xml:space="preserve">79</w:t>
       </w:r>
     </w:p>
     <w:p>
@@ -54616,7 +54885,7 @@
         <w:pStyle w:val="Definition"/>
       </w:pPr>
       <w:r>
-        <w:t xml:space="preserve">2026-10-06</w:t>
+        <w:t xml:space="preserve">2026-10-07</w:t>
       </w:r>
     </w:p>
     <w:p>
@@ -54713,7 +54982,7 @@
         <w:pStyle w:val="Definition"/>
       </w:pPr>
       <w:r>
-        <w:t xml:space="preserve">57</w:t>
+        <w:t xml:space="preserve">44</w:t>
       </w:r>
     </w:p>
     <w:p>
@@ -54753,7 +55022,7 @@
         <w:pStyle w:val="Definition"/>
       </w:pPr>
       <w:r>
-        <w:t xml:space="preserve">2026-10-06</w:t>
+        <w:t xml:space="preserve">2026-10-07</w:t>
       </w:r>
     </w:p>
     <w:p>
@@ -54850,7 +55119,7 @@
         <w:pStyle w:val="Definition"/>
       </w:pPr>
       <w:r>
-        <w:t xml:space="preserve">48</w:t>
+        <w:t xml:space="preserve">37</w:t>
       </w:r>
     </w:p>
     <w:p>
@@ -54890,7 +55159,7 @@
         <w:pStyle w:val="Definition"/>
       </w:pPr>
       <w:r>
-        <w:t xml:space="preserve">2026-10-06</w:t>
+        <w:t xml:space="preserve">2026-10-07</w:t>
       </w:r>
     </w:p>
     <w:p>
@@ -54987,7 +55256,7 @@
         <w:pStyle w:val="Definition"/>
       </w:pPr>
       <w:r>
-        <w:t xml:space="preserve">45</w:t>
+        <w:t xml:space="preserve">33</w:t>
       </w:r>
     </w:p>
     <w:p>
@@ -55027,7 +55296,7 @@
         <w:pStyle w:val="Definition"/>
       </w:pPr>
       <w:r>
-        <w:t xml:space="preserve">2026-10-06</w:t>
+        <w:t xml:space="preserve">2026-10-07</w:t>
       </w:r>
     </w:p>
     <w:p>
@@ -55124,7 +55393,7 @@
         <w:pStyle w:val="Definition"/>
       </w:pPr>
       <w:r>
-        <w:t xml:space="preserve">45</w:t>
+        <w:t xml:space="preserve">35</w:t>
       </w:r>
     </w:p>
     <w:p>
@@ -55164,7 +55433,7 @@
         <w:pStyle w:val="Definition"/>
       </w:pPr>
       <w:r>
-        <w:t xml:space="preserve">2026-10-06</w:t>
+        <w:t xml:space="preserve">2026-10-07</w:t>
       </w:r>
     </w:p>
     <w:p>
@@ -55261,7 +55530,7 @@
         <w:pStyle w:val="Definition"/>
       </w:pPr>
       <w:r>
-        <w:t xml:space="preserve">42</w:t>
+        <w:t xml:space="preserve">35</w:t>
       </w:r>
     </w:p>
     <w:p>
@@ -55301,7 +55570,7 @@
         <w:pStyle w:val="Definition"/>
       </w:pPr>
       <w:r>
-        <w:t xml:space="preserve">2026-10-06</w:t>
+        <w:t xml:space="preserve">2026-10-07</w:t>
       </w:r>
     </w:p>
     <w:p>
@@ -55398,7 +55667,7 @@
         <w:pStyle w:val="Definition"/>
       </w:pPr>
       <w:r>
-        <w:t xml:space="preserve">47</w:t>
+        <w:t xml:space="preserve">39</w:t>
       </w:r>
     </w:p>
     <w:p>
@@ -55438,7 +55707,7 @@
         <w:pStyle w:val="Definition"/>
       </w:pPr>
       <w:r>
-        <w:t xml:space="preserve">2026-10-06</w:t>
+        <w:t xml:space="preserve">2026-10-07</w:t>
       </w:r>
     </w:p>
     <w:p>
@@ -55535,7 +55804,7 @@
         <w:pStyle w:val="Definition"/>
       </w:pPr>
       <w:r>
-        <w:t xml:space="preserve">74</w:t>
+        <w:t xml:space="preserve">63</w:t>
       </w:r>
     </w:p>
     <w:p>
@@ -55575,7 +55844,7 @@
         <w:pStyle w:val="Definition"/>
       </w:pPr>
       <w:r>
-        <w:t xml:space="preserve">2026-10-06</w:t>
+        <w:t xml:space="preserve">2026-10-07</w:t>
       </w:r>
     </w:p>
     <w:p>
@@ -55672,7 +55941,7 @@
         <w:pStyle w:val="Definition"/>
       </w:pPr>
       <w:r>
-        <w:t xml:space="preserve">26</w:t>
+        <w:t xml:space="preserve">21</w:t>
       </w:r>
     </w:p>
     <w:p>
@@ -55712,7 +55981,7 @@
         <w:pStyle w:val="Definition"/>
       </w:pPr>
       <w:r>
-        <w:t xml:space="preserve">2026-10-06</w:t>
+        <w:t xml:space="preserve">2026-10-07</w:t>
       </w:r>
     </w:p>
     <w:p>
@@ -55809,7 +56078,7 @@
         <w:pStyle w:val="Definition"/>
       </w:pPr>
       <w:r>
-        <w:t xml:space="preserve">26</w:t>
+        <w:t xml:space="preserve">20</w:t>
       </w:r>
     </w:p>
     <w:p>
@@ -55849,7 +56118,7 @@
         <w:pStyle w:val="Definition"/>
       </w:pPr>
       <w:r>
-        <w:t xml:space="preserve">2026-10-06</w:t>
+        <w:t xml:space="preserve">2026-10-07</w:t>
       </w:r>
     </w:p>
     <w:p>
@@ -55946,7 +56215,7 @@
         <w:pStyle w:val="Definition"/>
       </w:pPr>
       <w:r>
-        <w:t xml:space="preserve">33</w:t>
+        <w:t xml:space="preserve">24</w:t>
       </w:r>
     </w:p>
     <w:p>
@@ -55986,7 +56255,7 @@
         <w:pStyle w:val="Definition"/>
       </w:pPr>
       <w:r>
-        <w:t xml:space="preserve">2026-10-06</w:t>
+        <w:t xml:space="preserve">2026-10-07</w:t>
       </w:r>
     </w:p>
     <w:p>
@@ -56083,7 +56352,7 @@
         <w:pStyle w:val="Definition"/>
       </w:pPr>
       <w:r>
-        <w:t xml:space="preserve">35</w:t>
+        <w:t xml:space="preserve">26</w:t>
       </w:r>
     </w:p>
     <w:p>
@@ -56123,7 +56392,7 @@
         <w:pStyle w:val="Definition"/>
       </w:pPr>
       <w:r>
-        <w:t xml:space="preserve">2026-10-06</w:t>
+        <w:t xml:space="preserve">2026-10-07</w:t>
       </w:r>
     </w:p>
     <w:p>
@@ -56220,7 +56489,7 @@
         <w:pStyle w:val="Definition"/>
       </w:pPr>
       <w:r>
-        <w:t xml:space="preserve">35</w:t>
+        <w:t xml:space="preserve">27</w:t>
       </w:r>
     </w:p>
     <w:p>
@@ -56260,7 +56529,7 @@
         <w:pStyle w:val="Definition"/>
       </w:pPr>
       <w:r>
-        <w:t xml:space="preserve">2026-10-06</w:t>
+        <w:t xml:space="preserve">2026-10-07</w:t>
       </w:r>
     </w:p>
     <w:p>
@@ -56357,7 +56626,7 @@
         <w:pStyle w:val="Definition"/>
       </w:pPr>
       <w:r>
-        <w:t xml:space="preserve">47</w:t>
+        <w:t xml:space="preserve">37</w:t>
       </w:r>
     </w:p>
     <w:p>
@@ -56397,7 +56666,7 @@
         <w:pStyle w:val="Definition"/>
       </w:pPr>
       <w:r>
-        <w:t xml:space="preserve">2026-10-06</w:t>
+        <w:t xml:space="preserve">2026-10-07</w:t>
       </w:r>
     </w:p>
     <w:p>
@@ -56494,7 +56763,7 @@
         <w:pStyle w:val="Definition"/>
       </w:pPr>
       <w:r>
-        <w:t xml:space="preserve">28</w:t>
+        <w:t xml:space="preserve">23</w:t>
       </w:r>
     </w:p>
     <w:p>
@@ -56534,7 +56803,7 @@
         <w:pStyle w:val="Definition"/>
       </w:pPr>
       <w:r>
-        <w:t xml:space="preserve">2026-10-06</w:t>
+        <w:t xml:space="preserve">2026-10-07</w:t>
       </w:r>
     </w:p>
     <w:p>
@@ -56631,7 +56900,7 @@
         <w:pStyle w:val="Definition"/>
       </w:pPr>
       <w:r>
-        <w:t xml:space="preserve">29</w:t>
+        <w:t xml:space="preserve">23</w:t>
       </w:r>
     </w:p>
     <w:p>
@@ -56671,7 +56940,7 @@
         <w:pStyle w:val="Definition"/>
       </w:pPr>
       <w:r>
-        <w:t xml:space="preserve">2026-10-06</w:t>
+        <w:t xml:space="preserve">2026-10-07</w:t>
       </w:r>
     </w:p>
     <w:p>
@@ -56768,7 +57037,7 @@
         <w:pStyle w:val="Definition"/>
       </w:pPr>
       <w:r>
-        <w:t xml:space="preserve">30</w:t>
+        <w:t xml:space="preserve">24</w:t>
       </w:r>
     </w:p>
     <w:p>
@@ -56808,7 +57077,7 @@
         <w:pStyle w:val="Definition"/>
       </w:pPr>
       <w:r>
-        <w:t xml:space="preserve">2026-10-06</w:t>
+        <w:t xml:space="preserve">2026-10-07</w:t>
       </w:r>
     </w:p>
     <w:p>
@@ -56905,7 +57174,7 @@
         <w:pStyle w:val="Definition"/>
       </w:pPr>
       <w:r>
-        <w:t xml:space="preserve">38</w:t>
+        <w:t xml:space="preserve">29</w:t>
       </w:r>
     </w:p>
     <w:p>
@@ -56945,7 +57214,7 @@
         <w:pStyle w:val="Definition"/>
       </w:pPr>
       <w:r>
-        <w:t xml:space="preserve">2026-10-06</w:t>
+        <w:t xml:space="preserve">2026-10-07</w:t>
       </w:r>
     </w:p>
     <w:p>
@@ -57042,7 +57311,7 @@
         <w:pStyle w:val="Definition"/>
       </w:pPr>
       <w:r>
-        <w:t xml:space="preserve">80</w:t>
+        <w:t xml:space="preserve">62</w:t>
       </w:r>
     </w:p>
     <w:p>
@@ -57082,7 +57351,7 @@
         <w:pStyle w:val="Definition"/>
       </w:pPr>
       <w:r>
-        <w:t xml:space="preserve">2026-10-06</w:t>
+        <w:t xml:space="preserve">2026-10-07</w:t>
       </w:r>
     </w:p>
     <w:p>
@@ -57179,7 +57448,7 @@
         <w:pStyle w:val="Definition"/>
       </w:pPr>
       <w:r>
-        <w:t xml:space="preserve">36</w:t>
+        <w:t xml:space="preserve">26</w:t>
       </w:r>
     </w:p>
     <w:p>
@@ -57219,7 +57488,7 @@
         <w:pStyle w:val="Definition"/>
       </w:pPr>
       <w:r>
-        <w:t xml:space="preserve">2026-10-06</w:t>
+        <w:t xml:space="preserve">2026-10-07</w:t>
       </w:r>
     </w:p>
     <w:p>
@@ -57316,7 +57585,7 @@
         <w:pStyle w:val="Definition"/>
       </w:pPr>
       <w:r>
-        <w:t xml:space="preserve">213</w:t>
+        <w:t xml:space="preserve">167</w:t>
       </w:r>
     </w:p>
     <w:p>
@@ -57356,7 +57625,7 @@
         <w:pStyle w:val="Definition"/>
       </w:pPr>
       <w:r>
-        <w:t xml:space="preserve">2026-10-06</w:t>
+        <w:t xml:space="preserve">2026-10-07</w:t>
       </w:r>
     </w:p>
     <w:p>
@@ -57453,7 +57722,7 @@
         <w:pStyle w:val="Definition"/>
       </w:pPr>
       <w:r>
-        <w:t xml:space="preserve">120</w:t>
+        <w:t xml:space="preserve">89</w:t>
       </w:r>
     </w:p>
     <w:p>
@@ -57493,7 +57762,7 @@
         <w:pStyle w:val="Definition"/>
       </w:pPr>
       <w:r>
-        <w:t xml:space="preserve">2026-10-06</w:t>
+        <w:t xml:space="preserve">2026-10-07</w:t>
       </w:r>
     </w:p>
     <w:p>
@@ -57590,7 +57859,7 @@
         <w:pStyle w:val="Definition"/>
       </w:pPr>
       <w:r>
-        <w:t xml:space="preserve">126</w:t>
+        <w:t xml:space="preserve">95</w:t>
       </w:r>
     </w:p>
     <w:p>
@@ -57630,7 +57899,7 @@
         <w:pStyle w:val="Definition"/>
       </w:pPr>
       <w:r>
-        <w:t xml:space="preserve">2026-10-06</w:t>
+        <w:t xml:space="preserve">2026-10-07</w:t>
       </w:r>
     </w:p>
     <w:p>
@@ -57727,7 +57996,7 @@
         <w:pStyle w:val="Definition"/>
       </w:pPr>
       <w:r>
-        <w:t xml:space="preserve">159</w:t>
+        <w:t xml:space="preserve">122</w:t>
       </w:r>
     </w:p>
     <w:p>
@@ -57767,7 +58036,7 @@
         <w:pStyle w:val="Definition"/>
       </w:pPr>
       <w:r>
-        <w:t xml:space="preserve">2026-10-06</w:t>
+        <w:t xml:space="preserve">2026-10-07</w:t>
       </w:r>
     </w:p>
     <w:p>
@@ -57864,7 +58133,7 @@
         <w:pStyle w:val="Definition"/>
       </w:pPr>
       <w:r>
-        <w:t xml:space="preserve">154</w:t>
+        <w:t xml:space="preserve">125</w:t>
       </w:r>
     </w:p>
     <w:p>
@@ -57904,7 +58173,7 @@
         <w:pStyle w:val="Definition"/>
       </w:pPr>
       <w:r>
-        <w:t xml:space="preserve">2026-10-06</w:t>
+        <w:t xml:space="preserve">2026-10-07</w:t>
       </w:r>
     </w:p>
     <w:p>
@@ -58001,7 +58270,7 @@
         <w:pStyle w:val="Definition"/>
       </w:pPr>
       <w:r>
-        <w:t xml:space="preserve">26</w:t>
+        <w:t xml:space="preserve">20</w:t>
       </w:r>
     </w:p>
     <w:p>
@@ -58041,7 +58310,7 @@
         <w:pStyle w:val="Definition"/>
       </w:pPr>
       <w:r>
-        <w:t xml:space="preserve">2026-10-06</w:t>
+        <w:t xml:space="preserve">2026-10-07</w:t>
       </w:r>
     </w:p>
     <w:p>
@@ -58138,7 +58407,7 @@
         <w:pStyle w:val="Definition"/>
       </w:pPr>
       <w:r>
-        <w:t xml:space="preserve">89</w:t>
+        <w:t xml:space="preserve">69</w:t>
       </w:r>
     </w:p>
     <w:p>
@@ -58178,7 +58447,7 @@
         <w:pStyle w:val="Definition"/>
       </w:pPr>
       <w:r>
-        <w:t xml:space="preserve">2026-10-06</w:t>
+        <w:t xml:space="preserve">2026-10-07</w:t>
       </w:r>
     </w:p>
     <w:p>
@@ -58275,7 +58544,7 @@
         <w:pStyle w:val="Definition"/>
       </w:pPr>
       <w:r>
-        <w:t xml:space="preserve">38</w:t>
+        <w:t xml:space="preserve">30</w:t>
       </w:r>
     </w:p>
     <w:p>
@@ -58315,7 +58584,7 @@
         <w:pStyle w:val="Definition"/>
       </w:pPr>
       <w:r>
-        <w:t xml:space="preserve">2026-10-06</w:t>
+        <w:t xml:space="preserve">2026-10-07</w:t>
       </w:r>
     </w:p>
     <w:p>
@@ -58412,7 +58681,7 @@
         <w:pStyle w:val="Definition"/>
       </w:pPr>
       <w:r>
-        <w:t xml:space="preserve">28</w:t>
+        <w:t xml:space="preserve">20</w:t>
       </w:r>
     </w:p>
     <w:p>
@@ -58452,7 +58721,7 @@
         <w:pStyle w:val="Definition"/>
       </w:pPr>
       <w:r>
-        <w:t xml:space="preserve">2026-10-06</w:t>
+        <w:t xml:space="preserve">2026-10-07</w:t>
       </w:r>
     </w:p>
     <w:p>
@@ -58549,7 +58818,7 @@
         <w:pStyle w:val="Definition"/>
       </w:pPr>
       <w:r>
-        <w:t xml:space="preserve">64</w:t>
+        <w:t xml:space="preserve">55</w:t>
       </w:r>
     </w:p>
     <w:p>
@@ -58589,7 +58858,7 @@
         <w:pStyle w:val="Definition"/>
       </w:pPr>
       <w:r>
-        <w:t xml:space="preserve">2026-10-06</w:t>
+        <w:t xml:space="preserve">2026-10-07</w:t>
       </w:r>
     </w:p>
     <w:p>
@@ -58686,7 +58955,7 @@
         <w:pStyle w:val="Definition"/>
       </w:pPr>
       <w:r>
-        <w:t xml:space="preserve">39</w:t>
+        <w:t xml:space="preserve">31</w:t>
       </w:r>
     </w:p>
     <w:p>
@@ -58726,7 +58995,7 @@
         <w:pStyle w:val="Definition"/>
       </w:pPr>
       <w:r>
-        <w:t xml:space="preserve">2026-10-06</w:t>
+        <w:t xml:space="preserve">2026-10-07</w:t>
       </w:r>
     </w:p>
     <w:p>
@@ -58823,7 +59092,7 @@
         <w:pStyle w:val="Definition"/>
       </w:pPr>
       <w:r>
-        <w:t xml:space="preserve">31</w:t>
+        <w:t xml:space="preserve">24</w:t>
       </w:r>
     </w:p>
     <w:p>
@@ -58863,7 +59132,7 @@
         <w:pStyle w:val="Definition"/>
       </w:pPr>
       <w:r>
-        <w:t xml:space="preserve">2026-10-06</w:t>
+        <w:t xml:space="preserve">2026-10-07</w:t>
       </w:r>
     </w:p>
     <w:p>
@@ -58960,7 +59229,7 @@
         <w:pStyle w:val="Definition"/>
       </w:pPr>
       <w:r>
-        <w:t xml:space="preserve">61</w:t>
+        <w:t xml:space="preserve">47</w:t>
       </w:r>
     </w:p>
     <w:p>
@@ -59000,7 +59269,7 @@
         <w:pStyle w:val="Definition"/>
       </w:pPr>
       <w:r>
-        <w:t xml:space="preserve">2026-10-06</w:t>
+        <w:t xml:space="preserve">2026-10-07</w:t>
       </w:r>
     </w:p>
     <w:p>
@@ -59097,7 +59366,7 @@
         <w:pStyle w:val="Definition"/>
       </w:pPr>
       <w:r>
-        <w:t xml:space="preserve">66</w:t>
+        <w:t xml:space="preserve">56</w:t>
       </w:r>
     </w:p>
     <w:p>
@@ -59137,7 +59406,7 @@
         <w:pStyle w:val="Definition"/>
       </w:pPr>
       <w:r>
-        <w:t xml:space="preserve">2026-10-06</w:t>
+        <w:t xml:space="preserve">2026-10-07</w:t>
       </w:r>
     </w:p>
     <w:p>
@@ -59234,7 +59503,7 @@
         <w:pStyle w:val="Definition"/>
       </w:pPr>
       <w:r>
-        <w:t xml:space="preserve">32</w:t>
+        <w:t xml:space="preserve">25</w:t>
       </w:r>
     </w:p>
     <w:p>
@@ -59274,7 +59543,7 @@
         <w:pStyle w:val="Definition"/>
       </w:pPr>
       <w:r>
-        <w:t xml:space="preserve">2026-10-06</w:t>
+        <w:t xml:space="preserve">2026-10-07</w:t>
       </w:r>
     </w:p>
     <w:p>
@@ -59371,7 +59640,7 @@
         <w:pStyle w:val="Definition"/>
       </w:pPr>
       <w:r>
-        <w:t xml:space="preserve">40</w:t>
+        <w:t xml:space="preserve">29</w:t>
       </w:r>
     </w:p>
     <w:p>
@@ -59411,7 +59680,7 @@
         <w:pStyle w:val="Definition"/>
       </w:pPr>
       <w:r>
-        <w:t xml:space="preserve">2026-10-06</w:t>
+        <w:t xml:space="preserve">2026-10-07</w:t>
       </w:r>
     </w:p>
     <w:p>
@@ -59508,7 +59777,7 @@
         <w:pStyle w:val="Definition"/>
       </w:pPr>
       <w:r>
-        <w:t xml:space="preserve">121</w:t>
+        <w:t xml:space="preserve">91</w:t>
       </w:r>
     </w:p>
     <w:p>
@@ -59548,7 +59817,7 @@
         <w:pStyle w:val="Definition"/>
       </w:pPr>
       <w:r>
-        <w:t xml:space="preserve">2026-10-06</w:t>
+        <w:t xml:space="preserve">2026-10-07</w:t>
       </w:r>
     </w:p>
     <w:p>
@@ -59645,7 +59914,7 @@
         <w:pStyle w:val="Definition"/>
       </w:pPr>
       <w:r>
-        <w:t xml:space="preserve">156</w:t>
+        <w:t xml:space="preserve">118</w:t>
       </w:r>
     </w:p>
     <w:p>
@@ -59685,7 +59954,7 @@
         <w:pStyle w:val="Definition"/>
       </w:pPr>
       <w:r>
-        <w:t xml:space="preserve">2026-10-06</w:t>
+        <w:t xml:space="preserve">2026-10-07</w:t>
       </w:r>
     </w:p>
     <w:p>
@@ -59782,7 +60051,7 @@
         <w:pStyle w:val="Definition"/>
       </w:pPr>
       <w:r>
-        <w:t xml:space="preserve">92</w:t>
+        <w:t xml:space="preserve">75</w:t>
       </w:r>
     </w:p>
     <w:p>
@@ -59822,7 +60091,7 @@
         <w:pStyle w:val="Definition"/>
       </w:pPr>
       <w:r>
-        <w:t xml:space="preserve">2026-10-06</w:t>
+        <w:t xml:space="preserve">2026-10-07</w:t>
       </w:r>
     </w:p>
     <w:p>
@@ -59919,7 +60188,7 @@
         <w:pStyle w:val="Definition"/>
       </w:pPr>
       <w:r>
-        <w:t xml:space="preserve">135</w:t>
+        <w:t xml:space="preserve">103</w:t>
       </w:r>
     </w:p>
     <w:p>
@@ -59959,7 +60228,7 @@
         <w:pStyle w:val="Definition"/>
       </w:pPr>
       <w:r>
-        <w:t xml:space="preserve">2026-10-06</w:t>
+        <w:t xml:space="preserve">2026-10-07</w:t>
       </w:r>
     </w:p>
     <w:p>
@@ -60056,7 +60325,7 @@
         <w:pStyle w:val="Definition"/>
       </w:pPr>
       <w:r>
-        <w:t xml:space="preserve">150</w:t>
+        <w:t xml:space="preserve">117</w:t>
       </w:r>
     </w:p>
     <w:p>
@@ -60096,7 +60365,7 @@
         <w:pStyle w:val="Definition"/>
       </w:pPr>
       <w:r>
-        <w:t xml:space="preserve">2026-10-06</w:t>
+        <w:t xml:space="preserve">2026-10-07</w:t>
       </w:r>
     </w:p>
     <w:p>
@@ -60193,7 +60462,7 @@
         <w:pStyle w:val="Definition"/>
       </w:pPr>
       <w:r>
-        <w:t xml:space="preserve">215</w:t>
+        <w:t xml:space="preserve">160</w:t>
       </w:r>
     </w:p>
     <w:p>
@@ -60233,7 +60502,7 @@
         <w:pStyle w:val="Definition"/>
       </w:pPr>
       <w:r>
-        <w:t xml:space="preserve">2026-10-06</w:t>
+        <w:t xml:space="preserve">2026-10-07</w:t>
       </w:r>
     </w:p>
     <w:p>
@@ -60330,7 +60599,7 @@
         <w:pStyle w:val="Definition"/>
       </w:pPr>
       <w:r>
-        <w:t xml:space="preserve">276</w:t>
+        <w:t xml:space="preserve">214</w:t>
       </w:r>
     </w:p>
     <w:p>
@@ -60370,7 +60639,7 @@
         <w:pStyle w:val="Definition"/>
       </w:pPr>
       <w:r>
-        <w:t xml:space="preserve">2026-10-06</w:t>
+        <w:t xml:space="preserve">2026-10-07</w:t>
       </w:r>
     </w:p>
     <w:p>
@@ -60467,7 +60736,7 @@
         <w:pStyle w:val="Definition"/>
       </w:pPr>
       <w:r>
-        <w:t xml:space="preserve">55</w:t>
+        <w:t xml:space="preserve">45</w:t>
       </w:r>
     </w:p>
     <w:p>
@@ -60507,7 +60776,7 @@
         <w:pStyle w:val="Definition"/>
       </w:pPr>
       <w:r>
-        <w:t xml:space="preserve">2026-10-06</w:t>
+        <w:t xml:space="preserve">2026-10-07</w:t>
       </w:r>
     </w:p>
     <w:p>
@@ -60604,7 +60873,7 @@
         <w:pStyle w:val="Definition"/>
       </w:pPr>
       <w:r>
-        <w:t xml:space="preserve">83</w:t>
+        <w:t xml:space="preserve">65</w:t>
       </w:r>
     </w:p>
     <w:p>
@@ -60644,7 +60913,7 @@
         <w:pStyle w:val="Definition"/>
       </w:pPr>
       <w:r>
-        <w:t xml:space="preserve">2026-10-06</w:t>
+        <w:t xml:space="preserve">2026-10-07</w:t>
       </w:r>
     </w:p>
     <w:p>
@@ -60741,7 +61010,7 @@
         <w:pStyle w:val="Definition"/>
       </w:pPr>
       <w:r>
-        <w:t xml:space="preserve">85</w:t>
+        <w:t xml:space="preserve">67</w:t>
       </w:r>
     </w:p>
     <w:p>
@@ -60781,7 +61050,7 @@
         <w:pStyle w:val="Definition"/>
       </w:pPr>
       <w:r>
-        <w:t xml:space="preserve">2026-10-06</w:t>
+        <w:t xml:space="preserve">2026-10-07</w:t>
       </w:r>
     </w:p>
     <w:p>
@@ -60878,7 +61147,7 @@
         <w:pStyle w:val="Definition"/>
       </w:pPr>
       <w:r>
-        <w:t xml:space="preserve">33</w:t>
+        <w:t xml:space="preserve">25</w:t>
       </w:r>
     </w:p>
     <w:p>
@@ -60918,7 +61187,7 @@
         <w:pStyle w:val="Definition"/>
       </w:pPr>
       <w:r>
-        <w:t xml:space="preserve">2026-10-06</w:t>
+        <w:t xml:space="preserve">2026-10-07</w:t>
       </w:r>
     </w:p>
     <w:p>
@@ -61015,7 +61284,7 @@
         <w:pStyle w:val="Definition"/>
       </w:pPr>
       <w:r>
-        <w:t xml:space="preserve">30</w:t>
+        <w:t xml:space="preserve">23</w:t>
       </w:r>
     </w:p>
     <w:p>
@@ -61055,7 +61324,7 @@
         <w:pStyle w:val="Definition"/>
       </w:pPr>
       <w:r>
-        <w:t xml:space="preserve">2026-10-06</w:t>
+        <w:t xml:space="preserve">2026-10-07</w:t>
       </w:r>
     </w:p>
     <w:p>
@@ -62429,18 +62698,18 @@
     <w:basedOn w:val="VerbatimChar"/>
     <w:rPr/>
   </w:style>
-  <w:style w:customStyle="1" w:styleId="SpecObjectHeader" w:type="paragraph">
+  <w:style w:customStyle="1" w:type="paragraph" w:styleId="SpecObjectHeader">
     <w:name w:val="Spec Object Header"/>
     <w:basedOn w:val="Normal"/>
     <w:next w:val="FirstParagraph"/>
     <w:qFormat/>
     <w:pPr>
       <w:keepNext/>
-      <w:spacing w:after="120" w:before="280" w:line="276" w:lineRule="auto"/>
+      <w:spacing w:lineRule="auto" w:line="276" w:before="280" w:after="120"/>
       <w:outlineLvl w:val="0"/>
     </w:pPr>
     <w:rPr>
-      <w:rFonts w:cs="Calibri Light" w:ascii="Calibri Light" w:hAnsi="Calibri Light"/>
+      <w:rFonts w:hAnsi="Calibri Light" w:cs="Calibri Light" w:ascii="Calibri Light"/>
       <w:b/>
       <w:bCs/>
       <w:color w:val="0F4C64"/>

--- a/engineering/downloads/svc.docx
+++ b/engineering/downloads/svc.docx
@@ -7878,7 +7878,11 @@
               <w:jc w:val="center"/>
             </w:pPr>
             <w:r>
-              <w:t xml:space="preserve">Blocked</w:t>
+              <w:rPr>
+                <w:bCs/>
+                <w:b/>
+              </w:rPr>
+              <w:t xml:space="preserve">PASS</w:t>
             </w:r>
           </w:p>
         </w:tc>
@@ -13080,7 +13084,11 @@
               <w:jc w:val="center"/>
             </w:pPr>
             <w:r>
-              <w:t xml:space="preserve">⊘ Blocked</w:t>
+              <w:rPr>
+                <w:bCs/>
+                <w:b/>
+              </w:rPr>
+              <w:t xml:space="preserve">✓ Pass</w:t>
             </w:r>
           </w:p>
         </w:tc>
@@ -44570,7 +44578,7 @@
         <w:pStyle w:val="Definition"/>
       </w:pPr>
       <w:r>
-        <w:t xml:space="preserve">19</w:t>
+        <w:t xml:space="preserve">20</w:t>
       </w:r>
     </w:p>
     <w:p>
@@ -44707,7 +44715,7 @@
         <w:pStyle w:val="Definition"/>
       </w:pPr>
       <w:r>
-        <w:t xml:space="preserve">25</w:t>
+        <w:t xml:space="preserve">40</w:t>
       </w:r>
     </w:p>
     <w:p>
@@ -44844,7 +44852,7 @@
         <w:pStyle w:val="Definition"/>
       </w:pPr>
       <w:r>
-        <w:t xml:space="preserve">24</w:t>
+        <w:t xml:space="preserve">23</w:t>
       </w:r>
     </w:p>
     <w:p>
@@ -44981,7 +44989,7 @@
         <w:pStyle w:val="Definition"/>
       </w:pPr>
       <w:r>
-        <w:t xml:space="preserve">121</w:t>
+        <w:t xml:space="preserve">124</w:t>
       </w:r>
     </w:p>
     <w:p>
@@ -45118,7 +45126,7 @@
         <w:pStyle w:val="Definition"/>
       </w:pPr>
       <w:r>
-        <w:t xml:space="preserve">151</w:t>
+        <w:t xml:space="preserve">157</w:t>
       </w:r>
     </w:p>
     <w:p>
@@ -45255,7 +45263,7 @@
         <w:pStyle w:val="Definition"/>
       </w:pPr>
       <w:r>
-        <w:t xml:space="preserve">137</w:t>
+        <w:t xml:space="preserve">142</w:t>
       </w:r>
     </w:p>
     <w:p>
@@ -45392,7 +45400,7 @@
         <w:pStyle w:val="Definition"/>
       </w:pPr>
       <w:r>
-        <w:t xml:space="preserve">67</w:t>
+        <w:t xml:space="preserve">70</w:t>
       </w:r>
     </w:p>
     <w:p>
@@ -45666,7 +45674,7 @@
         <w:pStyle w:val="Definition"/>
       </w:pPr>
       <w:r>
-        <w:t xml:space="preserve">45</w:t>
+        <w:t xml:space="preserve">47</w:t>
       </w:r>
     </w:p>
     <w:p>
@@ -45803,7 +45811,7 @@
         <w:pStyle w:val="Definition"/>
       </w:pPr>
       <w:r>
-        <w:t xml:space="preserve">180</w:t>
+        <w:t xml:space="preserve">181</w:t>
       </w:r>
     </w:p>
     <w:p>
@@ -46077,7 +46085,7 @@
         <w:pStyle w:val="Definition"/>
       </w:pPr>
       <w:r>
-        <w:t xml:space="preserve">89</w:t>
+        <w:t xml:space="preserve">91</w:t>
       </w:r>
     </w:p>
     <w:p>
@@ -46214,7 +46222,7 @@
         <w:pStyle w:val="Definition"/>
       </w:pPr>
       <w:r>
-        <w:t xml:space="preserve">53</w:t>
+        <w:t xml:space="preserve">57</w:t>
       </w:r>
     </w:p>
     <w:p>
@@ -46351,7 +46359,7 @@
         <w:pStyle w:val="Definition"/>
       </w:pPr>
       <w:r>
-        <w:t xml:space="preserve">71</w:t>
+        <w:t xml:space="preserve">69</w:t>
       </w:r>
     </w:p>
     <w:p>
@@ -46488,7 +46496,7 @@
         <w:pStyle w:val="Definition"/>
       </w:pPr>
       <w:r>
-        <w:t xml:space="preserve">28</w:t>
+        <w:t xml:space="preserve">26</w:t>
       </w:r>
     </w:p>
     <w:p>
@@ -46625,7 +46633,7 @@
         <w:pStyle w:val="Definition"/>
       </w:pPr>
       <w:r>
-        <w:t xml:space="preserve">58</w:t>
+        <w:t xml:space="preserve">59</w:t>
       </w:r>
     </w:p>
     <w:p>
@@ -46762,7 +46770,7 @@
         <w:pStyle w:val="Definition"/>
       </w:pPr>
       <w:r>
-        <w:t xml:space="preserve">35</w:t>
+        <w:t xml:space="preserve">37</w:t>
       </w:r>
     </w:p>
     <w:p>
@@ -46899,7 +46907,7 @@
         <w:pStyle w:val="Definition"/>
       </w:pPr>
       <w:r>
-        <w:t xml:space="preserve">34</w:t>
+        <w:t xml:space="preserve">24</w:t>
       </w:r>
     </w:p>
     <w:p>
@@ -47036,7 +47044,7 @@
         <w:pStyle w:val="Definition"/>
       </w:pPr>
       <w:r>
-        <w:t xml:space="preserve">25</w:t>
+        <w:t xml:space="preserve">26</w:t>
       </w:r>
     </w:p>
     <w:p>
@@ -47173,7 +47181,7 @@
         <w:pStyle w:val="Definition"/>
       </w:pPr>
       <w:r>
-        <w:t xml:space="preserve">24</w:t>
+        <w:t xml:space="preserve">25</w:t>
       </w:r>
     </w:p>
     <w:p>
@@ -47447,7 +47455,7 @@
         <w:pStyle w:val="Definition"/>
       </w:pPr>
       <w:r>
-        <w:t xml:space="preserve">28</w:t>
+        <w:t xml:space="preserve">37</w:t>
       </w:r>
     </w:p>
     <w:p>
@@ -47721,7 +47729,7 @@
         <w:pStyle w:val="Definition"/>
       </w:pPr>
       <w:r>
-        <w:t xml:space="preserve">21</w:t>
+        <w:t xml:space="preserve">33</w:t>
       </w:r>
     </w:p>
     <w:p>
@@ -47858,7 +47866,7 @@
         <w:pStyle w:val="Definition"/>
       </w:pPr>
       <w:r>
-        <w:t xml:space="preserve">25</w:t>
+        <w:t xml:space="preserve">27</w:t>
       </w:r>
     </w:p>
     <w:p>
@@ -47995,7 +48003,7 @@
         <w:pStyle w:val="Definition"/>
       </w:pPr>
       <w:r>
-        <w:t xml:space="preserve">41</w:t>
+        <w:t xml:space="preserve">28</w:t>
       </w:r>
     </w:p>
     <w:p>
@@ -48132,7 +48140,7 @@
         <w:pStyle w:val="Definition"/>
       </w:pPr>
       <w:r>
-        <w:t xml:space="preserve">36</w:t>
+        <w:t xml:space="preserve">31</w:t>
       </w:r>
     </w:p>
     <w:p>
@@ -48269,7 +48277,7 @@
         <w:pStyle w:val="Definition"/>
       </w:pPr>
       <w:r>
-        <w:t xml:space="preserve">59</w:t>
+        <w:t xml:space="preserve">71</w:t>
       </w:r>
     </w:p>
     <w:p>
@@ -48406,7 +48414,7 @@
         <w:pStyle w:val="Definition"/>
       </w:pPr>
       <w:r>
-        <w:t xml:space="preserve">31</w:t>
+        <w:t xml:space="preserve">32</w:t>
       </w:r>
     </w:p>
     <w:p>
@@ -48543,7 +48551,7 @@
         <w:pStyle w:val="Definition"/>
       </w:pPr>
       <w:r>
-        <w:t xml:space="preserve">26</w:t>
+        <w:t xml:space="preserve">27</w:t>
       </w:r>
     </w:p>
     <w:p>
@@ -48817,7 +48825,7 @@
         <w:pStyle w:val="Definition"/>
       </w:pPr>
       <w:r>
-        <w:t xml:space="preserve">39</w:t>
+        <w:t xml:space="preserve">43</w:t>
       </w:r>
     </w:p>
     <w:p>
@@ -48954,7 +48962,7 @@
         <w:pStyle w:val="Definition"/>
       </w:pPr>
       <w:r>
-        <w:t xml:space="preserve">33</w:t>
+        <w:t xml:space="preserve">36</w:t>
       </w:r>
     </w:p>
     <w:p>
@@ -49091,7 +49099,7 @@
         <w:pStyle w:val="Definition"/>
       </w:pPr>
       <w:r>
-        <w:t xml:space="preserve">27</w:t>
+        <w:t xml:space="preserve">32</w:t>
       </w:r>
     </w:p>
     <w:p>
@@ -49228,7 +49236,7 @@
         <w:pStyle w:val="Definition"/>
       </w:pPr>
       <w:r>
-        <w:t xml:space="preserve">44</w:t>
+        <w:t xml:space="preserve">64</w:t>
       </w:r>
     </w:p>
     <w:p>
@@ -49365,7 +49373,7 @@
         <w:pStyle w:val="Definition"/>
       </w:pPr>
       <w:r>
-        <w:t xml:space="preserve">26</w:t>
+        <w:t xml:space="preserve">25</w:t>
       </w:r>
     </w:p>
     <w:p>
@@ -49502,7 +49510,7 @@
         <w:pStyle w:val="Definition"/>
       </w:pPr>
       <w:r>
-        <w:t xml:space="preserve">24</w:t>
+        <w:t xml:space="preserve">25</w:t>
       </w:r>
     </w:p>
     <w:p>
@@ -49639,7 +49647,7 @@
         <w:pStyle w:val="Definition"/>
       </w:pPr>
       <w:r>
-        <w:t xml:space="preserve">57</w:t>
+        <w:t xml:space="preserve">58</w:t>
       </w:r>
     </w:p>
     <w:p>
@@ -49776,7 +49784,7 @@
         <w:pStyle w:val="Definition"/>
       </w:pPr>
       <w:r>
-        <w:t xml:space="preserve">28</w:t>
+        <w:t xml:space="preserve">26</w:t>
       </w:r>
     </w:p>
     <w:p>
@@ -49913,7 +49921,7 @@
         <w:pStyle w:val="Definition"/>
       </w:pPr>
       <w:r>
-        <w:t xml:space="preserve">23</w:t>
+        <w:t xml:space="preserve">22</w:t>
       </w:r>
     </w:p>
     <w:p>
@@ -50050,7 +50058,7 @@
         <w:pStyle w:val="Definition"/>
       </w:pPr>
       <w:r>
-        <w:t xml:space="preserve">23</w:t>
+        <w:t xml:space="preserve">24</w:t>
       </w:r>
     </w:p>
     <w:p>
@@ -50187,7 +50195,7 @@
         <w:pStyle w:val="Definition"/>
       </w:pPr>
       <w:r>
-        <w:t xml:space="preserve">24</w:t>
+        <w:t xml:space="preserve">25</w:t>
       </w:r>
     </w:p>
     <w:p>
@@ -50324,7 +50332,7 @@
         <w:pStyle w:val="Definition"/>
       </w:pPr>
       <w:r>
-        <w:t xml:space="preserve">82</w:t>
+        <w:t xml:space="preserve">78</w:t>
       </w:r>
     </w:p>
     <w:p>
@@ -50461,7 +50469,7 @@
         <w:pStyle w:val="Definition"/>
       </w:pPr>
       <w:r>
-        <w:t xml:space="preserve">68</w:t>
+        <w:t xml:space="preserve">63</w:t>
       </w:r>
     </w:p>
     <w:p>
@@ -50598,7 +50606,7 @@
         <w:pStyle w:val="Definition"/>
       </w:pPr>
       <w:r>
-        <w:t xml:space="preserve">28</w:t>
+        <w:t xml:space="preserve">29</w:t>
       </w:r>
     </w:p>
     <w:p>
@@ -50735,7 +50743,7 @@
         <w:pStyle w:val="Definition"/>
       </w:pPr>
       <w:r>
-        <w:t xml:space="preserve">31</w:t>
+        <w:t xml:space="preserve">33</w:t>
       </w:r>
     </w:p>
     <w:p>
@@ -50872,7 +50880,7 @@
         <w:pStyle w:val="Definition"/>
       </w:pPr>
       <w:r>
-        <w:t xml:space="preserve">85</w:t>
+        <w:t xml:space="preserve">81</w:t>
       </w:r>
     </w:p>
     <w:p>
@@ -51146,7 +51154,7 @@
         <w:pStyle w:val="Definition"/>
       </w:pPr>
       <w:r>
-        <w:t xml:space="preserve">53</w:t>
+        <w:t xml:space="preserve">51</w:t>
       </w:r>
     </w:p>
     <w:p>
@@ -51283,7 +51291,7 @@
         <w:pStyle w:val="Definition"/>
       </w:pPr>
       <w:r>
-        <w:t xml:space="preserve">51</w:t>
+        <w:t xml:space="preserve">47</w:t>
       </w:r>
     </w:p>
     <w:p>
@@ -51420,7 +51428,7 @@
         <w:pStyle w:val="Definition"/>
       </w:pPr>
       <w:r>
-        <w:t xml:space="preserve">26</w:t>
+        <w:t xml:space="preserve">25</w:t>
       </w:r>
     </w:p>
     <w:p>
@@ -51557,7 +51565,7 @@
         <w:pStyle w:val="Definition"/>
       </w:pPr>
       <w:r>
-        <w:t xml:space="preserve">29</w:t>
+        <w:t xml:space="preserve">24</w:t>
       </w:r>
     </w:p>
     <w:p>
@@ -51694,7 +51702,7 @@
         <w:pStyle w:val="Definition"/>
       </w:pPr>
       <w:r>
-        <w:t xml:space="preserve">29</w:t>
+        <w:t xml:space="preserve">24</w:t>
       </w:r>
     </w:p>
     <w:p>
@@ -51831,7 +51839,7 @@
         <w:pStyle w:val="Definition"/>
       </w:pPr>
       <w:r>
-        <w:t xml:space="preserve">34</w:t>
+        <w:t xml:space="preserve">29</w:t>
       </w:r>
     </w:p>
     <w:p>
@@ -51968,7 +51976,7 @@
         <w:pStyle w:val="Definition"/>
       </w:pPr>
       <w:r>
-        <w:t xml:space="preserve">37</w:t>
+        <w:t xml:space="preserve">31</w:t>
       </w:r>
     </w:p>
     <w:p>
@@ -52105,7 +52113,7 @@
         <w:pStyle w:val="Definition"/>
       </w:pPr>
       <w:r>
-        <w:t xml:space="preserve">37</w:t>
+        <w:t xml:space="preserve">33</w:t>
       </w:r>
     </w:p>
     <w:p>
@@ -52242,7 +52250,7 @@
         <w:pStyle w:val="Definition"/>
       </w:pPr>
       <w:r>
-        <w:t xml:space="preserve">43</w:t>
+        <w:t xml:space="preserve">40</w:t>
       </w:r>
     </w:p>
     <w:p>
@@ -52379,7 +52387,7 @@
         <w:pStyle w:val="Definition"/>
       </w:pPr>
       <w:r>
-        <w:t xml:space="preserve">76</w:t>
+        <w:t xml:space="preserve">84</w:t>
       </w:r>
     </w:p>
     <w:p>
@@ -52516,7 +52524,7 @@
         <w:pStyle w:val="Definition"/>
       </w:pPr>
       <w:r>
-        <w:t xml:space="preserve">74</w:t>
+        <w:t xml:space="preserve">68</w:t>
       </w:r>
     </w:p>
     <w:p>
@@ -52653,7 +52661,7 @@
         <w:pStyle w:val="Definition"/>
       </w:pPr>
       <w:r>
-        <w:t xml:space="preserve">42</w:t>
+        <w:t xml:space="preserve">38</w:t>
       </w:r>
     </w:p>
     <w:p>
@@ -52790,7 +52798,7 @@
         <w:pStyle w:val="Definition"/>
       </w:pPr>
       <w:r>
-        <w:t xml:space="preserve">43</w:t>
+        <w:t xml:space="preserve">42</w:t>
       </w:r>
     </w:p>
     <w:p>
@@ -52927,7 +52935,7 @@
         <w:pStyle w:val="Definition"/>
       </w:pPr>
       <w:r>
-        <w:t xml:space="preserve">32</w:t>
+        <w:t xml:space="preserve">29</w:t>
       </w:r>
     </w:p>
     <w:p>
@@ -53064,7 +53072,7 @@
         <w:pStyle w:val="Definition"/>
       </w:pPr>
       <w:r>
-        <w:t xml:space="preserve">48</w:t>
+        <w:t xml:space="preserve">53</w:t>
       </w:r>
     </w:p>
     <w:p>
@@ -53201,7 +53209,7 @@
         <w:pStyle w:val="Definition"/>
       </w:pPr>
       <w:r>
-        <w:t xml:space="preserve">65</w:t>
+        <w:t xml:space="preserve">61</w:t>
       </w:r>
     </w:p>
     <w:p>
@@ -53338,7 +53346,7 @@
         <w:pStyle w:val="Definition"/>
       </w:pPr>
       <w:r>
-        <w:t xml:space="preserve">59</w:t>
+        <w:t xml:space="preserve">58</w:t>
       </w:r>
     </w:p>
     <w:p>
@@ -53612,7 +53620,7 @@
         <w:pStyle w:val="Definition"/>
       </w:pPr>
       <w:r>
-        <w:t xml:space="preserve">44</w:t>
+        <w:t xml:space="preserve">42</w:t>
       </w:r>
     </w:p>
     <w:p>
@@ -53749,7 +53757,7 @@
         <w:pStyle w:val="Definition"/>
       </w:pPr>
       <w:r>
-        <w:t xml:space="preserve">48</w:t>
+        <w:t xml:space="preserve">45</w:t>
       </w:r>
     </w:p>
     <w:p>
@@ -53886,7 +53894,7 @@
         <w:pStyle w:val="Definition"/>
       </w:pPr>
       <w:r>
-        <w:t xml:space="preserve">46</w:t>
+        <w:t xml:space="preserve">53</w:t>
       </w:r>
     </w:p>
     <w:p>
@@ -54023,7 +54031,7 @@
         <w:pStyle w:val="Definition"/>
       </w:pPr>
       <w:r>
-        <w:t xml:space="preserve">21</w:t>
+        <w:t xml:space="preserve">20</w:t>
       </w:r>
     </w:p>
     <w:p>
@@ -54297,7 +54305,7 @@
         <w:pStyle w:val="Definition"/>
       </w:pPr>
       <w:r>
-        <w:t xml:space="preserve">21</w:t>
+        <w:t xml:space="preserve">22</w:t>
       </w:r>
     </w:p>
     <w:p>
@@ -54571,7 +54579,7 @@
         <w:pStyle w:val="Definition"/>
       </w:pPr>
       <w:r>
-        <w:t xml:space="preserve">1</w:t>
+        <w:t xml:space="preserve">44</w:t>
       </w:r>
     </w:p>
     <w:p>
@@ -54631,7 +54639,7 @@
         <w:pStyle w:val="Definition"/>
       </w:pPr>
       <w:r>
-        <w:t xml:space="preserve">Blocked</w:t>
+        <w:t xml:space="preserve">Pass</w:t>
       </w:r>
     </w:p>
     <w:p>
@@ -54708,7 +54716,7 @@
         <w:pStyle w:val="Definition"/>
       </w:pPr>
       <w:r>
-        <w:t xml:space="preserve">50</w:t>
+        <w:t xml:space="preserve">47</w:t>
       </w:r>
     </w:p>
     <w:p>
@@ -54845,7 +54853,7 @@
         <w:pStyle w:val="Definition"/>
       </w:pPr>
       <w:r>
-        <w:t xml:space="preserve">79</w:t>
+        <w:t xml:space="preserve">105</w:t>
       </w:r>
     </w:p>
     <w:p>
@@ -54982,7 +54990,7 @@
         <w:pStyle w:val="Definition"/>
       </w:pPr>
       <w:r>
-        <w:t xml:space="preserve">44</w:t>
+        <w:t xml:space="preserve">47</w:t>
       </w:r>
     </w:p>
     <w:p>
@@ -55119,7 +55127,7 @@
         <w:pStyle w:val="Definition"/>
       </w:pPr>
       <w:r>
-        <w:t xml:space="preserve">37</w:t>
+        <w:t xml:space="preserve">41</w:t>
       </w:r>
     </w:p>
     <w:p>
@@ -55256,7 +55264,7 @@
         <w:pStyle w:val="Definition"/>
       </w:pPr>
       <w:r>
-        <w:t xml:space="preserve">33</w:t>
+        <w:t xml:space="preserve">34</w:t>
       </w:r>
     </w:p>
     <w:p>
@@ -55393,7 +55401,7 @@
         <w:pStyle w:val="Definition"/>
       </w:pPr>
       <w:r>
-        <w:t xml:space="preserve">35</w:t>
+        <w:t xml:space="preserve">33</w:t>
       </w:r>
     </w:p>
     <w:p>
@@ -55530,7 +55538,7 @@
         <w:pStyle w:val="Definition"/>
       </w:pPr>
       <w:r>
-        <w:t xml:space="preserve">35</w:t>
+        <w:t xml:space="preserve">33</w:t>
       </w:r>
     </w:p>
     <w:p>
@@ -55667,7 +55675,7 @@
         <w:pStyle w:val="Definition"/>
       </w:pPr>
       <w:r>
-        <w:t xml:space="preserve">39</w:t>
+        <w:t xml:space="preserve">38</w:t>
       </w:r>
     </w:p>
     <w:p>
@@ -55804,7 +55812,7 @@
         <w:pStyle w:val="Definition"/>
       </w:pPr>
       <w:r>
-        <w:t xml:space="preserve">63</w:t>
+        <w:t xml:space="preserve">58</w:t>
       </w:r>
     </w:p>
     <w:p>
@@ -55941,7 +55949,7 @@
         <w:pStyle w:val="Definition"/>
       </w:pPr>
       <w:r>
-        <w:t xml:space="preserve">21</w:t>
+        <w:t xml:space="preserve">22</w:t>
       </w:r>
     </w:p>
     <w:p>
@@ -56078,7 +56086,7 @@
         <w:pStyle w:val="Definition"/>
       </w:pPr>
       <w:r>
-        <w:t xml:space="preserve">20</w:t>
+        <w:t xml:space="preserve">22</w:t>
       </w:r>
     </w:p>
     <w:p>
@@ -56215,7 +56223,7 @@
         <w:pStyle w:val="Definition"/>
       </w:pPr>
       <w:r>
-        <w:t xml:space="preserve">24</w:t>
+        <w:t xml:space="preserve">26</w:t>
       </w:r>
     </w:p>
     <w:p>
@@ -56352,7 +56360,7 @@
         <w:pStyle w:val="Definition"/>
       </w:pPr>
       <w:r>
-        <w:t xml:space="preserve">26</w:t>
+        <w:t xml:space="preserve">27</w:t>
       </w:r>
     </w:p>
     <w:p>
@@ -56489,7 +56497,7 @@
         <w:pStyle w:val="Definition"/>
       </w:pPr>
       <w:r>
-        <w:t xml:space="preserve">27</w:t>
+        <w:t xml:space="preserve">29</w:t>
       </w:r>
     </w:p>
     <w:p>
@@ -56626,7 +56634,7 @@
         <w:pStyle w:val="Definition"/>
       </w:pPr>
       <w:r>
-        <w:t xml:space="preserve">37</w:t>
+        <w:t xml:space="preserve">38</w:t>
       </w:r>
     </w:p>
     <w:p>
@@ -56763,7 +56771,7 @@
         <w:pStyle w:val="Definition"/>
       </w:pPr>
       <w:r>
-        <w:t xml:space="preserve">23</w:t>
+        <w:t xml:space="preserve">22</w:t>
       </w:r>
     </w:p>
     <w:p>
@@ -56900,7 +56908,7 @@
         <w:pStyle w:val="Definition"/>
       </w:pPr>
       <w:r>
-        <w:t xml:space="preserve">23</w:t>
+        <w:t xml:space="preserve">22</w:t>
       </w:r>
     </w:p>
     <w:p>
@@ -57174,7 +57182,7 @@
         <w:pStyle w:val="Definition"/>
       </w:pPr>
       <w:r>
-        <w:t xml:space="preserve">29</w:t>
+        <w:t xml:space="preserve">30</w:t>
       </w:r>
     </w:p>
     <w:p>
@@ -57311,7 +57319,7 @@
         <w:pStyle w:val="Definition"/>
       </w:pPr>
       <w:r>
-        <w:t xml:space="preserve">62</w:t>
+        <w:t xml:space="preserve">64</w:t>
       </w:r>
     </w:p>
     <w:p>
@@ -57448,7 +57456,7 @@
         <w:pStyle w:val="Definition"/>
       </w:pPr>
       <w:r>
-        <w:t xml:space="preserve">26</w:t>
+        <w:t xml:space="preserve">28</w:t>
       </w:r>
     </w:p>
     <w:p>
@@ -57585,7 +57593,7 @@
         <w:pStyle w:val="Definition"/>
       </w:pPr>
       <w:r>
-        <w:t xml:space="preserve">167</w:t>
+        <w:t xml:space="preserve">171</w:t>
       </w:r>
     </w:p>
     <w:p>
@@ -57722,7 +57730,7 @@
         <w:pStyle w:val="Definition"/>
       </w:pPr>
       <w:r>
-        <w:t xml:space="preserve">89</w:t>
+        <w:t xml:space="preserve">95</w:t>
       </w:r>
     </w:p>
     <w:p>
@@ -57859,7 +57867,7 @@
         <w:pStyle w:val="Definition"/>
       </w:pPr>
       <w:r>
-        <w:t xml:space="preserve">95</w:t>
+        <w:t xml:space="preserve">104</w:t>
       </w:r>
     </w:p>
     <w:p>
@@ -57996,7 +58004,7 @@
         <w:pStyle w:val="Definition"/>
       </w:pPr>
       <w:r>
-        <w:t xml:space="preserve">122</w:t>
+        <w:t xml:space="preserve">129</w:t>
       </w:r>
     </w:p>
     <w:p>
@@ -58133,7 +58141,7 @@
         <w:pStyle w:val="Definition"/>
       </w:pPr>
       <w:r>
-        <w:t xml:space="preserve">125</w:t>
+        <w:t xml:space="preserve">127</w:t>
       </w:r>
     </w:p>
     <w:p>
@@ -58270,7 +58278,7 @@
         <w:pStyle w:val="Definition"/>
       </w:pPr>
       <w:r>
-        <w:t xml:space="preserve">20</w:t>
+        <w:t xml:space="preserve">22</w:t>
       </w:r>
     </w:p>
     <w:p>
@@ -58407,7 +58415,7 @@
         <w:pStyle w:val="Definition"/>
       </w:pPr>
       <w:r>
-        <w:t xml:space="preserve">69</w:t>
+        <w:t xml:space="preserve">71</w:t>
       </w:r>
     </w:p>
     <w:p>
@@ -58544,7 +58552,7 @@
         <w:pStyle w:val="Definition"/>
       </w:pPr>
       <w:r>
-        <w:t xml:space="preserve">30</w:t>
+        <w:t xml:space="preserve">31</w:t>
       </w:r>
     </w:p>
     <w:p>
@@ -58681,7 +58689,7 @@
         <w:pStyle w:val="Definition"/>
       </w:pPr>
       <w:r>
-        <w:t xml:space="preserve">20</w:t>
+        <w:t xml:space="preserve">21</w:t>
       </w:r>
     </w:p>
     <w:p>
@@ -58818,7 +58826,7 @@
         <w:pStyle w:val="Definition"/>
       </w:pPr>
       <w:r>
-        <w:t xml:space="preserve">55</w:t>
+        <w:t xml:space="preserve">60</w:t>
       </w:r>
     </w:p>
     <w:p>
@@ -59092,7 +59100,7 @@
         <w:pStyle w:val="Definition"/>
       </w:pPr>
       <w:r>
-        <w:t xml:space="preserve">24</w:t>
+        <w:t xml:space="preserve">25</w:t>
       </w:r>
     </w:p>
     <w:p>
@@ -59229,7 +59237,7 @@
         <w:pStyle w:val="Definition"/>
       </w:pPr>
       <w:r>
-        <w:t xml:space="preserve">47</w:t>
+        <w:t xml:space="preserve">49</w:t>
       </w:r>
     </w:p>
     <w:p>
@@ -59366,7 +59374,7 @@
         <w:pStyle w:val="Definition"/>
       </w:pPr>
       <w:r>
-        <w:t xml:space="preserve">56</w:t>
+        <w:t xml:space="preserve">59</w:t>
       </w:r>
     </w:p>
     <w:p>
@@ -59503,7 +59511,7 @@
         <w:pStyle w:val="Definition"/>
       </w:pPr>
       <w:r>
-        <w:t xml:space="preserve">25</w:t>
+        <w:t xml:space="preserve">26</w:t>
       </w:r>
     </w:p>
     <w:p>
@@ -59640,7 +59648,7 @@
         <w:pStyle w:val="Definition"/>
       </w:pPr>
       <w:r>
-        <w:t xml:space="preserve">29</w:t>
+        <w:t xml:space="preserve">30</w:t>
       </w:r>
     </w:p>
     <w:p>
@@ -59777,7 +59785,7 @@
         <w:pStyle w:val="Definition"/>
       </w:pPr>
       <w:r>
-        <w:t xml:space="preserve">91</w:t>
+        <w:t xml:space="preserve">97</w:t>
       </w:r>
     </w:p>
     <w:p>
@@ -59914,7 +59922,7 @@
         <w:pStyle w:val="Definition"/>
       </w:pPr>
       <w:r>
-        <w:t xml:space="preserve">118</w:t>
+        <w:t xml:space="preserve">125</w:t>
       </w:r>
     </w:p>
     <w:p>
@@ -60051,7 +60059,7 @@
         <w:pStyle w:val="Definition"/>
       </w:pPr>
       <w:r>
-        <w:t xml:space="preserve">75</w:t>
+        <w:t xml:space="preserve">73</w:t>
       </w:r>
     </w:p>
     <w:p>
@@ -60188,7 +60196,7 @@
         <w:pStyle w:val="Definition"/>
       </w:pPr>
       <w:r>
-        <w:t xml:space="preserve">103</w:t>
+        <w:t xml:space="preserve">105</w:t>
       </w:r>
     </w:p>
     <w:p>
@@ -60462,7 +60470,7 @@
         <w:pStyle w:val="Definition"/>
       </w:pPr>
       <w:r>
-        <w:t xml:space="preserve">160</w:t>
+        <w:t xml:space="preserve">165</w:t>
       </w:r>
     </w:p>
     <w:p>
@@ -60599,7 +60607,7 @@
         <w:pStyle w:val="Definition"/>
       </w:pPr>
       <w:r>
-        <w:t xml:space="preserve">214</w:t>
+        <w:t xml:space="preserve">220</w:t>
       </w:r>
     </w:p>
     <w:p>
@@ -60736,7 +60744,7 @@
         <w:pStyle w:val="Definition"/>
       </w:pPr>
       <w:r>
-        <w:t xml:space="preserve">45</w:t>
+        <w:t xml:space="preserve">47</w:t>
       </w:r>
     </w:p>
     <w:p>
@@ -60873,7 +60881,7 @@
         <w:pStyle w:val="Definition"/>
       </w:pPr>
       <w:r>
-        <w:t xml:space="preserve">65</w:t>
+        <w:t xml:space="preserve">66</w:t>
       </w:r>
     </w:p>
     <w:p>
@@ -61010,7 +61018,7 @@
         <w:pStyle w:val="Definition"/>
       </w:pPr>
       <w:r>
-        <w:t xml:space="preserve">67</w:t>
+        <w:t xml:space="preserve">59</w:t>
       </w:r>
     </w:p>
     <w:p>
@@ -61284,7 +61292,7 @@
         <w:pStyle w:val="Definition"/>
       </w:pPr>
       <w:r>
-        <w:t xml:space="preserve">23</w:t>
+        <w:t xml:space="preserve">22</w:t>
       </w:r>
     </w:p>
     <w:p>
@@ -62705,7 +62713,7 @@
     <w:qFormat/>
     <w:pPr>
       <w:keepNext/>
-      <w:spacing w:lineRule="auto" w:line="276" w:before="280" w:after="120"/>
+      <w:spacing w:before="280" w:line="276" w:lineRule="auto" w:after="120"/>
       <w:outlineLvl w:val="0"/>
     </w:pPr>
     <w:rPr>

--- a/engineering/downloads/svc.docx
+++ b/engineering/downloads/svc.docx
@@ -11130,6 +11130,70 @@
                   <w:rStyle w:val="Hyperlink"/>
                 </w:rPr>
                 <w:t xml:space="preserve">TR-PIPE-007-01</w:t>
+              </w:r>
+            </w:hyperlink>
+          </w:p>
+        </w:tc>
+        <w:tc>
+          <w:tcPr/>
+          <w:p>
+            <w:pPr>
+              <w:pStyle w:val="Compact"/>
+              <w:jc w:val="center"/>
+            </w:pPr>
+            <w:r>
+              <w:rPr>
+                <w:bCs/>
+                <w:b/>
+              </w:rPr>
+              <w:t xml:space="preserve">PASS</w:t>
+            </w:r>
+          </w:p>
+        </w:tc>
+      </w:tr>
+      <w:tr>
+        <w:tc>
+          <w:tcPr/>
+          <w:p>
+            <w:pPr>
+              <w:pStyle w:val="Compact"/>
+              <w:jc w:val="left"/>
+            </w:pPr>
+            <w:hyperlink w:anchor="VC-PIPE-010">
+              <w:r>
+                <w:rPr>
+                  <w:rStyle w:val="Hyperlink"/>
+                </w:rPr>
+                <w:t xml:space="preserve">VC-PIPE-010</w:t>
+              </w:r>
+            </w:hyperlink>
+          </w:p>
+        </w:tc>
+        <w:tc>
+          <w:tcPr/>
+          <w:p>
+            <w:pPr>
+              <w:pStyle w:val="Compact"/>
+              <w:jc w:val="left"/>
+            </w:pPr>
+            <w:r>
+              <w:t xml:space="preserve">PID Auto-Generation</w:t>
+            </w:r>
+          </w:p>
+        </w:tc>
+        <w:tc>
+          <w:tcPr/>
+          <w:p>
+            <w:pPr>
+              <w:pStyle w:val="Compact"/>
+              <w:jc w:val="left"/>
+            </w:pPr>
+            <w:hyperlink w:anchor="TR-PIPE-010-01">
+              <w:r>
+                <w:rPr>
+                  <w:rStyle w:val="Hyperlink"/>
+                </w:rPr>
+                <w:t xml:space="preserve">TR-PIPE-010-01</w:t>
               </w:r>
             </w:hyperlink>
           </w:p>
@@ -18976,150 +19040,6 @@
               <w:jc w:val="center"/>
             </w:pPr>
             <w:r>
-              <w:t xml:space="preserve">— Not Run</w:t>
-            </w:r>
-          </w:p>
-        </w:tc>
-      </w:tr>
-      <w:tr>
-        <w:tc>
-          <w:tcPr/>
-          <w:p>
-            <w:pPr>
-              <w:pStyle w:val="Compact"/>
-              <w:jc w:val="left"/>
-            </w:pPr>
-            <w:hyperlink r:id="rId70">
-              <w:r>
-                <w:rPr>
-                  <w:rStyle w:val="Hyperlink"/>
-                </w:rPr>
-                <w:t xml:space="preserve">HLR-PIPE-010</w:t>
-              </w:r>
-            </w:hyperlink>
-          </w:p>
-        </w:tc>
-        <w:tc>
-          <w:tcPr/>
-          <w:p>
-            <w:pPr>
-              <w:pStyle w:val="Compact"/>
-              <w:jc w:val="left"/>
-            </w:pPr>
-            <w:r>
-              <w:t xml:space="preserve">Relation Type Inference</w:t>
-            </w:r>
-          </w:p>
-        </w:tc>
-        <w:tc>
-          <w:tcPr/>
-          <w:p>
-            <w:pPr>
-              <w:pStyle w:val="Compact"/>
-              <w:jc w:val="left"/>
-            </w:pPr>
-            <w:hyperlink w:anchor="VC-PIPE-011">
-              <w:r>
-                <w:rPr>
-                  <w:rStyle w:val="Hyperlink"/>
-                </w:rPr>
-                <w:t xml:space="preserve">VC-PIPE-011</w:t>
-              </w:r>
-            </w:hyperlink>
-          </w:p>
-        </w:tc>
-        <w:tc>
-          <w:tcPr/>
-          <w:p>
-            <w:pPr>
-              <w:pStyle w:val="Compact"/>
-              <w:jc w:val="left"/>
-            </w:pPr>
-            <w:r>
-              <w:t xml:space="preserve">Relation Type Inference</w:t>
-            </w:r>
-          </w:p>
-        </w:tc>
-        <w:tc>
-          <w:tcPr/>
-          <w:p>
-            <w:pPr>
-              <w:pStyle w:val="Compact"/>
-              <w:jc w:val="center"/>
-            </w:pPr>
-            <w:r>
-              <w:t xml:space="preserve">— Not Run</w:t>
-            </w:r>
-          </w:p>
-        </w:tc>
-      </w:tr>
-      <w:tr>
-        <w:tc>
-          <w:tcPr/>
-          <w:p>
-            <w:pPr>
-              <w:pStyle w:val="Compact"/>
-              <w:jc w:val="left"/>
-            </w:pPr>
-            <w:hyperlink r:id="rId70">
-              <w:r>
-                <w:rPr>
-                  <w:rStyle w:val="Hyperlink"/>
-                </w:rPr>
-                <w:t xml:space="preserve">HLR-PIPE-010</w:t>
-              </w:r>
-            </w:hyperlink>
-          </w:p>
-        </w:tc>
-        <w:tc>
-          <w:tcPr/>
-          <w:p>
-            <w:pPr>
-              <w:pStyle w:val="Compact"/>
-              <w:jc w:val="left"/>
-            </w:pPr>
-            <w:r>
-              <w:t xml:space="preserve">Relation Type Inference</w:t>
-            </w:r>
-          </w:p>
-        </w:tc>
-        <w:tc>
-          <w:tcPr/>
-          <w:p>
-            <w:pPr>
-              <w:pStyle w:val="Compact"/>
-              <w:jc w:val="left"/>
-            </w:pPr>
-            <w:hyperlink w:anchor="VC-PIPE-013">
-              <w:r>
-                <w:rPr>
-                  <w:rStyle w:val="Hyperlink"/>
-                </w:rPr>
-                <w:t xml:space="preserve">VC-PIPE-013</w:t>
-              </w:r>
-            </w:hyperlink>
-          </w:p>
-        </w:tc>
-        <w:tc>
-          <w:tcPr/>
-          <w:p>
-            <w:pPr>
-              <w:pStyle w:val="Compact"/>
-              <w:jc w:val="left"/>
-            </w:pPr>
-            <w:r>
-              <w:t xml:space="preserve">Incremental Stale Relation Rebind</w:t>
-            </w:r>
-          </w:p>
-        </w:tc>
-        <w:tc>
-          <w:tcPr/>
-          <w:p>
-            <w:pPr>
-              <w:pStyle w:val="Compact"/>
-              <w:jc w:val="center"/>
-            </w:pPr>
-            <w:r>
               <w:rPr>
                 <w:bCs/>
                 <w:b/>
@@ -19137,54 +19057,126 @@
               <w:pStyle w:val="Compact"/>
               <w:jc w:val="left"/>
             </w:pPr>
-            <w:hyperlink r:id="rId71">
-              <w:r>
-                <w:rPr>
-                  <w:rStyle w:val="Hyperlink"/>
-                </w:rPr>
-                <w:t xml:space="preserve">HLR-PIPE-011</w:t>
-              </w:r>
-            </w:hyperlink>
-          </w:p>
-        </w:tc>
-        <w:tc>
-          <w:tcPr/>
-          <w:p>
-            <w:pPr>
-              <w:pStyle w:val="Compact"/>
-              <w:jc w:val="left"/>
-            </w:pPr>
-            <w:r>
-              <w:t xml:space="preserve">Prerequisite-Not-Found Diagnostic</w:t>
-            </w:r>
-          </w:p>
-        </w:tc>
-        <w:tc>
-          <w:tcPr/>
-          <w:p>
-            <w:pPr>
-              <w:pStyle w:val="Compact"/>
-              <w:jc w:val="left"/>
-            </w:pPr>
-            <w:hyperlink w:anchor="VC-PIPE-012">
-              <w:r>
-                <w:rPr>
-                  <w:rStyle w:val="Hyperlink"/>
-                </w:rPr>
-                <w:t xml:space="preserve">VC-PIPE-012</w:t>
-              </w:r>
-            </w:hyperlink>
-          </w:p>
-        </w:tc>
-        <w:tc>
-          <w:tcPr/>
-          <w:p>
-            <w:pPr>
-              <w:pStyle w:val="Compact"/>
-              <w:jc w:val="left"/>
-            </w:pPr>
-            <w:r>
-              <w:t xml:space="preserve">Prerequisite-Not-Found Diagnostic</w:t>
+            <w:hyperlink r:id="rId70">
+              <w:r>
+                <w:rPr>
+                  <w:rStyle w:val="Hyperlink"/>
+                </w:rPr>
+                <w:t xml:space="preserve">HLR-PIPE-010</w:t>
+              </w:r>
+            </w:hyperlink>
+          </w:p>
+        </w:tc>
+        <w:tc>
+          <w:tcPr/>
+          <w:p>
+            <w:pPr>
+              <w:pStyle w:val="Compact"/>
+              <w:jc w:val="left"/>
+            </w:pPr>
+            <w:r>
+              <w:t xml:space="preserve">Relation Type Inference</w:t>
+            </w:r>
+          </w:p>
+        </w:tc>
+        <w:tc>
+          <w:tcPr/>
+          <w:p>
+            <w:pPr>
+              <w:pStyle w:val="Compact"/>
+              <w:jc w:val="left"/>
+            </w:pPr>
+            <w:hyperlink w:anchor="VC-PIPE-011">
+              <w:r>
+                <w:rPr>
+                  <w:rStyle w:val="Hyperlink"/>
+                </w:rPr>
+                <w:t xml:space="preserve">VC-PIPE-011</w:t>
+              </w:r>
+            </w:hyperlink>
+          </w:p>
+        </w:tc>
+        <w:tc>
+          <w:tcPr/>
+          <w:p>
+            <w:pPr>
+              <w:pStyle w:val="Compact"/>
+              <w:jc w:val="left"/>
+            </w:pPr>
+            <w:r>
+              <w:t xml:space="preserve">Relation Type Inference</w:t>
+            </w:r>
+          </w:p>
+        </w:tc>
+        <w:tc>
+          <w:tcPr/>
+          <w:p>
+            <w:pPr>
+              <w:pStyle w:val="Compact"/>
+              <w:jc w:val="center"/>
+            </w:pPr>
+            <w:r>
+              <w:t xml:space="preserve">— Not Run</w:t>
+            </w:r>
+          </w:p>
+        </w:tc>
+      </w:tr>
+      <w:tr>
+        <w:tc>
+          <w:tcPr/>
+          <w:p>
+            <w:pPr>
+              <w:pStyle w:val="Compact"/>
+              <w:jc w:val="left"/>
+            </w:pPr>
+            <w:hyperlink r:id="rId70">
+              <w:r>
+                <w:rPr>
+                  <w:rStyle w:val="Hyperlink"/>
+                </w:rPr>
+                <w:t xml:space="preserve">HLR-PIPE-010</w:t>
+              </w:r>
+            </w:hyperlink>
+          </w:p>
+        </w:tc>
+        <w:tc>
+          <w:tcPr/>
+          <w:p>
+            <w:pPr>
+              <w:pStyle w:val="Compact"/>
+              <w:jc w:val="left"/>
+            </w:pPr>
+            <w:r>
+              <w:t xml:space="preserve">Relation Type Inference</w:t>
+            </w:r>
+          </w:p>
+        </w:tc>
+        <w:tc>
+          <w:tcPr/>
+          <w:p>
+            <w:pPr>
+              <w:pStyle w:val="Compact"/>
+              <w:jc w:val="left"/>
+            </w:pPr>
+            <w:hyperlink w:anchor="VC-PIPE-013">
+              <w:r>
+                <w:rPr>
+                  <w:rStyle w:val="Hyperlink"/>
+                </w:rPr>
+                <w:t xml:space="preserve">VC-PIPE-013</w:t>
+              </w:r>
+            </w:hyperlink>
+          </w:p>
+        </w:tc>
+        <w:tc>
+          <w:tcPr/>
+          <w:p>
+            <w:pPr>
+              <w:pStyle w:val="Compact"/>
+              <w:jc w:val="left"/>
+            </w:pPr>
+            <w:r>
+              <w:t xml:space="preserve">Incremental Stale Relation Rebind</w:t>
             </w:r>
           </w:p>
         </w:tc>
@@ -19213,54 +19205,54 @@
               <w:pStyle w:val="Compact"/>
               <w:jc w:val="left"/>
             </w:pPr>
-            <w:hyperlink r:id="rId68">
-              <w:r>
-                <w:rPr>
-                  <w:rStyle w:val="Hyperlink"/>
-                </w:rPr>
-                <w:t xml:space="preserve">HLR-PIPE-012</w:t>
-              </w:r>
-            </w:hyperlink>
-          </w:p>
-        </w:tc>
-        <w:tc>
-          <w:tcPr/>
-          <w:p>
-            <w:pPr>
-              <w:pStyle w:val="Compact"/>
-              <w:jc w:val="left"/>
-            </w:pPr>
-            <w:r>
-              <w:t xml:space="preserve">Section Scope Termination</w:t>
-            </w:r>
-          </w:p>
-        </w:tc>
-        <w:tc>
-          <w:tcPr/>
-          <w:p>
-            <w:pPr>
-              <w:pStyle w:val="Compact"/>
-              <w:jc w:val="left"/>
-            </w:pPr>
-            <w:hyperlink w:anchor="VC-OUT-009">
-              <w:r>
-                <w:rPr>
-                  <w:rStyle w:val="Hyperlink"/>
-                </w:rPr>
-                <w:t xml:space="preserve">VC-OUT-009</w:t>
-              </w:r>
-            </w:hyperlink>
-          </w:p>
-        </w:tc>
-        <w:tc>
-          <w:tcPr/>
-          <w:p>
-            <w:pPr>
-              <w:pStyle w:val="Compact"/>
-              <w:jc w:val="left"/>
-            </w:pPr>
-            <w:r>
-              <w:t xml:space="preserve">Section Scope Termination</w:t>
+            <w:hyperlink r:id="rId71">
+              <w:r>
+                <w:rPr>
+                  <w:rStyle w:val="Hyperlink"/>
+                </w:rPr>
+                <w:t xml:space="preserve">HLR-PIPE-011</w:t>
+              </w:r>
+            </w:hyperlink>
+          </w:p>
+        </w:tc>
+        <w:tc>
+          <w:tcPr/>
+          <w:p>
+            <w:pPr>
+              <w:pStyle w:val="Compact"/>
+              <w:jc w:val="left"/>
+            </w:pPr>
+            <w:r>
+              <w:t xml:space="preserve">Prerequisite-Not-Found Diagnostic</w:t>
+            </w:r>
+          </w:p>
+        </w:tc>
+        <w:tc>
+          <w:tcPr/>
+          <w:p>
+            <w:pPr>
+              <w:pStyle w:val="Compact"/>
+              <w:jc w:val="left"/>
+            </w:pPr>
+            <w:hyperlink w:anchor="VC-PIPE-012">
+              <w:r>
+                <w:rPr>
+                  <w:rStyle w:val="Hyperlink"/>
+                </w:rPr>
+                <w:t xml:space="preserve">VC-PIPE-012</w:t>
+              </w:r>
+            </w:hyperlink>
+          </w:p>
+        </w:tc>
+        <w:tc>
+          <w:tcPr/>
+          <w:p>
+            <w:pPr>
+              <w:pStyle w:val="Compact"/>
+              <w:jc w:val="left"/>
+            </w:pPr>
+            <w:r>
+              <w:t xml:space="preserve">Prerequisite-Not-Found Diagnostic</w:t>
             </w:r>
           </w:p>
         </w:tc>
@@ -19289,54 +19281,54 @@
               <w:pStyle w:val="Compact"/>
               <w:jc w:val="left"/>
             </w:pPr>
-            <w:hyperlink r:id="rId28">
-              <w:r>
-                <w:rPr>
-                  <w:rStyle w:val="Hyperlink"/>
-                </w:rPr>
-                <w:t xml:space="preserve">HLR-STOR-001</w:t>
-              </w:r>
-            </w:hyperlink>
-          </w:p>
-        </w:tc>
-        <w:tc>
-          <w:tcPr/>
-          <w:p>
-            <w:pPr>
-              <w:pStyle w:val="Compact"/>
-              <w:jc w:val="left"/>
-            </w:pPr>
-            <w:r>
-              <w:t xml:space="preserve">SQLite Persistence</w:t>
-            </w:r>
-          </w:p>
-        </w:tc>
-        <w:tc>
-          <w:tcPr/>
-          <w:p>
-            <w:pPr>
-              <w:pStyle w:val="Compact"/>
-              <w:jc w:val="left"/>
-            </w:pPr>
-            <w:hyperlink w:anchor="VC-007">
-              <w:r>
-                <w:rPr>
-                  <w:rStyle w:val="Hyperlink"/>
-                </w:rPr>
-                <w:t xml:space="preserve">VC-007</w:t>
-              </w:r>
-            </w:hyperlink>
-          </w:p>
-        </w:tc>
-        <w:tc>
-          <w:tcPr/>
-          <w:p>
-            <w:pPr>
-              <w:pStyle w:val="Compact"/>
-              <w:jc w:val="left"/>
-            </w:pPr>
-            <w:r>
-              <w:t xml:space="preserve">SQLite Persistence</w:t>
+            <w:hyperlink r:id="rId68">
+              <w:r>
+                <w:rPr>
+                  <w:rStyle w:val="Hyperlink"/>
+                </w:rPr>
+                <w:t xml:space="preserve">HLR-PIPE-012</w:t>
+              </w:r>
+            </w:hyperlink>
+          </w:p>
+        </w:tc>
+        <w:tc>
+          <w:tcPr/>
+          <w:p>
+            <w:pPr>
+              <w:pStyle w:val="Compact"/>
+              <w:jc w:val="left"/>
+            </w:pPr>
+            <w:r>
+              <w:t xml:space="preserve">Section Scope Termination</w:t>
+            </w:r>
+          </w:p>
+        </w:tc>
+        <w:tc>
+          <w:tcPr/>
+          <w:p>
+            <w:pPr>
+              <w:pStyle w:val="Compact"/>
+              <w:jc w:val="left"/>
+            </w:pPr>
+            <w:hyperlink w:anchor="VC-OUT-009">
+              <w:r>
+                <w:rPr>
+                  <w:rStyle w:val="Hyperlink"/>
+                </w:rPr>
+                <w:t xml:space="preserve">VC-OUT-009</w:t>
+              </w:r>
+            </w:hyperlink>
+          </w:p>
+        </w:tc>
+        <w:tc>
+          <w:tcPr/>
+          <w:p>
+            <w:pPr>
+              <w:pStyle w:val="Compact"/>
+              <w:jc w:val="left"/>
+            </w:pPr>
+            <w:r>
+              <w:t xml:space="preserve">Section Scope Termination</w:t>
             </w:r>
           </w:p>
         </w:tc>
@@ -19365,54 +19357,54 @@
               <w:pStyle w:val="Compact"/>
               <w:jc w:val="left"/>
             </w:pPr>
-            <w:hyperlink r:id="rId29">
-              <w:r>
-                <w:rPr>
-                  <w:rStyle w:val="Hyperlink"/>
-                </w:rPr>
-                <w:t xml:space="preserve">HLR-STOR-002</w:t>
-              </w:r>
-            </w:hyperlink>
-          </w:p>
-        </w:tc>
-        <w:tc>
-          <w:tcPr/>
-          <w:p>
-            <w:pPr>
-              <w:pStyle w:val="Compact"/>
-              <w:jc w:val="left"/>
-            </w:pPr>
-            <w:r>
-              <w:t xml:space="preserve">EAV Attribute Model</w:t>
-            </w:r>
-          </w:p>
-        </w:tc>
-        <w:tc>
-          <w:tcPr/>
-          <w:p>
-            <w:pPr>
-              <w:pStyle w:val="Compact"/>
-              <w:jc w:val="left"/>
-            </w:pPr>
-            <w:hyperlink w:anchor="VC-008">
-              <w:r>
-                <w:rPr>
-                  <w:rStyle w:val="Hyperlink"/>
-                </w:rPr>
-                <w:t xml:space="preserve">VC-008</w:t>
-              </w:r>
-            </w:hyperlink>
-          </w:p>
-        </w:tc>
-        <w:tc>
-          <w:tcPr/>
-          <w:p>
-            <w:pPr>
-              <w:pStyle w:val="Compact"/>
-              <w:jc w:val="left"/>
-            </w:pPr>
-            <w:r>
-              <w:t xml:space="preserve">EAV Attribute Model</w:t>
+            <w:hyperlink r:id="rId28">
+              <w:r>
+                <w:rPr>
+                  <w:rStyle w:val="Hyperlink"/>
+                </w:rPr>
+                <w:t xml:space="preserve">HLR-STOR-001</w:t>
+              </w:r>
+            </w:hyperlink>
+          </w:p>
+        </w:tc>
+        <w:tc>
+          <w:tcPr/>
+          <w:p>
+            <w:pPr>
+              <w:pStyle w:val="Compact"/>
+              <w:jc w:val="left"/>
+            </w:pPr>
+            <w:r>
+              <w:t xml:space="preserve">SQLite Persistence</w:t>
+            </w:r>
+          </w:p>
+        </w:tc>
+        <w:tc>
+          <w:tcPr/>
+          <w:p>
+            <w:pPr>
+              <w:pStyle w:val="Compact"/>
+              <w:jc w:val="left"/>
+            </w:pPr>
+            <w:hyperlink w:anchor="VC-007">
+              <w:r>
+                <w:rPr>
+                  <w:rStyle w:val="Hyperlink"/>
+                </w:rPr>
+                <w:t xml:space="preserve">VC-007</w:t>
+              </w:r>
+            </w:hyperlink>
+          </w:p>
+        </w:tc>
+        <w:tc>
+          <w:tcPr/>
+          <w:p>
+            <w:pPr>
+              <w:pStyle w:val="Compact"/>
+              <w:jc w:val="left"/>
+            </w:pPr>
+            <w:r>
+              <w:t xml:space="preserve">SQLite Persistence</w:t>
             </w:r>
           </w:p>
         </w:tc>
@@ -19517,54 +19509,54 @@
               <w:pStyle w:val="Compact"/>
               <w:jc w:val="left"/>
             </w:pPr>
-            <w:hyperlink r:id="rId30">
-              <w:r>
-                <w:rPr>
-                  <w:rStyle w:val="Hyperlink"/>
-                </w:rPr>
-                <w:t xml:space="preserve">HLR-STOR-003</w:t>
-              </w:r>
-            </w:hyperlink>
-          </w:p>
-        </w:tc>
-        <w:tc>
-          <w:tcPr/>
-          <w:p>
-            <w:pPr>
-              <w:pStyle w:val="Compact"/>
-              <w:jc w:val="left"/>
-            </w:pPr>
-            <w:r>
-              <w:t xml:space="preserve">Build Cache</w:t>
-            </w:r>
-          </w:p>
-        </w:tc>
-        <w:tc>
-          <w:tcPr/>
-          <w:p>
-            <w:pPr>
-              <w:pStyle w:val="Compact"/>
-              <w:jc w:val="left"/>
-            </w:pPr>
-            <w:hyperlink w:anchor="VC-009">
-              <w:r>
-                <w:rPr>
-                  <w:rStyle w:val="Hyperlink"/>
-                </w:rPr>
-                <w:t xml:space="preserve">VC-009</w:t>
-              </w:r>
-            </w:hyperlink>
-          </w:p>
-        </w:tc>
-        <w:tc>
-          <w:tcPr/>
-          <w:p>
-            <w:pPr>
-              <w:pStyle w:val="Compact"/>
-              <w:jc w:val="left"/>
-            </w:pPr>
-            <w:r>
-              <w:t xml:space="preserve">Build Cache</w:t>
+            <w:hyperlink r:id="rId29">
+              <w:r>
+                <w:rPr>
+                  <w:rStyle w:val="Hyperlink"/>
+                </w:rPr>
+                <w:t xml:space="preserve">HLR-STOR-002</w:t>
+              </w:r>
+            </w:hyperlink>
+          </w:p>
+        </w:tc>
+        <w:tc>
+          <w:tcPr/>
+          <w:p>
+            <w:pPr>
+              <w:pStyle w:val="Compact"/>
+              <w:jc w:val="left"/>
+            </w:pPr>
+            <w:r>
+              <w:t xml:space="preserve">EAV Attribute Model</w:t>
+            </w:r>
+          </w:p>
+        </w:tc>
+        <w:tc>
+          <w:tcPr/>
+          <w:p>
+            <w:pPr>
+              <w:pStyle w:val="Compact"/>
+              <w:jc w:val="left"/>
+            </w:pPr>
+            <w:hyperlink w:anchor="VC-008">
+              <w:r>
+                <w:rPr>
+                  <w:rStyle w:val="Hyperlink"/>
+                </w:rPr>
+                <w:t xml:space="preserve">VC-008</w:t>
+              </w:r>
+            </w:hyperlink>
+          </w:p>
+        </w:tc>
+        <w:tc>
+          <w:tcPr/>
+          <w:p>
+            <w:pPr>
+              <w:pStyle w:val="Compact"/>
+              <w:jc w:val="left"/>
+            </w:pPr>
+            <w:r>
+              <w:t xml:space="preserve">EAV Attribute Model</w:t>
             </w:r>
           </w:p>
         </w:tc>
@@ -19593,54 +19585,54 @@
               <w:pStyle w:val="Compact"/>
               <w:jc w:val="left"/>
             </w:pPr>
-            <w:hyperlink r:id="rId31">
-              <w:r>
-                <w:rPr>
-                  <w:rStyle w:val="Hyperlink"/>
-                </w:rPr>
-                <w:t xml:space="preserve">HLR-STOR-004</w:t>
-              </w:r>
-            </w:hyperlink>
-          </w:p>
-        </w:tc>
-        <w:tc>
-          <w:tcPr/>
-          <w:p>
-            <w:pPr>
-              <w:pStyle w:val="Compact"/>
-              <w:jc w:val="left"/>
-            </w:pPr>
-            <w:r>
-              <w:t xml:space="preserve">Output Cache</w:t>
-            </w:r>
-          </w:p>
-        </w:tc>
-        <w:tc>
-          <w:tcPr/>
-          <w:p>
-            <w:pPr>
-              <w:pStyle w:val="Compact"/>
-              <w:jc w:val="left"/>
-            </w:pPr>
-            <w:hyperlink w:anchor="VC-010">
-              <w:r>
-                <w:rPr>
-                  <w:rStyle w:val="Hyperlink"/>
-                </w:rPr>
-                <w:t xml:space="preserve">VC-010</w:t>
-              </w:r>
-            </w:hyperlink>
-          </w:p>
-        </w:tc>
-        <w:tc>
-          <w:tcPr/>
-          <w:p>
-            <w:pPr>
-              <w:pStyle w:val="Compact"/>
-              <w:jc w:val="left"/>
-            </w:pPr>
-            <w:r>
-              <w:t xml:space="preserve">Output Cache</w:t>
+            <w:hyperlink r:id="rId30">
+              <w:r>
+                <w:rPr>
+                  <w:rStyle w:val="Hyperlink"/>
+                </w:rPr>
+                <w:t xml:space="preserve">HLR-STOR-003</w:t>
+              </w:r>
+            </w:hyperlink>
+          </w:p>
+        </w:tc>
+        <w:tc>
+          <w:tcPr/>
+          <w:p>
+            <w:pPr>
+              <w:pStyle w:val="Compact"/>
+              <w:jc w:val="left"/>
+            </w:pPr>
+            <w:r>
+              <w:t xml:space="preserve">Build Cache</w:t>
+            </w:r>
+          </w:p>
+        </w:tc>
+        <w:tc>
+          <w:tcPr/>
+          <w:p>
+            <w:pPr>
+              <w:pStyle w:val="Compact"/>
+              <w:jc w:val="left"/>
+            </w:pPr>
+            <w:hyperlink w:anchor="VC-009">
+              <w:r>
+                <w:rPr>
+                  <w:rStyle w:val="Hyperlink"/>
+                </w:rPr>
+                <w:t xml:space="preserve">VC-009</w:t>
+              </w:r>
+            </w:hyperlink>
+          </w:p>
+        </w:tc>
+        <w:tc>
+          <w:tcPr/>
+          <w:p>
+            <w:pPr>
+              <w:pStyle w:val="Compact"/>
+              <w:jc w:val="left"/>
+            </w:pPr>
+            <w:r>
+              <w:t xml:space="preserve">Build Cache</w:t>
             </w:r>
           </w:p>
         </w:tc>
@@ -19698,25 +19690,25 @@
               <w:pStyle w:val="Compact"/>
               <w:jc w:val="left"/>
             </w:pPr>
-            <w:hyperlink w:anchor="VC-PIPE-014">
-              <w:r>
-                <w:rPr>
-                  <w:rStyle w:val="Hyperlink"/>
-                </w:rPr>
-                <w:t xml:space="preserve">VC-PIPE-014</w:t>
-              </w:r>
-            </w:hyperlink>
-          </w:p>
-        </w:tc>
-        <w:tc>
-          <w:tcPr/>
-          <w:p>
-            <w:pPr>
-              <w:pStyle w:val="Compact"/>
-              <w:jc w:val="left"/>
-            </w:pPr>
-            <w:r>
-              <w:t xml:space="preserve">Incremental Cross-Document View Freshness</w:t>
+            <w:hyperlink w:anchor="VC-010">
+              <w:r>
+                <w:rPr>
+                  <w:rStyle w:val="Hyperlink"/>
+                </w:rPr>
+                <w:t xml:space="preserve">VC-010</w:t>
+              </w:r>
+            </w:hyperlink>
+          </w:p>
+        </w:tc>
+        <w:tc>
+          <w:tcPr/>
+          <w:p>
+            <w:pPr>
+              <w:pStyle w:val="Compact"/>
+              <w:jc w:val="left"/>
+            </w:pPr>
+            <w:r>
+              <w:t xml:space="preserve">Output Cache</w:t>
             </w:r>
           </w:p>
         </w:tc>
@@ -19821,126 +19813,54 @@
               <w:pStyle w:val="Compact"/>
               <w:jc w:val="left"/>
             </w:pPr>
-            <w:hyperlink r:id="rId32">
-              <w:r>
-                <w:rPr>
-                  <w:rStyle w:val="Hyperlink"/>
-                </w:rPr>
-                <w:t xml:space="preserve">HLR-STOR-005</w:t>
-              </w:r>
-            </w:hyperlink>
-          </w:p>
-        </w:tc>
-        <w:tc>
-          <w:tcPr/>
-          <w:p>
-            <w:pPr>
-              <w:pStyle w:val="Compact"/>
-              <w:jc w:val="left"/>
-            </w:pPr>
-            <w:r>
-              <w:t xml:space="preserve">Incremental Rebuild Support</w:t>
-            </w:r>
-          </w:p>
-        </w:tc>
-        <w:tc>
-          <w:tcPr/>
-          <w:p>
-            <w:pPr>
-              <w:pStyle w:val="Compact"/>
-              <w:jc w:val="left"/>
-            </w:pPr>
-            <w:hyperlink w:anchor="VC-011">
-              <w:r>
-                <w:rPr>
-                  <w:rStyle w:val="Hyperlink"/>
-                </w:rPr>
-                <w:t xml:space="preserve">VC-011</w:t>
-              </w:r>
-            </w:hyperlink>
-          </w:p>
-        </w:tc>
-        <w:tc>
-          <w:tcPr/>
-          <w:p>
-            <w:pPr>
-              <w:pStyle w:val="Compact"/>
-              <w:jc w:val="left"/>
-            </w:pPr>
-            <w:r>
-              <w:t xml:space="preserve">Incremental Rebuild</w:t>
-            </w:r>
-          </w:p>
-        </w:tc>
-        <w:tc>
-          <w:tcPr/>
-          <w:p>
-            <w:pPr>
-              <w:pStyle w:val="Compact"/>
-              <w:jc w:val="center"/>
-            </w:pPr>
-            <w:r>
-              <w:t xml:space="preserve">— Not Run</w:t>
-            </w:r>
-          </w:p>
-        </w:tc>
-      </w:tr>
-      <w:tr>
-        <w:tc>
-          <w:tcPr/>
-          <w:p>
-            <w:pPr>
-              <w:pStyle w:val="Compact"/>
-              <w:jc w:val="left"/>
-            </w:pPr>
-            <w:hyperlink r:id="rId54">
-              <w:r>
-                <w:rPr>
-                  <w:rStyle w:val="Hyperlink"/>
-                </w:rPr>
-                <w:t xml:space="preserve">HLR-STOR-006</w:t>
-              </w:r>
-            </w:hyperlink>
-          </w:p>
-        </w:tc>
-        <w:tc>
-          <w:tcPr/>
-          <w:p>
-            <w:pPr>
-              <w:pStyle w:val="Compact"/>
-              <w:jc w:val="left"/>
-            </w:pPr>
-            <w:r>
-              <w:t xml:space="preserve">EAV Pivot Views for External Queries</w:t>
-            </w:r>
-          </w:p>
-        </w:tc>
-        <w:tc>
-          <w:tcPr/>
-          <w:p>
-            <w:pPr>
-              <w:pStyle w:val="Compact"/>
-              <w:jc w:val="left"/>
-            </w:pPr>
-            <w:hyperlink w:anchor="VC-033">
-              <w:r>
-                <w:rPr>
-                  <w:rStyle w:val="Hyperlink"/>
-                </w:rPr>
-                <w:t xml:space="preserve">VC-033</w:t>
-              </w:r>
-            </w:hyperlink>
-          </w:p>
-        </w:tc>
-        <w:tc>
-          <w:tcPr/>
-          <w:p>
-            <w:pPr>
-              <w:pStyle w:val="Compact"/>
-              <w:jc w:val="left"/>
-            </w:pPr>
-            <w:r>
-              <w:t xml:space="preserve">EAV Pivot Views</w:t>
+            <w:hyperlink r:id="rId31">
+              <w:r>
+                <w:rPr>
+                  <w:rStyle w:val="Hyperlink"/>
+                </w:rPr>
+                <w:t xml:space="preserve">HLR-STOR-004</w:t>
+              </w:r>
+            </w:hyperlink>
+          </w:p>
+        </w:tc>
+        <w:tc>
+          <w:tcPr/>
+          <w:p>
+            <w:pPr>
+              <w:pStyle w:val="Compact"/>
+              <w:jc w:val="left"/>
+            </w:pPr>
+            <w:r>
+              <w:t xml:space="preserve">Output Cache</w:t>
+            </w:r>
+          </w:p>
+        </w:tc>
+        <w:tc>
+          <w:tcPr/>
+          <w:p>
+            <w:pPr>
+              <w:pStyle w:val="Compact"/>
+              <w:jc w:val="left"/>
+            </w:pPr>
+            <w:hyperlink w:anchor="VC-PIPE-014">
+              <w:r>
+                <w:rPr>
+                  <w:rStyle w:val="Hyperlink"/>
+                </w:rPr>
+                <w:t xml:space="preserve">VC-PIPE-014</w:t>
+              </w:r>
+            </w:hyperlink>
+          </w:p>
+        </w:tc>
+        <w:tc>
+          <w:tcPr/>
+          <w:p>
+            <w:pPr>
+              <w:pStyle w:val="Compact"/>
+              <w:jc w:val="left"/>
+            </w:pPr>
+            <w:r>
+              <w:t xml:space="preserve">Incremental Cross-Document View Freshness</w:t>
             </w:r>
           </w:p>
         </w:tc>
@@ -19969,54 +19889,54 @@
               <w:pStyle w:val="Compact"/>
               <w:jc w:val="left"/>
             </w:pPr>
-            <w:hyperlink r:id="rId33">
-              <w:r>
-                <w:rPr>
-                  <w:rStyle w:val="Hyperlink"/>
-                </w:rPr>
-                <w:t xml:space="preserve">HLR-TYPE-001</w:t>
-              </w:r>
-            </w:hyperlink>
-          </w:p>
-        </w:tc>
-        <w:tc>
-          <w:tcPr/>
-          <w:p>
-            <w:pPr>
-              <w:pStyle w:val="Compact"/>
-              <w:jc w:val="left"/>
-            </w:pPr>
-            <w:r>
-              <w:t xml:space="preserve">Specifications Container</w:t>
-            </w:r>
-          </w:p>
-        </w:tc>
-        <w:tc>
-          <w:tcPr/>
-          <w:p>
-            <w:pPr>
-              <w:pStyle w:val="Compact"/>
-              <w:jc w:val="left"/>
-            </w:pPr>
-            <w:hyperlink w:anchor="VC-012">
-              <w:r>
-                <w:rPr>
-                  <w:rStyle w:val="Hyperlink"/>
-                </w:rPr>
-                <w:t xml:space="preserve">VC-012</w:t>
-              </w:r>
-            </w:hyperlink>
-          </w:p>
-        </w:tc>
-        <w:tc>
-          <w:tcPr/>
-          <w:p>
-            <w:pPr>
-              <w:pStyle w:val="Compact"/>
-              <w:jc w:val="left"/>
-            </w:pPr>
-            <w:r>
-              <w:t xml:space="preserve">Specifications Container</w:t>
+            <w:hyperlink r:id="rId32">
+              <w:r>
+                <w:rPr>
+                  <w:rStyle w:val="Hyperlink"/>
+                </w:rPr>
+                <w:t xml:space="preserve">HLR-STOR-005</w:t>
+              </w:r>
+            </w:hyperlink>
+          </w:p>
+        </w:tc>
+        <w:tc>
+          <w:tcPr/>
+          <w:p>
+            <w:pPr>
+              <w:pStyle w:val="Compact"/>
+              <w:jc w:val="left"/>
+            </w:pPr>
+            <w:r>
+              <w:t xml:space="preserve">Incremental Rebuild Support</w:t>
+            </w:r>
+          </w:p>
+        </w:tc>
+        <w:tc>
+          <w:tcPr/>
+          <w:p>
+            <w:pPr>
+              <w:pStyle w:val="Compact"/>
+              <w:jc w:val="left"/>
+            </w:pPr>
+            <w:hyperlink w:anchor="VC-011">
+              <w:r>
+                <w:rPr>
+                  <w:rStyle w:val="Hyperlink"/>
+                </w:rPr>
+                <w:t xml:space="preserve">VC-011</w:t>
+              </w:r>
+            </w:hyperlink>
+          </w:p>
+        </w:tc>
+        <w:tc>
+          <w:tcPr/>
+          <w:p>
+            <w:pPr>
+              <w:pStyle w:val="Compact"/>
+              <w:jc w:val="left"/>
+            </w:pPr>
+            <w:r>
+              <w:t xml:space="preserve">Incremental Rebuild</w:t>
             </w:r>
           </w:p>
         </w:tc>
@@ -20041,54 +19961,54 @@
               <w:pStyle w:val="Compact"/>
               <w:jc w:val="left"/>
             </w:pPr>
-            <w:hyperlink r:id="rId34">
-              <w:r>
-                <w:rPr>
-                  <w:rStyle w:val="Hyperlink"/>
-                </w:rPr>
-                <w:t xml:space="preserve">HLR-TYPE-002</w:t>
-              </w:r>
-            </w:hyperlink>
-          </w:p>
-        </w:tc>
-        <w:tc>
-          <w:tcPr/>
-          <w:p>
-            <w:pPr>
-              <w:pStyle w:val="Compact"/>
-              <w:jc w:val="left"/>
-            </w:pPr>
-            <w:r>
-              <w:t xml:space="preserve">Spec Objects Container</w:t>
-            </w:r>
-          </w:p>
-        </w:tc>
-        <w:tc>
-          <w:tcPr/>
-          <w:p>
-            <w:pPr>
-              <w:pStyle w:val="Compact"/>
-              <w:jc w:val="left"/>
-            </w:pPr>
-            <w:hyperlink w:anchor="VC-013">
-              <w:r>
-                <w:rPr>
-                  <w:rStyle w:val="Hyperlink"/>
-                </w:rPr>
-                <w:t xml:space="preserve">VC-013</w:t>
-              </w:r>
-            </w:hyperlink>
-          </w:p>
-        </w:tc>
-        <w:tc>
-          <w:tcPr/>
-          <w:p>
-            <w:pPr>
-              <w:pStyle w:val="Compact"/>
-              <w:jc w:val="left"/>
-            </w:pPr>
-            <w:r>
-              <w:t xml:space="preserve">Spec Objects Container</w:t>
+            <w:hyperlink r:id="rId54">
+              <w:r>
+                <w:rPr>
+                  <w:rStyle w:val="Hyperlink"/>
+                </w:rPr>
+                <w:t xml:space="preserve">HLR-STOR-006</w:t>
+              </w:r>
+            </w:hyperlink>
+          </w:p>
+        </w:tc>
+        <w:tc>
+          <w:tcPr/>
+          <w:p>
+            <w:pPr>
+              <w:pStyle w:val="Compact"/>
+              <w:jc w:val="left"/>
+            </w:pPr>
+            <w:r>
+              <w:t xml:space="preserve">EAV Pivot Views for External Queries</w:t>
+            </w:r>
+          </w:p>
+        </w:tc>
+        <w:tc>
+          <w:tcPr/>
+          <w:p>
+            <w:pPr>
+              <w:pStyle w:val="Compact"/>
+              <w:jc w:val="left"/>
+            </w:pPr>
+            <w:hyperlink w:anchor="VC-033">
+              <w:r>
+                <w:rPr>
+                  <w:rStyle w:val="Hyperlink"/>
+                </w:rPr>
+                <w:t xml:space="preserve">VC-033</w:t>
+              </w:r>
+            </w:hyperlink>
+          </w:p>
+        </w:tc>
+        <w:tc>
+          <w:tcPr/>
+          <w:p>
+            <w:pPr>
+              <w:pStyle w:val="Compact"/>
+              <w:jc w:val="left"/>
+            </w:pPr>
+            <w:r>
+              <w:t xml:space="preserve">EAV Pivot Views</w:t>
             </w:r>
           </w:p>
         </w:tc>
@@ -20117,6 +20037,78 @@
               <w:pStyle w:val="Compact"/>
               <w:jc w:val="left"/>
             </w:pPr>
+            <w:hyperlink r:id="rId33">
+              <w:r>
+                <w:rPr>
+                  <w:rStyle w:val="Hyperlink"/>
+                </w:rPr>
+                <w:t xml:space="preserve">HLR-TYPE-001</w:t>
+              </w:r>
+            </w:hyperlink>
+          </w:p>
+        </w:tc>
+        <w:tc>
+          <w:tcPr/>
+          <w:p>
+            <w:pPr>
+              <w:pStyle w:val="Compact"/>
+              <w:jc w:val="left"/>
+            </w:pPr>
+            <w:r>
+              <w:t xml:space="preserve">Specifications Container</w:t>
+            </w:r>
+          </w:p>
+        </w:tc>
+        <w:tc>
+          <w:tcPr/>
+          <w:p>
+            <w:pPr>
+              <w:pStyle w:val="Compact"/>
+              <w:jc w:val="left"/>
+            </w:pPr>
+            <w:hyperlink w:anchor="VC-012">
+              <w:r>
+                <w:rPr>
+                  <w:rStyle w:val="Hyperlink"/>
+                </w:rPr>
+                <w:t xml:space="preserve">VC-012</w:t>
+              </w:r>
+            </w:hyperlink>
+          </w:p>
+        </w:tc>
+        <w:tc>
+          <w:tcPr/>
+          <w:p>
+            <w:pPr>
+              <w:pStyle w:val="Compact"/>
+              <w:jc w:val="left"/>
+            </w:pPr>
+            <w:r>
+              <w:t xml:space="preserve">Specifications Container</w:t>
+            </w:r>
+          </w:p>
+        </w:tc>
+        <w:tc>
+          <w:tcPr/>
+          <w:p>
+            <w:pPr>
+              <w:pStyle w:val="Compact"/>
+              <w:jc w:val="center"/>
+            </w:pPr>
+            <w:r>
+              <w:t xml:space="preserve">— Not Run</w:t>
+            </w:r>
+          </w:p>
+        </w:tc>
+      </w:tr>
+      <w:tr>
+        <w:tc>
+          <w:tcPr/>
+          <w:p>
+            <w:pPr>
+              <w:pStyle w:val="Compact"/>
+              <w:jc w:val="left"/>
+            </w:pPr>
             <w:hyperlink r:id="rId34">
               <w:r>
                 <w:rPr>
@@ -20298,25 +20290,25 @@
               <w:pStyle w:val="Compact"/>
               <w:jc w:val="left"/>
             </w:pPr>
-            <w:hyperlink w:anchor="VC-INT-016">
-              <w:r>
-                <w:rPr>
-                  <w:rStyle w:val="Hyperlink"/>
-                </w:rPr>
-                <w:t xml:space="preserve">VC-INT-016</w:t>
-              </w:r>
-            </w:hyperlink>
-          </w:p>
-        </w:tc>
-        <w:tc>
-          <w:tcPr/>
-          <w:p>
-            <w:pPr>
-              <w:pStyle w:val="Compact"/>
-              <w:jc w:val="left"/>
-            </w:pPr>
-            <w:r>
-              <w:t xml:space="preserve">UTF-8 Label Slugification</w:t>
+            <w:hyperlink w:anchor="VC-013">
+              <w:r>
+                <w:rPr>
+                  <w:rStyle w:val="Hyperlink"/>
+                </w:rPr>
+                <w:t xml:space="preserve">VC-013</w:t>
+              </w:r>
+            </w:hyperlink>
+          </w:p>
+        </w:tc>
+        <w:tc>
+          <w:tcPr/>
+          <w:p>
+            <w:pPr>
+              <w:pStyle w:val="Compact"/>
+              <w:jc w:val="left"/>
+            </w:pPr>
+            <w:r>
+              <w:t xml:space="preserve">Spec Objects Container</w:t>
             </w:r>
           </w:p>
         </w:tc>
@@ -20345,54 +20337,54 @@
               <w:pStyle w:val="Compact"/>
               <w:jc w:val="left"/>
             </w:pPr>
-            <w:hyperlink r:id="rId35">
-              <w:r>
-                <w:rPr>
-                  <w:rStyle w:val="Hyperlink"/>
-                </w:rPr>
-                <w:t xml:space="preserve">HLR-TYPE-003</w:t>
-              </w:r>
-            </w:hyperlink>
-          </w:p>
-        </w:tc>
-        <w:tc>
-          <w:tcPr/>
-          <w:p>
-            <w:pPr>
-              <w:pStyle w:val="Compact"/>
-              <w:jc w:val="left"/>
-            </w:pPr>
-            <w:r>
-              <w:t xml:space="preserve">Spec Floats Container</w:t>
-            </w:r>
-          </w:p>
-        </w:tc>
-        <w:tc>
-          <w:tcPr/>
-          <w:p>
-            <w:pPr>
-              <w:pStyle w:val="Compact"/>
-              <w:jc w:val="left"/>
-            </w:pPr>
-            <w:hyperlink w:anchor="VC-014">
-              <w:r>
-                <w:rPr>
-                  <w:rStyle w:val="Hyperlink"/>
-                </w:rPr>
-                <w:t xml:space="preserve">VC-014</w:t>
-              </w:r>
-            </w:hyperlink>
-          </w:p>
-        </w:tc>
-        <w:tc>
-          <w:tcPr/>
-          <w:p>
-            <w:pPr>
-              <w:pStyle w:val="Compact"/>
-              <w:jc w:val="left"/>
-            </w:pPr>
-            <w:r>
-              <w:t xml:space="preserve">Spec Floats Container</w:t>
+            <w:hyperlink r:id="rId34">
+              <w:r>
+                <w:rPr>
+                  <w:rStyle w:val="Hyperlink"/>
+                </w:rPr>
+                <w:t xml:space="preserve">HLR-TYPE-002</w:t>
+              </w:r>
+            </w:hyperlink>
+          </w:p>
+        </w:tc>
+        <w:tc>
+          <w:tcPr/>
+          <w:p>
+            <w:pPr>
+              <w:pStyle w:val="Compact"/>
+              <w:jc w:val="left"/>
+            </w:pPr>
+            <w:r>
+              <w:t xml:space="preserve">Spec Objects Container</w:t>
+            </w:r>
+          </w:p>
+        </w:tc>
+        <w:tc>
+          <w:tcPr/>
+          <w:p>
+            <w:pPr>
+              <w:pStyle w:val="Compact"/>
+              <w:jc w:val="left"/>
+            </w:pPr>
+            <w:hyperlink w:anchor="VC-INT-016">
+              <w:r>
+                <w:rPr>
+                  <w:rStyle w:val="Hyperlink"/>
+                </w:rPr>
+                <w:t xml:space="preserve">VC-INT-016</w:t>
+              </w:r>
+            </w:hyperlink>
+          </w:p>
+        </w:tc>
+        <w:tc>
+          <w:tcPr/>
+          <w:p>
+            <w:pPr>
+              <w:pStyle w:val="Compact"/>
+              <w:jc w:val="left"/>
+            </w:pPr>
+            <w:r>
+              <w:t xml:space="preserve">UTF-8 Label Slugification</w:t>
             </w:r>
           </w:p>
         </w:tc>
@@ -21105,54 +21097,54 @@
               <w:pStyle w:val="Compact"/>
               <w:jc w:val="left"/>
             </w:pPr>
-            <w:hyperlink r:id="rId37">
-              <w:r>
-                <w:rPr>
-                  <w:rStyle w:val="Hyperlink"/>
-                </w:rPr>
-                <w:t xml:space="preserve">HLR-TYPE-004</w:t>
-              </w:r>
-            </w:hyperlink>
-          </w:p>
-        </w:tc>
-        <w:tc>
-          <w:tcPr/>
-          <w:p>
-            <w:pPr>
-              <w:pStyle w:val="Compact"/>
-              <w:jc w:val="left"/>
-            </w:pPr>
-            <w:r>
-              <w:t xml:space="preserve">Spec Views Container</w:t>
-            </w:r>
-          </w:p>
-        </w:tc>
-        <w:tc>
-          <w:tcPr/>
-          <w:p>
-            <w:pPr>
-              <w:pStyle w:val="Compact"/>
-              <w:jc w:val="left"/>
-            </w:pPr>
-            <w:hyperlink w:anchor="VC-016">
-              <w:r>
-                <w:rPr>
-                  <w:rStyle w:val="Hyperlink"/>
-                </w:rPr>
-                <w:t xml:space="preserve">VC-016</w:t>
-              </w:r>
-            </w:hyperlink>
-          </w:p>
-        </w:tc>
-        <w:tc>
-          <w:tcPr/>
-          <w:p>
-            <w:pPr>
-              <w:pStyle w:val="Compact"/>
-              <w:jc w:val="left"/>
-            </w:pPr>
-            <w:r>
-              <w:t xml:space="preserve">Spec Views Container</w:t>
+            <w:hyperlink r:id="rId35">
+              <w:r>
+                <w:rPr>
+                  <w:rStyle w:val="Hyperlink"/>
+                </w:rPr>
+                <w:t xml:space="preserve">HLR-TYPE-003</w:t>
+              </w:r>
+            </w:hyperlink>
+          </w:p>
+        </w:tc>
+        <w:tc>
+          <w:tcPr/>
+          <w:p>
+            <w:pPr>
+              <w:pStyle w:val="Compact"/>
+              <w:jc w:val="left"/>
+            </w:pPr>
+            <w:r>
+              <w:t xml:space="preserve">Spec Floats Container</w:t>
+            </w:r>
+          </w:p>
+        </w:tc>
+        <w:tc>
+          <w:tcPr/>
+          <w:p>
+            <w:pPr>
+              <w:pStyle w:val="Compact"/>
+              <w:jc w:val="left"/>
+            </w:pPr>
+            <w:hyperlink w:anchor="VC-014">
+              <w:r>
+                <w:rPr>
+                  <w:rStyle w:val="Hyperlink"/>
+                </w:rPr>
+                <w:t xml:space="preserve">VC-014</w:t>
+              </w:r>
+            </w:hyperlink>
+          </w:p>
+        </w:tc>
+        <w:tc>
+          <w:tcPr/>
+          <w:p>
+            <w:pPr>
+              <w:pStyle w:val="Compact"/>
+              <w:jc w:val="left"/>
+            </w:pPr>
+            <w:r>
+              <w:t xml:space="preserve">Spec Floats Container</w:t>
             </w:r>
           </w:p>
         </w:tc>
@@ -21485,54 +21477,54 @@
               <w:pStyle w:val="Compact"/>
               <w:jc w:val="left"/>
             </w:pPr>
-            <w:hyperlink r:id="rId36">
-              <w:r>
-                <w:rPr>
-                  <w:rStyle w:val="Hyperlink"/>
-                </w:rPr>
-                <w:t xml:space="preserve">HLR-TYPE-005</w:t>
-              </w:r>
-            </w:hyperlink>
-          </w:p>
-        </w:tc>
-        <w:tc>
-          <w:tcPr/>
-          <w:p>
-            <w:pPr>
-              <w:pStyle w:val="Compact"/>
-              <w:jc w:val="left"/>
-            </w:pPr>
-            <w:r>
-              <w:t xml:space="preserve">Spec Relations Container</w:t>
-            </w:r>
-          </w:p>
-        </w:tc>
-        <w:tc>
-          <w:tcPr/>
-          <w:p>
-            <w:pPr>
-              <w:pStyle w:val="Compact"/>
-              <w:jc w:val="left"/>
-            </w:pPr>
-            <w:hyperlink w:anchor="VC-015">
-              <w:r>
-                <w:rPr>
-                  <w:rStyle w:val="Hyperlink"/>
-                </w:rPr>
-                <w:t xml:space="preserve">VC-015</w:t>
-              </w:r>
-            </w:hyperlink>
-          </w:p>
-        </w:tc>
-        <w:tc>
-          <w:tcPr/>
-          <w:p>
-            <w:pPr>
-              <w:pStyle w:val="Compact"/>
-              <w:jc w:val="left"/>
-            </w:pPr>
-            <w:r>
-              <w:t xml:space="preserve">Spec Relations Container</w:t>
+            <w:hyperlink r:id="rId37">
+              <w:r>
+                <w:rPr>
+                  <w:rStyle w:val="Hyperlink"/>
+                </w:rPr>
+                <w:t xml:space="preserve">HLR-TYPE-004</w:t>
+              </w:r>
+            </w:hyperlink>
+          </w:p>
+        </w:tc>
+        <w:tc>
+          <w:tcPr/>
+          <w:p>
+            <w:pPr>
+              <w:pStyle w:val="Compact"/>
+              <w:jc w:val="left"/>
+            </w:pPr>
+            <w:r>
+              <w:t xml:space="preserve">Spec Views Container</w:t>
+            </w:r>
+          </w:p>
+        </w:tc>
+        <w:tc>
+          <w:tcPr/>
+          <w:p>
+            <w:pPr>
+              <w:pStyle w:val="Compact"/>
+              <w:jc w:val="left"/>
+            </w:pPr>
+            <w:hyperlink w:anchor="VC-016">
+              <w:r>
+                <w:rPr>
+                  <w:rStyle w:val="Hyperlink"/>
+                </w:rPr>
+                <w:t xml:space="preserve">VC-016</w:t>
+              </w:r>
+            </w:hyperlink>
+          </w:p>
+        </w:tc>
+        <w:tc>
+          <w:tcPr/>
+          <w:p>
+            <w:pPr>
+              <w:pStyle w:val="Compact"/>
+              <w:jc w:val="left"/>
+            </w:pPr>
+            <w:r>
+              <w:t xml:space="preserve">Spec Views Container</w:t>
             </w:r>
           </w:p>
         </w:tc>
@@ -22245,54 +22237,54 @@
               <w:pStyle w:val="Compact"/>
               <w:jc w:val="left"/>
             </w:pPr>
-            <w:hyperlink r:id="rId38">
-              <w:r>
-                <w:rPr>
-                  <w:rStyle w:val="Hyperlink"/>
-                </w:rPr>
-                <w:t xml:space="preserve">HLR-TYPE-006</w:t>
-              </w:r>
-            </w:hyperlink>
-          </w:p>
-        </w:tc>
-        <w:tc>
-          <w:tcPr/>
-          <w:p>
-            <w:pPr>
-              <w:pStyle w:val="Compact"/>
-              <w:jc w:val="left"/>
-            </w:pPr>
-            <w:r>
-              <w:t xml:space="preserve">Spec Attributes Container</w:t>
-            </w:r>
-          </w:p>
-        </w:tc>
-        <w:tc>
-          <w:tcPr/>
-          <w:p>
-            <w:pPr>
-              <w:pStyle w:val="Compact"/>
-              <w:jc w:val="left"/>
-            </w:pPr>
-            <w:hyperlink w:anchor="VC-017">
-              <w:r>
-                <w:rPr>
-                  <w:rStyle w:val="Hyperlink"/>
-                </w:rPr>
-                <w:t xml:space="preserve">VC-017</w:t>
-              </w:r>
-            </w:hyperlink>
-          </w:p>
-        </w:tc>
-        <w:tc>
-          <w:tcPr/>
-          <w:p>
-            <w:pPr>
-              <w:pStyle w:val="Compact"/>
-              <w:jc w:val="left"/>
-            </w:pPr>
-            <w:r>
-              <w:t xml:space="preserve">Spec Attributes Container</w:t>
+            <w:hyperlink r:id="rId36">
+              <w:r>
+                <w:rPr>
+                  <w:rStyle w:val="Hyperlink"/>
+                </w:rPr>
+                <w:t xml:space="preserve">HLR-TYPE-005</w:t>
+              </w:r>
+            </w:hyperlink>
+          </w:p>
+        </w:tc>
+        <w:tc>
+          <w:tcPr/>
+          <w:p>
+            <w:pPr>
+              <w:pStyle w:val="Compact"/>
+              <w:jc w:val="left"/>
+            </w:pPr>
+            <w:r>
+              <w:t xml:space="preserve">Spec Relations Container</w:t>
+            </w:r>
+          </w:p>
+        </w:tc>
+        <w:tc>
+          <w:tcPr/>
+          <w:p>
+            <w:pPr>
+              <w:pStyle w:val="Compact"/>
+              <w:jc w:val="left"/>
+            </w:pPr>
+            <w:hyperlink w:anchor="VC-015">
+              <w:r>
+                <w:rPr>
+                  <w:rStyle w:val="Hyperlink"/>
+                </w:rPr>
+                <w:t xml:space="preserve">VC-015</w:t>
+              </w:r>
+            </w:hyperlink>
+          </w:p>
+        </w:tc>
+        <w:tc>
+          <w:tcPr/>
+          <w:p>
+            <w:pPr>
+              <w:pStyle w:val="Compact"/>
+              <w:jc w:val="left"/>
+            </w:pPr>
+            <w:r>
+              <w:t xml:space="preserve">Spec Relations Container</w:t>
             </w:r>
           </w:p>
         </w:tc>
@@ -22625,54 +22617,54 @@
               <w:pStyle w:val="Compact"/>
               <w:jc w:val="left"/>
             </w:pPr>
-            <w:hyperlink r:id="rId39">
-              <w:r>
-                <w:rPr>
-                  <w:rStyle w:val="Hyperlink"/>
-                </w:rPr>
-                <w:t xml:space="preserve">HLR-TYPE-007</w:t>
-              </w:r>
-            </w:hyperlink>
-          </w:p>
-        </w:tc>
-        <w:tc>
-          <w:tcPr/>
-          <w:p>
-            <w:pPr>
-              <w:pStyle w:val="Compact"/>
-              <w:jc w:val="left"/>
-            </w:pPr>
-            <w:r>
-              <w:t xml:space="preserve">Type Validation</w:t>
-            </w:r>
-          </w:p>
-        </w:tc>
-        <w:tc>
-          <w:tcPr/>
-          <w:p>
-            <w:pPr>
-              <w:pStyle w:val="Compact"/>
-              <w:jc w:val="left"/>
-            </w:pPr>
-            <w:hyperlink w:anchor="VC-018">
-              <w:r>
-                <w:rPr>
-                  <w:rStyle w:val="Hyperlink"/>
-                </w:rPr>
-                <w:t xml:space="preserve">VC-018</w:t>
-              </w:r>
-            </w:hyperlink>
-          </w:p>
-        </w:tc>
-        <w:tc>
-          <w:tcPr/>
-          <w:p>
-            <w:pPr>
-              <w:pStyle w:val="Compact"/>
-              <w:jc w:val="left"/>
-            </w:pPr>
-            <w:r>
-              <w:t xml:space="preserve">Type Validation</w:t>
+            <w:hyperlink r:id="rId38">
+              <w:r>
+                <w:rPr>
+                  <w:rStyle w:val="Hyperlink"/>
+                </w:rPr>
+                <w:t xml:space="preserve">HLR-TYPE-006</w:t>
+              </w:r>
+            </w:hyperlink>
+          </w:p>
+        </w:tc>
+        <w:tc>
+          <w:tcPr/>
+          <w:p>
+            <w:pPr>
+              <w:pStyle w:val="Compact"/>
+              <w:jc w:val="left"/>
+            </w:pPr>
+            <w:r>
+              <w:t xml:space="preserve">Spec Attributes Container</w:t>
+            </w:r>
+          </w:p>
+        </w:tc>
+        <w:tc>
+          <w:tcPr/>
+          <w:p>
+            <w:pPr>
+              <w:pStyle w:val="Compact"/>
+              <w:jc w:val="left"/>
+            </w:pPr>
+            <w:hyperlink w:anchor="VC-017">
+              <w:r>
+                <w:rPr>
+                  <w:rStyle w:val="Hyperlink"/>
+                </w:rPr>
+                <w:t xml:space="preserve">VC-017</w:t>
+              </w:r>
+            </w:hyperlink>
+          </w:p>
+        </w:tc>
+        <w:tc>
+          <w:tcPr/>
+          <w:p>
+            <w:pPr>
+              <w:pStyle w:val="Compact"/>
+              <w:jc w:val="left"/>
+            </w:pPr>
+            <w:r>
+              <w:t xml:space="preserve">Spec Attributes Container</w:t>
             </w:r>
           </w:p>
         </w:tc>
@@ -23909,6 +23901,82 @@
           </w:p>
         </w:tc>
       </w:tr>
+      <w:tr>
+        <w:tc>
+          <w:tcPr/>
+          <w:p>
+            <w:pPr>
+              <w:pStyle w:val="Compact"/>
+              <w:jc w:val="left"/>
+            </w:pPr>
+            <w:hyperlink r:id="rId39">
+              <w:r>
+                <w:rPr>
+                  <w:rStyle w:val="Hyperlink"/>
+                </w:rPr>
+                <w:t xml:space="preserve">HLR-TYPE-007</w:t>
+              </w:r>
+            </w:hyperlink>
+          </w:p>
+        </w:tc>
+        <w:tc>
+          <w:tcPr/>
+          <w:p>
+            <w:pPr>
+              <w:pStyle w:val="Compact"/>
+              <w:jc w:val="left"/>
+            </w:pPr>
+            <w:r>
+              <w:t xml:space="preserve">Type Validation</w:t>
+            </w:r>
+          </w:p>
+        </w:tc>
+        <w:tc>
+          <w:tcPr/>
+          <w:p>
+            <w:pPr>
+              <w:pStyle w:val="Compact"/>
+              <w:jc w:val="left"/>
+            </w:pPr>
+            <w:hyperlink w:anchor="VC-018">
+              <w:r>
+                <w:rPr>
+                  <w:rStyle w:val="Hyperlink"/>
+                </w:rPr>
+                <w:t xml:space="preserve">VC-018</w:t>
+              </w:r>
+            </w:hyperlink>
+          </w:p>
+        </w:tc>
+        <w:tc>
+          <w:tcPr/>
+          <w:p>
+            <w:pPr>
+              <w:pStyle w:val="Compact"/>
+              <w:jc w:val="left"/>
+            </w:pPr>
+            <w:r>
+              <w:t xml:space="preserve">Type Validation</w:t>
+            </w:r>
+          </w:p>
+        </w:tc>
+        <w:tc>
+          <w:tcPr/>
+          <w:p>
+            <w:pPr>
+              <w:pStyle w:val="Compact"/>
+              <w:jc w:val="center"/>
+            </w:pPr>
+            <w:r>
+              <w:rPr>
+                <w:bCs/>
+                <w:b/>
+              </w:rPr>
+              <w:t xml:space="preserve">✓ Pass</w:t>
+            </w:r>
+          </w:p>
+        </w:tc>
+      </w:tr>
     </w:tbl>
     <w:bookmarkStart w:id="74" w:name="SVC-001-sec2.3.1"/>
     <w:p>
@@ -24106,7 +24174,7 @@
         <w:keepNext/>
         <w:outlineLvl w:val="0"/>
       </w:pPr>
-      <w:bookmarkStart w:name="VC-001" w:id="71154"/>
+      <w:bookmarkStart w:id="71154" w:name="VC-001"/>
       <w:r>
         <w:t xml:space="preserve">VC-001: Five-Phase Lifecycle</w:t>
       </w:r>
@@ -24548,7 +24616,7 @@
         <w:keepNext/>
         <w:outlineLvl w:val="0"/>
       </w:pPr>
-      <w:bookmarkStart w:name="VC-002" w:id="71155"/>
+      <w:bookmarkStart w:id="71155" w:name="VC-002"/>
       <w:r>
         <w:t xml:space="preserve">VC-002: Handler Registration</w:t>
       </w:r>
@@ -25018,7 +25086,7 @@
         <w:keepNext/>
         <w:outlineLvl w:val="0"/>
       </w:pPr>
-      <w:bookmarkStart w:name="VC-003" w:id="71156"/>
+      <w:bookmarkStart w:id="71156" w:name="VC-003"/>
       <w:r>
         <w:t xml:space="preserve">VC-003: Topological Ordering</w:t>
       </w:r>
@@ -25388,7 +25456,7 @@
         <w:keepNext/>
         <w:outlineLvl w:val="0"/>
       </w:pPr>
-      <w:bookmarkStart w:name="VC-004" w:id="71157"/>
+      <w:bookmarkStart w:id="71157" w:name="VC-004"/>
       <w:r>
         <w:t xml:space="preserve">VC-004: Phase Abort on Errors</w:t>
       </w:r>
@@ -25627,7 +25695,7 @@
         <w:keepNext/>
         <w:outlineLvl w:val="0"/>
       </w:pPr>
-      <w:bookmarkStart w:name="VC-005" w:id="71158"/>
+      <w:bookmarkStart w:id="71158" w:name="VC-005"/>
       <w:r>
         <w:t xml:space="preserve">VC-005: Batch Dispatch Across All Phases</w:t>
       </w:r>
@@ -25986,7 +26054,7 @@
         <w:keepNext/>
         <w:outlineLvl w:val="0"/>
       </w:pPr>
-      <w:bookmarkStart w:name="VC-006" w:id="71159"/>
+      <w:bookmarkStart w:id="71159" w:name="VC-006"/>
       <w:r>
         <w:t xml:space="preserve">VC-006: Context Propagation</w:t>
       </w:r>
@@ -26278,7 +26346,7 @@
         <w:keepNext/>
         <w:outlineLvl w:val="0"/>
       </w:pPr>
-      <w:bookmarkStart w:name="VC-PIPE-007" w:id="39577"/>
+      <w:bookmarkStart w:id="39577" w:name="VC-PIPE-007"/>
       <w:r>
         <w:t xml:space="preserve">VC-PIPE-007: Sourcepos Normalization</w:t>
       </w:r>
@@ -26645,7 +26713,7 @@
         <w:keepNext/>
         <w:outlineLvl w:val="0"/>
       </w:pPr>
-      <w:bookmarkStart w:name="VC-PIPE-008" w:id="39578"/>
+      <w:bookmarkStart w:id="39578" w:name="VC-PIPE-008"/>
       <w:r>
         <w:t xml:space="preserve">VC-PIPE-008: CommonSpec Input Parsing</w:t>
       </w:r>
@@ -27190,7 +27258,7 @@
         <w:keepNext/>
         <w:outlineLvl w:val="0"/>
       </w:pPr>
-      <w:bookmarkStart w:name="VC-PIPE-009" w:id="39579"/>
+      <w:bookmarkStart w:id="39579" w:name="VC-PIPE-009"/>
       <w:r>
         <w:t xml:space="preserve">VC-PIPE-009: Include File Expansion</w:t>
       </w:r>
@@ -27497,7 +27565,7 @@
         <w:keepNext/>
         <w:outlineLvl w:val="0"/>
       </w:pPr>
-      <w:bookmarkStart w:name="VC-PIPE-010" w:id="39601"/>
+      <w:bookmarkStart w:id="39601" w:name="VC-PIPE-010"/>
       <w:r>
         <w:t xml:space="preserve">VC-PIPE-010: PID Auto-Generation</w:t>
       </w:r>
@@ -27949,7 +28017,7 @@
         <w:keepNext/>
         <w:outlineLvl w:val="0"/>
       </w:pPr>
-      <w:bookmarkStart w:name="VC-PIPE-011" w:id="39602"/>
+      <w:bookmarkStart w:id="39602" w:name="VC-PIPE-011"/>
       <w:r>
         <w:t xml:space="preserve">VC-PIPE-011: Relation Type Inference</w:t>
       </w:r>
@@ -28356,7 +28424,7 @@
         <w:keepNext/>
         <w:outlineLvl w:val="0"/>
       </w:pPr>
-      <w:bookmarkStart w:name="VC-PIPE-012" w:id="39603"/>
+      <w:bookmarkStart w:id="39603" w:name="VC-PIPE-012"/>
       <w:r>
         <w:t xml:space="preserve">VC-PIPE-012: Prerequisite-Not-Found Diagnostic</w:t>
       </w:r>
@@ -28642,7 +28710,7 @@
         <w:keepNext/>
         <w:outlineLvl w:val="0"/>
       </w:pPr>
-      <w:bookmarkStart w:name="VC-PIPE-013" w:id="39604"/>
+      <w:bookmarkStart w:id="39604" w:name="VC-PIPE-013"/>
       <w:r>
         <w:t xml:space="preserve">VC-PIPE-013: Incremental Stale Relation Rebind</w:t>
       </w:r>
@@ -28963,7 +29031,7 @@
         <w:keepNext/>
         <w:outlineLvl w:val="0"/>
       </w:pPr>
-      <w:bookmarkStart w:name="VC-PIPE-014" w:id="39605"/>
+      <w:bookmarkStart w:id="39605" w:name="VC-PIPE-014"/>
       <w:r>
         <w:t xml:space="preserve">VC-PIPE-014: Incremental Cross-Document View Freshness</w:t>
       </w:r>
@@ -29253,7 +29321,7 @@
         <w:keepNext/>
         <w:outlineLvl w:val="0"/>
       </w:pPr>
-      <w:bookmarkStart w:name="VC-007" w:id="71160"/>
+      <w:bookmarkStart w:id="71160" w:name="VC-007"/>
       <w:r>
         <w:t xml:space="preserve">VC-007: SQLite Persistence</w:t>
       </w:r>
@@ -29509,7 +29577,7 @@
         <w:keepNext/>
         <w:outlineLvl w:val="0"/>
       </w:pPr>
-      <w:bookmarkStart w:name="VC-008" w:id="71161"/>
+      <w:bookmarkStart w:id="71161" w:name="VC-008"/>
       <w:r>
         <w:t xml:space="preserve">VC-008: EAV Attribute Model</w:t>
       </w:r>
@@ -29918,7 +29986,7 @@
         <w:keepNext/>
         <w:outlineLvl w:val="0"/>
       </w:pPr>
-      <w:bookmarkStart w:name="VC-009" w:id="71162"/>
+      <w:bookmarkStart w:id="71162" w:name="VC-009"/>
       <w:r>
         <w:t xml:space="preserve">VC-009: Build Cache</w:t>
       </w:r>
@@ -30174,7 +30242,7 @@
         <w:keepNext/>
         <w:outlineLvl w:val="0"/>
       </w:pPr>
-      <w:bookmarkStart w:name="VC-010" w:id="71184"/>
+      <w:bookmarkStart w:id="71184" w:name="VC-010"/>
       <w:r>
         <w:t xml:space="preserve">VC-010: Output Cache</w:t>
       </w:r>
@@ -30430,7 +30498,7 @@
         <w:keepNext/>
         <w:outlineLvl w:val="0"/>
       </w:pPr>
-      <w:bookmarkStart w:name="VC-011" w:id="71185"/>
+      <w:bookmarkStart w:id="71185" w:name="VC-011"/>
       <w:r>
         <w:t xml:space="preserve">VC-011: Incremental Rebuild</w:t>
       </w:r>
@@ -30681,7 +30749,7 @@
         <w:keepNext/>
         <w:outlineLvl w:val="0"/>
       </w:pPr>
-      <w:bookmarkStart w:name="VC-033" w:id="71249"/>
+      <w:bookmarkStart w:id="71249" w:name="VC-033"/>
       <w:r>
         <w:t xml:space="preserve">VC-033: EAV Pivot Views</w:t>
       </w:r>
@@ -31031,7 +31099,7 @@
         <w:keepNext/>
         <w:outlineLvl w:val="0"/>
       </w:pPr>
-      <w:bookmarkStart w:name="VC-012" w:id="71186"/>
+      <w:bookmarkStart w:id="71186" w:name="VC-012"/>
       <w:r>
         <w:t xml:space="preserve">VC-012: Specifications Container</w:t>
       </w:r>
@@ -31282,7 +31350,7 @@
         <w:keepNext/>
         <w:outlineLvl w:val="0"/>
       </w:pPr>
-      <w:bookmarkStart w:name="VC-013" w:id="71187"/>
+      <w:bookmarkStart w:id="71187" w:name="VC-013"/>
       <w:r>
         <w:t xml:space="preserve">VC-013: Spec Objects Container</w:t>
       </w:r>
@@ -31562,7 +31630,7 @@
         <w:keepNext/>
         <w:outlineLvl w:val="0"/>
       </w:pPr>
-      <w:bookmarkStart w:name="VC-014" w:id="71188"/>
+      <w:bookmarkStart w:id="71188" w:name="VC-014"/>
       <w:r>
         <w:t xml:space="preserve">VC-014: Spec Floats Container</w:t>
       </w:r>
@@ -31845,7 +31913,7 @@
         <w:keepNext/>
         <w:outlineLvl w:val="0"/>
       </w:pPr>
-      <w:bookmarkStart w:name="VC-015" w:id="71189"/>
+      <w:bookmarkStart w:id="71189" w:name="VC-015"/>
       <w:r>
         <w:t xml:space="preserve">VC-015: Spec Relations Container</w:t>
       </w:r>
@@ -32180,7 +32248,7 @@
         <w:keepNext/>
         <w:outlineLvl w:val="0"/>
       </w:pPr>
-      <w:bookmarkStart w:name="VC-016" w:id="71190"/>
+      <w:bookmarkStart w:id="71190" w:name="VC-016"/>
       <w:r>
         <w:t xml:space="preserve">VC-016: Spec Views Container</w:t>
       </w:r>
@@ -32521,7 +32589,7 @@
         <w:keepNext/>
         <w:outlineLvl w:val="0"/>
       </w:pPr>
-      <w:bookmarkStart w:name="VC-017" w:id="71191"/>
+      <w:bookmarkStart w:id="71191" w:name="VC-017"/>
       <w:r>
         <w:t xml:space="preserve">VC-017: Spec Attributes Container</w:t>
       </w:r>
@@ -32772,7 +32840,7 @@
         <w:keepNext/>
         <w:outlineLvl w:val="0"/>
       </w:pPr>
-      <w:bookmarkStart w:name="VC-018" w:id="71192"/>
+      <w:bookmarkStart w:id="71192" w:name="VC-018"/>
       <w:r>
         <w:t xml:space="preserve">VC-018: Type Validation</w:t>
       </w:r>
@@ -33206,7 +33274,7 @@
         <w:keepNext/>
         <w:outlineLvl w:val="0"/>
       </w:pPr>
-      <w:bookmarkStart w:name="VC-INT-016" w:id="67800"/>
+      <w:bookmarkStart w:id="67800" w:name="VC-INT-016"/>
       <w:r>
         <w:t xml:space="preserve">VC-INT-016: UTF-8 Label Slugification</w:t>
       </w:r>
@@ -33514,7 +33582,7 @@
         <w:keepNext/>
         <w:outlineLvl w:val="0"/>
       </w:pPr>
-      <w:bookmarkStart w:name="VC-019" w:id="71193"/>
+      <w:bookmarkStart w:id="71193" w:name="VC-019"/>
       <w:r>
         <w:t xml:space="preserve">VC-019: Model Type Loading</w:t>
       </w:r>
@@ -33741,7 +33809,7 @@
         <w:keepNext/>
         <w:outlineLvl w:val="0"/>
       </w:pPr>
-      <w:bookmarkStart w:name="VC-020" w:id="71215"/>
+      <w:bookmarkStart w:id="71215" w:name="VC-020"/>
       <w:r>
         <w:t xml:space="preserve">VC-020: Model Directory Structure</w:t>
       </w:r>
@@ -33992,7 +34060,7 @@
         <w:keepNext/>
         <w:outlineLvl w:val="0"/>
       </w:pPr>
-      <w:bookmarkStart w:name="VC-021" w:id="71216"/>
+      <w:bookmarkStart w:id="71216" w:name="VC-021"/>
       <w:r>
         <w:t xml:space="preserve">VC-021: Descriptor Registration</w:t>
       </w:r>
@@ -34255,7 +34323,7 @@
         <w:keepNext/>
         <w:outlineLvl w:val="0"/>
       </w:pPr>
-      <w:bookmarkStart w:name="VC-022" w:id="71217"/>
+      <w:bookmarkStart w:id="71217" w:name="VC-022"/>
       <w:r>
         <w:t xml:space="preserve">VC-022: Type Definition Schema</w:t>
       </w:r>
@@ -34492,7 +34560,7 @@
         <w:keepNext/>
         <w:outlineLvl w:val="0"/>
       </w:pPr>
-      <w:bookmarkStart w:name="VC-023" w:id="71218"/>
+      <w:bookmarkStart w:id="71218" w:name="VC-023"/>
       <w:r>
         <w:t xml:space="preserve">VC-023: Model Path Resolution</w:t>
       </w:r>
@@ -34731,7 +34799,7 @@
         <w:keepNext/>
         <w:outlineLvl w:val="0"/>
       </w:pPr>
-      <w:bookmarkStart w:name="VC-024" w:id="71219"/>
+      <w:bookmarkStart w:id="71219" w:name="VC-024"/>
       <w:r>
         <w:t xml:space="preserve">VC-024: External Renderer Registration</w:t>
       </w:r>
@@ -35125,7 +35193,7 @@
         <w:keepNext/>
         <w:outlineLvl w:val="0"/>
       </w:pPr>
-      <w:bookmarkStart w:name="VC-025" w:id="71220"/>
+      <w:bookmarkStart w:id="71220" w:name="VC-025"/>
       <w:r>
         <w:t xml:space="preserve">VC-025: Data View Generator Loading</w:t>
       </w:r>
@@ -35460,7 +35528,7 @@
         <w:keepNext/>
         <w:outlineLvl w:val="0"/>
       </w:pPr>
-      <w:bookmarkStart w:name="VC-026" w:id="71221"/>
+      <w:bookmarkStart w:id="71221" w:name="VC-026"/>
       <w:r>
         <w:t xml:space="preserve">VC-026: Hook Index</w:t>
       </w:r>
@@ -35727,7 +35795,7 @@
         <w:keepNext/>
         <w:outlineLvl w:val="0"/>
       </w:pPr>
-      <w:bookmarkStart w:name="VC-EXT-009" w:id="44558"/>
+      <w:bookmarkStart w:id="44558" w:name="VC-EXT-009"/>
       <w:r>
         <w:t xml:space="preserve">VC-EXT-009: Canonical Hook Context</w:t>
       </w:r>
@@ -35944,7 +36012,7 @@
         <w:keepNext/>
         <w:outlineLvl w:val="0"/>
       </w:pPr>
-      <w:bookmarkStart w:name="VC-EXT-010" w:id="44580"/>
+      <w:bookmarkStart w:id="44580" w:name="VC-EXT-010"/>
       <w:r>
         <w:t xml:space="preserve">VC-EXT-010: Model Manifest</w:t>
       </w:r>
@@ -36179,7 +36247,7 @@
         <w:keepNext/>
         <w:outlineLvl w:val="0"/>
       </w:pPr>
-      <w:bookmarkStart w:name="VC-EXT-011" w:id="44581"/>
+      <w:bookmarkStart w:id="44581" w:name="VC-EXT-011"/>
       <w:r>
         <w:t xml:space="preserve">VC-EXT-011: Descriptor and Hook Validation</w:t>
       </w:r>
@@ -36453,7 +36521,7 @@
         <w:keepNext/>
         <w:outlineLvl w:val="0"/>
       </w:pPr>
-      <w:bookmarkStart w:name="VC-EXT-012" w:id="44582"/>
+      <w:bookmarkStart w:id="44582" w:name="VC-EXT-012"/>
       <w:r>
         <w:t xml:space="preserve">VC-EXT-012: Analyze Query Descriptor</w:t>
       </w:r>
@@ -36724,7 +36792,7 @@
         <w:keepNext/>
         <w:outlineLvl w:val="0"/>
       </w:pPr>
-      <w:bookmarkStart w:name="VC-EXT-013" w:id="44583"/>
+      <w:bookmarkStart w:id="44583" w:name="VC-EXT-013"/>
       <w:r>
         <w:t xml:space="preserve">VC-EXT-013: PID Scheme Declaration</w:t>
       </w:r>
@@ -37179,7 +37247,7 @@
         <w:keepNext/>
         <w:outlineLvl w:val="0"/>
       </w:pPr>
-      <w:bookmarkStart w:name="VC-EXT-014" w:id="44584"/>
+      <w:bookmarkStart w:id="44584" w:name="VC-EXT-014"/>
       <w:r>
         <w:t xml:space="preserve">VC-EXT-014: Dangling Extends Target</w:t>
       </w:r>
@@ -37553,7 +37621,7 @@
         <w:keepNext/>
         <w:outlineLvl w:val="0"/>
       </w:pPr>
-      <w:bookmarkStart w:name="VC-CFG-001" w:id="6697"/>
+      <w:bookmarkStart w:id="6697" w:name="VC-CFG-001"/>
       <w:r>
         <w:t xml:space="preserve">VC-CFG-001: Manifest-Only Configuration</w:t>
       </w:r>
@@ -37795,7 +37863,7 @@
         <w:keepNext/>
         <w:outlineLvl w:val="0"/>
       </w:pPr>
-      <w:bookmarkStart w:name="VC-031" w:id="71247"/>
+      <w:bookmarkStart w:id="71247" w:name="VC-031"/>
       <w:r>
         <w:t xml:space="preserve">VC-031: Document Assembly</w:t>
       </w:r>
@@ -38075,7 +38143,7 @@
         <w:keepNext/>
         <w:outlineLvl w:val="0"/>
       </w:pPr>
-      <w:bookmarkStart w:name="VC-032" w:id="71248"/>
+      <w:bookmarkStart w:id="71248" w:name="VC-032"/>
       <w:r>
         <w:t xml:space="preserve">VC-032: Float Resolution</w:t>
       </w:r>
@@ -38400,7 +38468,7 @@
         <w:keepNext/>
         <w:outlineLvl w:val="0"/>
       </w:pPr>
-      <w:bookmarkStart w:name="VC-027" w:id="71222"/>
+      <w:bookmarkStart w:id="71222" w:name="VC-027"/>
       <w:r>
         <w:t xml:space="preserve">VC-027: Float Numbering</w:t>
       </w:r>
@@ -38704,7 +38772,7 @@
         <w:keepNext/>
         <w:outlineLvl w:val="0"/>
       </w:pPr>
-      <w:bookmarkStart w:name="VC-028" w:id="71223"/>
+      <w:bookmarkStart w:id="71223" w:name="VC-028"/>
       <w:r>
         <w:t xml:space="preserve">VC-028: Multi-Format Output</w:t>
       </w:r>
@@ -38955,7 +39023,7 @@
         <w:keepNext/>
         <w:outlineLvl w:val="0"/>
       </w:pPr>
-      <w:bookmarkStart w:name="VC-029" w:id="71224"/>
+      <w:bookmarkStart w:id="71224" w:name="VC-029"/>
       <w:r>
         <w:t xml:space="preserve">VC-029: DOCX Generation</w:t>
       </w:r>
@@ -39297,7 +39365,7 @@
         <w:keepNext/>
         <w:outlineLvl w:val="0"/>
       </w:pPr>
-      <w:bookmarkStart w:name="VC-030" w:id="71246"/>
+      <w:bookmarkStart w:id="71246" w:name="VC-030"/>
       <w:r>
         <w:t xml:space="preserve">VC-030: HTML5 Generation</w:t>
       </w:r>
@@ -39548,7 +39616,7 @@
         <w:keepNext/>
         <w:outlineLvl w:val="0"/>
       </w:pPr>
-      <w:bookmarkStart w:name="VC-OUT-001" w:id="93907"/>
+      <w:bookmarkStart w:id="93907" w:name="VC-OUT-001"/>
       <w:r>
         <w:t xml:space="preserve">VC-OUT-001: Document Assembly</w:t>
       </w:r>
@@ -39846,7 +39914,7 @@
         <w:keepNext/>
         <w:outlineLvl w:val="0"/>
       </w:pPr>
-      <w:bookmarkStart w:name="VC-OUT-004" w:id="93910"/>
+      <w:bookmarkStart w:id="93910" w:name="VC-OUT-004"/>
       <w:r>
         <w:t xml:space="preserve">VC-OUT-004: Render Decoration</w:t>
       </w:r>
@@ -40114,7 +40182,7 @@
         <w:keepNext/>
         <w:outlineLvl w:val="0"/>
       </w:pPr>
-      <w:bookmarkStart w:name="VC-OUT-005" w:id="93911"/>
+      <w:bookmarkStart w:id="93911" w:name="VC-OUT-005"/>
       <w:r>
         <w:t xml:space="preserve">VC-OUT-005: Spec Object Render Handler</w:t>
       </w:r>
@@ -40353,7 +40421,7 @@
         <w:keepNext/>
         <w:outlineLvl w:val="0"/>
       </w:pPr>
-      <w:bookmarkStart w:name="VC-OUT-007" w:id="93913"/>
+      <w:bookmarkStart w:id="93913" w:name="VC-OUT-007"/>
       <w:r>
         <w:t xml:space="preserve">VC-OUT-007: Full-Text Search Indexing</w:t>
       </w:r>
@@ -40728,7 +40796,7 @@
         <w:keepNext/>
         <w:outlineLvl w:val="0"/>
       </w:pPr>
-      <w:bookmarkStart w:name="VC-OUT-008" w:id="93914"/>
+      <w:bookmarkStart w:id="93914" w:name="VC-OUT-008"/>
       <w:r>
         <w:t xml:space="preserve">VC-OUT-008: Heading Hierarchy Well-formedness</w:t>
       </w:r>
@@ -41088,7 +41156,7 @@
         <w:keepNext/>
         <w:outlineLvl w:val="0"/>
       </w:pPr>
-      <w:bookmarkStart w:name="VC-OUT-009" w:id="93915"/>
+      <w:bookmarkStart w:id="93915" w:name="VC-OUT-009"/>
       <w:r>
         <w:t xml:space="preserve">VC-OUT-009: Section Scope Termination</w:t>
       </w:r>
@@ -41490,7 +41558,7 @@
         <w:keepNext/>
         <w:outlineLvl w:val="0"/>
       </w:pPr>
-      <w:bookmarkStart w:name="VC-OUT-010" w:id="93937"/>
+      <w:bookmarkStart w:id="93937" w:name="VC-OUT-010"/>
       <w:r>
         <w:t xml:space="preserve">VC-OUT-010: Cross-Format Heading Consistency</w:t>
       </w:r>
@@ -41736,7 +41804,7 @@
         <w:keepNext/>
         <w:outlineLvl w:val="0"/>
       </w:pPr>
-      <w:bookmarkStart w:name="VC-OUT-011" w:id="93938"/>
+      <w:bookmarkStart w:id="93938" w:name="VC-OUT-011"/>
       <w:r>
         <w:t xml:space="preserve">VC-OUT-011: Include Heading Level Shift</w:t>
       </w:r>
@@ -42422,7 +42490,7 @@
         <w:keepNext/>
         <w:outlineLvl w:val="0"/>
       </w:pPr>
-      <w:bookmarkStart w:name="VC-OUT-012" w:id="93939"/>
+      <w:bookmarkStart w:id="93939" w:name="VC-OUT-012"/>
       <w:r>
         <w:t xml:space="preserve">VC-OUT-012: Structural Level Anchoring</w:t>
       </w:r>
@@ -42929,7 +42997,7 @@
         <w:keepNext/>
         <w:outlineLvl w:val="0"/>
       </w:pPr>
-      <w:bookmarkStart w:name="VC-AUDIT-001" w:id="34784"/>
+      <w:bookmarkStart w:id="34784" w:name="VC-AUDIT-001"/>
       <w:r>
         <w:t xml:space="preserve">VC-AUDIT-001: Content-Addressed Hashing</w:t>
       </w:r>
@@ -43237,7 +43305,7 @@
         <w:keepNext/>
         <w:outlineLvl w:val="0"/>
       </w:pPr>
-      <w:bookmarkStart w:name="VC-AUDIT-002" w:id="34785"/>
+      <w:bookmarkStart w:id="34785" w:name="VC-AUDIT-002"/>
       <w:r>
         <w:t xml:space="preserve">VC-AUDIT-002: Include Dependency Tracking</w:t>
       </w:r>
@@ -43521,7 +43589,7 @@
         <w:keepNext/>
         <w:outlineLvl w:val="0"/>
       </w:pPr>
-      <w:bookmarkStart w:name="VC-AUDIT-003" w:id="34786"/>
+      <w:bookmarkStart w:id="34786" w:name="VC-AUDIT-003"/>
       <w:r>
         <w:t xml:space="preserve">VC-AUDIT-003: Structured Diagnostic Reporting</w:t>
       </w:r>
@@ -43835,7 +43903,7 @@
         <w:keepNext/>
         <w:outlineLvl w:val="0"/>
       </w:pPr>
-      <w:bookmarkStart w:name="VC-AUDIT-004" w:id="34787"/>
+      <w:bookmarkStart w:id="34787" w:name="VC-AUDIT-004"/>
       <w:r>
         <w:t xml:space="preserve">VC-AUDIT-004: Structured Logging</w:t>
       </w:r>
@@ -44122,7 +44190,7 @@
         <w:keepNext/>
         <w:outlineLvl w:val="0"/>
       </w:pPr>
-      <w:bookmarkStart w:name="VC-AUDIT-005" w:id="34788"/>
+      <w:bookmarkStart w:id="34788" w:name="VC-AUDIT-005"/>
       <w:r>
         <w:t xml:space="preserve">VC-AUDIT-005: Build Reproducibility</w:t>
       </w:r>
@@ -44418,7 +44486,7 @@
         <w:keepNext/>
         <w:outlineLvl w:val="0"/>
       </w:pPr>
-      <w:bookmarkStart w:name="TR-002-01" w:id="30380"/>
+      <w:bookmarkStart w:id="30380" w:name="TR-002-01"/>
       <w:r>
         <w:t xml:space="preserve">TR-002-01: 002 01 Handler Registration</w:t>
       </w:r>
@@ -44441,7 +44509,7 @@
         <w:pStyle w:val="Definition"/>
       </w:pPr>
       <w:r>
-        <w:t xml:space="preserve">45</w:t>
+        <w:t xml:space="preserve">57</w:t>
       </w:r>
     </w:p>
     <w:p>
@@ -44481,7 +44549,7 @@
         <w:pStyle w:val="Definition"/>
       </w:pPr>
       <w:r>
-        <w:t xml:space="preserve">2026-10-07</w:t>
+        <w:t xml:space="preserve">2026-10-21</w:t>
       </w:r>
     </w:p>
     <w:p>
@@ -44555,7 +44623,7 @@
         <w:keepNext/>
         <w:outlineLvl w:val="0"/>
       </w:pPr>
-      <w:bookmarkStart w:name="TR-006-01" w:id="49544"/>
+      <w:bookmarkStart w:id="49544" w:name="TR-006-01"/>
       <w:r>
         <w:t xml:space="preserve">TR-006-01: 006 01 Context Propagation</w:t>
       </w:r>
@@ -44578,7 +44646,7 @@
         <w:pStyle w:val="Definition"/>
       </w:pPr>
       <w:r>
-        <w:t xml:space="preserve">20</w:t>
+        <w:t xml:space="preserve">22</w:t>
       </w:r>
     </w:p>
     <w:p>
@@ -44618,7 +44686,7 @@
         <w:pStyle w:val="Definition"/>
       </w:pPr>
       <w:r>
-        <w:t xml:space="preserve">2026-10-07</w:t>
+        <w:t xml:space="preserve">2026-10-21</w:t>
       </w:r>
     </w:p>
     <w:p>
@@ -44692,7 +44760,7 @@
         <w:keepNext/>
         <w:outlineLvl w:val="0"/>
       </w:pPr>
-      <w:bookmarkStart w:name="TR-PIPE-007-01" w:id="14632"/>
+      <w:bookmarkStart w:id="14632" w:name="TR-PIPE-007-01"/>
       <w:r>
         <w:t xml:space="preserve">TR-PIPE-007-01: Pipe 007 01 Sourcepos Compat</w:t>
       </w:r>
@@ -44715,7 +44783,7 @@
         <w:pStyle w:val="Definition"/>
       </w:pPr>
       <w:r>
-        <w:t xml:space="preserve">40</w:t>
+        <w:t xml:space="preserve">47</w:t>
       </w:r>
     </w:p>
     <w:p>
@@ -44755,7 +44823,7 @@
         <w:pStyle w:val="Definition"/>
       </w:pPr>
       <w:r>
-        <w:t xml:space="preserve">2026-10-07</w:t>
+        <w:t xml:space="preserve">2026-10-21</w:t>
       </w:r>
     </w:p>
     <w:p>
@@ -44829,7 +44897,144 @@
         <w:keepNext/>
         <w:outlineLvl w:val="0"/>
       </w:pPr>
-      <w:bookmarkStart w:name="TR-PIPE-012-01" w:id="89198"/>
+      <w:bookmarkStart w:id="29616" w:name="TR-PIPE-010-01"/>
+      <w:r>
+        <w:t xml:space="preserve">TR-PIPE-010-01: Pipe 010 01 Pid Cross Spec Unique</w:t>
+      </w:r>
+      <w:bookmarkEnd w:id="29616"/>
+    </w:p>
+    <w:p>
+      <w:pPr>
+        <w:pStyle w:val="DefinitionTerm"/>
+      </w:pPr>
+      <w:r>
+        <w:rPr>
+          <w:bCs/>
+          <w:b/>
+        </w:rPr>
+        <w:t xml:space="preserve">DURATION MS:</w:t>
+      </w:r>
+    </w:p>
+    <w:p>
+      <w:pPr>
+        <w:pStyle w:val="Definition"/>
+      </w:pPr>
+      <w:r>
+        <w:t xml:space="preserve">138</w:t>
+      </w:r>
+    </w:p>
+    <w:p>
+      <w:pPr>
+        <w:pStyle w:val="DefinitionTerm"/>
+      </w:pPr>
+      <w:r>
+        <w:rPr>
+          <w:bCs/>
+          <w:b/>
+        </w:rPr>
+        <w:t xml:space="preserve">EXECUTED BY:</w:t>
+      </w:r>
+    </w:p>
+    <w:p>
+      <w:pPr>
+        <w:pStyle w:val="Definition"/>
+      </w:pPr>
+      <w:r>
+        <w:t xml:space="preserve">E2E Test Runner</w:t>
+      </w:r>
+    </w:p>
+    <w:p>
+      <w:pPr>
+        <w:pStyle w:val="DefinitionTerm"/>
+      </w:pPr>
+      <w:r>
+        <w:rPr>
+          <w:bCs/>
+          <w:b/>
+        </w:rPr>
+        <w:t xml:space="preserve">EXECUTION DATE:</w:t>
+      </w:r>
+    </w:p>
+    <w:p>
+      <w:pPr>
+        <w:pStyle w:val="Definition"/>
+      </w:pPr>
+      <w:r>
+        <w:t xml:space="preserve">2026-10-21</w:t>
+      </w:r>
+    </w:p>
+    <w:p>
+      <w:pPr>
+        <w:pStyle w:val="DefinitionTerm"/>
+      </w:pPr>
+      <w:r>
+        <w:rPr>
+          <w:bCs/>
+          <w:b/>
+        </w:rPr>
+        <w:t xml:space="preserve">RESULT:</w:t>
+      </w:r>
+    </w:p>
+    <w:p>
+      <w:pPr>
+        <w:pStyle w:val="Definition"/>
+      </w:pPr>
+      <w:r>
+        <w:t xml:space="preserve">Pass</w:t>
+      </w:r>
+    </w:p>
+    <w:p>
+      <w:pPr>
+        <w:pStyle w:val="DefinitionTerm"/>
+      </w:pPr>
+      <w:r>
+        <w:rPr>
+          <w:bCs/>
+          <w:b/>
+        </w:rPr>
+        <w:t xml:space="preserve">TEST FILE:</w:t>
+      </w:r>
+    </w:p>
+    <w:p>
+      <w:pPr>
+        <w:pStyle w:val="Definition"/>
+      </w:pPr>
+      <w:r>
+        <w:t xml:space="preserve">tests/e2e/pipeline/vc_pipe_010_01_pid_cross_spec_unique.md</w:t>
+      </w:r>
+    </w:p>
+    <w:p>
+      <w:pPr>
+        <w:pStyle w:val="DefinitionTerm"/>
+      </w:pPr>
+      <w:r>
+        <w:rPr>
+          <w:bCs/>
+          <w:b/>
+        </w:rPr>
+        <w:t xml:space="preserve">TRACEABILITY:</w:t>
+      </w:r>
+    </w:p>
+    <w:p>
+      <w:pPr>
+        <w:pStyle w:val="Definition"/>
+      </w:pPr>
+      <w:hyperlink w:anchor="VC-PIPE-010">
+        <w:r>
+          <w:rPr>
+            <w:rStyle w:val="Hyperlink"/>
+          </w:rPr>
+          <w:t xml:space="preserve">VC-PIPE-010</w:t>
+        </w:r>
+      </w:hyperlink>
+    </w:p>
+    <w:p>
+      <w:pPr>
+        <w:pStyle w:val="SpecObjectHeader"/>
+        <w:keepNext/>
+        <w:outlineLvl w:val="0"/>
+      </w:pPr>
+      <w:bookmarkStart w:id="89198" w:name="TR-PIPE-012-01"/>
       <w:r>
         <w:t xml:space="preserve">TR-PIPE-012-01: Pipe 012 01 Prereq Not Found</w:t>
       </w:r>
@@ -44852,7 +45057,7 @@
         <w:pStyle w:val="Definition"/>
       </w:pPr>
       <w:r>
-        <w:t xml:space="preserve">23</w:t>
+        <w:t xml:space="preserve">31</w:t>
       </w:r>
     </w:p>
     <w:p>
@@ -44892,7 +45097,7 @@
         <w:pStyle w:val="Definition"/>
       </w:pPr>
       <w:r>
-        <w:t xml:space="preserve">2026-10-07</w:t>
+        <w:t xml:space="preserve">2026-10-21</w:t>
       </w:r>
     </w:p>
     <w:p>
@@ -44966,7 +45171,7 @@
         <w:keepNext/>
         <w:outlineLvl w:val="0"/>
       </w:pPr>
-      <w:bookmarkStart w:name="TR-PIPE-013-01" w:id="18989"/>
+      <w:bookmarkStart w:id="18989" w:name="TR-PIPE-013-01"/>
       <w:r>
         <w:t xml:space="preserve">TR-PIPE-013-01: Pipe 013 01 Stale Relation Rebind</w:t>
       </w:r>
@@ -44989,7 +45194,7 @@
         <w:pStyle w:val="Definition"/>
       </w:pPr>
       <w:r>
-        <w:t xml:space="preserve">124</w:t>
+        <w:t xml:space="preserve">146</w:t>
       </w:r>
     </w:p>
     <w:p>
@@ -45029,7 +45234,7 @@
         <w:pStyle w:val="Definition"/>
       </w:pPr>
       <w:r>
-        <w:t xml:space="preserve">2026-10-07</w:t>
+        <w:t xml:space="preserve">2026-10-21</w:t>
       </w:r>
     </w:p>
     <w:p>
@@ -45103,7 +45308,7 @@
         <w:keepNext/>
         <w:outlineLvl w:val="0"/>
       </w:pPr>
-      <w:bookmarkStart w:name="TR-PIPE-014-01" w:id="48780"/>
+      <w:bookmarkStart w:id="48780" w:name="TR-PIPE-014-01"/>
       <w:r>
         <w:t xml:space="preserve">TR-PIPE-014-01: Pipe 014 01 Stale View Cross Doc</w:t>
       </w:r>
@@ -45126,7 +45331,7 @@
         <w:pStyle w:val="Definition"/>
       </w:pPr>
       <w:r>
-        <w:t xml:space="preserve">157</w:t>
+        <w:t xml:space="preserve">175</w:t>
       </w:r>
     </w:p>
     <w:p>
@@ -45166,7 +45371,7 @@
         <w:pStyle w:val="Definition"/>
       </w:pPr>
       <w:r>
-        <w:t xml:space="preserve">2026-10-07</w:t>
+        <w:t xml:space="preserve">2026-10-21</w:t>
       </w:r>
     </w:p>
     <w:p>
@@ -45240,7 +45445,7 @@
         <w:keepNext/>
         <w:outlineLvl w:val="0"/>
       </w:pPr>
-      <w:bookmarkStart w:name="TR-PIPE-014-02" w:id="48781"/>
+      <w:bookmarkStart w:id="48781" w:name="TR-PIPE-014-02"/>
       <w:r>
         <w:t xml:space="preserve">TR-PIPE-014-02: Pipe 014 02 Stale Allocation View</w:t>
       </w:r>
@@ -45263,7 +45468,7 @@
         <w:pStyle w:val="Definition"/>
       </w:pPr>
       <w:r>
-        <w:t xml:space="preserve">142</w:t>
+        <w:t xml:space="preserve">157</w:t>
       </w:r>
     </w:p>
     <w:p>
@@ -45303,7 +45508,7 @@
         <w:pStyle w:val="Definition"/>
       </w:pPr>
       <w:r>
-        <w:t xml:space="preserve">2026-10-07</w:t>
+        <w:t xml:space="preserve">2026-10-21</w:t>
       </w:r>
     </w:p>
     <w:p>
@@ -45377,7 +45582,7 @@
         <w:keepNext/>
         <w:outlineLvl w:val="0"/>
       </w:pPr>
-      <w:bookmarkStart w:name="TR-007-01" w:id="79335"/>
+      <w:bookmarkStart w:id="79335" w:name="TR-007-01"/>
       <w:r>
         <w:t xml:space="preserve">TR-007-01: 007 01 Db Persistence</w:t>
       </w:r>
@@ -45400,7 +45605,7 @@
         <w:pStyle w:val="Definition"/>
       </w:pPr>
       <w:r>
-        <w:t xml:space="preserve">70</w:t>
+        <w:t xml:space="preserve">75</w:t>
       </w:r>
     </w:p>
     <w:p>
@@ -45440,7 +45645,7 @@
         <w:pStyle w:val="Definition"/>
       </w:pPr>
       <w:r>
-        <w:t xml:space="preserve">2026-10-07</w:t>
+        <w:t xml:space="preserve">2026-10-21</w:t>
       </w:r>
     </w:p>
     <w:p>
@@ -45514,7 +45719,7 @@
         <w:keepNext/>
         <w:outlineLvl w:val="0"/>
       </w:pPr>
-      <w:bookmarkStart w:name="TR-008-01" w:id="9126"/>
+      <w:bookmarkStart w:id="9126" w:name="TR-008-01"/>
       <w:r>
         <w:t xml:space="preserve">TR-008-01: 008 01 Cast Datatype Matrix</w:t>
       </w:r>
@@ -45537,7 +45742,7 @@
         <w:pStyle w:val="Definition"/>
       </w:pPr>
       <w:r>
-        <w:t xml:space="preserve">53</w:t>
+        <w:t xml:space="preserve">58</w:t>
       </w:r>
     </w:p>
     <w:p>
@@ -45577,7 +45782,7 @@
         <w:pStyle w:val="Definition"/>
       </w:pPr>
       <w:r>
-        <w:t xml:space="preserve">2026-10-07</w:t>
+        <w:t xml:space="preserve">2026-10-21</w:t>
       </w:r>
     </w:p>
     <w:p>
@@ -45651,7 +45856,7 @@
         <w:keepNext/>
         <w:outlineLvl w:val="0"/>
       </w:pPr>
-      <w:bookmarkStart w:name="TR-008-02" w:id="9127"/>
+      <w:bookmarkStart w:id="9127" w:name="TR-008-02"/>
       <w:r>
         <w:t xml:space="preserve">TR-008-02: 008 02 Cast Negative</w:t>
       </w:r>
@@ -45674,7 +45879,7 @@
         <w:pStyle w:val="Definition"/>
       </w:pPr>
       <w:r>
-        <w:t xml:space="preserve">47</w:t>
+        <w:t xml:space="preserve">53</w:t>
       </w:r>
     </w:p>
     <w:p>
@@ -45714,7 +45919,7 @@
         <w:pStyle w:val="Definition"/>
       </w:pPr>
       <w:r>
-        <w:t xml:space="preserve">2026-10-07</w:t>
+        <w:t xml:space="preserve">2026-10-21</w:t>
       </w:r>
     </w:p>
     <w:p>
@@ -45788,7 +45993,7 @@
         <w:keepNext/>
         <w:outlineLvl w:val="0"/>
       </w:pPr>
-      <w:bookmarkStart w:name="TR-009-01" w:id="38917"/>
+      <w:bookmarkStart w:id="38917" w:name="TR-009-01"/>
       <w:r>
         <w:t xml:space="preserve">TR-009-01: 009 01 Incremental Cache</w:t>
       </w:r>
@@ -45811,7 +46016,7 @@
         <w:pStyle w:val="Definition"/>
       </w:pPr>
       <w:r>
-        <w:t xml:space="preserve">181</w:t>
+        <w:t xml:space="preserve">226</w:t>
       </w:r>
     </w:p>
     <w:p>
@@ -45851,7 +46056,7 @@
         <w:pStyle w:val="Definition"/>
       </w:pPr>
       <w:r>
-        <w:t xml:space="preserve">2026-10-07</w:t>
+        <w:t xml:space="preserve">2026-10-21</w:t>
       </w:r>
     </w:p>
     <w:p>
@@ -45925,7 +46130,7 @@
         <w:keepNext/>
         <w:outlineLvl w:val="0"/>
       </w:pPr>
-      <w:bookmarkStart w:name="TR-010-01" w:id="94319"/>
+      <w:bookmarkStart w:id="94319" w:name="TR-010-01"/>
       <w:r>
         <w:t xml:space="preserve">TR-010-01: 010 01 Incremental Multi Emit</w:t>
       </w:r>
@@ -45948,7 +46153,7 @@
         <w:pStyle w:val="Definition"/>
       </w:pPr>
       <w:r>
-        <w:t xml:space="preserve">451</w:t>
+        <w:t xml:space="preserve">516</w:t>
       </w:r>
     </w:p>
     <w:p>
@@ -45988,7 +46193,7 @@
         <w:pStyle w:val="Definition"/>
       </w:pPr>
       <w:r>
-        <w:t xml:space="preserve">2026-10-07</w:t>
+        <w:t xml:space="preserve">2026-10-21</w:t>
       </w:r>
     </w:p>
     <w:p>
@@ -46062,7 +46267,7 @@
         <w:keepNext/>
         <w:outlineLvl w:val="0"/>
       </w:pPr>
-      <w:bookmarkStart w:name="TR-033-01" w:id="30734"/>
+      <w:bookmarkStart w:id="30734" w:name="TR-033-01"/>
       <w:r>
         <w:t xml:space="preserve">TR-033-01: 033 01 Eav Views</w:t>
       </w:r>
@@ -46085,7 +46290,7 @@
         <w:pStyle w:val="Definition"/>
       </w:pPr>
       <w:r>
-        <w:t xml:space="preserve">91</w:t>
+        <w:t xml:space="preserve">110</w:t>
       </w:r>
     </w:p>
     <w:p>
@@ -46125,7 +46330,7 @@
         <w:pStyle w:val="Definition"/>
       </w:pPr>
       <w:r>
-        <w:t xml:space="preserve">2026-10-07</w:t>
+        <w:t xml:space="preserve">2026-10-21</w:t>
       </w:r>
     </w:p>
     <w:p>
@@ -46199,7 +46404,7 @@
         <w:keepNext/>
         <w:outlineLvl w:val="0"/>
       </w:pPr>
-      <w:bookmarkStart w:name="TR-013-01" w:id="83692"/>
+      <w:bookmarkStart w:id="83692" w:name="TR-013-01"/>
       <w:r>
         <w:t xml:space="preserve">TR-013-01: 013 01 Document Walker</w:t>
       </w:r>
@@ -46222,7 +46427,7 @@
         <w:pStyle w:val="Definition"/>
       </w:pPr>
       <w:r>
-        <w:t xml:space="preserve">57</w:t>
+        <w:t xml:space="preserve">60</w:t>
       </w:r>
     </w:p>
     <w:p>
@@ -46262,7 +46467,7 @@
         <w:pStyle w:val="Definition"/>
       </w:pPr>
       <w:r>
-        <w:t xml:space="preserve">2026-10-07</w:t>
+        <w:t xml:space="preserve">2026-10-21</w:t>
       </w:r>
     </w:p>
     <w:p>
@@ -46336,7 +46541,7 @@
         <w:keepNext/>
         <w:outlineLvl w:val="0"/>
       </w:pPr>
-      <w:bookmarkStart w:name="TR-013-02" w:id="83693"/>
+      <w:bookmarkStart w:id="83693" w:name="TR-013-02"/>
       <w:r>
         <w:t xml:space="preserve">TR-013-02: 013 02 Syntax Parsing</w:t>
       </w:r>
@@ -46359,7 +46564,7 @@
         <w:pStyle w:val="Definition"/>
       </w:pPr>
       <w:r>
-        <w:t xml:space="preserve">69</w:t>
+        <w:t xml:space="preserve">79</w:t>
       </w:r>
     </w:p>
     <w:p>
@@ -46399,7 +46604,7 @@
         <w:pStyle w:val="Definition"/>
       </w:pPr>
       <w:r>
-        <w:t xml:space="preserve">2026-10-07</w:t>
+        <w:t xml:space="preserve">2026-10-21</w:t>
       </w:r>
     </w:p>
     <w:p>
@@ -46473,7 +46678,7 @@
         <w:keepNext/>
         <w:outlineLvl w:val="0"/>
       </w:pPr>
-      <w:bookmarkStart w:name="TR-013-03" w:id="83694"/>
+      <w:bookmarkStart w:id="83694" w:name="TR-013-03"/>
       <w:r>
         <w:t xml:space="preserve">TR-013-03: 013 03 Blockquote Disambiguation</w:t>
       </w:r>
@@ -46496,7 +46701,7 @@
         <w:pStyle w:val="Definition"/>
       </w:pPr>
       <w:r>
-        <w:t xml:space="preserve">26</w:t>
+        <w:t xml:space="preserve">30</w:t>
       </w:r>
     </w:p>
     <w:p>
@@ -46536,7 +46741,7 @@
         <w:pStyle w:val="Definition"/>
       </w:pPr>
       <w:r>
-        <w:t xml:space="preserve">2026-10-07</w:t>
+        <w:t xml:space="preserve">2026-10-21</w:t>
       </w:r>
     </w:p>
     <w:p>
@@ -46610,7 +46815,7 @@
         <w:keepNext/>
         <w:outlineLvl w:val="0"/>
       </w:pPr>
-      <w:bookmarkStart w:name="TR-014-01" w:id="13483"/>
+      <w:bookmarkStart w:id="13483" w:name="TR-014-01"/>
       <w:r>
         <w:t xml:space="preserve">TR-014-01: 014 01 Float Syntax</w:t>
       </w:r>
@@ -46633,7 +46838,7 @@
         <w:pStyle w:val="Definition"/>
       </w:pPr>
       <w:r>
-        <w:t xml:space="preserve">59</w:t>
+        <w:t xml:space="preserve">102</w:t>
       </w:r>
     </w:p>
     <w:p>
@@ -46673,7 +46878,7 @@
         <w:pStyle w:val="Definition"/>
       </w:pPr>
       <w:r>
-        <w:t xml:space="preserve">2026-10-07</w:t>
+        <w:t xml:space="preserve">2026-10-21</w:t>
       </w:r>
     </w:p>
     <w:p>
@@ -46747,7 +46952,7 @@
         <w:keepNext/>
         <w:outlineLvl w:val="0"/>
       </w:pPr>
-      <w:bookmarkStart w:name="TR-014-02" w:id="13484"/>
+      <w:bookmarkStart w:id="13484" w:name="TR-014-02"/>
       <w:r>
         <w:t xml:space="preserve">TR-014-02: 014 02 Float Tables</w:t>
       </w:r>
@@ -46770,7 +46975,7 @@
         <w:pStyle w:val="Definition"/>
       </w:pPr>
       <w:r>
-        <w:t xml:space="preserve">37</w:t>
+        <w:t xml:space="preserve">50</w:t>
       </w:r>
     </w:p>
     <w:p>
@@ -46810,7 +47015,7 @@
         <w:pStyle w:val="Definition"/>
       </w:pPr>
       <w:r>
-        <w:t xml:space="preserve">2026-10-07</w:t>
+        <w:t xml:space="preserve">2026-10-21</w:t>
       </w:r>
     </w:p>
     <w:p>
@@ -46884,7 +47089,7 @@
         <w:keepNext/>
         <w:outlineLvl w:val="0"/>
       </w:pPr>
-      <w:bookmarkStart w:name="TR-014-03" w:id="13485"/>
+      <w:bookmarkStart w:id="13485" w:name="TR-014-03"/>
       <w:r>
         <w:t xml:space="preserve">TR-014-03: 014 03 Float Figures</w:t>
       </w:r>
@@ -46907,7 +47112,7 @@
         <w:pStyle w:val="Definition"/>
       </w:pPr>
       <w:r>
-        <w:t xml:space="preserve">24</w:t>
+        <w:t xml:space="preserve">43</w:t>
       </w:r>
     </w:p>
     <w:p>
@@ -46947,7 +47152,7 @@
         <w:pStyle w:val="Definition"/>
       </w:pPr>
       <w:r>
-        <w:t xml:space="preserve">2026-10-07</w:t>
+        <w:t xml:space="preserve">2026-10-21</w:t>
       </w:r>
     </w:p>
     <w:p>
@@ -47021,7 +47226,7 @@
         <w:keepNext/>
         <w:outlineLvl w:val="0"/>
       </w:pPr>
-      <w:bookmarkStart w:name="TR-014-04" w:id="13486"/>
+      <w:bookmarkStart w:id="13486" w:name="TR-014-04"/>
       <w:r>
         <w:t xml:space="preserve">TR-014-04: 014 04 Float Base</w:t>
       </w:r>
@@ -47044,7 +47249,7 @@
         <w:pStyle w:val="Definition"/>
       </w:pPr>
       <w:r>
-        <w:t xml:space="preserve">26</w:t>
+        <w:t xml:space="preserve">31</w:t>
       </w:r>
     </w:p>
     <w:p>
@@ -47084,7 +47289,7 @@
         <w:pStyle w:val="Definition"/>
       </w:pPr>
       <w:r>
-        <w:t xml:space="preserve">2026-10-07</w:t>
+        <w:t xml:space="preserve">2026-10-21</w:t>
       </w:r>
     </w:p>
     <w:p>
@@ -47158,7 +47363,7 @@
         <w:keepNext/>
         <w:outlineLvl w:val="0"/>
       </w:pPr>
-      <w:bookmarkStart w:name="TR-014-05" w:id="13487"/>
+      <w:bookmarkStart w:id="13487" w:name="TR-014-05"/>
       <w:r>
         <w:t xml:space="preserve">TR-014-05: 014 05 Spec Floats</w:t>
       </w:r>
@@ -47181,7 +47386,7 @@
         <w:pStyle w:val="Definition"/>
       </w:pPr>
       <w:r>
-        <w:t xml:space="preserve">25</w:t>
+        <w:t xml:space="preserve">30</w:t>
       </w:r>
     </w:p>
     <w:p>
@@ -47221,7 +47426,7 @@
         <w:pStyle w:val="Definition"/>
       </w:pPr>
       <w:r>
-        <w:t xml:space="preserve">2026-10-07</w:t>
+        <w:t xml:space="preserve">2026-10-21</w:t>
       </w:r>
     </w:p>
     <w:p>
@@ -47295,7 +47500,7 @@
         <w:keepNext/>
         <w:outlineLvl w:val="0"/>
       </w:pPr>
-      <w:bookmarkStart w:name="TR-014-06" w:id="13488"/>
+      <w:bookmarkStart w:id="13488" w:name="TR-014-06"/>
       <w:r>
         <w:t xml:space="preserve">TR-014-06: 014 06 Float Utilities</w:t>
       </w:r>
@@ -47318,7 +47523,7 @@
         <w:pStyle w:val="Definition"/>
       </w:pPr>
       <w:r>
-        <w:t xml:space="preserve">34</w:t>
+        <w:t xml:space="preserve">42</w:t>
       </w:r>
     </w:p>
     <w:p>
@@ -47358,7 +47563,7 @@
         <w:pStyle w:val="Definition"/>
       </w:pPr>
       <w:r>
-        <w:t xml:space="preserve">2026-10-07</w:t>
+        <w:t xml:space="preserve">2026-10-21</w:t>
       </w:r>
     </w:p>
     <w:p>
@@ -47432,7 +47637,7 @@
         <w:keepNext/>
         <w:outlineLvl w:val="0"/>
       </w:pPr>
-      <w:bookmarkStart w:name="TR-014-07" w:id="13489"/>
+      <w:bookmarkStart w:id="13489" w:name="TR-014-07"/>
       <w:r>
         <w:t xml:space="preserve">TR-014-07: 014 07 Emit Float</w:t>
       </w:r>
@@ -47455,7 +47660,7 @@
         <w:pStyle w:val="Definition"/>
       </w:pPr>
       <w:r>
-        <w:t xml:space="preserve">37</w:t>
+        <w:t xml:space="preserve">45</w:t>
       </w:r>
     </w:p>
     <w:p>
@@ -47495,7 +47700,7 @@
         <w:pStyle w:val="Definition"/>
       </w:pPr>
       <w:r>
-        <w:t xml:space="preserve">2026-10-07</w:t>
+        <w:t xml:space="preserve">2026-10-21</w:t>
       </w:r>
     </w:p>
     <w:p>
@@ -47569,7 +47774,7 @@
         <w:keepNext/>
         <w:outlineLvl w:val="0"/>
       </w:pPr>
-      <w:bookmarkStart w:name="TR-014-08" w:id="13490"/>
+      <w:bookmarkStart w:id="13490" w:name="TR-014-08"/>
       <w:r>
         <w:t xml:space="preserve">TR-014-08: 014 08 Logger Paths</w:t>
       </w:r>
@@ -47592,7 +47797,7 @@
         <w:pStyle w:val="Definition"/>
       </w:pPr>
       <w:r>
-        <w:t xml:space="preserve">22</w:t>
+        <w:t xml:space="preserve">26</w:t>
       </w:r>
     </w:p>
     <w:p>
@@ -47632,7 +47837,7 @@
         <w:pStyle w:val="Definition"/>
       </w:pPr>
       <w:r>
-        <w:t xml:space="preserve">2026-10-07</w:t>
+        <w:t xml:space="preserve">2026-10-21</w:t>
       </w:r>
     </w:p>
     <w:p>
@@ -47706,7 +47911,7 @@
         <w:keepNext/>
         <w:outlineLvl w:val="0"/>
       </w:pPr>
-      <w:bookmarkStart w:name="TR-014-09" w:id="13491"/>
+      <w:bookmarkStart w:id="13491" w:name="TR-014-09"/>
       <w:r>
         <w:t xml:space="preserve">TR-014-09: 014 09 Figure Copy</w:t>
       </w:r>
@@ -47729,7 +47934,7 @@
         <w:pStyle w:val="Definition"/>
       </w:pPr>
       <w:r>
-        <w:t xml:space="preserve">33</w:t>
+        <w:t xml:space="preserve">26</w:t>
       </w:r>
     </w:p>
     <w:p>
@@ -47769,7 +47974,7 @@
         <w:pStyle w:val="Definition"/>
       </w:pPr>
       <w:r>
-        <w:t xml:space="preserve">2026-10-07</w:t>
+        <w:t xml:space="preserve">2026-10-21</w:t>
       </w:r>
     </w:p>
     <w:p>
@@ -47843,7 +48048,7 @@
         <w:keepNext/>
         <w:outlineLvl w:val="0"/>
       </w:pPr>
-      <w:bookmarkStart w:name="TR-014-10" w:id="13513"/>
+      <w:bookmarkStart w:id="13513" w:name="TR-014-10"/>
       <w:r>
         <w:t xml:space="preserve">TR-014-10: 014 10 Figure Include From File</w:t>
       </w:r>
@@ -47866,7 +48071,7 @@
         <w:pStyle w:val="Definition"/>
       </w:pPr>
       <w:r>
-        <w:t xml:space="preserve">27</w:t>
+        <w:t xml:space="preserve">34</w:t>
       </w:r>
     </w:p>
     <w:p>
@@ -47906,7 +48111,7 @@
         <w:pStyle w:val="Definition"/>
       </w:pPr>
       <w:r>
-        <w:t xml:space="preserve">2026-10-07</w:t>
+        <w:t xml:space="preserve">2026-10-21</w:t>
       </w:r>
     </w:p>
     <w:p>
@@ -47980,7 +48185,7 @@
         <w:keepNext/>
         <w:outlineLvl w:val="0"/>
       </w:pPr>
-      <w:bookmarkStart w:name="TR-015-01" w:id="43274"/>
+      <w:bookmarkStart w:id="43274" w:name="TR-015-01"/>
       <w:r>
         <w:t xml:space="preserve">TR-015-01: 015 01 Relation Resolver</w:t>
       </w:r>
@@ -48003,7 +48208,7 @@
         <w:pStyle w:val="Definition"/>
       </w:pPr>
       <w:r>
-        <w:t xml:space="preserve">28</w:t>
+        <w:t xml:space="preserve">35</w:t>
       </w:r>
     </w:p>
     <w:p>
@@ -48043,7 +48248,7 @@
         <w:pStyle w:val="Definition"/>
       </w:pPr>
       <w:r>
-        <w:t xml:space="preserve">2026-10-07</w:t>
+        <w:t xml:space="preserve">2026-10-21</w:t>
       </w:r>
     </w:p>
     <w:p>
@@ -48117,7 +48322,7 @@
         <w:keepNext/>
         <w:outlineLvl w:val="0"/>
       </w:pPr>
-      <w:bookmarkStart w:name="TR-015-02" w:id="43275"/>
+      <w:bookmarkStart w:id="43275" w:name="TR-015-02"/>
       <w:r>
         <w:t xml:space="preserve">TR-015-02: 015 02 Relation Edges</w:t>
       </w:r>
@@ -48140,7 +48345,7 @@
         <w:pStyle w:val="Definition"/>
       </w:pPr>
       <w:r>
-        <w:t xml:space="preserve">31</w:t>
+        <w:t xml:space="preserve">39</w:t>
       </w:r>
     </w:p>
     <w:p>
@@ -48180,7 +48385,7 @@
         <w:pStyle w:val="Definition"/>
       </w:pPr>
       <w:r>
-        <w:t xml:space="preserve">2026-10-07</w:t>
+        <w:t xml:space="preserve">2026-10-21</w:t>
       </w:r>
     </w:p>
     <w:p>
@@ -48254,7 +48459,7 @@
         <w:keepNext/>
         <w:outlineLvl w:val="0"/>
       </w:pPr>
-      <w:bookmarkStart w:name="TR-015-03" w:id="43276"/>
+      <w:bookmarkStart w:id="43276" w:name="TR-015-03"/>
       <w:r>
         <w:t xml:space="preserve">TR-015-03: 015 03 Links</w:t>
       </w:r>
@@ -48277,7 +48482,7 @@
         <w:pStyle w:val="Definition"/>
       </w:pPr>
       <w:r>
-        <w:t xml:space="preserve">71</w:t>
+        <w:t xml:space="preserve">75</w:t>
       </w:r>
     </w:p>
     <w:p>
@@ -48317,7 +48522,7 @@
         <w:pStyle w:val="Definition"/>
       </w:pPr>
       <w:r>
-        <w:t xml:space="preserve">2026-10-07</w:t>
+        <w:t xml:space="preserve">2026-10-21</w:t>
       </w:r>
     </w:p>
     <w:p>
@@ -48391,7 +48596,7 @@
         <w:keepNext/>
         <w:outlineLvl w:val="0"/>
       </w:pPr>
-      <w:bookmarkStart w:name="TR-015-04" w:id="43277"/>
+      <w:bookmarkStart w:id="43277" w:name="TR-015-04"/>
       <w:r>
         <w:t xml:space="preserve">TR-015-04: 015 04 Xref</w:t>
       </w:r>
@@ -48414,7 +48619,7 @@
         <w:pStyle w:val="Definition"/>
       </w:pPr>
       <w:r>
-        <w:t xml:space="preserve">32</w:t>
+        <w:t xml:space="preserve">41</w:t>
       </w:r>
     </w:p>
     <w:p>
@@ -48454,7 +48659,7 @@
         <w:pStyle w:val="Definition"/>
       </w:pPr>
       <w:r>
-        <w:t xml:space="preserve">2026-10-07</w:t>
+        <w:t xml:space="preserve">2026-10-21</w:t>
       </w:r>
     </w:p>
     <w:p>
@@ -48528,7 +48733,7 @@
         <w:keepNext/>
         <w:outlineLvl w:val="0"/>
       </w:pPr>
-      <w:bookmarkStart w:name="TR-015-05" w:id="43278"/>
+      <w:bookmarkStart w:id="43278" w:name="TR-015-05"/>
       <w:r>
         <w:t xml:space="preserve">TR-015-05: 015 05 Citations</w:t>
       </w:r>
@@ -48551,7 +48756,7 @@
         <w:pStyle w:val="Definition"/>
       </w:pPr>
       <w:r>
-        <w:t xml:space="preserve">27</w:t>
+        <w:t xml:space="preserve">36</w:t>
       </w:r>
     </w:p>
     <w:p>
@@ -48591,7 +48796,7 @@
         <w:pStyle w:val="Definition"/>
       </w:pPr>
       <w:r>
-        <w:t xml:space="preserve">2026-10-07</w:t>
+        <w:t xml:space="preserve">2026-10-21</w:t>
       </w:r>
     </w:p>
     <w:p>
@@ -48665,7 +48870,7 @@
         <w:keepNext/>
         <w:outlineLvl w:val="0"/>
       </w:pPr>
-      <w:bookmarkStart w:name="TR-015-06" w:id="43279"/>
+      <w:bookmarkStart w:id="43279" w:name="TR-015-06"/>
       <w:r>
         <w:t xml:space="preserve">TR-015-06: 015 06 Scoped Resolution</w:t>
       </w:r>
@@ -48688,7 +48893,7 @@
         <w:pStyle w:val="Definition"/>
       </w:pPr>
       <w:r>
-        <w:t xml:space="preserve">28</w:t>
+        <w:t xml:space="preserve">37</w:t>
       </w:r>
     </w:p>
     <w:p>
@@ -48728,7 +48933,7 @@
         <w:pStyle w:val="Definition"/>
       </w:pPr>
       <w:r>
-        <w:t xml:space="preserve">2026-10-07</w:t>
+        <w:t xml:space="preserve">2026-10-21</w:t>
       </w:r>
     </w:p>
     <w:p>
@@ -48802,7 +49007,7 @@
         <w:keepNext/>
         <w:outlineLvl w:val="0"/>
       </w:pPr>
-      <w:bookmarkStart w:name="TR-015-07" w:id="43280"/>
+      <w:bookmarkStart w:id="43280" w:name="TR-015-07"/>
       <w:r>
         <w:t xml:space="preserve">TR-015-07: 015 07 Attribute Scope Prefixes</w:t>
       </w:r>
@@ -48825,7 +49030,7 @@
         <w:pStyle w:val="Definition"/>
       </w:pPr>
       <w:r>
-        <w:t xml:space="preserve">43</w:t>
+        <w:t xml:space="preserve">52</w:t>
       </w:r>
     </w:p>
     <w:p>
@@ -48865,7 +49070,7 @@
         <w:pStyle w:val="Definition"/>
       </w:pPr>
       <w:r>
-        <w:t xml:space="preserve">2026-10-07</w:t>
+        <w:t xml:space="preserve">2026-10-21</w:t>
       </w:r>
     </w:p>
     <w:p>
@@ -48939,7 +49144,7 @@
         <w:keepNext/>
         <w:outlineLvl w:val="0"/>
       </w:pPr>
-      <w:bookmarkStart w:name="TR-015-08" w:id="43281"/>
+      <w:bookmarkStart w:id="43281" w:name="TR-015-08"/>
       <w:r>
         <w:t xml:space="preserve">TR-015-08: 015 08 Scoped Label Resolution</w:t>
       </w:r>
@@ -48962,7 +49167,7 @@
         <w:pStyle w:val="Definition"/>
       </w:pPr>
       <w:r>
-        <w:t xml:space="preserve">36</w:t>
+        <w:t xml:space="preserve">45</w:t>
       </w:r>
     </w:p>
     <w:p>
@@ -49002,7 +49207,7 @@
         <w:pStyle w:val="Definition"/>
       </w:pPr>
       <w:r>
-        <w:t xml:space="preserve">2026-10-07</w:t>
+        <w:t xml:space="preserve">2026-10-21</w:t>
       </w:r>
     </w:p>
     <w:p>
@@ -49076,7 +49281,7 @@
         <w:keepNext/>
         <w:outlineLvl w:val="0"/>
       </w:pPr>
-      <w:bookmarkStart w:name="TR-015-09" w:id="43282"/>
+      <w:bookmarkStart w:id="43282" w:name="TR-015-09"/>
       <w:r>
         <w:t xml:space="preserve">TR-015-09: 015 09 Section Xrefs</w:t>
       </w:r>
@@ -49099,7 +49304,7 @@
         <w:pStyle w:val="Definition"/>
       </w:pPr>
       <w:r>
-        <w:t xml:space="preserve">32</w:t>
+        <w:t xml:space="preserve">36</w:t>
       </w:r>
     </w:p>
     <w:p>
@@ -49139,7 +49344,7 @@
         <w:pStyle w:val="Definition"/>
       </w:pPr>
       <w:r>
-        <w:t xml:space="preserve">2026-10-07</w:t>
+        <w:t xml:space="preserve">2026-10-21</w:t>
       </w:r>
     </w:p>
     <w:p>
@@ -49213,7 +49418,7 @@
         <w:keepNext/>
         <w:outlineLvl w:val="0"/>
       </w:pPr>
-      <w:bookmarkStart w:name="TR-015-10" w:id="43304"/>
+      <w:bookmarkStart w:id="43304" w:name="TR-015-10"/>
       <w:r>
         <w:t xml:space="preserve">TR-015-10: 015 10 Type Inference</w:t>
       </w:r>
@@ -49236,7 +49441,7 @@
         <w:pStyle w:val="Definition"/>
       </w:pPr>
       <w:r>
-        <w:t xml:space="preserve">64</w:t>
+        <w:t xml:space="preserve">58</w:t>
       </w:r>
     </w:p>
     <w:p>
@@ -49276,7 +49481,7 @@
         <w:pStyle w:val="Definition"/>
       </w:pPr>
       <w:r>
-        <w:t xml:space="preserve">2026-10-07</w:t>
+        <w:t xml:space="preserve">2026-10-21</w:t>
       </w:r>
     </w:p>
     <w:p>
@@ -49350,7 +49555,7 @@
         <w:keepNext/>
         <w:outlineLvl w:val="0"/>
       </w:pPr>
-      <w:bookmarkStart w:name="TR-016-01" w:id="73065"/>
+      <w:bookmarkStart w:id="73065" w:name="TR-016-01"/>
       <w:r>
         <w:t xml:space="preserve">TR-016-01: 016 01 View Render</w:t>
       </w:r>
@@ -49373,7 +49578,7 @@
         <w:pStyle w:val="Definition"/>
       </w:pPr>
       <w:r>
-        <w:t xml:space="preserve">25</w:t>
+        <w:t xml:space="preserve">31</w:t>
       </w:r>
     </w:p>
     <w:p>
@@ -49413,7 +49618,7 @@
         <w:pStyle w:val="Definition"/>
       </w:pPr>
       <w:r>
-        <w:t xml:space="preserve">2026-10-07</w:t>
+        <w:t xml:space="preserve">2026-10-21</w:t>
       </w:r>
     </w:p>
     <w:p>
@@ -49487,7 +49692,7 @@
         <w:keepNext/>
         <w:outlineLvl w:val="0"/>
       </w:pPr>
-      <w:bookmarkStart w:name="TR-016-02" w:id="73066"/>
+      <w:bookmarkStart w:id="73066" w:name="TR-016-02"/>
       <w:r>
         <w:t xml:space="preserve">TR-016-02: 016 02 View Utils</w:t>
       </w:r>
@@ -49510,7 +49715,7 @@
         <w:pStyle w:val="Definition"/>
       </w:pPr>
       <w:r>
-        <w:t xml:space="preserve">25</w:t>
+        <w:t xml:space="preserve">31</w:t>
       </w:r>
     </w:p>
     <w:p>
@@ -49550,7 +49755,7 @@
         <w:pStyle w:val="Definition"/>
       </w:pPr>
       <w:r>
-        <w:t xml:space="preserve">2026-10-07</w:t>
+        <w:t xml:space="preserve">2026-10-21</w:t>
       </w:r>
     </w:p>
     <w:p>
@@ -49624,7 +49829,7 @@
         <w:keepNext/>
         <w:outlineLvl w:val="0"/>
       </w:pPr>
-      <w:bookmarkStart w:name="TR-016-03" w:id="73067"/>
+      <w:bookmarkStart w:id="73067" w:name="TR-016-03"/>
       <w:r>
         <w:t xml:space="preserve">TR-016-03: 016 03 Inline Views</w:t>
       </w:r>
@@ -49647,7 +49852,7 @@
         <w:pStyle w:val="Definition"/>
       </w:pPr>
       <w:r>
-        <w:t xml:space="preserve">58</w:t>
+        <w:t xml:space="preserve">72</w:t>
       </w:r>
     </w:p>
     <w:p>
@@ -49687,7 +49892,7 @@
         <w:pStyle w:val="Definition"/>
       </w:pPr>
       <w:r>
-        <w:t xml:space="preserve">2026-10-07</w:t>
+        <w:t xml:space="preserve">2026-10-21</w:t>
       </w:r>
     </w:p>
     <w:p>
@@ -49761,7 +49966,7 @@
         <w:keepNext/>
         <w:outlineLvl w:val="0"/>
       </w:pPr>
-      <w:bookmarkStart w:name="TR-016-04" w:id="73068"/>
+      <w:bookmarkStart w:id="73068" w:name="TR-016-04"/>
       <w:r>
         <w:t xml:space="preserve">TR-016-04: 016 04 View Render Characterization</w:t>
       </w:r>
@@ -49784,7 +49989,7 @@
         <w:pStyle w:val="Definition"/>
       </w:pPr>
       <w:r>
-        <w:t xml:space="preserve">26</w:t>
+        <w:t xml:space="preserve">35</w:t>
       </w:r>
     </w:p>
     <w:p>
@@ -49824,7 +50029,7 @@
         <w:pStyle w:val="Definition"/>
       </w:pPr>
       <w:r>
-        <w:t xml:space="preserve">2026-10-07</w:t>
+        <w:t xml:space="preserve">2026-10-21</w:t>
       </w:r>
     </w:p>
     <w:p>
@@ -49898,7 +50103,7 @@
         <w:keepNext/>
         <w:outlineLvl w:val="0"/>
       </w:pPr>
-      <w:bookmarkStart w:name="TR-016-05" w:id="73069"/>
+      <w:bookmarkStart w:id="73069" w:name="TR-016-05"/>
       <w:r>
         <w:t xml:space="preserve">TR-016-05: 016 05 View Params</w:t>
       </w:r>
@@ -49921,7 +50126,7 @@
         <w:pStyle w:val="Definition"/>
       </w:pPr>
       <w:r>
-        <w:t xml:space="preserve">22</w:t>
+        <w:t xml:space="preserve">29</w:t>
       </w:r>
     </w:p>
     <w:p>
@@ -49961,7 +50166,7 @@
         <w:pStyle w:val="Definition"/>
       </w:pPr>
       <w:r>
-        <w:t xml:space="preserve">2026-10-07</w:t>
+        <w:t xml:space="preserve">2026-10-21</w:t>
       </w:r>
     </w:p>
     <w:p>
@@ -50035,7 +50240,7 @@
         <w:keepNext/>
         <w:outlineLvl w:val="0"/>
       </w:pPr>
-      <w:bookmarkStart w:name="TR-017-01" w:id="2856"/>
+      <w:bookmarkStart w:id="2856" w:name="TR-017-01"/>
       <w:r>
         <w:t xml:space="preserve">TR-017-01: 017 01 Attribute Caster</w:t>
       </w:r>
@@ -50058,7 +50263,7 @@
         <w:pStyle w:val="Definition"/>
       </w:pPr>
       <w:r>
-        <w:t xml:space="preserve">24</w:t>
+        <w:t xml:space="preserve">36</w:t>
       </w:r>
     </w:p>
     <w:p>
@@ -50098,7 +50303,7 @@
         <w:pStyle w:val="Definition"/>
       </w:pPr>
       <w:r>
-        <w:t xml:space="preserve">2026-10-07</w:t>
+        <w:t xml:space="preserve">2026-10-21</w:t>
       </w:r>
     </w:p>
     <w:p>
@@ -50172,7 +50377,7 @@
         <w:keepNext/>
         <w:outlineLvl w:val="0"/>
       </w:pPr>
-      <w:bookmarkStart w:name="TR-017-02" w:id="2857"/>
+      <w:bookmarkStart w:id="2857" w:name="TR-017-02"/>
       <w:r>
         <w:t xml:space="preserve">TR-017-02: 017 02 Attribute Para Utils</w:t>
       </w:r>
@@ -50195,7 +50400,7 @@
         <w:pStyle w:val="Definition"/>
       </w:pPr>
       <w:r>
-        <w:t xml:space="preserve">25</w:t>
+        <w:t xml:space="preserve">35</w:t>
       </w:r>
     </w:p>
     <w:p>
@@ -50235,7 +50440,7 @@
         <w:pStyle w:val="Definition"/>
       </w:pPr>
       <w:r>
-        <w:t xml:space="preserve">2026-10-07</w:t>
+        <w:t xml:space="preserve">2026-10-21</w:t>
       </w:r>
     </w:p>
     <w:p>
@@ -50309,7 +50514,7 @@
         <w:keepNext/>
         <w:outlineLvl w:val="0"/>
       </w:pPr>
-      <w:bookmarkStart w:name="TR-017-03" w:id="2858"/>
+      <w:bookmarkStart w:id="2858" w:name="TR-017-03"/>
       <w:r>
         <w:t xml:space="preserve">TR-017-03: 017 03 Attr Dedup</w:t>
       </w:r>
@@ -50332,7 +50537,7 @@
         <w:pStyle w:val="Definition"/>
       </w:pPr>
       <w:r>
-        <w:t xml:space="preserve">78</w:t>
+        <w:t xml:space="preserve">90</w:t>
       </w:r>
     </w:p>
     <w:p>
@@ -50372,7 +50577,7 @@
         <w:pStyle w:val="Definition"/>
       </w:pPr>
       <w:r>
-        <w:t xml:space="preserve">2026-10-07</w:t>
+        <w:t xml:space="preserve">2026-10-21</w:t>
       </w:r>
     </w:p>
     <w:p>
@@ -50446,7 +50651,7 @@
         <w:keepNext/>
         <w:outlineLvl w:val="0"/>
       </w:pPr>
-      <w:bookmarkStart w:name="TR-017-04" w:id="2859"/>
+      <w:bookmarkStart w:id="2859" w:name="TR-017-04"/>
       <w:r>
         <w:t xml:space="preserve">TR-017-04: 017 04 Syntax Attributes</w:t>
       </w:r>
@@ -50469,7 +50674,7 @@
         <w:pStyle w:val="Definition"/>
       </w:pPr>
       <w:r>
-        <w:t xml:space="preserve">63</w:t>
+        <w:t xml:space="preserve">76</w:t>
       </w:r>
     </w:p>
     <w:p>
@@ -50509,7 +50714,7 @@
         <w:pStyle w:val="Definition"/>
       </w:pPr>
       <w:r>
-        <w:t xml:space="preserve">2026-10-07</w:t>
+        <w:t xml:space="preserve">2026-10-21</w:t>
       </w:r>
     </w:p>
     <w:p>
@@ -50583,7 +50788,7 @@
         <w:keepNext/>
         <w:outlineLvl w:val="0"/>
       </w:pPr>
-      <w:bookmarkStart w:name="TR-017-05" w:id="2860"/>
+      <w:bookmarkStart w:id="2860" w:name="TR-017-05"/>
       <w:r>
         <w:t xml:space="preserve">TR-017-05: 017 05 Adjacent Attribute Lines</w:t>
       </w:r>
@@ -50606,7 +50811,7 @@
         <w:pStyle w:val="Definition"/>
       </w:pPr>
       <w:r>
-        <w:t xml:space="preserve">29</w:t>
+        <w:t xml:space="preserve">37</w:t>
       </w:r>
     </w:p>
     <w:p>
@@ -50646,7 +50851,7 @@
         <w:pStyle w:val="Definition"/>
       </w:pPr>
       <w:r>
-        <w:t xml:space="preserve">2026-10-07</w:t>
+        <w:t xml:space="preserve">2026-10-21</w:t>
       </w:r>
     </w:p>
     <w:p>
@@ -50720,7 +50925,7 @@
         <w:keepNext/>
         <w:outlineLvl w:val="0"/>
       </w:pPr>
-      <w:bookmarkStart w:name="TR-018-01" w:id="32647"/>
+      <w:bookmarkStart w:id="32647" w:name="TR-018-01"/>
       <w:r>
         <w:t xml:space="preserve">TR-018-01: 018 01 Db Validation</w:t>
       </w:r>
@@ -50743,7 +50948,7 @@
         <w:pStyle w:val="Definition"/>
       </w:pPr>
       <w:r>
-        <w:t xml:space="preserve">33</w:t>
+        <w:t xml:space="preserve">42</w:t>
       </w:r>
     </w:p>
     <w:p>
@@ -50783,7 +50988,7 @@
         <w:pStyle w:val="Definition"/>
       </w:pPr>
       <w:r>
-        <w:t xml:space="preserve">2026-10-07</w:t>
+        <w:t xml:space="preserve">2026-10-21</w:t>
       </w:r>
     </w:p>
     <w:p>
@@ -50857,7 +51062,7 @@
         <w:keepNext/>
         <w:outlineLvl w:val="0"/>
       </w:pPr>
-      <w:bookmarkStart w:name="TR-018-02" w:id="32648"/>
+      <w:bookmarkStart w:id="32648" w:name="TR-018-02"/>
       <w:r>
         <w:t xml:space="preserve">TR-018-02: 018 02 Verify Object Attrs</w:t>
       </w:r>
@@ -50880,7 +51085,7 @@
         <w:pStyle w:val="Definition"/>
       </w:pPr>
       <w:r>
-        <w:t xml:space="preserve">81</w:t>
+        <w:t xml:space="preserve">97</w:t>
       </w:r>
     </w:p>
     <w:p>
@@ -50920,7 +51125,7 @@
         <w:pStyle w:val="Definition"/>
       </w:pPr>
       <w:r>
-        <w:t xml:space="preserve">2026-10-07</w:t>
+        <w:t xml:space="preserve">2026-10-21</w:t>
       </w:r>
     </w:p>
     <w:p>
@@ -50994,7 +51199,7 @@
         <w:keepNext/>
         <w:outlineLvl w:val="0"/>
       </w:pPr>
-      <w:bookmarkStart w:name="TR-018-03" w:id="32649"/>
+      <w:bookmarkStart w:id="32649" w:name="TR-018-03"/>
       <w:r>
         <w:t xml:space="preserve">TR-018-03: 018 03 Verify Floats</w:t>
       </w:r>
@@ -51017,7 +51222,7 @@
         <w:pStyle w:val="Definition"/>
       </w:pPr>
       <w:r>
-        <w:t xml:space="preserve">71</w:t>
+        <w:t xml:space="preserve">81</w:t>
       </w:r>
     </w:p>
     <w:p>
@@ -51057,7 +51262,7 @@
         <w:pStyle w:val="Definition"/>
       </w:pPr>
       <w:r>
-        <w:t xml:space="preserve">2026-10-07</w:t>
+        <w:t xml:space="preserve">2026-10-21</w:t>
       </w:r>
     </w:p>
     <w:p>
@@ -51131,7 +51336,7 @@
         <w:keepNext/>
         <w:outlineLvl w:val="0"/>
       </w:pPr>
-      <w:bookmarkStart w:name="TR-018-04" w:id="32650"/>
+      <w:bookmarkStart w:id="32650" w:name="TR-018-04"/>
       <w:r>
         <w:t xml:space="preserve">TR-018-04: 018 04 Verify Relations</w:t>
       </w:r>
@@ -51154,7 +51359,7 @@
         <w:pStyle w:val="Definition"/>
       </w:pPr>
       <w:r>
-        <w:t xml:space="preserve">51</w:t>
+        <w:t xml:space="preserve">61</w:t>
       </w:r>
     </w:p>
     <w:p>
@@ -51194,7 +51399,7 @@
         <w:pStyle w:val="Definition"/>
       </w:pPr>
       <w:r>
-        <w:t xml:space="preserve">2026-10-07</w:t>
+        <w:t xml:space="preserve">2026-10-21</w:t>
       </w:r>
     </w:p>
     <w:p>
@@ -51268,7 +51473,7 @@
         <w:keepNext/>
         <w:outlineLvl w:val="0"/>
       </w:pPr>
-      <w:bookmarkStart w:name="TR-018-05" w:id="32651"/>
+      <w:bookmarkStart w:id="32651" w:name="TR-018-05"/>
       <w:r>
         <w:t xml:space="preserve">TR-018-05: 018 05 Verify Views</w:t>
       </w:r>
@@ -51291,7 +51496,7 @@
         <w:pStyle w:val="Definition"/>
       </w:pPr>
       <w:r>
-        <w:t xml:space="preserve">47</w:t>
+        <w:t xml:space="preserve">57</w:t>
       </w:r>
     </w:p>
     <w:p>
@@ -51331,7 +51536,7 @@
         <w:pStyle w:val="Definition"/>
       </w:pPr>
       <w:r>
-        <w:t xml:space="preserve">2026-10-07</w:t>
+        <w:t xml:space="preserve">2026-10-21</w:t>
       </w:r>
     </w:p>
     <w:p>
@@ -51405,7 +51610,7 @@
         <w:keepNext/>
         <w:outlineLvl w:val="0"/>
       </w:pPr>
-      <w:bookmarkStart w:name="TR-018-07" w:id="32653"/>
+      <w:bookmarkStart w:id="32653" w:name="TR-018-07"/>
       <w:r>
         <w:t xml:space="preserve">TR-018-07: 018 07 Verify Invalid Spec Type</w:t>
       </w:r>
@@ -51428,7 +51633,7 @@
         <w:pStyle w:val="Definition"/>
       </w:pPr>
       <w:r>
-        <w:t xml:space="preserve">25</w:t>
+        <w:t xml:space="preserve">30</w:t>
       </w:r>
     </w:p>
     <w:p>
@@ -51468,7 +51673,7 @@
         <w:pStyle w:val="Definition"/>
       </w:pPr>
       <w:r>
-        <w:t xml:space="preserve">2026-10-07</w:t>
+        <w:t xml:space="preserve">2026-10-21</w:t>
       </w:r>
     </w:p>
     <w:p>
@@ -51542,7 +51747,7 @@
         <w:keepNext/>
         <w:outlineLvl w:val="0"/>
       </w:pPr>
-      <w:bookmarkStart w:name="TR-018-09" w:id="32655"/>
+      <w:bookmarkStart w:id="32655" w:name="TR-018-09"/>
       <w:r>
         <w:t xml:space="preserve">TR-018-09: 018 09 Verify Inherited Enum</w:t>
       </w:r>
@@ -51565,7 +51770,7 @@
         <w:pStyle w:val="Definition"/>
       </w:pPr>
       <w:r>
-        <w:t xml:space="preserve">24</w:t>
+        <w:t xml:space="preserve">30</w:t>
       </w:r>
     </w:p>
     <w:p>
@@ -51605,7 +51810,7 @@
         <w:pStyle w:val="Definition"/>
       </w:pPr>
       <w:r>
-        <w:t xml:space="preserve">2026-10-07</w:t>
+        <w:t xml:space="preserve">2026-10-21</w:t>
       </w:r>
     </w:p>
     <w:p>
@@ -51679,7 +51884,7 @@
         <w:keepNext/>
         <w:outlineLvl w:val="0"/>
       </w:pPr>
-      <w:bookmarkStart w:name="TR-018-10" w:id="32677"/>
+      <w:bookmarkStart w:id="32677" w:name="TR-018-10"/>
       <w:r>
         <w:t xml:space="preserve">TR-018-10: 018 10 Verify Cast Failures</w:t>
       </w:r>
@@ -51702,7 +51907,7 @@
         <w:pStyle w:val="Definition"/>
       </w:pPr>
       <w:r>
-        <w:t xml:space="preserve">24</w:t>
+        <w:t xml:space="preserve">31</w:t>
       </w:r>
     </w:p>
     <w:p>
@@ -51742,7 +51947,7 @@
         <w:pStyle w:val="Definition"/>
       </w:pPr>
       <w:r>
-        <w:t xml:space="preserve">2026-10-07</w:t>
+        <w:t xml:space="preserve">2026-10-21</w:t>
       </w:r>
     </w:p>
     <w:p>
@@ -51816,7 +52021,7 @@
         <w:keepNext/>
         <w:outlineLvl w:val="0"/>
       </w:pPr>
-      <w:bookmarkStart w:name="TR-018-11" w:id="32678"/>
+      <w:bookmarkStart w:id="32678" w:name="TR-018-11"/>
       <w:r>
         <w:t xml:space="preserve">TR-018-11: 018 11 Verify Duplicate Pid</w:t>
       </w:r>
@@ -51839,7 +52044,7 @@
         <w:pStyle w:val="Definition"/>
       </w:pPr>
       <w:r>
-        <w:t xml:space="preserve">29</w:t>
+        <w:t xml:space="preserve">35</w:t>
       </w:r>
     </w:p>
     <w:p>
@@ -51879,7 +52084,7 @@
         <w:pStyle w:val="Definition"/>
       </w:pPr>
       <w:r>
-        <w:t xml:space="preserve">2026-10-07</w:t>
+        <w:t xml:space="preserve">2026-10-21</w:t>
       </w:r>
     </w:p>
     <w:p>
@@ -51953,7 +52158,7 @@
         <w:keepNext/>
         <w:outlineLvl w:val="0"/>
       </w:pPr>
-      <w:bookmarkStart w:name="TR-018-12" w:id="32679"/>
+      <w:bookmarkStart w:id="32679" w:name="TR-018-12"/>
       <w:r>
         <w:t xml:space="preserve">TR-018-12: 018 12 Verify Traceability Csu Fd</w:t>
       </w:r>
@@ -51976,7 +52181,7 @@
         <w:pStyle w:val="Definition"/>
       </w:pPr>
       <w:r>
-        <w:t xml:space="preserve">31</w:t>
+        <w:t xml:space="preserve">39</w:t>
       </w:r>
     </w:p>
     <w:p>
@@ -52016,7 +52221,7 @@
         <w:pStyle w:val="Definition"/>
       </w:pPr>
       <w:r>
-        <w:t xml:space="preserve">2026-10-07</w:t>
+        <w:t xml:space="preserve">2026-10-21</w:t>
       </w:r>
     </w:p>
     <w:p>
@@ -52090,7 +52295,7 @@
         <w:keepNext/>
         <w:outlineLvl w:val="0"/>
       </w:pPr>
-      <w:bookmarkStart w:name="TR-018-13" w:id="32680"/>
+      <w:bookmarkStart w:id="32680" w:name="TR-018-13"/>
       <w:r>
         <w:t xml:space="preserve">TR-018-13: 018 13 Verify Cast Multitype</w:t>
       </w:r>
@@ -52113,7 +52318,7 @@
         <w:pStyle w:val="Definition"/>
       </w:pPr>
       <w:r>
-        <w:t xml:space="preserve">33</w:t>
+        <w:t xml:space="preserve">41</w:t>
       </w:r>
     </w:p>
     <w:p>
@@ -52153,7 +52358,7 @@
         <w:pStyle w:val="Definition"/>
       </w:pPr>
       <w:r>
-        <w:t xml:space="preserve">2026-10-07</w:t>
+        <w:t xml:space="preserve">2026-10-21</w:t>
       </w:r>
     </w:p>
     <w:p>
@@ -52227,7 +52432,7 @@
         <w:keepNext/>
         <w:outlineLvl w:val="0"/>
       </w:pPr>
-      <w:bookmarkStart w:name="TR-018-14" w:id="32681"/>
+      <w:bookmarkStart w:id="32681" w:name="TR-018-14"/>
       <w:r>
         <w:t xml:space="preserve">TR-018-14: 018 14 Verify Float Last Section</w:t>
       </w:r>
@@ -52250,7 +52455,7 @@
         <w:pStyle w:val="Definition"/>
       </w:pPr>
       <w:r>
-        <w:t xml:space="preserve">40</w:t>
+        <w:t xml:space="preserve">50</w:t>
       </w:r>
     </w:p>
     <w:p>
@@ -52290,7 +52495,7 @@
         <w:pStyle w:val="Definition"/>
       </w:pPr>
       <w:r>
-        <w:t xml:space="preserve">2026-10-07</w:t>
+        <w:t xml:space="preserve">2026-10-21</w:t>
       </w:r>
     </w:p>
     <w:p>
@@ -52364,7 +52569,7 @@
         <w:keepNext/>
         <w:outlineLvl w:val="0"/>
       </w:pPr>
-      <w:bookmarkStart w:name="TR-018-15" w:id="32682"/>
+      <w:bookmarkStart w:id="32682" w:name="TR-018-15"/>
       <w:r>
         <w:t xml:space="preserve">TR-018-15: 018 15 Verify Allocation Chain</w:t>
       </w:r>
@@ -52387,7 +52592,7 @@
         <w:pStyle w:val="Definition"/>
       </w:pPr>
       <w:r>
-        <w:t xml:space="preserve">84</w:t>
+        <w:t xml:space="preserve">83</w:t>
       </w:r>
     </w:p>
     <w:p>
@@ -52427,7 +52632,7 @@
         <w:pStyle w:val="Definition"/>
       </w:pPr>
       <w:r>
-        <w:t xml:space="preserve">2026-10-07</w:t>
+        <w:t xml:space="preserve">2026-10-21</w:t>
       </w:r>
     </w:p>
     <w:p>
@@ -52501,7 +52706,7 @@
         <w:keepNext/>
         <w:outlineLvl w:val="0"/>
       </w:pPr>
-      <w:bookmarkStart w:name="TR-018-16" w:id="32683"/>
+      <w:bookmarkStart w:id="32683" w:name="TR-018-16"/>
       <w:r>
         <w:t xml:space="preserve">TR-018-16: 018 16 Verify Coverage Matrix</w:t>
       </w:r>
@@ -52524,7 +52729,7 @@
         <w:pStyle w:val="Definition"/>
       </w:pPr>
       <w:r>
-        <w:t xml:space="preserve">68</w:t>
+        <w:t xml:space="preserve">85</w:t>
       </w:r>
     </w:p>
     <w:p>
@@ -52564,7 +52769,7 @@
         <w:pStyle w:val="Definition"/>
       </w:pPr>
       <w:r>
-        <w:t xml:space="preserve">2026-10-07</w:t>
+        <w:t xml:space="preserve">2026-10-21</w:t>
       </w:r>
     </w:p>
     <w:p>
@@ -52638,7 +52843,7 @@
         <w:keepNext/>
         <w:outlineLvl w:val="0"/>
       </w:pPr>
-      <w:bookmarkStart w:name="TR-018-17" w:id="32684"/>
+      <w:bookmarkStart w:id="32684" w:name="TR-018-17"/>
       <w:r>
         <w:t xml:space="preserve">TR-018-17: 018 17 Verify Hierarchy Cardinality</w:t>
       </w:r>
@@ -52661,7 +52866,7 @@
         <w:pStyle w:val="Definition"/>
       </w:pPr>
       <w:r>
-        <w:t xml:space="preserve">38</w:t>
+        <w:t xml:space="preserve">48</w:t>
       </w:r>
     </w:p>
     <w:p>
@@ -52701,7 +52906,7 @@
         <w:pStyle w:val="Definition"/>
       </w:pPr>
       <w:r>
-        <w:t xml:space="preserve">2026-10-07</w:t>
+        <w:t xml:space="preserve">2026-10-21</w:t>
       </w:r>
     </w:p>
     <w:p>
@@ -52775,7 +52980,7 @@
         <w:keepNext/>
         <w:outlineLvl w:val="0"/>
       </w:pPr>
-      <w:bookmarkStart w:name="TR-018-18" w:id="32685"/>
+      <w:bookmarkStart w:id="32685" w:name="TR-018-18"/>
       <w:r>
         <w:t xml:space="preserve">TR-018-18: 018 18 Verify Unresolved Citation</w:t>
       </w:r>
@@ -52798,7 +53003,7 @@
         <w:pStyle w:val="Definition"/>
       </w:pPr>
       <w:r>
-        <w:t xml:space="preserve">42</w:t>
+        <w:t xml:space="preserve">48</w:t>
       </w:r>
     </w:p>
     <w:p>
@@ -52838,7 +53043,7 @@
         <w:pStyle w:val="Definition"/>
       </w:pPr>
       <w:r>
-        <w:t xml:space="preserve">2026-10-07</w:t>
+        <w:t xml:space="preserve">2026-10-21</w:t>
       </w:r>
     </w:p>
     <w:p>
@@ -52912,7 +53117,7 @@
         <w:keepNext/>
         <w:outlineLvl w:val="0"/>
       </w:pPr>
-      <w:bookmarkStart w:name="TR-018-19" w:id="32686"/>
+      <w:bookmarkStart w:id="32686" w:name="TR-018-19"/>
       <w:r>
         <w:t xml:space="preserve">TR-018-19: 018 19 Verify Float Orphan Multifile</w:t>
       </w:r>
@@ -52935,7 +53140,7 @@
         <w:pStyle w:val="Definition"/>
       </w:pPr>
       <w:r>
-        <w:t xml:space="preserve">29</w:t>
+        <w:t xml:space="preserve">36</w:t>
       </w:r>
     </w:p>
     <w:p>
@@ -52975,7 +53180,7 @@
         <w:pStyle w:val="Definition"/>
       </w:pPr>
       <w:r>
-        <w:t xml:space="preserve">2026-10-07</w:t>
+        <w:t xml:space="preserve">2026-10-21</w:t>
       </w:r>
     </w:p>
     <w:p>
@@ -53049,7 +53254,7 @@
         <w:keepNext/>
         <w:outlineLvl w:val="0"/>
       </w:pPr>
-      <w:bookmarkStart w:name="TR-019-01" w:id="62438"/>
+      <w:bookmarkStart w:id="62438" w:name="TR-019-01"/>
       <w:r>
         <w:t xml:space="preserve">TR-019-01: 019 01 Preset Load Chain</w:t>
       </w:r>
@@ -53072,7 +53277,7 @@
         <w:pStyle w:val="Definition"/>
       </w:pPr>
       <w:r>
-        <w:t xml:space="preserve">53</w:t>
+        <w:t xml:space="preserve">66</w:t>
       </w:r>
     </w:p>
     <w:p>
@@ -53112,7 +53317,7 @@
         <w:pStyle w:val="Definition"/>
       </w:pPr>
       <w:r>
-        <w:t xml:space="preserve">2026-10-07</w:t>
+        <w:t xml:space="preserve">2026-10-21</w:t>
       </w:r>
     </w:p>
     <w:p>
@@ -53186,7 +53391,7 @@
         <w:keepNext/>
         <w:outlineLvl w:val="0"/>
       </w:pPr>
-      <w:bookmarkStart w:name="TR-019-02" w:id="62439"/>
+      <w:bookmarkStart w:id="62439" w:name="TR-019-02"/>
       <w:r>
         <w:t xml:space="preserve">TR-019-02: 019 02 Sf Type</w:t>
       </w:r>
@@ -53209,7 +53414,7 @@
         <w:pStyle w:val="Definition"/>
       </w:pPr>
       <w:r>
-        <w:t xml:space="preserve">61</w:t>
+        <w:t xml:space="preserve">71</w:t>
       </w:r>
     </w:p>
     <w:p>
@@ -53249,7 +53454,7 @@
         <w:pStyle w:val="Definition"/>
       </w:pPr>
       <w:r>
-        <w:t xml:space="preserve">2026-10-07</w:t>
+        <w:t xml:space="preserve">2026-10-21</w:t>
       </w:r>
     </w:p>
     <w:p>
@@ -53323,7 +53528,7 @@
         <w:keepNext/>
         <w:outlineLvl w:val="0"/>
       </w:pPr>
-      <w:bookmarkStart w:name="TR-019-03" w:id="62440"/>
+      <w:bookmarkStart w:id="62440" w:name="TR-019-03"/>
       <w:r>
         <w:t xml:space="preserve">TR-019-03: 019 03 Nfr Type</w:t>
       </w:r>
@@ -53346,7 +53551,7 @@
         <w:pStyle w:val="Definition"/>
       </w:pPr>
       <w:r>
-        <w:t xml:space="preserve">58</w:t>
+        <w:t xml:space="preserve">67</w:t>
       </w:r>
     </w:p>
     <w:p>
@@ -53386,7 +53591,7 @@
         <w:pStyle w:val="Definition"/>
       </w:pPr>
       <w:r>
-        <w:t xml:space="preserve">2026-10-07</w:t>
+        <w:t xml:space="preserve">2026-10-21</w:t>
       </w:r>
     </w:p>
     <w:p>
@@ -53460,7 +53665,7 @@
         <w:keepNext/>
         <w:outlineLvl w:val="0"/>
       </w:pPr>
-      <w:bookmarkStart w:name="TR-019-04" w:id="62441"/>
+      <w:bookmarkStart w:id="62441" w:name="TR-019-04"/>
       <w:r>
         <w:t xml:space="preserve">TR-019-04: 019 04 Realizes Relation</w:t>
       </w:r>
@@ -53483,7 +53688,7 @@
         <w:pStyle w:val="Definition"/>
       </w:pPr>
       <w:r>
-        <w:t xml:space="preserve">62</w:t>
+        <w:t xml:space="preserve">72</w:t>
       </w:r>
     </w:p>
     <w:p>
@@ -53523,7 +53728,7 @@
         <w:pStyle w:val="Definition"/>
       </w:pPr>
       <w:r>
-        <w:t xml:space="preserve">2026-10-07</w:t>
+        <w:t xml:space="preserve">2026-10-21</w:t>
       </w:r>
     </w:p>
     <w:p>
@@ -53597,7 +53802,7 @@
         <w:keepNext/>
         <w:outlineLvl w:val="0"/>
       </w:pPr>
-      <w:bookmarkStart w:name="TR-019-05" w:id="62442"/>
+      <w:bookmarkStart w:id="62442" w:name="TR-019-05"/>
       <w:r>
         <w:t xml:space="preserve">TR-019-05: 019 05 Xref Decomposition</w:t>
       </w:r>
@@ -53620,7 +53825,7 @@
         <w:pStyle w:val="Definition"/>
       </w:pPr>
       <w:r>
-        <w:t xml:space="preserve">42</w:t>
+        <w:t xml:space="preserve">46</w:t>
       </w:r>
     </w:p>
     <w:p>
@@ -53660,7 +53865,7 @@
         <w:pStyle w:val="Definition"/>
       </w:pPr>
       <w:r>
-        <w:t xml:space="preserve">2026-10-07</w:t>
+        <w:t xml:space="preserve">2026-10-21</w:t>
       </w:r>
     </w:p>
     <w:p>
@@ -53734,7 +53939,7 @@
         <w:keepNext/>
         <w:outlineLvl w:val="0"/>
       </w:pPr>
-      <w:bookmarkStart w:name="TR-019-06" w:id="62443"/>
+      <w:bookmarkStart w:id="62443" w:name="TR-019-06"/>
       <w:r>
         <w:t xml:space="preserve">TR-019-06: 019 06 Xref Dic</w:t>
       </w:r>
@@ -53757,7 +53962,7 @@
         <w:pStyle w:val="Definition"/>
       </w:pPr>
       <w:r>
-        <w:t xml:space="preserve">45</w:t>
+        <w:t xml:space="preserve">52</w:t>
       </w:r>
     </w:p>
     <w:p>
@@ -53797,7 +54002,7 @@
         <w:pStyle w:val="Definition"/>
       </w:pPr>
       <w:r>
-        <w:t xml:space="preserve">2026-10-07</w:t>
+        <w:t xml:space="preserve">2026-10-21</w:t>
       </w:r>
     </w:p>
     <w:p>
@@ -53871,7 +54076,7 @@
         <w:keepNext/>
         <w:outlineLvl w:val="0"/>
       </w:pPr>
-      <w:bookmarkStart w:name="TR-020-01" w:id="17840"/>
+      <w:bookmarkStart w:id="17840" w:name="TR-020-01"/>
       <w:r>
         <w:t xml:space="preserve">TR-020-01: 020 01 Model Directory Structure</w:t>
       </w:r>
@@ -53894,7 +54099,7 @@
         <w:pStyle w:val="Definition"/>
       </w:pPr>
       <w:r>
-        <w:t xml:space="preserve">53</w:t>
+        <w:t xml:space="preserve">56</w:t>
       </w:r>
     </w:p>
     <w:p>
@@ -53934,7 +54139,7 @@
         <w:pStyle w:val="Definition"/>
       </w:pPr>
       <w:r>
-        <w:t xml:space="preserve">2026-10-07</w:t>
+        <w:t xml:space="preserve">2026-10-21</w:t>
       </w:r>
     </w:p>
     <w:p>
@@ -54008,7 +54213,7 @@
         <w:keepNext/>
         <w:outlineLvl w:val="0"/>
       </w:pPr>
-      <w:bookmarkStart w:name="TR-021-01" w:id="47631"/>
+      <w:bookmarkStart w:id="47631" w:name="TR-021-01"/>
       <w:r>
         <w:t xml:space="preserve">TR-021-01: 021 01 Handler Registration Interface</w:t>
       </w:r>
@@ -54031,7 +54236,7 @@
         <w:pStyle w:val="Definition"/>
       </w:pPr>
       <w:r>
-        <w:t xml:space="preserve">20</w:t>
+        <w:t xml:space="preserve">24</w:t>
       </w:r>
     </w:p>
     <w:p>
@@ -54071,7 +54276,7 @@
         <w:pStyle w:val="Definition"/>
       </w:pPr>
       <w:r>
-        <w:t xml:space="preserve">2026-10-07</w:t>
+        <w:t xml:space="preserve">2026-10-21</w:t>
       </w:r>
     </w:p>
     <w:p>
@@ -54145,7 +54350,7 @@
         <w:keepNext/>
         <w:outlineLvl w:val="0"/>
       </w:pPr>
-      <w:bookmarkStart w:name="TR-022-01" w:id="77422"/>
+      <w:bookmarkStart w:id="77422" w:name="TR-022-01"/>
       <w:r>
         <w:t xml:space="preserve">TR-022-01: 022 01 Type Definition Schema</w:t>
       </w:r>
@@ -54168,7 +54373,7 @@
         <w:pStyle w:val="Definition"/>
       </w:pPr>
       <w:r>
-        <w:t xml:space="preserve">21</w:t>
+        <w:t xml:space="preserve">26</w:t>
       </w:r>
     </w:p>
     <w:p>
@@ -54208,7 +54413,7 @@
         <w:pStyle w:val="Definition"/>
       </w:pPr>
       <w:r>
-        <w:t xml:space="preserve">2026-10-07</w:t>
+        <w:t xml:space="preserve">2026-10-21</w:t>
       </w:r>
     </w:p>
     <w:p>
@@ -54282,7 +54487,7 @@
         <w:keepNext/>
         <w:outlineLvl w:val="0"/>
       </w:pPr>
-      <w:bookmarkStart w:name="TR-023-01" w:id="7213"/>
+      <w:bookmarkStart w:id="7213" w:name="TR-023-01"/>
       <w:r>
         <w:t xml:space="preserve">TR-023-01: 023 01 Model Path Resolution</w:t>
       </w:r>
@@ -54305,7 +54510,7 @@
         <w:pStyle w:val="Definition"/>
       </w:pPr>
       <w:r>
-        <w:t xml:space="preserve">22</w:t>
+        <w:t xml:space="preserve">25</w:t>
       </w:r>
     </w:p>
     <w:p>
@@ -54345,7 +54550,7 @@
         <w:pStyle w:val="Definition"/>
       </w:pPr>
       <w:r>
-        <w:t xml:space="preserve">2026-10-07</w:t>
+        <w:t xml:space="preserve">2026-10-21</w:t>
       </w:r>
     </w:p>
     <w:p>
@@ -54419,7 +54624,7 @@
         <w:keepNext/>
         <w:outlineLvl w:val="0"/>
       </w:pPr>
-      <w:bookmarkStart w:name="TR-024-01" w:id="37004"/>
+      <w:bookmarkStart w:id="37004" w:name="TR-024-01"/>
       <w:r>
         <w:t xml:space="preserve">TR-024-01: 024 01 Plantuml</w:t>
       </w:r>
@@ -54442,7 +54647,7 @@
         <w:pStyle w:val="Definition"/>
       </w:pPr>
       <w:r>
-        <w:t xml:space="preserve">39</w:t>
+        <w:t xml:space="preserve">46</w:t>
       </w:r>
     </w:p>
     <w:p>
@@ -54482,7 +54687,7 @@
         <w:pStyle w:val="Definition"/>
       </w:pPr>
       <w:r>
-        <w:t xml:space="preserve">2026-10-07</w:t>
+        <w:t xml:space="preserve">2026-10-21</w:t>
       </w:r>
     </w:p>
     <w:p>
@@ -54556,7 +54761,7 @@
         <w:keepNext/>
         <w:outlineLvl w:val="0"/>
       </w:pPr>
-      <w:bookmarkStart w:name="TR-024-03" w:id="37006"/>
+      <w:bookmarkStart w:id="37006" w:name="TR-024-03"/>
       <w:r>
         <w:t xml:space="preserve">TR-024-03: 024 03 Mermaid</w:t>
       </w:r>
@@ -54579,7 +54784,7 @@
         <w:pStyle w:val="Definition"/>
       </w:pPr>
       <w:r>
-        <w:t xml:space="preserve">44</w:t>
+        <w:t xml:space="preserve">54</w:t>
       </w:r>
     </w:p>
     <w:p>
@@ -54619,7 +54824,7 @@
         <w:pStyle w:val="Definition"/>
       </w:pPr>
       <w:r>
-        <w:t xml:space="preserve">2026-10-07</w:t>
+        <w:t xml:space="preserve">2026-10-21</w:t>
       </w:r>
     </w:p>
     <w:p>
@@ -54693,7 +54898,7 @@
         <w:keepNext/>
         <w:outlineLvl w:val="0"/>
       </w:pPr>
-      <w:bookmarkStart w:name="TR-025-02" w:id="66796"/>
+      <w:bookmarkStart w:id="66796" w:name="TR-025-02"/>
       <w:r>
         <w:t xml:space="preserve">TR-025-02: 025 02 View Registration</w:t>
       </w:r>
@@ -54716,7 +54921,7 @@
         <w:pStyle w:val="Definition"/>
       </w:pPr>
       <w:r>
-        <w:t xml:space="preserve">47</w:t>
+        <w:t xml:space="preserve">63</w:t>
       </w:r>
     </w:p>
     <w:p>
@@ -54756,7 +54961,7 @@
         <w:pStyle w:val="Definition"/>
       </w:pPr>
       <w:r>
-        <w:t xml:space="preserve">2026-10-07</w:t>
+        <w:t xml:space="preserve">2026-10-21</w:t>
       </w:r>
     </w:p>
     <w:p>
@@ -54830,7 +55035,7 @@
         <w:keepNext/>
         <w:outlineLvl w:val="0"/>
       </w:pPr>
-      <w:bookmarkStart w:name="TR-025-03" w:id="66797"/>
+      <w:bookmarkStart w:id="66797" w:name="TR-025-03"/>
       <w:r>
         <w:t xml:space="preserve">TR-025-03: 025 03 Traceability Matrix</w:t>
       </w:r>
@@ -54853,7 +55058,7 @@
         <w:pStyle w:val="Definition"/>
       </w:pPr>
       <w:r>
-        <w:t xml:space="preserve">105</w:t>
+        <w:t xml:space="preserve">97</w:t>
       </w:r>
     </w:p>
     <w:p>
@@ -54893,7 +55098,7 @@
         <w:pStyle w:val="Definition"/>
       </w:pPr>
       <w:r>
-        <w:t xml:space="preserve">2026-10-07</w:t>
+        <w:t xml:space="preserve">2026-10-21</w:t>
       </w:r>
     </w:p>
     <w:p>
@@ -54967,7 +55172,7 @@
         <w:keepNext/>
         <w:outlineLvl w:val="0"/>
       </w:pPr>
-      <w:bookmarkStart w:name="TR-025-04" w:id="66798"/>
+      <w:bookmarkStart w:id="66798" w:name="TR-025-04"/>
       <w:r>
         <w:t xml:space="preserve">TR-025-04: 025 04 Test Results Matrix</w:t>
       </w:r>
@@ -54990,7 +55195,7 @@
         <w:pStyle w:val="Definition"/>
       </w:pPr>
       <w:r>
-        <w:t xml:space="preserve">47</w:t>
+        <w:t xml:space="preserve">55</w:t>
       </w:r>
     </w:p>
     <w:p>
@@ -55030,7 +55235,7 @@
         <w:pStyle w:val="Definition"/>
       </w:pPr>
       <w:r>
-        <w:t xml:space="preserve">2026-10-07</w:t>
+        <w:t xml:space="preserve">2026-10-21</w:t>
       </w:r>
     </w:p>
     <w:p>
@@ -55104,7 +55309,7 @@
         <w:keepNext/>
         <w:outlineLvl w:val="0"/>
       </w:pPr>
-      <w:bookmarkStart w:name="TR-025-05" w:id="66799"/>
+      <w:bookmarkStart w:id="66799" w:name="TR-025-05"/>
       <w:r>
         <w:t xml:space="preserve">TR-025-05: 025 05 Traceability Matrix Block Empty</w:t>
       </w:r>
@@ -55127,7 +55332,7 @@
         <w:pStyle w:val="Definition"/>
       </w:pPr>
       <w:r>
-        <w:t xml:space="preserve">41</w:t>
+        <w:t xml:space="preserve">35</w:t>
       </w:r>
     </w:p>
     <w:p>
@@ -55167,7 +55372,7 @@
         <w:pStyle w:val="Definition"/>
       </w:pPr>
       <w:r>
-        <w:t xml:space="preserve">2026-10-07</w:t>
+        <w:t xml:space="preserve">2026-10-21</w:t>
       </w:r>
     </w:p>
     <w:p>
@@ -55241,7 +55446,7 @@
         <w:keepNext/>
         <w:outlineLvl w:val="0"/>
       </w:pPr>
-      <w:bookmarkStart w:name="TR-025-06" w:id="66800"/>
+      <w:bookmarkStart w:id="66800" w:name="TR-025-06"/>
       <w:r>
         <w:t xml:space="preserve">TR-025-06: 025 06 Traceability Matrix Textblock Empty</w:t>
       </w:r>
@@ -55264,7 +55469,7 @@
         <w:pStyle w:val="Definition"/>
       </w:pPr>
       <w:r>
-        <w:t xml:space="preserve">34</w:t>
+        <w:t xml:space="preserve">53</w:t>
       </w:r>
     </w:p>
     <w:p>
@@ -55304,7 +55509,7 @@
         <w:pStyle w:val="Definition"/>
       </w:pPr>
       <w:r>
-        <w:t xml:space="preserve">2026-10-07</w:t>
+        <w:t xml:space="preserve">2026-10-21</w:t>
       </w:r>
     </w:p>
     <w:p>
@@ -55378,7 +55583,7 @@
         <w:keepNext/>
         <w:outlineLvl w:val="0"/>
       </w:pPr>
-      <w:bookmarkStart w:name="TR-025-07" w:id="66801"/>
+      <w:bookmarkStart w:id="66801" w:name="TR-025-07"/>
       <w:r>
         <w:t xml:space="preserve">TR-025-07: 025 07 Test Results Matrix Block Empty</w:t>
       </w:r>
@@ -55401,7 +55606,7 @@
         <w:pStyle w:val="Definition"/>
       </w:pPr>
       <w:r>
-        <w:t xml:space="preserve">33</w:t>
+        <w:t xml:space="preserve">43</w:t>
       </w:r>
     </w:p>
     <w:p>
@@ -55441,7 +55646,7 @@
         <w:pStyle w:val="Definition"/>
       </w:pPr>
       <w:r>
-        <w:t xml:space="preserve">2026-10-07</w:t>
+        <w:t xml:space="preserve">2026-10-21</w:t>
       </w:r>
     </w:p>
     <w:p>
@@ -55515,7 +55720,7 @@
         <w:keepNext/>
         <w:outlineLvl w:val="0"/>
       </w:pPr>
-      <w:bookmarkStart w:name="TR-025-08" w:id="66802"/>
+      <w:bookmarkStart w:id="66802" w:name="TR-025-08"/>
       <w:r>
         <w:t xml:space="preserve">TR-025-08: 025 08 Test Results Matrix Textblock Empty</w:t>
       </w:r>
@@ -55538,7 +55743,7 @@
         <w:pStyle w:val="Definition"/>
       </w:pPr>
       <w:r>
-        <w:t xml:space="preserve">33</w:t>
+        <w:t xml:space="preserve">39</w:t>
       </w:r>
     </w:p>
     <w:p>
@@ -55578,7 +55783,7 @@
         <w:pStyle w:val="Definition"/>
       </w:pPr>
       <w:r>
-        <w:t xml:space="preserve">2026-10-07</w:t>
+        <w:t xml:space="preserve">2026-10-21</w:t>
       </w:r>
     </w:p>
     <w:p>
@@ -55652,7 +55857,7 @@
         <w:keepNext/>
         <w:outlineLvl w:val="0"/>
       </w:pPr>
-      <w:bookmarkStart w:name="TR-025-09" w:id="66803"/>
+      <w:bookmarkStart w:id="66803" w:name="TR-025-09"/>
       <w:r>
         <w:t xml:space="preserve">TR-025-09: 025 09 Test Execution Matrix</w:t>
       </w:r>
@@ -55675,7 +55880,7 @@
         <w:pStyle w:val="Definition"/>
       </w:pPr>
       <w:r>
-        <w:t xml:space="preserve">38</w:t>
+        <w:t xml:space="preserve">42</w:t>
       </w:r>
     </w:p>
     <w:p>
@@ -55715,7 +55920,7 @@
         <w:pStyle w:val="Definition"/>
       </w:pPr>
       <w:r>
-        <w:t xml:space="preserve">2026-10-07</w:t>
+        <w:t xml:space="preserve">2026-10-21</w:t>
       </w:r>
     </w:p>
     <w:p>
@@ -55789,7 +55994,7 @@
         <w:keepNext/>
         <w:outlineLvl w:val="0"/>
       </w:pPr>
-      <w:bookmarkStart w:name="TR-025-10" w:id="66825"/>
+      <w:bookmarkStart w:id="66825" w:name="TR-025-10"/>
       <w:r>
         <w:t xml:space="preserve">TR-025-10: 025 10 Allocation Matrix Param</w:t>
       </w:r>
@@ -55812,7 +56017,7 @@
         <w:pStyle w:val="Definition"/>
       </w:pPr>
       <w:r>
-        <w:t xml:space="preserve">58</w:t>
+        <w:t xml:space="preserve">69</w:t>
       </w:r>
     </w:p>
     <w:p>
@@ -55852,7 +56057,7 @@
         <w:pStyle w:val="Definition"/>
       </w:pPr>
       <w:r>
-        <w:t xml:space="preserve">2026-10-07</w:t>
+        <w:t xml:space="preserve">2026-10-21</w:t>
       </w:r>
     </w:p>
     <w:p>
@@ -55926,7 +56131,7 @@
         <w:keepNext/>
         <w:outlineLvl w:val="0"/>
       </w:pPr>
-      <w:bookmarkStart w:name="TR-EXT-009-01" w:id="15313"/>
+      <w:bookmarkStart w:id="15313" w:name="TR-EXT-009-01"/>
       <w:r>
         <w:t xml:space="preserve">TR-EXT-009-01: Ext 009 01 Canonical Ctx</w:t>
       </w:r>
@@ -55949,7 +56154,7 @@
         <w:pStyle w:val="Definition"/>
       </w:pPr>
       <w:r>
-        <w:t xml:space="preserve">22</w:t>
+        <w:t xml:space="preserve">28</w:t>
       </w:r>
     </w:p>
     <w:p>
@@ -55989,7 +56194,7 @@
         <w:pStyle w:val="Definition"/>
       </w:pPr>
       <w:r>
-        <w:t xml:space="preserve">2026-10-07</w:t>
+        <w:t xml:space="preserve">2026-10-21</w:t>
       </w:r>
     </w:p>
     <w:p>
@@ -56063,7 +56268,7 @@
         <w:keepNext/>
         <w:outlineLvl w:val="0"/>
       </w:pPr>
-      <w:bookmarkStart w:name="TR-EXT-011-01" w:id="506"/>
+      <w:bookmarkStart w:id="506" w:name="TR-EXT-011-01"/>
       <w:r>
         <w:t xml:space="preserve">TR-EXT-011-01: Ext 011 01 Host Registry</w:t>
       </w:r>
@@ -56086,7 +56291,7 @@
         <w:pStyle w:val="Definition"/>
       </w:pPr>
       <w:r>
-        <w:t xml:space="preserve">22</w:t>
+        <w:t xml:space="preserve">27</w:t>
       </w:r>
     </w:p>
     <w:p>
@@ -56126,7 +56331,7 @@
         <w:pStyle w:val="Definition"/>
       </w:pPr>
       <w:r>
-        <w:t xml:space="preserve">2026-10-07</w:t>
+        <w:t xml:space="preserve">2026-10-21</w:t>
       </w:r>
     </w:p>
     <w:p>
@@ -56200,7 +56405,7 @@
         <w:keepNext/>
         <w:outlineLvl w:val="0"/>
       </w:pPr>
-      <w:bookmarkStart w:name="TR-EXT-011-02" w:id="507"/>
+      <w:bookmarkStart w:id="507" w:name="TR-EXT-011-02"/>
       <w:r>
         <w:t xml:space="preserve">TR-EXT-011-02: Ext 011 02 Inherited Card Render</w:t>
       </w:r>
@@ -56223,7 +56428,7 @@
         <w:pStyle w:val="Definition"/>
       </w:pPr>
       <w:r>
-        <w:t xml:space="preserve">26</w:t>
+        <w:t xml:space="preserve">30</w:t>
       </w:r>
     </w:p>
     <w:p>
@@ -56263,7 +56468,7 @@
         <w:pStyle w:val="Definition"/>
       </w:pPr>
       <w:r>
-        <w:t xml:space="preserve">2026-10-07</w:t>
+        <w:t xml:space="preserve">2026-10-21</w:t>
       </w:r>
     </w:p>
     <w:p>
@@ -56337,7 +56542,7 @@
         <w:keepNext/>
         <w:outlineLvl w:val="0"/>
       </w:pPr>
-      <w:bookmarkStart w:name="TR-EXT-011-03" w:id="508"/>
+      <w:bookmarkStart w:id="508" w:name="TR-EXT-011-03"/>
       <w:r>
         <w:t xml:space="preserve">TR-EXT-011-03: Ext 011 03 Float Render Index</w:t>
       </w:r>
@@ -56360,7 +56565,7 @@
         <w:pStyle w:val="Definition"/>
       </w:pPr>
       <w:r>
-        <w:t xml:space="preserve">27</w:t>
+        <w:t xml:space="preserve">34</w:t>
       </w:r>
     </w:p>
     <w:p>
@@ -56400,7 +56605,7 @@
         <w:pStyle w:val="Definition"/>
       </w:pPr>
       <w:r>
-        <w:t xml:space="preserve">2026-10-07</w:t>
+        <w:t xml:space="preserve">2026-10-21</w:t>
       </w:r>
     </w:p>
     <w:p>
@@ -56474,7 +56679,7 @@
         <w:keepNext/>
         <w:outlineLvl w:val="0"/>
       </w:pPr>
-      <w:bookmarkStart w:name="TR-EXT-011-04" w:id="509"/>
+      <w:bookmarkStart w:id="509" w:name="TR-EXT-011-04"/>
       <w:r>
         <w:t xml:space="preserve">TR-EXT-011-04: Ext 011 04 External Float Hooks</w:t>
       </w:r>
@@ -56497,7 +56702,7 @@
         <w:pStyle w:val="Definition"/>
       </w:pPr>
       <w:r>
-        <w:t xml:space="preserve">29</w:t>
+        <w:t xml:space="preserve">37</w:t>
       </w:r>
     </w:p>
     <w:p>
@@ -56537,7 +56742,7 @@
         <w:pStyle w:val="Definition"/>
       </w:pPr>
       <w:r>
-        <w:t xml:space="preserve">2026-10-07</w:t>
+        <w:t xml:space="preserve">2026-10-21</w:t>
       </w:r>
     </w:p>
     <w:p>
@@ -56611,7 +56816,7 @@
         <w:keepNext/>
         <w:outlineLvl w:val="0"/>
       </w:pPr>
-      <w:bookmarkStart w:name="TR-EXT-011-05" w:id="510"/>
+      <w:bookmarkStart w:id="510" w:name="TR-EXT-011-05"/>
       <w:r>
         <w:t xml:space="preserve">TR-EXT-011-05: Ext 011 05 Hook Return Contracts</w:t>
       </w:r>
@@ -56634,7 +56839,7 @@
         <w:pStyle w:val="Definition"/>
       </w:pPr>
       <w:r>
-        <w:t xml:space="preserve">38</w:t>
+        <w:t xml:space="preserve">46</w:t>
       </w:r>
     </w:p>
     <w:p>
@@ -56674,7 +56879,7 @@
         <w:pStyle w:val="Definition"/>
       </w:pPr>
       <w:r>
-        <w:t xml:space="preserve">2026-10-07</w:t>
+        <w:t xml:space="preserve">2026-10-21</w:t>
       </w:r>
     </w:p>
     <w:p>
@@ -56748,7 +56953,7 @@
         <w:keepNext/>
         <w:outlineLvl w:val="0"/>
       </w:pPr>
-      <w:bookmarkStart w:name="TR-EXT-012-01" w:id="30297"/>
+      <w:bookmarkStart w:id="30297" w:name="TR-EXT-012-01"/>
       <w:r>
         <w:t xml:space="preserve">TR-EXT-012-01: Ext 012 01 Verification Descriptor</w:t>
       </w:r>
@@ -56771,7 +56976,7 @@
         <w:pStyle w:val="Definition"/>
       </w:pPr>
       <w:r>
-        <w:t xml:space="preserve">22</w:t>
+        <w:t xml:space="preserve">27</w:t>
       </w:r>
     </w:p>
     <w:p>
@@ -56811,7 +57016,7 @@
         <w:pStyle w:val="Definition"/>
       </w:pPr>
       <w:r>
-        <w:t xml:space="preserve">2026-10-07</w:t>
+        <w:t xml:space="preserve">2026-10-21</w:t>
       </w:r>
     </w:p>
     <w:p>
@@ -56885,7 +57090,7 @@
         <w:keepNext/>
         <w:outlineLvl w:val="0"/>
       </w:pPr>
-      <w:bookmarkStart w:name="TR-EXT-013-01" w:id="60088"/>
+      <w:bookmarkStart w:id="60088" w:name="TR-EXT-013-01"/>
       <w:r>
         <w:t xml:space="preserve">TR-EXT-013-01: Ext 013 01 Pid Scheme Validation</w:t>
       </w:r>
@@ -56908,7 +57113,7 @@
         <w:pStyle w:val="Definition"/>
       </w:pPr>
       <w:r>
-        <w:t xml:space="preserve">22</w:t>
+        <w:t xml:space="preserve">29</w:t>
       </w:r>
     </w:p>
     <w:p>
@@ -56948,7 +57153,7 @@
         <w:pStyle w:val="Definition"/>
       </w:pPr>
       <w:r>
-        <w:t xml:space="preserve">2026-10-07</w:t>
+        <w:t xml:space="preserve">2026-10-21</w:t>
       </w:r>
     </w:p>
     <w:p>
@@ -57022,7 +57227,7 @@
         <w:keepNext/>
         <w:outlineLvl w:val="0"/>
       </w:pPr>
-      <w:bookmarkStart w:name="TR-EXT-014-01" w:id="89879"/>
+      <w:bookmarkStart w:id="89879" w:name="TR-EXT-014-01"/>
       <w:r>
         <w:t xml:space="preserve">TR-EXT-014-01: Ext 014 01 Dangling Extends</w:t>
       </w:r>
@@ -57045,7 +57250,7 @@
         <w:pStyle w:val="Definition"/>
       </w:pPr>
       <w:r>
-        <w:t xml:space="preserve">24</w:t>
+        <w:t xml:space="preserve">31</w:t>
       </w:r>
     </w:p>
     <w:p>
@@ -57085,7 +57290,7 @@
         <w:pStyle w:val="Definition"/>
       </w:pPr>
       <w:r>
-        <w:t xml:space="preserve">2026-10-07</w:t>
+        <w:t xml:space="preserve">2026-10-21</w:t>
       </w:r>
     </w:p>
     <w:p>
@@ -57159,7 +57364,7 @@
         <w:keepNext/>
         <w:outlineLvl w:val="0"/>
       </w:pPr>
-      <w:bookmarkStart w:name="TR-027-01" w:id="26377"/>
+      <w:bookmarkStart w:id="26377" w:name="TR-027-01"/>
       <w:r>
         <w:t xml:space="preserve">TR-027-01: 027 01 Float Numbering</w:t>
       </w:r>
@@ -57182,7 +57387,7 @@
         <w:pStyle w:val="Definition"/>
       </w:pPr>
       <w:r>
-        <w:t xml:space="preserve">30</w:t>
+        <w:t xml:space="preserve">39</w:t>
       </w:r>
     </w:p>
     <w:p>
@@ -57222,7 +57427,7 @@
         <w:pStyle w:val="Definition"/>
       </w:pPr>
       <w:r>
-        <w:t xml:space="preserve">2026-10-07</w:t>
+        <w:t xml:space="preserve">2026-10-21</w:t>
       </w:r>
     </w:p>
     <w:p>
@@ -57296,7 +57501,7 @@
         <w:keepNext/>
         <w:outlineLvl w:val="0"/>
       </w:pPr>
-      <w:bookmarkStart w:name="TR-028-01" w:id="56168"/>
+      <w:bookmarkStart w:id="56168" w:name="TR-028-01"/>
       <w:r>
         <w:t xml:space="preserve">TR-028-01: 028 01 Output Formats</w:t>
       </w:r>
@@ -57319,7 +57524,7 @@
         <w:pStyle w:val="Definition"/>
       </w:pPr>
       <w:r>
-        <w:t xml:space="preserve">64</w:t>
+        <w:t xml:space="preserve">76</w:t>
       </w:r>
     </w:p>
     <w:p>
@@ -57359,7 +57564,7 @@
         <w:pStyle w:val="Definition"/>
       </w:pPr>
       <w:r>
-        <w:t xml:space="preserve">2026-10-07</w:t>
+        <w:t xml:space="preserve">2026-10-21</w:t>
       </w:r>
     </w:p>
     <w:p>
@@ -57433,7 +57638,7 @@
         <w:keepNext/>
         <w:outlineLvl w:val="0"/>
       </w:pPr>
-      <w:bookmarkStart w:name="TR-028-02" w:id="56169"/>
+      <w:bookmarkStart w:id="56169" w:name="TR-028-02"/>
       <w:r>
         <w:t xml:space="preserve">TR-028-02: 028 02 Bibliography</w:t>
       </w:r>
@@ -57456,7 +57661,7 @@
         <w:pStyle w:val="Definition"/>
       </w:pPr>
       <w:r>
-        <w:t xml:space="preserve">28</w:t>
+        <w:t xml:space="preserve">47</w:t>
       </w:r>
     </w:p>
     <w:p>
@@ -57496,7 +57701,7 @@
         <w:pStyle w:val="Definition"/>
       </w:pPr>
       <w:r>
-        <w:t xml:space="preserve">2026-10-07</w:t>
+        <w:t xml:space="preserve">2026-10-21</w:t>
       </w:r>
     </w:p>
     <w:p>
@@ -57570,7 +57775,7 @@
         <w:keepNext/>
         <w:outlineLvl w:val="0"/>
       </w:pPr>
-      <w:bookmarkStart w:name="TR-029-01" w:id="85959"/>
+      <w:bookmarkStart w:id="85959" w:name="TR-029-01"/>
       <w:r>
         <w:t xml:space="preserve">TR-029-01: 029 01 Ooxml Schema Validation</w:t>
       </w:r>
@@ -57593,7 +57798,7 @@
         <w:pStyle w:val="Definition"/>
       </w:pPr>
       <w:r>
-        <w:t xml:space="preserve">171</w:t>
+        <w:t xml:space="preserve">212</w:t>
       </w:r>
     </w:p>
     <w:p>
@@ -57633,7 +57838,7 @@
         <w:pStyle w:val="Definition"/>
       </w:pPr>
       <w:r>
-        <w:t xml:space="preserve">2026-10-07</w:t>
+        <w:t xml:space="preserve">2026-10-21</w:t>
       </w:r>
     </w:p>
     <w:p>
@@ -57707,7 +57912,7 @@
         <w:keepNext/>
         <w:outlineLvl w:val="0"/>
       </w:pPr>
-      <w:bookmarkStart w:name="TR-029-02" w:id="85960"/>
+      <w:bookmarkStart w:id="85960" w:name="TR-029-02"/>
       <w:r>
         <w:t xml:space="preserve">TR-029-02: 029 02 Ooxml Validator Selftest</w:t>
       </w:r>
@@ -57730,7 +57935,7 @@
         <w:pStyle w:val="Definition"/>
       </w:pPr>
       <w:r>
-        <w:t xml:space="preserve">95</w:t>
+        <w:t xml:space="preserve">110</w:t>
       </w:r>
     </w:p>
     <w:p>
@@ -57770,7 +57975,7 @@
         <w:pStyle w:val="Definition"/>
       </w:pPr>
       <w:r>
-        <w:t xml:space="preserve">2026-10-07</w:t>
+        <w:t xml:space="preserve">2026-10-21</w:t>
       </w:r>
     </w:p>
     <w:p>
@@ -57844,7 +58049,7 @@
         <w:keepNext/>
         <w:outlineLvl w:val="0"/>
       </w:pPr>
-      <w:bookmarkStart w:name="TR-029-03" w:id="85961"/>
+      <w:bookmarkStart w:id="85961" w:name="TR-029-03"/>
       <w:r>
         <w:t xml:space="preserve">TR-029-03: 029 03 Caption Seq Cache</w:t>
       </w:r>
@@ -57867,7 +58072,7 @@
         <w:pStyle w:val="Definition"/>
       </w:pPr>
       <w:r>
-        <w:t xml:space="preserve">104</w:t>
+        <w:t xml:space="preserve">124</w:t>
       </w:r>
     </w:p>
     <w:p>
@@ -57907,7 +58112,7 @@
         <w:pStyle w:val="Definition"/>
       </w:pPr>
       <w:r>
-        <w:t xml:space="preserve">2026-10-07</w:t>
+        <w:t xml:space="preserve">2026-10-21</w:t>
       </w:r>
     </w:p>
     <w:p>
@@ -57981,7 +58186,7 @@
         <w:keepNext/>
         <w:outlineLvl w:val="0"/>
       </w:pPr>
-      <w:bookmarkStart w:name="TR-029-04" w:id="85962"/>
+      <w:bookmarkStart w:id="85962" w:name="TR-029-04"/>
       <w:r>
         <w:t xml:space="preserve">TR-029-04: 029 04 Bookmark Resolution</w:t>
       </w:r>
@@ -58004,7 +58209,7 @@
         <w:pStyle w:val="Definition"/>
       </w:pPr>
       <w:r>
-        <w:t xml:space="preserve">129</w:t>
+        <w:t xml:space="preserve">159</w:t>
       </w:r>
     </w:p>
     <w:p>
@@ -58044,7 +58249,7 @@
         <w:pStyle w:val="Definition"/>
       </w:pPr>
       <w:r>
-        <w:t xml:space="preserve">2026-10-07</w:t>
+        <w:t xml:space="preserve">2026-10-21</w:t>
       </w:r>
     </w:p>
     <w:p>
@@ -58118,7 +58323,7 @@
         <w:keepNext/>
         <w:outlineLvl w:val="0"/>
       </w:pPr>
-      <w:bookmarkStart w:name="TR-029-05" w:id="85963"/>
+      <w:bookmarkStart w:id="85963" w:name="TR-029-05"/>
       <w:r>
         <w:t xml:space="preserve">TR-029-05: 029 05 Libreoffice Roundtrip</w:t>
       </w:r>
@@ -58141,7 +58346,7 @@
         <w:pStyle w:val="Definition"/>
       </w:pPr>
       <w:r>
-        <w:t xml:space="preserve">127</w:t>
+        <w:t xml:space="preserve">149</w:t>
       </w:r>
     </w:p>
     <w:p>
@@ -58181,7 +58386,7 @@
         <w:pStyle w:val="Definition"/>
       </w:pPr>
       <w:r>
-        <w:t xml:space="preserve">2026-10-07</w:t>
+        <w:t xml:space="preserve">2026-10-21</w:t>
       </w:r>
     </w:p>
     <w:p>
@@ -58255,7 +58460,7 @@
         <w:keepNext/>
         <w:outlineLvl w:val="0"/>
       </w:pPr>
-      <w:bookmarkStart w:name="TR-029-06" w:id="85964"/>
+      <w:bookmarkStart w:id="85964" w:name="TR-029-06"/>
       <w:r>
         <w:t xml:space="preserve">TR-029-06: 029 06 Reference Cache Chain</w:t>
       </w:r>
@@ -58278,7 +58483,7 @@
         <w:pStyle w:val="Definition"/>
       </w:pPr>
       <w:r>
-        <w:t xml:space="preserve">22</w:t>
+        <w:t xml:space="preserve">27</w:t>
       </w:r>
     </w:p>
     <w:p>
@@ -58318,7 +58523,7 @@
         <w:pStyle w:val="Definition"/>
       </w:pPr>
       <w:r>
-        <w:t xml:space="preserve">2026-10-07</w:t>
+        <w:t xml:space="preserve">2026-10-21</w:t>
       </w:r>
     </w:p>
     <w:p>
@@ -58392,7 +58597,7 @@
         <w:keepNext/>
         <w:outlineLvl w:val="0"/>
       </w:pPr>
-      <w:bookmarkStart w:name="TR-029-07" w:id="85965"/>
+      <w:bookmarkStart w:id="85965" w:name="TR-029-07"/>
       <w:r>
         <w:t xml:space="preserve">TR-029-07: 029 07 Reference Table Header</w:t>
       </w:r>
@@ -58415,7 +58620,7 @@
         <w:pStyle w:val="Definition"/>
       </w:pPr>
       <w:r>
-        <w:t xml:space="preserve">71</w:t>
+        <w:t xml:space="preserve">90</w:t>
       </w:r>
     </w:p>
     <w:p>
@@ -58455,7 +58660,7 @@
         <w:pStyle w:val="Definition"/>
       </w:pPr>
       <w:r>
-        <w:t xml:space="preserve">2026-10-07</w:t>
+        <w:t xml:space="preserve">2026-10-21</w:t>
       </w:r>
     </w:p>
     <w:p>
@@ -58529,7 +58734,7 @@
         <w:keepNext/>
         <w:outlineLvl w:val="0"/>
       </w:pPr>
-      <w:bookmarkStart w:name="TR-029-08" w:id="85966"/>
+      <w:bookmarkStart w:id="85966" w:name="TR-029-08"/>
       <w:r>
         <w:t xml:space="preserve">TR-029-08: 029 08 Body Sectpr Self Closing</w:t>
       </w:r>
@@ -58552,7 +58757,7 @@
         <w:pStyle w:val="Definition"/>
       </w:pPr>
       <w:r>
-        <w:t xml:space="preserve">31</w:t>
+        <w:t xml:space="preserve">38</w:t>
       </w:r>
     </w:p>
     <w:p>
@@ -58592,7 +58797,7 @@
         <w:pStyle w:val="Definition"/>
       </w:pPr>
       <w:r>
-        <w:t xml:space="preserve">2026-10-07</w:t>
+        <w:t xml:space="preserve">2026-10-21</w:t>
       </w:r>
     </w:p>
     <w:p>
@@ -58666,7 +58871,7 @@
         <w:keepNext/>
         <w:outlineLvl w:val="0"/>
       </w:pPr>
-      <w:bookmarkStart w:name="TR-030-01" w:id="41361"/>
+      <w:bookmarkStart w:id="41361" w:name="TR-030-01"/>
       <w:r>
         <w:t xml:space="preserve">TR-030-01: 030 01 Html Options</w:t>
       </w:r>
@@ -58689,7 +58894,7 @@
         <w:pStyle w:val="Definition"/>
       </w:pPr>
       <w:r>
-        <w:t xml:space="preserve">21</w:t>
+        <w:t xml:space="preserve">28</w:t>
       </w:r>
     </w:p>
     <w:p>
@@ -58729,7 +58934,7 @@
         <w:pStyle w:val="Definition"/>
       </w:pPr>
       <w:r>
-        <w:t xml:space="preserve">2026-10-07</w:t>
+        <w:t xml:space="preserve">2026-10-21</w:t>
       </w:r>
     </w:p>
     <w:p>
@@ -58803,7 +59008,7 @@
         <w:keepNext/>
         <w:outlineLvl w:val="0"/>
       </w:pPr>
-      <w:bookmarkStart w:name="TR-030-02" w:id="41362"/>
+      <w:bookmarkStart w:id="41362" w:name="TR-030-02"/>
       <w:r>
         <w:t xml:space="preserve">TR-030-02: 030 02 Web Generation</w:t>
       </w:r>
@@ -58826,7 +59031,7 @@
         <w:pStyle w:val="Definition"/>
       </w:pPr>
       <w:r>
-        <w:t xml:space="preserve">60</w:t>
+        <w:t xml:space="preserve">69</w:t>
       </w:r>
     </w:p>
     <w:p>
@@ -58866,7 +59071,7 @@
         <w:pStyle w:val="Definition"/>
       </w:pPr>
       <w:r>
-        <w:t xml:space="preserve">2026-10-07</w:t>
+        <w:t xml:space="preserve">2026-10-21</w:t>
       </w:r>
     </w:p>
     <w:p>
@@ -58940,7 +59145,7 @@
         <w:keepNext/>
         <w:outlineLvl w:val="0"/>
       </w:pPr>
-      <w:bookmarkStart w:name="TR-030-03" w:id="41363"/>
+      <w:bookmarkStart w:id="41363" w:name="TR-030-03"/>
       <w:r>
         <w:t xml:space="preserve">TR-030-03: 030 03 Web Search</w:t>
       </w:r>
@@ -58963,7 +59168,7 @@
         <w:pStyle w:val="Definition"/>
       </w:pPr>
       <w:r>
-        <w:t xml:space="preserve">31</w:t>
+        <w:t xml:space="preserve">36</w:t>
       </w:r>
     </w:p>
     <w:p>
@@ -59003,7 +59208,7 @@
         <w:pStyle w:val="Definition"/>
       </w:pPr>
       <w:r>
-        <w:t xml:space="preserve">2026-10-07</w:t>
+        <w:t xml:space="preserve">2026-10-21</w:t>
       </w:r>
     </w:p>
     <w:p>
@@ -59077,7 +59282,7 @@
         <w:keepNext/>
         <w:outlineLvl w:val="0"/>
       </w:pPr>
-      <w:bookmarkStart w:name="TR-031-01" w:id="71152"/>
+      <w:bookmarkStart w:id="71152" w:name="TR-031-01"/>
       <w:r>
         <w:t xml:space="preserve">TR-031-01: 031 01 Assembler</w:t>
       </w:r>
@@ -59100,7 +59305,7 @@
         <w:pStyle w:val="Definition"/>
       </w:pPr>
       <w:r>
-        <w:t xml:space="preserve">25</w:t>
+        <w:t xml:space="preserve">33</w:t>
       </w:r>
     </w:p>
     <w:p>
@@ -59140,7 +59345,7 @@
         <w:pStyle w:val="Definition"/>
       </w:pPr>
       <w:r>
-        <w:t xml:space="preserve">2026-10-07</w:t>
+        <w:t xml:space="preserve">2026-10-21</w:t>
       </w:r>
     </w:p>
     <w:p>
@@ -59214,7 +59419,7 @@
         <w:keepNext/>
         <w:outlineLvl w:val="0"/>
       </w:pPr>
-      <w:bookmarkStart w:name="TR-032-01" w:id="943"/>
+      <w:bookmarkStart w:id="943" w:name="TR-032-01"/>
       <w:r>
         <w:t xml:space="preserve">TR-032-01: 032 01 Caption Structure</w:t>
       </w:r>
@@ -59237,7 +59442,7 @@
         <w:pStyle w:val="Definition"/>
       </w:pPr>
       <w:r>
-        <w:t xml:space="preserve">49</w:t>
+        <w:t xml:space="preserve">58</w:t>
       </w:r>
     </w:p>
     <w:p>
@@ -59277,7 +59482,7 @@
         <w:pStyle w:val="Definition"/>
       </w:pPr>
       <w:r>
-        <w:t xml:space="preserve">2026-10-07</w:t>
+        <w:t xml:space="preserve">2026-10-21</w:t>
       </w:r>
     </w:p>
     <w:p>
@@ -59351,7 +59556,7 @@
         <w:keepNext/>
         <w:outlineLvl w:val="0"/>
       </w:pPr>
-      <w:bookmarkStart w:name="TR-OUT-001-01" w:id="71372"/>
+      <w:bookmarkStart w:id="71372" w:name="TR-OUT-001-01"/>
       <w:r>
         <w:t xml:space="preserve">TR-OUT-001-01: Out 001 01 Assembly Order</w:t>
       </w:r>
@@ -59374,7 +59579,7 @@
         <w:pStyle w:val="Definition"/>
       </w:pPr>
       <w:r>
-        <w:t xml:space="preserve">59</w:t>
+        <w:t xml:space="preserve">70</w:t>
       </w:r>
     </w:p>
     <w:p>
@@ -59414,7 +59619,7 @@
         <w:pStyle w:val="Definition"/>
       </w:pPr>
       <w:r>
-        <w:t xml:space="preserve">2026-10-07</w:t>
+        <w:t xml:space="preserve">2026-10-21</w:t>
       </w:r>
     </w:p>
     <w:p>
@@ -59488,7 +59693,7 @@
         <w:keepNext/>
         <w:outlineLvl w:val="0"/>
       </w:pPr>
-      <w:bookmarkStart w:name="TR-OUT-004-01" w:id="60745"/>
+      <w:bookmarkStart w:id="60745" w:name="TR-OUT-004-01"/>
       <w:r>
         <w:t xml:space="preserve">TR-OUT-004-01: Out 004 01 Render Utils</w:t>
       </w:r>
@@ -59511,7 +59716,7 @@
         <w:pStyle w:val="Definition"/>
       </w:pPr>
       <w:r>
-        <w:t xml:space="preserve">26</w:t>
+        <w:t xml:space="preserve">35</w:t>
       </w:r>
     </w:p>
     <w:p>
@@ -59551,7 +59756,7 @@
         <w:pStyle w:val="Definition"/>
       </w:pPr>
       <w:r>
-        <w:t xml:space="preserve">2026-10-07</w:t>
+        <w:t xml:space="preserve">2026-10-21</w:t>
       </w:r>
     </w:p>
     <w:p>
@@ -59625,7 +59830,7 @@
         <w:keepNext/>
         <w:outlineLvl w:val="0"/>
       </w:pPr>
-      <w:bookmarkStart w:name="TR-OUT-005-01" w:id="90536"/>
+      <w:bookmarkStart w:id="90536" w:name="TR-OUT-005-01"/>
       <w:r>
         <w:t xml:space="preserve">TR-OUT-005-01: Out 005 01 Render Handler</w:t>
       </w:r>
@@ -59648,7 +59853,7 @@
         <w:pStyle w:val="Definition"/>
       </w:pPr>
       <w:r>
-        <w:t xml:space="preserve">30</w:t>
+        <w:t xml:space="preserve">40</w:t>
       </w:r>
     </w:p>
     <w:p>
@@ -59688,7 +59893,7 @@
         <w:pStyle w:val="Definition"/>
       </w:pPr>
       <w:r>
-        <w:t xml:space="preserve">2026-10-07</w:t>
+        <w:t xml:space="preserve">2026-10-21</w:t>
       </w:r>
     </w:p>
     <w:p>
@@ -59762,7 +59967,7 @@
         <w:keepNext/>
         <w:outlineLvl w:val="0"/>
       </w:pPr>
-      <w:bookmarkStart w:name="TR-OUT-008-01" w:id="79909"/>
+      <w:bookmarkStart w:id="79909" w:name="TR-OUT-008-01"/>
       <w:r>
         <w:t xml:space="preserve">TR-OUT-008-01: Out 008 01 Heading Hierarchy</w:t>
       </w:r>
@@ -59785,7 +59990,7 @@
         <w:pStyle w:val="Definition"/>
       </w:pPr>
       <w:r>
-        <w:t xml:space="preserve">97</w:t>
+        <w:t xml:space="preserve">118</w:t>
       </w:r>
     </w:p>
     <w:p>
@@ -59825,7 +60030,7 @@
         <w:pStyle w:val="Definition"/>
       </w:pPr>
       <w:r>
-        <w:t xml:space="preserve">2026-10-07</w:t>
+        <w:t xml:space="preserve">2026-10-21</w:t>
       </w:r>
     </w:p>
     <w:p>
@@ -59899,7 +60104,7 @@
         <w:keepNext/>
         <w:outlineLvl w:val="0"/>
       </w:pPr>
-      <w:bookmarkStart w:name="TR-OUT-008-02" w:id="79910"/>
+      <w:bookmarkStart w:id="79910" w:name="TR-OUT-008-02"/>
       <w:r>
         <w:t xml:space="preserve">TR-OUT-008-02: Out 008 02 Broken Hierarchy</w:t>
       </w:r>
@@ -59922,7 +60127,7 @@
         <w:pStyle w:val="Definition"/>
       </w:pPr>
       <w:r>
-        <w:t xml:space="preserve">125</w:t>
+        <w:t xml:space="preserve">157</w:t>
       </w:r>
     </w:p>
     <w:p>
@@ -59962,7 +60167,7 @@
         <w:pStyle w:val="Definition"/>
       </w:pPr>
       <w:r>
-        <w:t xml:space="preserve">2026-10-07</w:t>
+        <w:t xml:space="preserve">2026-10-21</w:t>
       </w:r>
     </w:p>
     <w:p>
@@ -60036,7 +60241,7 @@
         <w:keepNext/>
         <w:outlineLvl w:val="0"/>
       </w:pPr>
-      <w:bookmarkStart w:name="TR-OUT-009-01" w:id="9700"/>
+      <w:bookmarkStart w:id="9700" w:name="TR-OUT-009-01"/>
       <w:r>
         <w:t xml:space="preserve">TR-OUT-009-01: Out 009 01 Section Close</w:t>
       </w:r>
@@ -60059,7 +60264,7 @@
         <w:pStyle w:val="Definition"/>
       </w:pPr>
       <w:r>
-        <w:t xml:space="preserve">73</w:t>
+        <w:t xml:space="preserve">91</w:t>
       </w:r>
     </w:p>
     <w:p>
@@ -60099,7 +60304,7 @@
         <w:pStyle w:val="Definition"/>
       </w:pPr>
       <w:r>
-        <w:t xml:space="preserve">2026-10-07</w:t>
+        <w:t xml:space="preserve">2026-10-21</w:t>
       </w:r>
     </w:p>
     <w:p>
@@ -60173,7 +60378,7 @@
         <w:keepNext/>
         <w:outlineLvl w:val="0"/>
       </w:pPr>
-      <w:bookmarkStart w:name="TR-OUT-010-01" w:id="65102"/>
+      <w:bookmarkStart w:id="65102" w:name="TR-OUT-010-01"/>
       <w:r>
         <w:t xml:space="preserve">TR-OUT-010-01: Out 010 01 Cross Format Levels</w:t>
       </w:r>
@@ -60196,7 +60401,7 @@
         <w:pStyle w:val="Definition"/>
       </w:pPr>
       <w:r>
-        <w:t xml:space="preserve">105</w:t>
+        <w:t xml:space="preserve">135</w:t>
       </w:r>
     </w:p>
     <w:p>
@@ -60236,7 +60441,7 @@
         <w:pStyle w:val="Definition"/>
       </w:pPr>
       <w:r>
-        <w:t xml:space="preserve">2026-10-07</w:t>
+        <w:t xml:space="preserve">2026-10-21</w:t>
       </w:r>
     </w:p>
     <w:p>
@@ -60310,7 +60515,7 @@
         <w:keepNext/>
         <w:outlineLvl w:val="0"/>
       </w:pPr>
-      <w:bookmarkStart w:name="TR-OUT-011-01" w:id="94893"/>
+      <w:bookmarkStart w:id="94893" w:name="TR-OUT-011-01"/>
       <w:r>
         <w:t xml:space="preserve">TR-OUT-011-01: Out 011 01 Include Level Shift</w:t>
       </w:r>
@@ -60333,7 +60538,7 @@
         <w:pStyle w:val="Definition"/>
       </w:pPr>
       <w:r>
-        <w:t xml:space="preserve">117</w:t>
+        <w:t xml:space="preserve">147</w:t>
       </w:r>
     </w:p>
     <w:p>
@@ -60373,7 +60578,7 @@
         <w:pStyle w:val="Definition"/>
       </w:pPr>
       <w:r>
-        <w:t xml:space="preserve">2026-10-07</w:t>
+        <w:t xml:space="preserve">2026-10-21</w:t>
       </w:r>
     </w:p>
     <w:p>
@@ -60447,7 +60652,7 @@
         <w:keepNext/>
         <w:outlineLvl w:val="0"/>
       </w:pPr>
-      <w:bookmarkStart w:name="TR-OUT-011-02" w:id="94894"/>
+      <w:bookmarkStart w:id="94894" w:name="TR-OUT-011-02"/>
       <w:r>
         <w:t xml:space="preserve">TR-OUT-011-02: Out 011 02 Include Level Combos</w:t>
       </w:r>
@@ -60470,7 +60675,7 @@
         <w:pStyle w:val="Definition"/>
       </w:pPr>
       <w:r>
-        <w:t xml:space="preserve">165</w:t>
+        <w:t xml:space="preserve">201</w:t>
       </w:r>
     </w:p>
     <w:p>
@@ -60510,7 +60715,7 @@
         <w:pStyle w:val="Definition"/>
       </w:pPr>
       <w:r>
-        <w:t xml:space="preserve">2026-10-07</w:t>
+        <w:t xml:space="preserve">2026-10-21</w:t>
       </w:r>
     </w:p>
     <w:p>
@@ -60584,7 +60789,7 @@
         <w:keepNext/>
         <w:outlineLvl w:val="0"/>
       </w:pPr>
-      <w:bookmarkStart w:name="TR-OUT-011-03" w:id="94895"/>
+      <w:bookmarkStart w:id="94895" w:name="TR-OUT-011-03"/>
       <w:r>
         <w:t xml:space="preserve">TR-OUT-011-03: Out 011 03 Include Level Guards</w:t>
       </w:r>
@@ -60607,7 +60812,7 @@
         <w:pStyle w:val="Definition"/>
       </w:pPr>
       <w:r>
-        <w:t xml:space="preserve">220</w:t>
+        <w:t xml:space="preserve">274</w:t>
       </w:r>
     </w:p>
     <w:p>
@@ -60647,7 +60852,7 @@
         <w:pStyle w:val="Definition"/>
       </w:pPr>
       <w:r>
-        <w:t xml:space="preserve">2026-10-07</w:t>
+        <w:t xml:space="preserve">2026-10-21</w:t>
       </w:r>
     </w:p>
     <w:p>
@@ -60721,7 +60926,7 @@
         <w:keepNext/>
         <w:outlineLvl w:val="0"/>
       </w:pPr>
-      <w:bookmarkStart w:name="TR-OUT-012-01" w:id="24684"/>
+      <w:bookmarkStart w:id="24684" w:name="TR-OUT-012-01"/>
       <w:r>
         <w:t xml:space="preserve">TR-OUT-012-01: Out 012 01 Section Attribute Card</w:t>
       </w:r>
@@ -60744,7 +60949,7 @@
         <w:pStyle w:val="Definition"/>
       </w:pPr>
       <w:r>
-        <w:t xml:space="preserve">47</w:t>
+        <w:t xml:space="preserve">60</w:t>
       </w:r>
     </w:p>
     <w:p>
@@ -60784,7 +60989,7 @@
         <w:pStyle w:val="Definition"/>
       </w:pPr>
       <w:r>
-        <w:t xml:space="preserve">2026-10-07</w:t>
+        <w:t xml:space="preserve">2026-10-21</w:t>
       </w:r>
     </w:p>
     <w:p>
@@ -60858,7 +61063,7 @@
         <w:keepNext/>
         <w:outlineLvl w:val="0"/>
       </w:pPr>
-      <w:bookmarkStart w:name="TR-OUT-012-02" w:id="24685"/>
+      <w:bookmarkStart w:id="24685" w:name="TR-OUT-012-02"/>
       <w:r>
         <w:t xml:space="preserve">TR-OUT-012-02: Out 012 02 Include Composite Child</w:t>
       </w:r>
@@ -60881,7 +61086,7 @@
         <w:pStyle w:val="Definition"/>
       </w:pPr>
       <w:r>
-        <w:t xml:space="preserve">66</w:t>
+        <w:t xml:space="preserve">88</w:t>
       </w:r>
     </w:p>
     <w:p>
@@ -60921,7 +61126,7 @@
         <w:pStyle w:val="Definition"/>
       </w:pPr>
       <w:r>
-        <w:t xml:space="preserve">2026-10-07</w:t>
+        <w:t xml:space="preserve">2026-10-21</w:t>
       </w:r>
     </w:p>
     <w:p>
@@ -60995,7 +61200,7 @@
         <w:keepNext/>
         <w:outlineLvl w:val="0"/>
       </w:pPr>
-      <w:bookmarkStart w:name="TR-OUT-012-03" w:id="24686"/>
+      <w:bookmarkStart w:id="24686" w:name="TR-OUT-012-03"/>
       <w:r>
         <w:t xml:space="preserve">TR-OUT-012-03: Out 012 03 Hierarchical Pid Per Type</w:t>
       </w:r>
@@ -61018,7 +61223,7 @@
         <w:pStyle w:val="Definition"/>
       </w:pPr>
       <w:r>
-        <w:t xml:space="preserve">59</w:t>
+        <w:t xml:space="preserve">76</w:t>
       </w:r>
     </w:p>
     <w:p>
@@ -61058,7 +61263,7 @@
         <w:pStyle w:val="Definition"/>
       </w:pPr>
       <w:r>
-        <w:t xml:space="preserve">2026-10-07</w:t>
+        <w:t xml:space="preserve">2026-10-21</w:t>
       </w:r>
     </w:p>
     <w:p>
@@ -61132,7 +61337,144 @@
         <w:keepNext/>
         <w:outlineLvl w:val="0"/>
       </w:pPr>
-      <w:bookmarkStart w:name="TR-INT-016-01" w:id="17735"/>
+      <w:bookmarkStart w:id="98262" w:name="TR-CFG-001-01"/>
+      <w:r>
+        <w:t xml:space="preserve">TR-CFG-001-01: Cfg 001 01 Manifest Over Env</w:t>
+      </w:r>
+      <w:bookmarkEnd w:id="98262"/>
+    </w:p>
+    <w:p>
+      <w:pPr>
+        <w:pStyle w:val="DefinitionTerm"/>
+      </w:pPr>
+      <w:r>
+        <w:rPr>
+          <w:bCs/>
+          <w:b/>
+        </w:rPr>
+        <w:t xml:space="preserve">DURATION MS:</w:t>
+      </w:r>
+    </w:p>
+    <w:p>
+      <w:pPr>
+        <w:pStyle w:val="Definition"/>
+      </w:pPr>
+      <w:r>
+        <w:t xml:space="preserve">30</w:t>
+      </w:r>
+    </w:p>
+    <w:p>
+      <w:pPr>
+        <w:pStyle w:val="DefinitionTerm"/>
+      </w:pPr>
+      <w:r>
+        <w:rPr>
+          <w:bCs/>
+          <w:b/>
+        </w:rPr>
+        <w:t xml:space="preserve">EXECUTED BY:</w:t>
+      </w:r>
+    </w:p>
+    <w:p>
+      <w:pPr>
+        <w:pStyle w:val="Definition"/>
+      </w:pPr>
+      <w:r>
+        <w:t xml:space="preserve">E2E Test Runner</w:t>
+      </w:r>
+    </w:p>
+    <w:p>
+      <w:pPr>
+        <w:pStyle w:val="DefinitionTerm"/>
+      </w:pPr>
+      <w:r>
+        <w:rPr>
+          <w:bCs/>
+          <w:b/>
+        </w:rPr>
+        <w:t xml:space="preserve">EXECUTION DATE:</w:t>
+      </w:r>
+    </w:p>
+    <w:p>
+      <w:pPr>
+        <w:pStyle w:val="Definition"/>
+      </w:pPr>
+      <w:r>
+        <w:t xml:space="preserve">2026-10-21</w:t>
+      </w:r>
+    </w:p>
+    <w:p>
+      <w:pPr>
+        <w:pStyle w:val="DefinitionTerm"/>
+      </w:pPr>
+      <w:r>
+        <w:rPr>
+          <w:bCs/>
+          <w:b/>
+        </w:rPr>
+        <w:t xml:space="preserve">RESULT:</w:t>
+      </w:r>
+    </w:p>
+    <w:p>
+      <w:pPr>
+        <w:pStyle w:val="Definition"/>
+      </w:pPr>
+      <w:r>
+        <w:t xml:space="preserve">Pass</w:t>
+      </w:r>
+    </w:p>
+    <w:p>
+      <w:pPr>
+        <w:pStyle w:val="DefinitionTerm"/>
+      </w:pPr>
+      <w:r>
+        <w:rPr>
+          <w:bCs/>
+          <w:b/>
+        </w:rPr>
+        <w:t xml:space="preserve">TEST FILE:</w:t>
+      </w:r>
+    </w:p>
+    <w:p>
+      <w:pPr>
+        <w:pStyle w:val="Definition"/>
+      </w:pPr>
+      <w:r>
+        <w:t xml:space="preserve">tests/e2e/internals/vc_cfg_001_01_manifest_over_env.md</w:t>
+      </w:r>
+    </w:p>
+    <w:p>
+      <w:pPr>
+        <w:pStyle w:val="DefinitionTerm"/>
+      </w:pPr>
+      <w:r>
+        <w:rPr>
+          <w:bCs/>
+          <w:b/>
+        </w:rPr>
+        <w:t xml:space="preserve">TRACEABILITY:</w:t>
+      </w:r>
+    </w:p>
+    <w:p>
+      <w:pPr>
+        <w:pStyle w:val="Definition"/>
+      </w:pPr>
+      <w:hyperlink w:anchor="VC-CFG-001">
+        <w:r>
+          <w:rPr>
+            <w:rStyle w:val="Hyperlink"/>
+          </w:rPr>
+          <w:t xml:space="preserve">VC-CFG-001</w:t>
+        </w:r>
+      </w:hyperlink>
+    </w:p>
+    <w:p>
+      <w:pPr>
+        <w:pStyle w:val="SpecObjectHeader"/>
+        <w:keepNext/>
+        <w:outlineLvl w:val="0"/>
+      </w:pPr>
+      <w:bookmarkStart w:id="17735" w:name="TR-INT-016-01"/>
       <w:r>
         <w:t xml:space="preserve">TR-INT-016-01: Int 016 01 Label Slugify</w:t>
       </w:r>
@@ -61155,7 +61497,7 @@
         <w:pStyle w:val="Definition"/>
       </w:pPr>
       <w:r>
-        <w:t xml:space="preserve">25</w:t>
+        <w:t xml:space="preserve">33</w:t>
       </w:r>
     </w:p>
     <w:p>
@@ -61195,7 +61537,7 @@
         <w:pStyle w:val="Definition"/>
       </w:pPr>
       <w:r>
-        <w:t xml:space="preserve">2026-10-07</w:t>
+        <w:t xml:space="preserve">2026-10-21</w:t>
       </w:r>
     </w:p>
     <w:p>
@@ -61260,143 +61602,6 @@
             <w:rStyle w:val="Hyperlink"/>
           </w:rPr>
           <w:t xml:space="preserve">VC-INT-016</w:t>
-        </w:r>
-      </w:hyperlink>
-    </w:p>
-    <w:p>
-      <w:pPr>
-        <w:pStyle w:val="SpecObjectHeader"/>
-        <w:keepNext/>
-        <w:outlineLvl w:val="0"/>
-      </w:pPr>
-      <w:bookmarkStart w:name="TR-CFG-001-01" w:id="98262"/>
-      <w:r>
-        <w:t xml:space="preserve">TR-CFG-001-01: Cfg 001 01 Manifest Over Env</w:t>
-      </w:r>
-      <w:bookmarkEnd w:id="98262"/>
-    </w:p>
-    <w:p>
-      <w:pPr>
-        <w:pStyle w:val="DefinitionTerm"/>
-      </w:pPr>
-      <w:r>
-        <w:rPr>
-          <w:bCs/>
-          <w:b/>
-        </w:rPr>
-        <w:t xml:space="preserve">DURATION MS:</w:t>
-      </w:r>
-    </w:p>
-    <w:p>
-      <w:pPr>
-        <w:pStyle w:val="Definition"/>
-      </w:pPr>
-      <w:r>
-        <w:t xml:space="preserve">22</w:t>
-      </w:r>
-    </w:p>
-    <w:p>
-      <w:pPr>
-        <w:pStyle w:val="DefinitionTerm"/>
-      </w:pPr>
-      <w:r>
-        <w:rPr>
-          <w:bCs/>
-          <w:b/>
-        </w:rPr>
-        <w:t xml:space="preserve">EXECUTED BY:</w:t>
-      </w:r>
-    </w:p>
-    <w:p>
-      <w:pPr>
-        <w:pStyle w:val="Definition"/>
-      </w:pPr>
-      <w:r>
-        <w:t xml:space="preserve">E2E Test Runner</w:t>
-      </w:r>
-    </w:p>
-    <w:p>
-      <w:pPr>
-        <w:pStyle w:val="DefinitionTerm"/>
-      </w:pPr>
-      <w:r>
-        <w:rPr>
-          <w:bCs/>
-          <w:b/>
-        </w:rPr>
-        <w:t xml:space="preserve">EXECUTION DATE:</w:t>
-      </w:r>
-    </w:p>
-    <w:p>
-      <w:pPr>
-        <w:pStyle w:val="Definition"/>
-      </w:pPr>
-      <w:r>
-        <w:t xml:space="preserve">2026-10-07</w:t>
-      </w:r>
-    </w:p>
-    <w:p>
-      <w:pPr>
-        <w:pStyle w:val="DefinitionTerm"/>
-      </w:pPr>
-      <w:r>
-        <w:rPr>
-          <w:bCs/>
-          <w:b/>
-        </w:rPr>
-        <w:t xml:space="preserve">RESULT:</w:t>
-      </w:r>
-    </w:p>
-    <w:p>
-      <w:pPr>
-        <w:pStyle w:val="Definition"/>
-      </w:pPr>
-      <w:r>
-        <w:t xml:space="preserve">Pass</w:t>
-      </w:r>
-    </w:p>
-    <w:p>
-      <w:pPr>
-        <w:pStyle w:val="DefinitionTerm"/>
-      </w:pPr>
-      <w:r>
-        <w:rPr>
-          <w:bCs/>
-          <w:b/>
-        </w:rPr>
-        <w:t xml:space="preserve">TEST FILE:</w:t>
-      </w:r>
-    </w:p>
-    <w:p>
-      <w:pPr>
-        <w:pStyle w:val="Definition"/>
-      </w:pPr>
-      <w:r>
-        <w:t xml:space="preserve">tests/e2e/internals/vc_cfg_001_01_manifest_over_env.md</w:t>
-      </w:r>
-    </w:p>
-    <w:p>
-      <w:pPr>
-        <w:pStyle w:val="DefinitionTerm"/>
-      </w:pPr>
-      <w:r>
-        <w:rPr>
-          <w:bCs/>
-          <w:b/>
-        </w:rPr>
-        <w:t xml:space="preserve">TRACEABILITY:</w:t>
-      </w:r>
-    </w:p>
-    <w:p>
-      <w:pPr>
-        <w:pStyle w:val="Definition"/>
-      </w:pPr>
-      <w:hyperlink w:anchor="VC-CFG-001">
-        <w:r>
-          <w:rPr>
-            <w:rStyle w:val="Hyperlink"/>
-          </w:rPr>
-          <w:t xml:space="preserve">VC-CFG-001</w:t>
         </w:r>
       </w:hyperlink>
     </w:p>
@@ -62706,18 +62911,18 @@
     <w:basedOn w:val="VerbatimChar"/>
     <w:rPr/>
   </w:style>
-  <w:style w:customStyle="1" w:type="paragraph" w:styleId="SpecObjectHeader">
+  <w:style w:customStyle="1" w:styleId="SpecObjectHeader" w:type="paragraph">
     <w:name w:val="Spec Object Header"/>
     <w:basedOn w:val="Normal"/>
     <w:next w:val="FirstParagraph"/>
     <w:qFormat/>
     <w:pPr>
       <w:keepNext/>
-      <w:spacing w:before="280" w:line="276" w:lineRule="auto" w:after="120"/>
+      <w:spacing w:lineRule="auto" w:after="120" w:before="280" w:line="276"/>
       <w:outlineLvl w:val="0"/>
     </w:pPr>
     <w:rPr>
-      <w:rFonts w:hAnsi="Calibri Light" w:cs="Calibri Light" w:ascii="Calibri Light"/>
+      <w:rFonts w:ascii="Calibri Light" w:hAnsi="Calibri Light" w:cs="Calibri Light"/>
       <w:b/>
       <w:bCs/>
       <w:color w:val="0F4C64"/>

--- a/engineering/downloads/svc.docx
+++ b/engineering/downloads/svc.docx
@@ -11172,12 +11172,12 @@
               <w:pStyle w:val="Compact"/>
               <w:jc w:val="left"/>
             </w:pPr>
-            <w:hyperlink w:anchor="TR-OUT-013-02">
-              <w:r>
-                <w:rPr>
-                  <w:rStyle w:val="Hyperlink"/>
-                </w:rPr>
-                <w:t xml:space="preserve">TR-OUT-013-02</w:t>
+            <w:hyperlink w:anchor="TR-OUT-013-01">
+              <w:r>
+                <w:rPr>
+                  <w:rStyle w:val="Hyperlink"/>
+                </w:rPr>
+                <w:t xml:space="preserve">TR-OUT-013-01</w:t>
               </w:r>
             </w:hyperlink>
           </w:p>
@@ -11236,12 +11236,12 @@
               <w:pStyle w:val="Compact"/>
               <w:jc w:val="left"/>
             </w:pPr>
-            <w:hyperlink w:anchor="TR-OUT-013-03">
-              <w:r>
-                <w:rPr>
-                  <w:rStyle w:val="Hyperlink"/>
-                </w:rPr>
-                <w:t xml:space="preserve">TR-OUT-013-03</w:t>
+            <w:hyperlink w:anchor="TR-OUT-013-02">
+              <w:r>
+                <w:rPr>
+                  <w:rStyle w:val="Hyperlink"/>
+                </w:rPr>
+                <w:t xml:space="preserve">TR-OUT-013-02</w:t>
               </w:r>
             </w:hyperlink>
           </w:p>
@@ -11300,12 +11300,12 @@
               <w:pStyle w:val="Compact"/>
               <w:jc w:val="left"/>
             </w:pPr>
-            <w:hyperlink w:anchor="TR-OUT-013-04">
-              <w:r>
-                <w:rPr>
-                  <w:rStyle w:val="Hyperlink"/>
-                </w:rPr>
-                <w:t xml:space="preserve">TR-OUT-013-04</w:t>
+            <w:hyperlink w:anchor="TR-OUT-013-03">
+              <w:r>
+                <w:rPr>
+                  <w:rStyle w:val="Hyperlink"/>
+                </w:rPr>
+                <w:t xml:space="preserve">TR-OUT-013-03</w:t>
               </w:r>
             </w:hyperlink>
           </w:p>
@@ -11364,12 +11364,140 @@
               <w:pStyle w:val="Compact"/>
               <w:jc w:val="left"/>
             </w:pPr>
+            <w:hyperlink w:anchor="TR-OUT-013-04">
+              <w:r>
+                <w:rPr>
+                  <w:rStyle w:val="Hyperlink"/>
+                </w:rPr>
+                <w:t xml:space="preserve">TR-OUT-013-04</w:t>
+              </w:r>
+            </w:hyperlink>
+          </w:p>
+        </w:tc>
+        <w:tc>
+          <w:tcPr/>
+          <w:p>
+            <w:pPr>
+              <w:pStyle w:val="Compact"/>
+              <w:jc w:val="center"/>
+            </w:pPr>
+            <w:r>
+              <w:rPr>
+                <w:bCs/>
+                <w:b/>
+              </w:rPr>
+              <w:t xml:space="preserve">PASS</w:t>
+            </w:r>
+          </w:p>
+        </w:tc>
+      </w:tr>
+      <w:tr>
+        <w:tc>
+          <w:tcPr/>
+          <w:p>
+            <w:pPr>
+              <w:pStyle w:val="Compact"/>
+              <w:jc w:val="left"/>
+            </w:pPr>
+            <w:hyperlink w:anchor="VC-OUT-013">
+              <w:r>
+                <w:rPr>
+                  <w:rStyle w:val="Hyperlink"/>
+                </w:rPr>
+                <w:t xml:space="preserve">VC-OUT-013</w:t>
+              </w:r>
+            </w:hyperlink>
+          </w:p>
+        </w:tc>
+        <w:tc>
+          <w:tcPr/>
+          <w:p>
+            <w:pPr>
+              <w:pStyle w:val="Compact"/>
+              <w:jc w:val="left"/>
+            </w:pPr>
+            <w:r>
+              <w:t xml:space="preserve">Diagram Hyperlinks</w:t>
+            </w:r>
+          </w:p>
+        </w:tc>
+        <w:tc>
+          <w:tcPr/>
+          <w:p>
+            <w:pPr>
+              <w:pStyle w:val="Compact"/>
+              <w:jc w:val="left"/>
+            </w:pPr>
             <w:hyperlink w:anchor="TR-OUT-013-05">
               <w:r>
                 <w:rPr>
                   <w:rStyle w:val="Hyperlink"/>
                 </w:rPr>
                 <w:t xml:space="preserve">TR-OUT-013-05</w:t>
+              </w:r>
+            </w:hyperlink>
+          </w:p>
+        </w:tc>
+        <w:tc>
+          <w:tcPr/>
+          <w:p>
+            <w:pPr>
+              <w:pStyle w:val="Compact"/>
+              <w:jc w:val="center"/>
+            </w:pPr>
+            <w:r>
+              <w:rPr>
+                <w:bCs/>
+                <w:b/>
+              </w:rPr>
+              <w:t xml:space="preserve">PASS</w:t>
+            </w:r>
+          </w:p>
+        </w:tc>
+      </w:tr>
+      <w:tr>
+        <w:tc>
+          <w:tcPr/>
+          <w:p>
+            <w:pPr>
+              <w:pStyle w:val="Compact"/>
+              <w:jc w:val="left"/>
+            </w:pPr>
+            <w:hyperlink w:anchor="VC-OUT-013">
+              <w:r>
+                <w:rPr>
+                  <w:rStyle w:val="Hyperlink"/>
+                </w:rPr>
+                <w:t xml:space="preserve">VC-OUT-013</w:t>
+              </w:r>
+            </w:hyperlink>
+          </w:p>
+        </w:tc>
+        <w:tc>
+          <w:tcPr/>
+          <w:p>
+            <w:pPr>
+              <w:pStyle w:val="Compact"/>
+              <w:jc w:val="left"/>
+            </w:pPr>
+            <w:r>
+              <w:t xml:space="preserve">Diagram Hyperlinks</w:t>
+            </w:r>
+          </w:p>
+        </w:tc>
+        <w:tc>
+          <w:tcPr/>
+          <w:p>
+            <w:pPr>
+              <w:pStyle w:val="Compact"/>
+              <w:jc w:val="left"/>
+            </w:pPr>
+            <w:hyperlink w:anchor="TR-OUT-013-06">
+              <w:r>
+                <w:rPr>
+                  <w:rStyle w:val="Hyperlink"/>
+                </w:rPr>
+                <w:t xml:space="preserve">TR-OUT-013-06</w:t>
               </w:r>
             </w:hyperlink>
           </w:p>
@@ -18017,6 +18145,158 @@
               <w:pStyle w:val="Compact"/>
               <w:jc w:val="left"/>
             </w:pPr>
+            <w:hyperlink r:id="rId69">
+              <w:r>
+                <w:rPr>
+                  <w:rStyle w:val="Hyperlink"/>
+                </w:rPr>
+                <w:t xml:space="preserve">HLR-OUT-008</w:t>
+              </w:r>
+            </w:hyperlink>
+          </w:p>
+        </w:tc>
+        <w:tc>
+          <w:tcPr/>
+          <w:p>
+            <w:pPr>
+              <w:pStyle w:val="Compact"/>
+              <w:jc w:val="left"/>
+            </w:pPr>
+            <w:r>
+              <w:t xml:space="preserve">Diagram Hyperlinks</w:t>
+            </w:r>
+          </w:p>
+        </w:tc>
+        <w:tc>
+          <w:tcPr/>
+          <w:p>
+            <w:pPr>
+              <w:pStyle w:val="Compact"/>
+              <w:jc w:val="left"/>
+            </w:pPr>
+            <w:hyperlink w:anchor="VC-OUT-013">
+              <w:r>
+                <w:rPr>
+                  <w:rStyle w:val="Hyperlink"/>
+                </w:rPr>
+                <w:t xml:space="preserve">VC-OUT-013</w:t>
+              </w:r>
+            </w:hyperlink>
+          </w:p>
+        </w:tc>
+        <w:tc>
+          <w:tcPr/>
+          <w:p>
+            <w:pPr>
+              <w:pStyle w:val="Compact"/>
+              <w:jc w:val="left"/>
+            </w:pPr>
+            <w:r>
+              <w:t xml:space="preserve">Diagram Hyperlinks</w:t>
+            </w:r>
+          </w:p>
+        </w:tc>
+        <w:tc>
+          <w:tcPr/>
+          <w:p>
+            <w:pPr>
+              <w:pStyle w:val="Compact"/>
+              <w:jc w:val="center"/>
+            </w:pPr>
+            <w:r>
+              <w:rPr>
+                <w:bCs/>
+                <w:b/>
+              </w:rPr>
+              <w:t xml:space="preserve">✓ Pass</w:t>
+            </w:r>
+          </w:p>
+        </w:tc>
+      </w:tr>
+      <w:tr>
+        <w:tc>
+          <w:tcPr/>
+          <w:p>
+            <w:pPr>
+              <w:pStyle w:val="Compact"/>
+              <w:jc w:val="left"/>
+            </w:pPr>
+            <w:hyperlink r:id="rId69">
+              <w:r>
+                <w:rPr>
+                  <w:rStyle w:val="Hyperlink"/>
+                </w:rPr>
+                <w:t xml:space="preserve">HLR-OUT-008</w:t>
+              </w:r>
+            </w:hyperlink>
+          </w:p>
+        </w:tc>
+        <w:tc>
+          <w:tcPr/>
+          <w:p>
+            <w:pPr>
+              <w:pStyle w:val="Compact"/>
+              <w:jc w:val="left"/>
+            </w:pPr>
+            <w:r>
+              <w:t xml:space="preserve">Diagram Hyperlinks</w:t>
+            </w:r>
+          </w:p>
+        </w:tc>
+        <w:tc>
+          <w:tcPr/>
+          <w:p>
+            <w:pPr>
+              <w:pStyle w:val="Compact"/>
+              <w:jc w:val="left"/>
+            </w:pPr>
+            <w:hyperlink w:anchor="VC-OUT-013">
+              <w:r>
+                <w:rPr>
+                  <w:rStyle w:val="Hyperlink"/>
+                </w:rPr>
+                <w:t xml:space="preserve">VC-OUT-013</w:t>
+              </w:r>
+            </w:hyperlink>
+          </w:p>
+        </w:tc>
+        <w:tc>
+          <w:tcPr/>
+          <w:p>
+            <w:pPr>
+              <w:pStyle w:val="Compact"/>
+              <w:jc w:val="left"/>
+            </w:pPr>
+            <w:r>
+              <w:t xml:space="preserve">Diagram Hyperlinks</w:t>
+            </w:r>
+          </w:p>
+        </w:tc>
+        <w:tc>
+          <w:tcPr/>
+          <w:p>
+            <w:pPr>
+              <w:pStyle w:val="Compact"/>
+              <w:jc w:val="center"/>
+            </w:pPr>
+            <w:r>
+              <w:rPr>
+                <w:bCs/>
+                <w:b/>
+              </w:rPr>
+              <w:t xml:space="preserve">✓ Pass</w:t>
+            </w:r>
+          </w:p>
+        </w:tc>
+      </w:tr>
+      <w:tr>
+        <w:tc>
+          <w:tcPr/>
+          <w:p>
+            <w:pPr>
+              <w:pStyle w:val="Compact"/>
+              <w:jc w:val="left"/>
+            </w:pPr>
             <w:hyperlink r:id="rId22">
               <w:r>
                 <w:rPr>
@@ -46108,7 +46388,7 @@
         <w:pStyle w:val="Definition"/>
       </w:pPr>
       <w:r>
-        <w:t xml:space="preserve">67</w:t>
+        <w:t xml:space="preserve">70</w:t>
       </w:r>
     </w:p>
     <w:p>
@@ -46245,7 +46525,7 @@
         <w:pStyle w:val="Definition"/>
       </w:pPr>
       <w:r>
-        <w:t xml:space="preserve">30</w:t>
+        <w:t xml:space="preserve">33</w:t>
       </w:r>
     </w:p>
     <w:p>
@@ -46382,7 +46662,7 @@
         <w:pStyle w:val="Definition"/>
       </w:pPr>
       <w:r>
-        <w:t xml:space="preserve">54</w:t>
+        <w:t xml:space="preserve">59</w:t>
       </w:r>
     </w:p>
     <w:p>
@@ -46519,7 +46799,7 @@
         <w:pStyle w:val="Definition"/>
       </w:pPr>
       <w:r>
-        <w:t xml:space="preserve">178</w:t>
+        <w:t xml:space="preserve">193</w:t>
       </w:r>
     </w:p>
     <w:p>
@@ -46656,7 +46936,7 @@
         <w:pStyle w:val="Definition"/>
       </w:pPr>
       <w:r>
-        <w:t xml:space="preserve">35</w:t>
+        <w:t xml:space="preserve">38</w:t>
       </w:r>
     </w:p>
     <w:p>
@@ -46793,7 +47073,7 @@
         <w:pStyle w:val="Definition"/>
       </w:pPr>
       <w:r>
-        <w:t xml:space="preserve">173</w:t>
+        <w:t xml:space="preserve">186</w:t>
       </w:r>
     </w:p>
     <w:p>
@@ -46930,7 +47210,7 @@
         <w:pStyle w:val="Definition"/>
       </w:pPr>
       <w:r>
-        <w:t xml:space="preserve">220</w:t>
+        <w:t xml:space="preserve">233</w:t>
       </w:r>
     </w:p>
     <w:p>
@@ -47067,7 +47347,7 @@
         <w:pStyle w:val="Definition"/>
       </w:pPr>
       <w:r>
-        <w:t xml:space="preserve">207</w:t>
+        <w:t xml:space="preserve">219</w:t>
       </w:r>
     </w:p>
     <w:p>
@@ -47341,7 +47621,7 @@
         <w:pStyle w:val="Definition"/>
       </w:pPr>
       <w:r>
-        <w:t xml:space="preserve">78</w:t>
+        <w:t xml:space="preserve">85</w:t>
       </w:r>
     </w:p>
     <w:p>
@@ -47478,7 +47758,7 @@
         <w:pStyle w:val="Definition"/>
       </w:pPr>
       <w:r>
-        <w:t xml:space="preserve">71</w:t>
+        <w:t xml:space="preserve">89</w:t>
       </w:r>
     </w:p>
     <w:p>
@@ -47615,7 +47895,7 @@
         <w:pStyle w:val="Definition"/>
       </w:pPr>
       <w:r>
-        <w:t xml:space="preserve">265</w:t>
+        <w:t xml:space="preserve">289</w:t>
       </w:r>
     </w:p>
     <w:p>
@@ -47752,7 +48032,7 @@
         <w:pStyle w:val="Definition"/>
       </w:pPr>
       <w:r>
-        <w:t xml:space="preserve">653</w:t>
+        <w:t xml:space="preserve">707</w:t>
       </w:r>
     </w:p>
     <w:p>
@@ -47889,7 +48169,7 @@
         <w:pStyle w:val="Definition"/>
       </w:pPr>
       <w:r>
-        <w:t xml:space="preserve">156</w:t>
+        <w:t xml:space="preserve">163</w:t>
       </w:r>
     </w:p>
     <w:p>
@@ -48026,7 +48306,7 @@
         <w:pStyle w:val="Definition"/>
       </w:pPr>
       <w:r>
-        <w:t xml:space="preserve">84</w:t>
+        <w:t xml:space="preserve">82</w:t>
       </w:r>
     </w:p>
     <w:p>
@@ -48163,7 +48443,7 @@
         <w:pStyle w:val="Definition"/>
       </w:pPr>
       <w:r>
-        <w:t xml:space="preserve">109</w:t>
+        <w:t xml:space="preserve">113</w:t>
       </w:r>
     </w:p>
     <w:p>
@@ -48300,7 +48580,7 @@
         <w:pStyle w:val="Definition"/>
       </w:pPr>
       <w:r>
-        <w:t xml:space="preserve">43</w:t>
+        <w:t xml:space="preserve">46</w:t>
       </w:r>
     </w:p>
     <w:p>
@@ -48437,7 +48717,7 @@
         <w:pStyle w:val="Definition"/>
       </w:pPr>
       <w:r>
-        <w:t xml:space="preserve">90</w:t>
+        <w:t xml:space="preserve">96</w:t>
       </w:r>
     </w:p>
     <w:p>
@@ -48574,7 +48854,7 @@
         <w:pStyle w:val="Definition"/>
       </w:pPr>
       <w:r>
-        <w:t xml:space="preserve">59</w:t>
+        <w:t xml:space="preserve">62</w:t>
       </w:r>
     </w:p>
     <w:p>
@@ -48711,7 +48991,7 @@
         <w:pStyle w:val="Definition"/>
       </w:pPr>
       <w:r>
-        <w:t xml:space="preserve">51</w:t>
+        <w:t xml:space="preserve">54</w:t>
       </w:r>
     </w:p>
     <w:p>
@@ -48848,7 +49128,7 @@
         <w:pStyle w:val="Definition"/>
       </w:pPr>
       <w:r>
-        <w:t xml:space="preserve">44</w:t>
+        <w:t xml:space="preserve">42</w:t>
       </w:r>
     </w:p>
     <w:p>
@@ -48985,7 +49265,7 @@
         <w:pStyle w:val="Definition"/>
       </w:pPr>
       <w:r>
-        <w:t xml:space="preserve">39</w:t>
+        <w:t xml:space="preserve">40</w:t>
       </w:r>
     </w:p>
     <w:p>
@@ -49122,7 +49402,7 @@
         <w:pStyle w:val="Definition"/>
       </w:pPr>
       <w:r>
-        <w:t xml:space="preserve">55</w:t>
+        <w:t xml:space="preserve">59</w:t>
       </w:r>
     </w:p>
     <w:p>
@@ -49259,7 +49539,7 @@
         <w:pStyle w:val="Definition"/>
       </w:pPr>
       <w:r>
-        <w:t xml:space="preserve">57</w:t>
+        <w:t xml:space="preserve">58</w:t>
       </w:r>
     </w:p>
     <w:p>
@@ -49396,7 +49676,7 @@
         <w:pStyle w:val="Definition"/>
       </w:pPr>
       <w:r>
-        <w:t xml:space="preserve">33</w:t>
+        <w:t xml:space="preserve">36</w:t>
       </w:r>
     </w:p>
     <w:p>
@@ -49533,7 +49813,7 @@
         <w:pStyle w:val="Definition"/>
       </w:pPr>
       <w:r>
-        <w:t xml:space="preserve">34</w:t>
+        <w:t xml:space="preserve">37</w:t>
       </w:r>
     </w:p>
     <w:p>
@@ -49670,7 +49950,7 @@
         <w:pStyle w:val="Definition"/>
       </w:pPr>
       <w:r>
-        <w:t xml:space="preserve">40</w:t>
+        <w:t xml:space="preserve">43</w:t>
       </w:r>
     </w:p>
     <w:p>
@@ -49807,7 +50087,7 @@
         <w:pStyle w:val="Definition"/>
       </w:pPr>
       <w:r>
-        <w:t xml:space="preserve">46</w:t>
+        <w:t xml:space="preserve">48</w:t>
       </w:r>
     </w:p>
     <w:p>
@@ -49944,7 +50224,7 @@
         <w:pStyle w:val="Definition"/>
       </w:pPr>
       <w:r>
-        <w:t xml:space="preserve">53</w:t>
+        <w:t xml:space="preserve">54</w:t>
       </w:r>
     </w:p>
     <w:p>
@@ -50081,7 +50361,7 @@
         <w:pStyle w:val="Definition"/>
       </w:pPr>
       <w:r>
-        <w:t xml:space="preserve">97</w:t>
+        <w:t xml:space="preserve">104</w:t>
       </w:r>
     </w:p>
     <w:p>
@@ -50218,7 +50498,7 @@
         <w:pStyle w:val="Definition"/>
       </w:pPr>
       <w:r>
-        <w:t xml:space="preserve">51</w:t>
+        <w:t xml:space="preserve">55</w:t>
       </w:r>
     </w:p>
     <w:p>
@@ -50355,7 +50635,7 @@
         <w:pStyle w:val="Definition"/>
       </w:pPr>
       <w:r>
-        <w:t xml:space="preserve">44</w:t>
+        <w:t xml:space="preserve">48</w:t>
       </w:r>
     </w:p>
     <w:p>
@@ -50492,7 +50772,7 @@
         <w:pStyle w:val="Definition"/>
       </w:pPr>
       <w:r>
-        <w:t xml:space="preserve">46</w:t>
+        <w:t xml:space="preserve">49</w:t>
       </w:r>
     </w:p>
     <w:p>
@@ -50629,7 +50909,7 @@
         <w:pStyle w:val="Definition"/>
       </w:pPr>
       <w:r>
-        <w:t xml:space="preserve">63</w:t>
+        <w:t xml:space="preserve">65</w:t>
       </w:r>
     </w:p>
     <w:p>
@@ -50766,7 +51046,7 @@
         <w:pStyle w:val="Definition"/>
       </w:pPr>
       <w:r>
-        <w:t xml:space="preserve">59</w:t>
+        <w:t xml:space="preserve">63</w:t>
       </w:r>
     </w:p>
     <w:p>
@@ -50903,7 +51183,7 @@
         <w:pStyle w:val="Definition"/>
       </w:pPr>
       <w:r>
-        <w:t xml:space="preserve">46</w:t>
+        <w:t xml:space="preserve">49</w:t>
       </w:r>
     </w:p>
     <w:p>
@@ -51040,7 +51320,7 @@
         <w:pStyle w:val="Definition"/>
       </w:pPr>
       <w:r>
-        <w:t xml:space="preserve">70</w:t>
+        <w:t xml:space="preserve">77</w:t>
       </w:r>
     </w:p>
     <w:p>
@@ -51177,7 +51457,7 @@
         <w:pStyle w:val="Definition"/>
       </w:pPr>
       <w:r>
-        <w:t xml:space="preserve">41</w:t>
+        <w:t xml:space="preserve">44</w:t>
       </w:r>
     </w:p>
     <w:p>
@@ -51314,7 +51594,7 @@
         <w:pStyle w:val="Definition"/>
       </w:pPr>
       <w:r>
-        <w:t xml:space="preserve">38</w:t>
+        <w:t xml:space="preserve">40</w:t>
       </w:r>
     </w:p>
     <w:p>
@@ -51588,7 +51868,7 @@
         <w:pStyle w:val="Definition"/>
       </w:pPr>
       <w:r>
-        <w:t xml:space="preserve">43</w:t>
+        <w:t xml:space="preserve">45</w:t>
       </w:r>
     </w:p>
     <w:p>
@@ -51725,7 +52005,7 @@
         <w:pStyle w:val="Definition"/>
       </w:pPr>
       <w:r>
-        <w:t xml:space="preserve">36</w:t>
+        <w:t xml:space="preserve">38</w:t>
       </w:r>
     </w:p>
     <w:p>
@@ -51862,7 +52142,7 @@
         <w:pStyle w:val="Definition"/>
       </w:pPr>
       <w:r>
-        <w:t xml:space="preserve">39</w:t>
+        <w:t xml:space="preserve">41</w:t>
       </w:r>
     </w:p>
     <w:p>
@@ -51999,7 +52279,7 @@
         <w:pStyle w:val="Definition"/>
       </w:pPr>
       <w:r>
-        <w:t xml:space="preserve">40</w:t>
+        <w:t xml:space="preserve">44</w:t>
       </w:r>
     </w:p>
     <w:p>
@@ -52136,7 +52416,7 @@
         <w:pStyle w:val="Definition"/>
       </w:pPr>
       <w:r>
-        <w:t xml:space="preserve">125</w:t>
+        <w:t xml:space="preserve">134</w:t>
       </w:r>
     </w:p>
     <w:p>
@@ -52273,7 +52553,7 @@
         <w:pStyle w:val="Definition"/>
       </w:pPr>
       <w:r>
-        <w:t xml:space="preserve">110</w:t>
+        <w:t xml:space="preserve">115</w:t>
       </w:r>
     </w:p>
     <w:p>
@@ -52410,7 +52690,7 @@
         <w:pStyle w:val="Definition"/>
       </w:pPr>
       <w:r>
-        <w:t xml:space="preserve">48</w:t>
+        <w:t xml:space="preserve">51</w:t>
       </w:r>
     </w:p>
     <w:p>
@@ -52547,7 +52827,7 @@
         <w:pStyle w:val="Definition"/>
       </w:pPr>
       <w:r>
-        <w:t xml:space="preserve">55</w:t>
+        <w:t xml:space="preserve">61</w:t>
       </w:r>
     </w:p>
     <w:p>
@@ -52684,7 +52964,7 @@
         <w:pStyle w:val="Definition"/>
       </w:pPr>
       <w:r>
-        <w:t xml:space="preserve">141</w:t>
+        <w:t xml:space="preserve">154</w:t>
       </w:r>
     </w:p>
     <w:p>
@@ -52821,7 +53101,7 @@
         <w:pStyle w:val="Definition"/>
       </w:pPr>
       <w:r>
-        <w:t xml:space="preserve">108</w:t>
+        <w:t xml:space="preserve">114</w:t>
       </w:r>
     </w:p>
     <w:p>
@@ -52958,7 +53238,7 @@
         <w:pStyle w:val="Definition"/>
       </w:pPr>
       <w:r>
-        <w:t xml:space="preserve">99</w:t>
+        <w:t xml:space="preserve">103</w:t>
       </w:r>
     </w:p>
     <w:p>
@@ -53095,7 +53375,7 @@
         <w:pStyle w:val="Definition"/>
       </w:pPr>
       <w:r>
-        <w:t xml:space="preserve">81</w:t>
+        <w:t xml:space="preserve">85</w:t>
       </w:r>
     </w:p>
     <w:p>
@@ -53232,7 +53512,7 @@
         <w:pStyle w:val="Definition"/>
       </w:pPr>
       <w:r>
-        <w:t xml:space="preserve">43</w:t>
+        <w:t xml:space="preserve">44</w:t>
       </w:r>
     </w:p>
     <w:p>
@@ -53369,7 +53649,7 @@
         <w:pStyle w:val="Definition"/>
       </w:pPr>
       <w:r>
-        <w:t xml:space="preserve">44</w:t>
+        <w:t xml:space="preserve">46</w:t>
       </w:r>
     </w:p>
     <w:p>
@@ -53506,7 +53786,7 @@
         <w:pStyle w:val="Definition"/>
       </w:pPr>
       <w:r>
-        <w:t xml:space="preserve">45</w:t>
+        <w:t xml:space="preserve">49</w:t>
       </w:r>
     </w:p>
     <w:p>
@@ -53643,7 +53923,7 @@
         <w:pStyle w:val="Definition"/>
       </w:pPr>
       <w:r>
-        <w:t xml:space="preserve">54</w:t>
+        <w:t xml:space="preserve">57</w:t>
       </w:r>
     </w:p>
     <w:p>
@@ -53780,7 +54060,7 @@
         <w:pStyle w:val="Definition"/>
       </w:pPr>
       <w:r>
-        <w:t xml:space="preserve">59</w:t>
+        <w:t xml:space="preserve">62</w:t>
       </w:r>
     </w:p>
     <w:p>
@@ -53917,7 +54197,7 @@
         <w:pStyle w:val="Definition"/>
       </w:pPr>
       <w:r>
-        <w:t xml:space="preserve">64</w:t>
+        <w:t xml:space="preserve">67</w:t>
       </w:r>
     </w:p>
     <w:p>
@@ -54054,7 +54334,7 @@
         <w:pStyle w:val="Definition"/>
       </w:pPr>
       <w:r>
-        <w:t xml:space="preserve">74</w:t>
+        <w:t xml:space="preserve">75</w:t>
       </w:r>
     </w:p>
     <w:p>
@@ -54191,7 +54471,7 @@
         <w:pStyle w:val="Definition"/>
       </w:pPr>
       <w:r>
-        <w:t xml:space="preserve">130</w:t>
+        <w:t xml:space="preserve">133</w:t>
       </w:r>
     </w:p>
     <w:p>
@@ -54328,7 +54608,7 @@
         <w:pStyle w:val="Definition"/>
       </w:pPr>
       <w:r>
-        <w:t xml:space="preserve">139</w:t>
+        <w:t xml:space="preserve">143</w:t>
       </w:r>
     </w:p>
     <w:p>
@@ -54465,7 +54745,7 @@
         <w:pStyle w:val="Definition"/>
       </w:pPr>
       <w:r>
-        <w:t xml:space="preserve">74</w:t>
+        <w:t xml:space="preserve">77</w:t>
       </w:r>
     </w:p>
     <w:p>
@@ -54602,7 +54882,7 @@
         <w:pStyle w:val="Definition"/>
       </w:pPr>
       <w:r>
-        <w:t xml:space="preserve">64</w:t>
+        <w:t xml:space="preserve">67</w:t>
       </w:r>
     </w:p>
     <w:p>
@@ -54739,7 +55019,7 @@
         <w:pStyle w:val="Definition"/>
       </w:pPr>
       <w:r>
-        <w:t xml:space="preserve">49</w:t>
+        <w:t xml:space="preserve">51</w:t>
       </w:r>
     </w:p>
     <w:p>
@@ -54876,7 +55156,7 @@
         <w:pStyle w:val="Definition"/>
       </w:pPr>
       <w:r>
-        <w:t xml:space="preserve">71</w:t>
+        <w:t xml:space="preserve">81</w:t>
       </w:r>
     </w:p>
     <w:p>
@@ -55013,7 +55293,7 @@
         <w:pStyle w:val="Definition"/>
       </w:pPr>
       <w:r>
-        <w:t xml:space="preserve">99</w:t>
+        <w:t xml:space="preserve">108</w:t>
       </w:r>
     </w:p>
     <w:p>
@@ -55150,7 +55430,7 @@
         <w:pStyle w:val="Definition"/>
       </w:pPr>
       <w:r>
-        <w:t xml:space="preserve">103</w:t>
+        <w:t xml:space="preserve">107</w:t>
       </w:r>
     </w:p>
     <w:p>
@@ -55287,7 +55567,7 @@
         <w:pStyle w:val="Definition"/>
       </w:pPr>
       <w:r>
-        <w:t xml:space="preserve">103</w:t>
+        <w:t xml:space="preserve">107</w:t>
       </w:r>
     </w:p>
     <w:p>
@@ -55424,7 +55704,7 @@
         <w:pStyle w:val="Definition"/>
       </w:pPr>
       <w:r>
-        <w:t xml:space="preserve">71</w:t>
+        <w:t xml:space="preserve">74</w:t>
       </w:r>
     </w:p>
     <w:p>
@@ -55561,7 +55841,7 @@
         <w:pStyle w:val="Definition"/>
       </w:pPr>
       <w:r>
-        <w:t xml:space="preserve">80</w:t>
+        <w:t xml:space="preserve">82</w:t>
       </w:r>
     </w:p>
     <w:p>
@@ -55698,7 +55978,7 @@
         <w:pStyle w:val="Definition"/>
       </w:pPr>
       <w:r>
-        <w:t xml:space="preserve">73</w:t>
+        <w:t xml:space="preserve">78</w:t>
       </w:r>
     </w:p>
     <w:p>
@@ -55835,7 +56115,7 @@
         <w:pStyle w:val="Definition"/>
       </w:pPr>
       <w:r>
-        <w:t xml:space="preserve">32</w:t>
+        <w:t xml:space="preserve">34</w:t>
       </w:r>
     </w:p>
     <w:p>
@@ -55972,7 +56252,7 @@
         <w:pStyle w:val="Definition"/>
       </w:pPr>
       <w:r>
-        <w:t xml:space="preserve">33</w:t>
+        <w:t xml:space="preserve">34</w:t>
       </w:r>
     </w:p>
     <w:p>
@@ -56109,7 +56389,7 @@
         <w:pStyle w:val="Definition"/>
       </w:pPr>
       <w:r>
-        <w:t xml:space="preserve">33</w:t>
+        <w:t xml:space="preserve">36</w:t>
       </w:r>
     </w:p>
     <w:p>
@@ -56246,7 +56526,7 @@
         <w:pStyle w:val="Definition"/>
       </w:pPr>
       <w:r>
-        <w:t xml:space="preserve">55</w:t>
+        <w:t xml:space="preserve">57</w:t>
       </w:r>
     </w:p>
     <w:p>
@@ -56383,7 +56663,7 @@
         <w:pStyle w:val="Definition"/>
       </w:pPr>
       <w:r>
-        <w:t xml:space="preserve">59</w:t>
+        <w:t xml:space="preserve">66</w:t>
       </w:r>
     </w:p>
     <w:p>
@@ -56520,7 +56800,7 @@
         <w:pStyle w:val="Definition"/>
       </w:pPr>
       <w:r>
-        <w:t xml:space="preserve">74</w:t>
+        <w:t xml:space="preserve">77</w:t>
       </w:r>
     </w:p>
     <w:p>
@@ -56657,7 +56937,7 @@
         <w:pStyle w:val="Definition"/>
       </w:pPr>
       <w:r>
-        <w:t xml:space="preserve">132</w:t>
+        <w:t xml:space="preserve">137</w:t>
       </w:r>
     </w:p>
     <w:p>
@@ -56794,7 +57074,7 @@
         <w:pStyle w:val="Definition"/>
       </w:pPr>
       <w:r>
-        <w:t xml:space="preserve">79</w:t>
+        <w:t xml:space="preserve">82</w:t>
       </w:r>
     </w:p>
     <w:p>
@@ -56931,7 +57211,7 @@
         <w:pStyle w:val="Definition"/>
       </w:pPr>
       <w:r>
-        <w:t xml:space="preserve">58</w:t>
+        <w:t xml:space="preserve">48</w:t>
       </w:r>
     </w:p>
     <w:p>
@@ -57068,7 +57348,7 @@
         <w:pStyle w:val="Definition"/>
       </w:pPr>
       <w:r>
-        <w:t xml:space="preserve">55</w:t>
+        <w:t xml:space="preserve">70</w:t>
       </w:r>
     </w:p>
     <w:p>
@@ -57205,7 +57485,7 @@
         <w:pStyle w:val="Definition"/>
       </w:pPr>
       <w:r>
-        <w:t xml:space="preserve">56</w:t>
+        <w:t xml:space="preserve">61</w:t>
       </w:r>
     </w:p>
     <w:p>
@@ -57342,7 +57622,7 @@
         <w:pStyle w:val="Definition"/>
       </w:pPr>
       <w:r>
-        <w:t xml:space="preserve">53</w:t>
+        <w:t xml:space="preserve">55</w:t>
       </w:r>
     </w:p>
     <w:p>
@@ -57479,7 +57759,7 @@
         <w:pStyle w:val="Definition"/>
       </w:pPr>
       <w:r>
-        <w:t xml:space="preserve">61</w:t>
+        <w:t xml:space="preserve">65</w:t>
       </w:r>
     </w:p>
     <w:p>
@@ -57616,7 +57896,7 @@
         <w:pStyle w:val="Definition"/>
       </w:pPr>
       <w:r>
-        <w:t xml:space="preserve">98</w:t>
+        <w:t xml:space="preserve">106</w:t>
       </w:r>
     </w:p>
     <w:p>
@@ -57753,7 +58033,7 @@
         <w:pStyle w:val="Definition"/>
       </w:pPr>
       <w:r>
-        <w:t xml:space="preserve">33</w:t>
+        <w:t xml:space="preserve">38</w:t>
       </w:r>
     </w:p>
     <w:p>
@@ -57890,7 +58170,7 @@
         <w:pStyle w:val="Definition"/>
       </w:pPr>
       <w:r>
-        <w:t xml:space="preserve">34</w:t>
+        <w:t xml:space="preserve">36</w:t>
       </w:r>
     </w:p>
     <w:p>
@@ -58027,7 +58307,7 @@
         <w:pStyle w:val="Definition"/>
       </w:pPr>
       <w:r>
-        <w:t xml:space="preserve">40</w:t>
+        <w:t xml:space="preserve">42</w:t>
       </w:r>
     </w:p>
     <w:p>
@@ -58164,7 +58444,7 @@
         <w:pStyle w:val="Definition"/>
       </w:pPr>
       <w:r>
-        <w:t xml:space="preserve">43</w:t>
+        <w:t xml:space="preserve">45</w:t>
       </w:r>
     </w:p>
     <w:p>
@@ -58301,7 +58581,7 @@
         <w:pStyle w:val="Definition"/>
       </w:pPr>
       <w:r>
-        <w:t xml:space="preserve">47</w:t>
+        <w:t xml:space="preserve">50</w:t>
       </w:r>
     </w:p>
     <w:p>
@@ -58438,7 +58718,7 @@
         <w:pStyle w:val="Definition"/>
       </w:pPr>
       <w:r>
-        <w:t xml:space="preserve">58</w:t>
+        <w:t xml:space="preserve">61</w:t>
       </w:r>
     </w:p>
     <w:p>
@@ -58575,7 +58855,7 @@
         <w:pStyle w:val="Definition"/>
       </w:pPr>
       <w:r>
-        <w:t xml:space="preserve">34</w:t>
+        <w:t xml:space="preserve">36</w:t>
       </w:r>
     </w:p>
     <w:p>
@@ -58712,7 +58992,7 @@
         <w:pStyle w:val="Definition"/>
       </w:pPr>
       <w:r>
-        <w:t xml:space="preserve">35</w:t>
+        <w:t xml:space="preserve">38</w:t>
       </w:r>
     </w:p>
     <w:p>
@@ -58849,7 +59129,7 @@
         <w:pStyle w:val="Definition"/>
       </w:pPr>
       <w:r>
-        <w:t xml:space="preserve">38</w:t>
+        <w:t xml:space="preserve">40</w:t>
       </w:r>
     </w:p>
     <w:p>
@@ -58986,7 +59266,7 @@
         <w:pStyle w:val="Definition"/>
       </w:pPr>
       <w:r>
-        <w:t xml:space="preserve">49</w:t>
+        <w:t xml:space="preserve">52</w:t>
       </w:r>
     </w:p>
     <w:p>
@@ -59123,7 +59403,7 @@
         <w:pStyle w:val="Definition"/>
       </w:pPr>
       <w:r>
-        <w:t xml:space="preserve">103</w:t>
+        <w:t xml:space="preserve">109</w:t>
       </w:r>
     </w:p>
     <w:p>
@@ -59260,7 +59540,7 @@
         <w:pStyle w:val="Definition"/>
       </w:pPr>
       <w:r>
-        <w:t xml:space="preserve">46</w:t>
+        <w:t xml:space="preserve">48</w:t>
       </w:r>
     </w:p>
     <w:p>
@@ -59397,7 +59677,7 @@
         <w:pStyle w:val="Definition"/>
       </w:pPr>
       <w:r>
-        <w:t xml:space="preserve">285</w:t>
+        <w:t xml:space="preserve">288</w:t>
       </w:r>
     </w:p>
     <w:p>
@@ -59534,7 +59814,7 @@
         <w:pStyle w:val="Definition"/>
       </w:pPr>
       <w:r>
-        <w:t xml:space="preserve">153</w:t>
+        <w:t xml:space="preserve">161</w:t>
       </w:r>
     </w:p>
     <w:p>
@@ -59671,7 +59951,7 @@
         <w:pStyle w:val="Definition"/>
       </w:pPr>
       <w:r>
-        <w:t xml:space="preserve">163</w:t>
+        <w:t xml:space="preserve">171</w:t>
       </w:r>
     </w:p>
     <w:p>
@@ -59808,7 +60088,7 @@
         <w:pStyle w:val="Definition"/>
       </w:pPr>
       <w:r>
-        <w:t xml:space="preserve">200</w:t>
+        <w:t xml:space="preserve">208</w:t>
       </w:r>
     </w:p>
     <w:p>
@@ -59945,7 +60225,7 @@
         <w:pStyle w:val="Definition"/>
       </w:pPr>
       <w:r>
-        <w:t xml:space="preserve">190</w:t>
+        <w:t xml:space="preserve">201</w:t>
       </w:r>
     </w:p>
     <w:p>
@@ -60082,7 +60362,7 @@
         <w:pStyle w:val="Definition"/>
       </w:pPr>
       <w:r>
-        <w:t xml:space="preserve">31</w:t>
+        <w:t xml:space="preserve">33</w:t>
       </w:r>
     </w:p>
     <w:p>
@@ -60219,7 +60499,7 @@
         <w:pStyle w:val="Definition"/>
       </w:pPr>
       <w:r>
-        <w:t xml:space="preserve">110</w:t>
+        <w:t xml:space="preserve">119</w:t>
       </w:r>
     </w:p>
     <w:p>
@@ -60356,7 +60636,7 @@
         <w:pStyle w:val="Definition"/>
       </w:pPr>
       <w:r>
-        <w:t xml:space="preserve">49</w:t>
+        <w:t xml:space="preserve">54</w:t>
       </w:r>
     </w:p>
     <w:p>
@@ -60493,7 +60773,7 @@
         <w:pStyle w:val="Definition"/>
       </w:pPr>
       <w:r>
-        <w:t xml:space="preserve">33</w:t>
+        <w:t xml:space="preserve">35</w:t>
       </w:r>
     </w:p>
     <w:p>
@@ -60630,7 +60910,7 @@
         <w:pStyle w:val="Definition"/>
       </w:pPr>
       <w:r>
-        <w:t xml:space="preserve">78</w:t>
+        <w:t xml:space="preserve">83</w:t>
       </w:r>
     </w:p>
     <w:p>
@@ -60767,7 +61047,7 @@
         <w:pStyle w:val="Definition"/>
       </w:pPr>
       <w:r>
-        <w:t xml:space="preserve">49</w:t>
+        <w:t xml:space="preserve">53</w:t>
       </w:r>
     </w:p>
     <w:p>
@@ -60904,7 +61184,7 @@
         <w:pStyle w:val="Definition"/>
       </w:pPr>
       <w:r>
-        <w:t xml:space="preserve">39</w:t>
+        <w:t xml:space="preserve">43</w:t>
       </w:r>
     </w:p>
     <w:p>
@@ -61041,7 +61321,7 @@
         <w:pStyle w:val="Definition"/>
       </w:pPr>
       <w:r>
-        <w:t xml:space="preserve">71</w:t>
+        <w:t xml:space="preserve">77</w:t>
       </w:r>
     </w:p>
     <w:p>
@@ -61178,7 +61458,7 @@
         <w:pStyle w:val="Definition"/>
       </w:pPr>
       <w:r>
-        <w:t xml:space="preserve">93</w:t>
+        <w:t xml:space="preserve">107</w:t>
       </w:r>
     </w:p>
     <w:p>
@@ -61315,7 +61595,7 @@
         <w:pStyle w:val="Definition"/>
       </w:pPr>
       <w:r>
-        <w:t xml:space="preserve">41</w:t>
+        <w:t xml:space="preserve">44</w:t>
       </w:r>
     </w:p>
     <w:p>
@@ -61452,7 +61732,7 @@
         <w:pStyle w:val="Definition"/>
       </w:pPr>
       <w:r>
-        <w:t xml:space="preserve">49</w:t>
+        <w:t xml:space="preserve">53</w:t>
       </w:r>
     </w:p>
     <w:p>
@@ -61589,7 +61869,7 @@
         <w:pStyle w:val="Definition"/>
       </w:pPr>
       <w:r>
-        <w:t xml:space="preserve">154</w:t>
+        <w:t xml:space="preserve">163</w:t>
       </w:r>
     </w:p>
     <w:p>
@@ -61726,7 +62006,7 @@
         <w:pStyle w:val="Definition"/>
       </w:pPr>
       <w:r>
-        <w:t xml:space="preserve">202</w:t>
+        <w:t xml:space="preserve">209</w:t>
       </w:r>
     </w:p>
     <w:p>
@@ -61863,7 +62143,7 @@
         <w:pStyle w:val="Definition"/>
       </w:pPr>
       <w:r>
-        <w:t xml:space="preserve">118</w:t>
+        <w:t xml:space="preserve">121</w:t>
       </w:r>
     </w:p>
     <w:p>
@@ -62000,7 +62280,7 @@
         <w:pStyle w:val="Definition"/>
       </w:pPr>
       <w:r>
-        <w:t xml:space="preserve">172</w:t>
+        <w:t xml:space="preserve">178</w:t>
       </w:r>
     </w:p>
     <w:p>
@@ -62137,7 +62417,7 @@
         <w:pStyle w:val="Definition"/>
       </w:pPr>
       <w:r>
-        <w:t xml:space="preserve">189</w:t>
+        <w:t xml:space="preserve">193</w:t>
       </w:r>
     </w:p>
     <w:p>
@@ -62274,7 +62554,7 @@
         <w:pStyle w:val="Definition"/>
       </w:pPr>
       <w:r>
-        <w:t xml:space="preserve">281</w:t>
+        <w:t xml:space="preserve">298</w:t>
       </w:r>
     </w:p>
     <w:p>
@@ -62411,7 +62691,7 @@
         <w:pStyle w:val="Definition"/>
       </w:pPr>
       <w:r>
-        <w:t xml:space="preserve">347</w:t>
+        <w:t xml:space="preserve">364</w:t>
       </w:r>
     </w:p>
     <w:p>
@@ -62548,7 +62828,7 @@
         <w:pStyle w:val="Definition"/>
       </w:pPr>
       <w:r>
-        <w:t xml:space="preserve">69</w:t>
+        <w:t xml:space="preserve">74</w:t>
       </w:r>
     </w:p>
     <w:p>
@@ -62685,7 +62965,7 @@
         <w:pStyle w:val="Definition"/>
       </w:pPr>
       <w:r>
-        <w:t xml:space="preserve">104</w:t>
+        <w:t xml:space="preserve">109</w:t>
       </w:r>
     </w:p>
     <w:p>
@@ -62822,7 +63102,7 @@
         <w:pStyle w:val="Definition"/>
       </w:pPr>
       <w:r>
-        <w:t xml:space="preserve">92</w:t>
+        <w:t xml:space="preserve">95</w:t>
       </w:r>
     </w:p>
     <w:p>
@@ -62936,11 +63216,11 @@
         <w:keepNext/>
         <w:outlineLvl w:val="0"/>
       </w:pPr>
-      <w:bookmarkStart w:id="54476" w:name="TR-OUT-013-02"/>
-      <w:r>
-        <w:t xml:space="preserve">TR-OUT-013-02: Out 013 02 Plantuml Links Html</w:t>
-      </w:r>
-      <w:bookmarkEnd w:id="54476"/>
+      <w:bookmarkStart w:id="54475" w:name="TR-OUT-013-01"/>
+      <w:r>
+        <w:t xml:space="preserve">TR-OUT-013-01: Out 013 01 Plantuml Links</w:t>
+      </w:r>
+      <w:bookmarkEnd w:id="54475"/>
     </w:p>
     <w:p>
       <w:pPr>
@@ -62959,7 +63239,7 @@
         <w:pStyle w:val="Definition"/>
       </w:pPr>
       <w:r>
-        <w:t xml:space="preserve">456</w:t>
+        <w:t xml:space="preserve">67</w:t>
       </w:r>
     </w:p>
     <w:p>
@@ -63039,7 +63319,7 @@
         <w:pStyle w:val="Definition"/>
       </w:pPr>
       <w:r>
-        <w:t xml:space="preserve">tests/e2e/output/vc_out_013_02_plantuml_links_html.md</w:t>
+        <w:t xml:space="preserve">tests/e2e/output/vc_out_013_01_plantuml_links.md</w:t>
       </w:r>
     </w:p>
     <w:p>
@@ -63073,11 +63353,11 @@
         <w:keepNext/>
         <w:outlineLvl w:val="0"/>
       </w:pPr>
-      <w:bookmarkStart w:id="54477" w:name="TR-OUT-013-03"/>
-      <w:r>
-        <w:t xml:space="preserve">TR-OUT-013-03: Out 013 03 Plantuml Links Cache</w:t>
-      </w:r>
-      <w:bookmarkEnd w:id="54477"/>
+      <w:bookmarkStart w:id="54476" w:name="TR-OUT-013-02"/>
+      <w:r>
+        <w:t xml:space="preserve">TR-OUT-013-02: Out 013 02 Plantuml Links Html</w:t>
+      </w:r>
+      <w:bookmarkEnd w:id="54476"/>
     </w:p>
     <w:p>
       <w:pPr>
@@ -63096,7 +63376,7 @@
         <w:pStyle w:val="Definition"/>
       </w:pPr>
       <w:r>
-        <w:t xml:space="preserve">172</w:t>
+        <w:t xml:space="preserve">475</w:t>
       </w:r>
     </w:p>
     <w:p>
@@ -63176,7 +63456,7 @@
         <w:pStyle w:val="Definition"/>
       </w:pPr>
       <w:r>
-        <w:t xml:space="preserve">tests/e2e/output/vc_out_013_03_plantuml_links_cache.md</w:t>
+        <w:t xml:space="preserve">tests/e2e/output/vc_out_013_02_plantuml_links_html.md</w:t>
       </w:r>
     </w:p>
     <w:p>
@@ -63210,11 +63490,11 @@
         <w:keepNext/>
         <w:outlineLvl w:val="0"/>
       </w:pPr>
-      <w:bookmarkStart w:id="54478" w:name="TR-OUT-013-04"/>
-      <w:r>
-        <w:t xml:space="preserve">TR-OUT-013-04: Out 013 04 Plantuml Link Unresolved</w:t>
-      </w:r>
-      <w:bookmarkEnd w:id="54478"/>
+      <w:bookmarkStart w:id="54477" w:name="TR-OUT-013-03"/>
+      <w:r>
+        <w:t xml:space="preserve">TR-OUT-013-03: Out 013 03 Plantuml Links Cache</w:t>
+      </w:r>
+      <w:bookmarkEnd w:id="54477"/>
     </w:p>
     <w:p>
       <w:pPr>
@@ -63233,7 +63513,7 @@
         <w:pStyle w:val="Definition"/>
       </w:pPr>
       <w:r>
-        <w:t xml:space="preserve">67</w:t>
+        <w:t xml:space="preserve">180</w:t>
       </w:r>
     </w:p>
     <w:p>
@@ -63313,7 +63593,7 @@
         <w:pStyle w:val="Definition"/>
       </w:pPr>
       <w:r>
-        <w:t xml:space="preserve">tests/e2e/verify/vc_out_013_04_plantuml_link_unresolved.md</w:t>
+        <w:t xml:space="preserve">tests/e2e/output/vc_out_013_03_plantuml_links_cache.md</w:t>
       </w:r>
     </w:p>
     <w:p>
@@ -63347,11 +63627,11 @@
         <w:keepNext/>
         <w:outlineLvl w:val="0"/>
       </w:pPr>
-      <w:bookmarkStart w:id="54479" w:name="TR-OUT-013-05"/>
-      <w:r>
-        <w:t xml:space="preserve">TR-OUT-013-05: Out 013 05 Plantuml Hook Contract</w:t>
-      </w:r>
-      <w:bookmarkEnd w:id="54479"/>
+      <w:bookmarkStart w:id="54478" w:name="TR-OUT-013-04"/>
+      <w:r>
+        <w:t xml:space="preserve">TR-OUT-013-04: Out 013 04 Plantuml Link Unresolved</w:t>
+      </w:r>
+      <w:bookmarkEnd w:id="54478"/>
     </w:p>
     <w:p>
       <w:pPr>
@@ -63370,7 +63650,7 @@
         <w:pStyle w:val="Definition"/>
       </w:pPr>
       <w:r>
-        <w:t xml:space="preserve">39</w:t>
+        <w:t xml:space="preserve">73</w:t>
       </w:r>
     </w:p>
     <w:p>
@@ -63450,7 +63730,7 @@
         <w:pStyle w:val="Definition"/>
       </w:pPr>
       <w:r>
-        <w:t xml:space="preserve">tests/e2e/extension/vc_out_013_05_plantuml_hook_contract.md</w:t>
+        <w:t xml:space="preserve">tests/e2e/verify/vc_out_013_04_plantuml_link_unresolved.md</w:t>
       </w:r>
     </w:p>
     <w:p>
@@ -63484,6 +63764,417 @@
         <w:keepNext/>
         <w:outlineLvl w:val="0"/>
       </w:pPr>
+      <w:bookmarkStart w:id="54479" w:name="TR-OUT-013-05"/>
+      <w:r>
+        <w:t xml:space="preserve">TR-OUT-013-05: Out 013 05 Plantuml Hook Contract</w:t>
+      </w:r>
+      <w:bookmarkEnd w:id="54479"/>
+    </w:p>
+    <w:p>
+      <w:pPr>
+        <w:pStyle w:val="DefinitionTerm"/>
+      </w:pPr>
+      <w:r>
+        <w:rPr>
+          <w:bCs/>
+          <w:b/>
+        </w:rPr>
+        <w:t xml:space="preserve">DURATION MS:</w:t>
+      </w:r>
+    </w:p>
+    <w:p>
+      <w:pPr>
+        <w:pStyle w:val="Definition"/>
+      </w:pPr>
+      <w:r>
+        <w:t xml:space="preserve">42</w:t>
+      </w:r>
+    </w:p>
+    <w:p>
+      <w:pPr>
+        <w:pStyle w:val="DefinitionTerm"/>
+      </w:pPr>
+      <w:r>
+        <w:rPr>
+          <w:bCs/>
+          <w:b/>
+        </w:rPr>
+        <w:t xml:space="preserve">EXECUTED BY:</w:t>
+      </w:r>
+    </w:p>
+    <w:p>
+      <w:pPr>
+        <w:pStyle w:val="Definition"/>
+      </w:pPr>
+      <w:r>
+        <w:t xml:space="preserve">E2E Test Runner</w:t>
+      </w:r>
+    </w:p>
+    <w:p>
+      <w:pPr>
+        <w:pStyle w:val="DefinitionTerm"/>
+      </w:pPr>
+      <w:r>
+        <w:rPr>
+          <w:bCs/>
+          <w:b/>
+        </w:rPr>
+        <w:t xml:space="preserve">EXECUTION DATE:</w:t>
+      </w:r>
+    </w:p>
+    <w:p>
+      <w:pPr>
+        <w:pStyle w:val="Definition"/>
+      </w:pPr>
+      <w:r>
+        <w:t xml:space="preserve">2026-10-22</w:t>
+      </w:r>
+    </w:p>
+    <w:p>
+      <w:pPr>
+        <w:pStyle w:val="DefinitionTerm"/>
+      </w:pPr>
+      <w:r>
+        <w:rPr>
+          <w:bCs/>
+          <w:b/>
+        </w:rPr>
+        <w:t xml:space="preserve">RESULT:</w:t>
+      </w:r>
+    </w:p>
+    <w:p>
+      <w:pPr>
+        <w:pStyle w:val="Definition"/>
+      </w:pPr>
+      <w:r>
+        <w:t xml:space="preserve">Pass</w:t>
+      </w:r>
+    </w:p>
+    <w:p>
+      <w:pPr>
+        <w:pStyle w:val="DefinitionTerm"/>
+      </w:pPr>
+      <w:r>
+        <w:rPr>
+          <w:bCs/>
+          <w:b/>
+        </w:rPr>
+        <w:t xml:space="preserve">TEST FILE:</w:t>
+      </w:r>
+    </w:p>
+    <w:p>
+      <w:pPr>
+        <w:pStyle w:val="Definition"/>
+      </w:pPr>
+      <w:r>
+        <w:t xml:space="preserve">tests/e2e/extension/vc_out_013_05_plantuml_hook_contract.md</w:t>
+      </w:r>
+    </w:p>
+    <w:p>
+      <w:pPr>
+        <w:pStyle w:val="DefinitionTerm"/>
+      </w:pPr>
+      <w:r>
+        <w:rPr>
+          <w:bCs/>
+          <w:b/>
+        </w:rPr>
+        <w:t xml:space="preserve">TRACEABILITY:</w:t>
+      </w:r>
+    </w:p>
+    <w:p>
+      <w:pPr>
+        <w:pStyle w:val="Definition"/>
+      </w:pPr>
+      <w:hyperlink w:anchor="VC-OUT-013">
+        <w:r>
+          <w:rPr>
+            <w:rStyle w:val="Hyperlink"/>
+          </w:rPr>
+          <w:t xml:space="preserve">VC-OUT-013</w:t>
+        </w:r>
+      </w:hyperlink>
+    </w:p>
+    <w:p>
+      <w:pPr>
+        <w:pStyle w:val="SpecObjectHeader"/>
+        <w:keepNext/>
+        <w:outlineLvl w:val="0"/>
+      </w:pPr>
+      <w:bookmarkStart w:id="54480" w:name="TR-OUT-013-06"/>
+      <w:r>
+        <w:t xml:space="preserve">TR-OUT-013-06: Out 013 06 Plantuml Links Edge</w:t>
+      </w:r>
+      <w:bookmarkEnd w:id="54480"/>
+    </w:p>
+    <w:p>
+      <w:pPr>
+        <w:pStyle w:val="DefinitionTerm"/>
+      </w:pPr>
+      <w:r>
+        <w:rPr>
+          <w:bCs/>
+          <w:b/>
+        </w:rPr>
+        <w:t xml:space="preserve">DURATION MS:</w:t>
+      </w:r>
+    </w:p>
+    <w:p>
+      <w:pPr>
+        <w:pStyle w:val="Definition"/>
+      </w:pPr>
+      <w:r>
+        <w:t xml:space="preserve">636</w:t>
+      </w:r>
+    </w:p>
+    <w:p>
+      <w:pPr>
+        <w:pStyle w:val="DefinitionTerm"/>
+      </w:pPr>
+      <w:r>
+        <w:rPr>
+          <w:bCs/>
+          <w:b/>
+        </w:rPr>
+        <w:t xml:space="preserve">EXECUTED BY:</w:t>
+      </w:r>
+    </w:p>
+    <w:p>
+      <w:pPr>
+        <w:pStyle w:val="Definition"/>
+      </w:pPr>
+      <w:r>
+        <w:t xml:space="preserve">E2E Test Runner</w:t>
+      </w:r>
+    </w:p>
+    <w:p>
+      <w:pPr>
+        <w:pStyle w:val="DefinitionTerm"/>
+      </w:pPr>
+      <w:r>
+        <w:rPr>
+          <w:bCs/>
+          <w:b/>
+        </w:rPr>
+        <w:t xml:space="preserve">EXECUTION DATE:</w:t>
+      </w:r>
+    </w:p>
+    <w:p>
+      <w:pPr>
+        <w:pStyle w:val="Definition"/>
+      </w:pPr>
+      <w:r>
+        <w:t xml:space="preserve">2026-10-22</w:t>
+      </w:r>
+    </w:p>
+    <w:p>
+      <w:pPr>
+        <w:pStyle w:val="DefinitionTerm"/>
+      </w:pPr>
+      <w:r>
+        <w:rPr>
+          <w:bCs/>
+          <w:b/>
+        </w:rPr>
+        <w:t xml:space="preserve">RESULT:</w:t>
+      </w:r>
+    </w:p>
+    <w:p>
+      <w:pPr>
+        <w:pStyle w:val="Definition"/>
+      </w:pPr>
+      <w:r>
+        <w:t xml:space="preserve">Pass</w:t>
+      </w:r>
+    </w:p>
+    <w:p>
+      <w:pPr>
+        <w:pStyle w:val="DefinitionTerm"/>
+      </w:pPr>
+      <w:r>
+        <w:rPr>
+          <w:bCs/>
+          <w:b/>
+        </w:rPr>
+        <w:t xml:space="preserve">TEST FILE:</w:t>
+      </w:r>
+    </w:p>
+    <w:p>
+      <w:pPr>
+        <w:pStyle w:val="Definition"/>
+      </w:pPr>
+      <w:r>
+        <w:t xml:space="preserve">tests/e2e/output/vc_out_013_06_plantuml_links_edge.md</w:t>
+      </w:r>
+    </w:p>
+    <w:p>
+      <w:pPr>
+        <w:pStyle w:val="DefinitionTerm"/>
+      </w:pPr>
+      <w:r>
+        <w:rPr>
+          <w:bCs/>
+          <w:b/>
+        </w:rPr>
+        <w:t xml:space="preserve">TRACEABILITY:</w:t>
+      </w:r>
+    </w:p>
+    <w:p>
+      <w:pPr>
+        <w:pStyle w:val="Definition"/>
+      </w:pPr>
+      <w:hyperlink w:anchor="VC-OUT-013">
+        <w:r>
+          <w:rPr>
+            <w:rStyle w:val="Hyperlink"/>
+          </w:rPr>
+          <w:t xml:space="preserve">VC-OUT-013</w:t>
+        </w:r>
+      </w:hyperlink>
+    </w:p>
+    <w:p>
+      <w:pPr>
+        <w:pStyle w:val="SpecObjectHeader"/>
+        <w:keepNext/>
+        <w:outlineLvl w:val="0"/>
+      </w:pPr>
+      <w:bookmarkStart w:id="98262" w:name="TR-CFG-001-01"/>
+      <w:r>
+        <w:t xml:space="preserve">TR-CFG-001-01: Cfg 001 01 Manifest Over Env</w:t>
+      </w:r>
+      <w:bookmarkEnd w:id="98262"/>
+    </w:p>
+    <w:p>
+      <w:pPr>
+        <w:pStyle w:val="DefinitionTerm"/>
+      </w:pPr>
+      <w:r>
+        <w:rPr>
+          <w:bCs/>
+          <w:b/>
+        </w:rPr>
+        <w:t xml:space="preserve">DURATION MS:</w:t>
+      </w:r>
+    </w:p>
+    <w:p>
+      <w:pPr>
+        <w:pStyle w:val="Definition"/>
+      </w:pPr>
+      <w:r>
+        <w:t xml:space="preserve">39</w:t>
+      </w:r>
+    </w:p>
+    <w:p>
+      <w:pPr>
+        <w:pStyle w:val="DefinitionTerm"/>
+      </w:pPr>
+      <w:r>
+        <w:rPr>
+          <w:bCs/>
+          <w:b/>
+        </w:rPr>
+        <w:t xml:space="preserve">EXECUTED BY:</w:t>
+      </w:r>
+    </w:p>
+    <w:p>
+      <w:pPr>
+        <w:pStyle w:val="Definition"/>
+      </w:pPr>
+      <w:r>
+        <w:t xml:space="preserve">E2E Test Runner</w:t>
+      </w:r>
+    </w:p>
+    <w:p>
+      <w:pPr>
+        <w:pStyle w:val="DefinitionTerm"/>
+      </w:pPr>
+      <w:r>
+        <w:rPr>
+          <w:bCs/>
+          <w:b/>
+        </w:rPr>
+        <w:t xml:space="preserve">EXECUTION DATE:</w:t>
+      </w:r>
+    </w:p>
+    <w:p>
+      <w:pPr>
+        <w:pStyle w:val="Definition"/>
+      </w:pPr>
+      <w:r>
+        <w:t xml:space="preserve">2026-10-22</w:t>
+      </w:r>
+    </w:p>
+    <w:p>
+      <w:pPr>
+        <w:pStyle w:val="DefinitionTerm"/>
+      </w:pPr>
+      <w:r>
+        <w:rPr>
+          <w:bCs/>
+          <w:b/>
+        </w:rPr>
+        <w:t xml:space="preserve">RESULT:</w:t>
+      </w:r>
+    </w:p>
+    <w:p>
+      <w:pPr>
+        <w:pStyle w:val="Definition"/>
+      </w:pPr>
+      <w:r>
+        <w:t xml:space="preserve">Pass</w:t>
+      </w:r>
+    </w:p>
+    <w:p>
+      <w:pPr>
+        <w:pStyle w:val="DefinitionTerm"/>
+      </w:pPr>
+      <w:r>
+        <w:rPr>
+          <w:bCs/>
+          <w:b/>
+        </w:rPr>
+        <w:t xml:space="preserve">TEST FILE:</w:t>
+      </w:r>
+    </w:p>
+    <w:p>
+      <w:pPr>
+        <w:pStyle w:val="Definition"/>
+      </w:pPr>
+      <w:r>
+        <w:t xml:space="preserve">tests/e2e/internals/vc_cfg_001_01_manifest_over_env.md</w:t>
+      </w:r>
+    </w:p>
+    <w:p>
+      <w:pPr>
+        <w:pStyle w:val="DefinitionTerm"/>
+      </w:pPr>
+      <w:r>
+        <w:rPr>
+          <w:bCs/>
+          <w:b/>
+        </w:rPr>
+        <w:t xml:space="preserve">TRACEABILITY:</w:t>
+      </w:r>
+    </w:p>
+    <w:p>
+      <w:pPr>
+        <w:pStyle w:val="Definition"/>
+      </w:pPr>
+      <w:hyperlink w:anchor="VC-CFG-001">
+        <w:r>
+          <w:rPr>
+            <w:rStyle w:val="Hyperlink"/>
+          </w:rPr>
+          <w:t xml:space="preserve">VC-CFG-001</w:t>
+        </w:r>
+      </w:hyperlink>
+    </w:p>
+    <w:p>
+      <w:pPr>
+        <w:pStyle w:val="SpecObjectHeader"/>
+        <w:keepNext/>
+        <w:outlineLvl w:val="0"/>
+      </w:pPr>
       <w:bookmarkStart w:id="17735" w:name="TR-INT-016-01"/>
       <w:r>
         <w:t xml:space="preserve">TR-INT-016-01: Int 016 01 Label Slugify</w:t>
@@ -63507,7 +64198,7 @@
         <w:pStyle w:val="Definition"/>
       </w:pPr>
       <w:r>
-        <w:t xml:space="preserve">41</w:t>
+        <w:t xml:space="preserve">44</w:t>
       </w:r>
     </w:p>
     <w:p>
@@ -63612,143 +64303,6 @@
             <w:rStyle w:val="Hyperlink"/>
           </w:rPr>
           <w:t xml:space="preserve">VC-INT-016</w:t>
-        </w:r>
-      </w:hyperlink>
-    </w:p>
-    <w:p>
-      <w:pPr>
-        <w:pStyle w:val="SpecObjectHeader"/>
-        <w:keepNext/>
-        <w:outlineLvl w:val="0"/>
-      </w:pPr>
-      <w:bookmarkStart w:id="98262" w:name="TR-CFG-001-01"/>
-      <w:r>
-        <w:t xml:space="preserve">TR-CFG-001-01: Cfg 001 01 Manifest Over Env</w:t>
-      </w:r>
-      <w:bookmarkEnd w:id="98262"/>
-    </w:p>
-    <w:p>
-      <w:pPr>
-        <w:pStyle w:val="DefinitionTerm"/>
-      </w:pPr>
-      <w:r>
-        <w:rPr>
-          <w:bCs/>
-          <w:b/>
-        </w:rPr>
-        <w:t xml:space="preserve">DURATION MS:</w:t>
-      </w:r>
-    </w:p>
-    <w:p>
-      <w:pPr>
-        <w:pStyle w:val="Definition"/>
-      </w:pPr>
-      <w:r>
-        <w:t xml:space="preserve">35</w:t>
-      </w:r>
-    </w:p>
-    <w:p>
-      <w:pPr>
-        <w:pStyle w:val="DefinitionTerm"/>
-      </w:pPr>
-      <w:r>
-        <w:rPr>
-          <w:bCs/>
-          <w:b/>
-        </w:rPr>
-        <w:t xml:space="preserve">EXECUTED BY:</w:t>
-      </w:r>
-    </w:p>
-    <w:p>
-      <w:pPr>
-        <w:pStyle w:val="Definition"/>
-      </w:pPr>
-      <w:r>
-        <w:t xml:space="preserve">E2E Test Runner</w:t>
-      </w:r>
-    </w:p>
-    <w:p>
-      <w:pPr>
-        <w:pStyle w:val="DefinitionTerm"/>
-      </w:pPr>
-      <w:r>
-        <w:rPr>
-          <w:bCs/>
-          <w:b/>
-        </w:rPr>
-        <w:t xml:space="preserve">EXECUTION DATE:</w:t>
-      </w:r>
-    </w:p>
-    <w:p>
-      <w:pPr>
-        <w:pStyle w:val="Definition"/>
-      </w:pPr>
-      <w:r>
-        <w:t xml:space="preserve">2026-10-22</w:t>
-      </w:r>
-    </w:p>
-    <w:p>
-      <w:pPr>
-        <w:pStyle w:val="DefinitionTerm"/>
-      </w:pPr>
-      <w:r>
-        <w:rPr>
-          <w:bCs/>
-          <w:b/>
-        </w:rPr>
-        <w:t xml:space="preserve">RESULT:</w:t>
-      </w:r>
-    </w:p>
-    <w:p>
-      <w:pPr>
-        <w:pStyle w:val="Definition"/>
-      </w:pPr>
-      <w:r>
-        <w:t xml:space="preserve">Pass</w:t>
-      </w:r>
-    </w:p>
-    <w:p>
-      <w:pPr>
-        <w:pStyle w:val="DefinitionTerm"/>
-      </w:pPr>
-      <w:r>
-        <w:rPr>
-          <w:bCs/>
-          <w:b/>
-        </w:rPr>
-        <w:t xml:space="preserve">TEST FILE:</w:t>
-      </w:r>
-    </w:p>
-    <w:p>
-      <w:pPr>
-        <w:pStyle w:val="Definition"/>
-      </w:pPr>
-      <w:r>
-        <w:t xml:space="preserve">tests/e2e/internals/vc_cfg_001_01_manifest_over_env.md</w:t>
-      </w:r>
-    </w:p>
-    <w:p>
-      <w:pPr>
-        <w:pStyle w:val="DefinitionTerm"/>
-      </w:pPr>
-      <w:r>
-        <w:rPr>
-          <w:bCs/>
-          <w:b/>
-        </w:rPr>
-        <w:t xml:space="preserve">TRACEABILITY:</w:t>
-      </w:r>
-    </w:p>
-    <w:p>
-      <w:pPr>
-        <w:pStyle w:val="Definition"/>
-      </w:pPr>
-      <w:hyperlink w:anchor="VC-CFG-001">
-        <w:r>
-          <w:rPr>
-            <w:rStyle w:val="Hyperlink"/>
-          </w:rPr>
-          <w:t xml:space="preserve">VC-CFG-001</w:t>
         </w:r>
       </w:hyperlink>
     </w:p>
@@ -65071,11 +65625,11 @@
     <w:qFormat/>
     <w:pPr>
       <w:keepNext/>
-      <w:spacing w:after="120" w:line="276" w:lineRule="auto" w:before="280"/>
+      <w:spacing w:after="120" w:before="280" w:line="276" w:lineRule="auto"/>
       <w:outlineLvl w:val="0"/>
     </w:pPr>
     <w:rPr>
-      <w:rFonts w:cs="Calibri Light" w:ascii="Calibri Light" w:hAnsi="Calibri Light"/>
+      <w:rFonts w:ascii="Calibri Light" w:hAnsi="Calibri Light" w:cs="Calibri Light"/>
       <w:b/>
       <w:bCs/>
       <w:color w:val="0F4C64"/>
